--- a/docs/PAPER_SUPPLEMENTARY.docx
+++ b/docs/PAPER_SUPPLEMENTARY.docx
@@ -6,13 +6,14 @@
       <w:pPr>
         <w:pStyle w:val="Title"/>
         <w:spacing w:after="160"/>
+        <w:jc w:val="both"/>
       </w:pPr>
       <w:r>
         <w:rPr>
           <w:rFonts w:ascii="Times New Roman" w:hAnsi="Times New Roman"/>
           <w:b/>
           <w:color w:val="000000"/>
-          <w:sz w:val="36"/>
+          <w:sz w:val="20"/>
         </w:rPr>
         <w:t>Supplementary Material</w:t>
       </w:r>
@@ -21,13 +22,14 @@
       <w:pPr>
         <w:pStyle w:val="Heading1"/>
         <w:keepNext/>
+        <w:jc w:val="both"/>
       </w:pPr>
       <w:r>
         <w:rPr>
           <w:rFonts w:ascii="Times New Roman" w:hAnsi="Times New Roman"/>
           <w:b/>
           <w:color w:val="000000"/>
-          <w:sz w:val="28"/>
+          <w:sz w:val="20"/>
         </w:rPr>
         <w:t>Patch-Content Fungibility: Geometry, Functional Transmission, and Operator-Aware Token Compression</w:t>
       </w:r>
@@ -35,6 +37,7 @@
     <w:p>
       <w:pPr>
         <w:spacing w:after="100" w:line="259" w:lineRule="auto"/>
+        <w:jc w:val="both"/>
       </w:pPr>
       <w:r>
         <w:rPr>
@@ -50,13 +53,14 @@
       <w:pPr>
         <w:pStyle w:val="Heading1"/>
         <w:keepNext/>
+        <w:jc w:val="both"/>
       </w:pPr>
       <w:r>
         <w:rPr>
           <w:rFonts w:ascii="Times New Roman" w:hAnsi="Times New Roman"/>
           <w:b/>
           <w:color w:val="000000"/>
-          <w:sz w:val="28"/>
+          <w:sz w:val="20"/>
         </w:rPr>
         <w:t>S1. Evidence map and study design</w:t>
       </w:r>
@@ -64,6 +68,7 @@
     <w:p>
       <w:pPr>
         <w:spacing w:after="100" w:line="259" w:lineRule="auto"/>
+        <w:jc w:val="both"/>
       </w:pPr>
       <w:r>
         <w:rPr>
@@ -73,6 +78,17 @@
           <w:sz w:val="20"/>
         </w:rPr>
         <w:t>The analyses are grouped by the scientific question they address. Table I in the main text identifies each evidence family’s sample unit; cohorts and endpoints are not pooled across studies.</w:t>
+      </w:r>
+    </w:p>
+    <w:p>
+      <w:pPr>
+        <w:jc w:val="both"/>
+      </w:pPr>
+      <w:r>
+        <w:rPr>
+          <w:sz w:val="20"/>
+        </w:rPr>
+        <w:t>Supplementary evidence map. Summary of evidence families, scientific questions, model coverage, core conditions, and contributions covered by the supplementary analyses.</w:t>
       </w:r>
     </w:p>
     <w:tbl>
@@ -110,13 +126,17 @@
               <w:spacing w:after="0" w:line="240" w:lineRule="auto"/>
               <w:jc w:val="center"/>
             </w:pPr>
-            <w:r/>
+            <w:r>
+              <w:rPr>
+                <w:sz w:val="20"/>
+              </w:rPr>
+            </w:r>
             <w:r>
               <w:rPr>
                 <w:rFonts w:ascii="Times New Roman" w:hAnsi="Times New Roman"/>
                 <w:b/>
                 <w:color w:val="17232D"/>
-                <w:sz w:val="16"/>
+                <w:sz w:val="20"/>
               </w:rPr>
               <w:t>Evidence family</w:t>
             </w:r>
@@ -139,13 +159,17 @@
               <w:spacing w:after="0" w:line="240" w:lineRule="auto"/>
               <w:jc w:val="center"/>
             </w:pPr>
-            <w:r/>
+            <w:r>
+              <w:rPr>
+                <w:sz w:val="20"/>
+              </w:rPr>
+            </w:r>
             <w:r>
               <w:rPr>
                 <w:rFonts w:ascii="Times New Roman" w:hAnsi="Times New Roman"/>
                 <w:b/>
                 <w:color w:val="17232D"/>
-                <w:sz w:val="16"/>
+                <w:sz w:val="20"/>
               </w:rPr>
               <w:t>Scientific question</w:t>
             </w:r>
@@ -168,13 +192,17 @@
               <w:spacing w:after="0" w:line="240" w:lineRule="auto"/>
               <w:jc w:val="center"/>
             </w:pPr>
-            <w:r/>
+            <w:r>
+              <w:rPr>
+                <w:sz w:val="20"/>
+              </w:rPr>
+            </w:r>
             <w:r>
               <w:rPr>
                 <w:rFonts w:ascii="Times New Roman" w:hAnsi="Times New Roman"/>
                 <w:b/>
                 <w:color w:val="17232D"/>
-                <w:sz w:val="16"/>
+                <w:sz w:val="20"/>
               </w:rPr>
               <w:t>Models</w:t>
             </w:r>
@@ -197,13 +225,17 @@
               <w:spacing w:after="0" w:line="240" w:lineRule="auto"/>
               <w:jc w:val="center"/>
             </w:pPr>
-            <w:r/>
+            <w:r>
+              <w:rPr>
+                <w:sz w:val="20"/>
+              </w:rPr>
+            </w:r>
             <w:r>
               <w:rPr>
                 <w:rFonts w:ascii="Times New Roman" w:hAnsi="Times New Roman"/>
                 <w:b/>
                 <w:color w:val="17232D"/>
-                <w:sz w:val="16"/>
+                <w:sz w:val="20"/>
               </w:rPr>
               <w:t>Core conditions</w:t>
             </w:r>
@@ -226,13 +258,17 @@
               <w:spacing w:after="0" w:line="240" w:lineRule="auto"/>
               <w:jc w:val="center"/>
             </w:pPr>
-            <w:r/>
+            <w:r>
+              <w:rPr>
+                <w:sz w:val="20"/>
+              </w:rPr>
+            </w:r>
             <w:r>
               <w:rPr>
                 <w:rFonts w:ascii="Times New Roman" w:hAnsi="Times New Roman"/>
                 <w:b/>
                 <w:color w:val="17232D"/>
-                <w:sz w:val="16"/>
+                <w:sz w:val="20"/>
               </w:rPr>
               <w:t>Contribution</w:t>
             </w:r>
@@ -255,13 +291,17 @@
             <w:pPr>
               <w:spacing w:after="0" w:line="240" w:lineRule="auto"/>
             </w:pPr>
-            <w:r/>
+            <w:r>
+              <w:rPr>
+                <w:sz w:val="20"/>
+              </w:rPr>
+            </w:r>
             <w:r>
               <w:rPr>
                 <w:rFonts w:ascii="Times New Roman" w:hAnsi="Times New Roman"/>
                 <w:b w:val="0"/>
                 <w:color w:val="202A32"/>
-                <w:sz w:val="16"/>
+                <w:sz w:val="20"/>
               </w:rPr>
               <w:t>Depth-dependent replacement</w:t>
             </w:r>
@@ -283,13 +323,17 @@
               <w:spacing w:after="0" w:line="240" w:lineRule="auto"/>
               <w:jc w:val="center"/>
             </w:pPr>
-            <w:r/>
+            <w:r>
+              <w:rPr>
+                <w:sz w:val="20"/>
+              </w:rPr>
+            </w:r>
             <w:r>
               <w:rPr>
                 <w:rFonts w:ascii="Times New Roman" w:hAnsi="Times New Roman"/>
                 <w:b w:val="0"/>
                 <w:color w:val="202A32"/>
-                <w:sz w:val="16"/>
+                <w:sz w:val="20"/>
               </w:rPr>
               <w:t>How does replacement tolerance vary with depth, and how does it differ from zero ablation?</w:t>
             </w:r>
@@ -311,13 +355,17 @@
               <w:spacing w:after="0" w:line="240" w:lineRule="auto"/>
               <w:jc w:val="center"/>
             </w:pPr>
-            <w:r/>
+            <w:r>
+              <w:rPr>
+                <w:sz w:val="20"/>
+              </w:rPr>
+            </w:r>
             <w:r>
               <w:rPr>
                 <w:rFonts w:ascii="Times New Roman" w:hAnsi="Times New Roman"/>
                 <w:b w:val="0"/>
                 <w:color w:val="202A32"/>
-                <w:sz w:val="16"/>
+                <w:sz w:val="20"/>
               </w:rPr>
               <w:t>All four architectures</w:t>
             </w:r>
@@ -339,13 +387,17 @@
               <w:spacing w:after="0" w:line="240" w:lineRule="auto"/>
               <w:jc w:val="center"/>
             </w:pPr>
-            <w:r/>
+            <w:r>
+              <w:rPr>
+                <w:sz w:val="20"/>
+              </w:rPr>
+            </w:r>
             <w:r>
               <w:rPr>
                 <w:rFonts w:ascii="Times New Roman" w:hAnsi="Times New Roman"/>
                 <w:b w:val="0"/>
                 <w:color w:val="202A32"/>
-                <w:sz w:val="16"/>
+                <w:sz w:val="20"/>
               </w:rPr>
               <w:t>Zero, calibration centroid, and Gaussian surrogates at 25% replacement across depths 5–10; depth-6 follow-up for ViT-B and DINOv2</w:t>
             </w:r>
@@ -367,13 +419,17 @@
               <w:spacing w:after="0" w:line="240" w:lineRule="auto"/>
               <w:jc w:val="center"/>
             </w:pPr>
-            <w:r/>
+            <w:r>
+              <w:rPr>
+                <w:sz w:val="20"/>
+              </w:rPr>
+            </w:r>
             <w:r>
               <w:rPr>
                 <w:rFonts w:ascii="Times New Roman" w:hAnsi="Times New Roman"/>
                 <w:b w:val="0"/>
                 <w:color w:val="202A32"/>
-                <w:sz w:val="16"/>
+                <w:sz w:val="20"/>
               </w:rPr>
               <w:t>Establishes architecture-dependent depth profiles and the distinction between content replacement and removal.</w:t>
             </w:r>
@@ -396,13 +452,17 @@
             <w:pPr>
               <w:spacing w:after="0" w:line="240" w:lineRule="auto"/>
             </w:pPr>
-            <w:r/>
+            <w:r>
+              <w:rPr>
+                <w:sz w:val="20"/>
+              </w:rPr>
+            </w:r>
             <w:r>
               <w:rPr>
                 <w:rFonts w:ascii="Times New Roman" w:hAnsi="Times New Roman"/>
                 <w:b w:val="0"/>
                 <w:color w:val="202A32"/>
-                <w:sz w:val="16"/>
+                <w:sz w:val="20"/>
               </w:rPr>
               <w:t>Geometric compatibility</w:t>
             </w:r>
@@ -424,13 +484,17 @@
               <w:spacing w:after="0" w:line="240" w:lineRule="auto"/>
               <w:jc w:val="center"/>
             </w:pPr>
-            <w:r/>
+            <w:r>
+              <w:rPr>
+                <w:sz w:val="20"/>
+              </w:rPr>
+            </w:r>
             <w:r>
               <w:rPr>
                 <w:rFonts w:ascii="Times New Roman" w:hAnsi="Times New Roman"/>
                 <w:b w:val="0"/>
                 <w:color w:val="202A32"/>
-                <w:sz w:val="16"/>
+                <w:sz w:val="20"/>
               </w:rPr>
               <w:t>Which properties of static surrogate vectors constrain replacement?</w:t>
             </w:r>
@@ -452,13 +516,17 @@
               <w:spacing w:after="0" w:line="240" w:lineRule="auto"/>
               <w:jc w:val="center"/>
             </w:pPr>
-            <w:r/>
+            <w:r>
+              <w:rPr>
+                <w:sz w:val="20"/>
+              </w:rPr>
+            </w:r>
             <w:r>
               <w:rPr>
                 <w:rFonts w:ascii="Times New Roman" w:hAnsi="Times New Roman"/>
                 <w:b w:val="0"/>
                 <w:color w:val="202A32"/>
-                <w:sz w:val="16"/>
+                <w:sz w:val="20"/>
               </w:rPr>
               <w:t>All four architectures</w:t>
             </w:r>
@@ -480,13 +548,17 @@
               <w:spacing w:after="0" w:line="240" w:lineRule="auto"/>
               <w:jc w:val="center"/>
             </w:pPr>
-            <w:r/>
+            <w:r>
+              <w:rPr>
+                <w:sz w:val="20"/>
+              </w:rPr>
+            </w:r>
             <w:r>
               <w:rPr>
                 <w:rFonts w:ascii="Times New Roman" w:hAnsi="Times New Roman"/>
                 <w:b w:val="0"/>
                 <w:color w:val="202A32"/>
-                <w:sz w:val="16"/>
+                <w:sz w:val="20"/>
               </w:rPr>
               <w:t>Centroid, coordinate permutation, sign inversion, scale, and alignment controls</w:t>
             </w:r>
@@ -508,13 +580,17 @@
               <w:spacing w:after="0" w:line="240" w:lineRule="auto"/>
               <w:jc w:val="center"/>
             </w:pPr>
-            <w:r/>
+            <w:r>
+              <w:rPr>
+                <w:sz w:val="20"/>
+              </w:rPr>
+            </w:r>
             <w:r>
               <w:rPr>
                 <w:rFonts w:ascii="Times New Roman" w:hAnsi="Times New Roman"/>
                 <w:b w:val="0"/>
                 <w:color w:val="202A32"/>
-                <w:sz w:val="16"/>
+                <w:sz w:val="20"/>
               </w:rPr>
               <w:t>Shows that coordinate assignment and direction matter in tested settings.</w:t>
             </w:r>
@@ -537,13 +613,17 @@
             <w:pPr>
               <w:spacing w:after="0" w:line="240" w:lineRule="auto"/>
             </w:pPr>
-            <w:r/>
+            <w:r>
+              <w:rPr>
+                <w:sz w:val="20"/>
+              </w:rPr>
+            </w:r>
             <w:r>
               <w:rPr>
                 <w:rFonts w:ascii="Times New Roman" w:hAnsi="Times New Roman"/>
                 <w:b w:val="0"/>
                 <w:color w:val="202A32"/>
-                <w:sz w:val="16"/>
+                <w:sz w:val="20"/>
               </w:rPr>
               <w:t>Token-position diversity</w:t>
             </w:r>
@@ -565,13 +645,17 @@
               <w:spacing w:after="0" w:line="240" w:lineRule="auto"/>
               <w:jc w:val="center"/>
             </w:pPr>
-            <w:r/>
+            <w:r>
+              <w:rPr>
+                <w:sz w:val="20"/>
+              </w:rPr>
+            </w:r>
             <w:r>
               <w:rPr>
                 <w:rFonts w:ascii="Times New Roman" w:hAnsi="Times New Roman"/>
                 <w:b w:val="0"/>
                 <w:color w:val="202A32"/>
-                <w:sz w:val="16"/>
+                <w:sz w:val="20"/>
               </w:rPr>
               <w:t>How does variation across patch positions affect complete replacement?</w:t>
             </w:r>
@@ -593,13 +677,17 @@
               <w:spacing w:after="0" w:line="240" w:lineRule="auto"/>
               <w:jc w:val="center"/>
             </w:pPr>
-            <w:r/>
+            <w:r>
+              <w:rPr>
+                <w:sz w:val="20"/>
+              </w:rPr>
+            </w:r>
             <w:r>
               <w:rPr>
                 <w:rFonts w:ascii="Times New Roman" w:hAnsi="Times New Roman"/>
                 <w:b w:val="0"/>
                 <w:color w:val="202A32"/>
-                <w:sz w:val="16"/>
+                <w:sz w:val="20"/>
               </w:rPr>
               <w:t>All four architectures</w:t>
             </w:r>
@@ -621,13 +709,17 @@
               <w:spacing w:after="0" w:line="240" w:lineRule="auto"/>
               <w:jc w:val="center"/>
             </w:pPr>
-            <w:r/>
+            <w:r>
+              <w:rPr>
+                <w:sz w:val="20"/>
+              </w:rPr>
+            </w:r>
             <w:r>
               <w:rPr>
                 <w:rFonts w:ascii="Times New Roman" w:hAnsi="Times New Roman"/>
                 <w:b w:val="0"/>
                 <w:color w:val="202A32"/>
-                <w:sz w:val="16"/>
+                <w:sz w:val="20"/>
               </w:rPr>
               <w:t>Shared, grouped, and independent Gaussian surrogates at Block 8</w:t>
             </w:r>
@@ -649,13 +741,17 @@
               <w:spacing w:after="0" w:line="240" w:lineRule="auto"/>
               <w:jc w:val="center"/>
             </w:pPr>
-            <w:r/>
+            <w:r>
+              <w:rPr>
+                <w:sz w:val="20"/>
+              </w:rPr>
+            </w:r>
             <w:r>
               <w:rPr>
                 <w:rFonts w:ascii="Times New Roman" w:hAnsi="Times New Roman"/>
                 <w:b w:val="0"/>
                 <w:color w:val="202A32"/>
-                <w:sz w:val="16"/>
+                <w:sz w:val="20"/>
               </w:rPr>
               <w:t>Resolves an architecture-dependent diversity response; DINOv2 accuracy and margin are reported separately.</w:t>
             </w:r>
@@ -678,13 +774,17 @@
             <w:pPr>
               <w:spacing w:after="0" w:line="240" w:lineRule="auto"/>
             </w:pPr>
-            <w:r/>
+            <w:r>
+              <w:rPr>
+                <w:sz w:val="20"/>
+              </w:rPr>
+            </w:r>
             <w:r>
               <w:rPr>
                 <w:rFonts w:ascii="Times New Roman" w:hAnsi="Times New Roman"/>
                 <w:b w:val="0"/>
                 <w:color w:val="202A32"/>
-                <w:sz w:val="16"/>
+                <w:sz w:val="20"/>
               </w:rPr>
               <w:t>Calibration-derived feature directions</w:t>
             </w:r>
@@ -706,13 +806,17 @@
               <w:spacing w:after="0" w:line="240" w:lineRule="auto"/>
               <w:jc w:val="center"/>
             </w:pPr>
-            <w:r/>
+            <w:r>
+              <w:rPr>
+                <w:sz w:val="20"/>
+              </w:rPr>
+            </w:r>
             <w:r>
               <w:rPr>
                 <w:rFonts w:ascii="Times New Roman" w:hAnsi="Times New Roman"/>
                 <w:b w:val="0"/>
                 <w:color w:val="202A32"/>
-                <w:sz w:val="16"/>
+                <w:sz w:val="20"/>
               </w:rPr>
               <w:t>Can a calibrated low-dimensional direction outperform an energy-matched random direction?</w:t>
             </w:r>
@@ -734,13 +838,17 @@
               <w:spacing w:after="0" w:line="240" w:lineRule="auto"/>
               <w:jc w:val="center"/>
             </w:pPr>
-            <w:r/>
+            <w:r>
+              <w:rPr>
+                <w:sz w:val="20"/>
+              </w:rPr>
+            </w:r>
             <w:r>
               <w:rPr>
                 <w:rFonts w:ascii="Times New Roman" w:hAnsi="Times New Roman"/>
                 <w:b w:val="0"/>
                 <w:color w:val="202A32"/>
-                <w:sz w:val="16"/>
+                <w:sz w:val="20"/>
               </w:rPr>
               <w:t>All four architectures</w:t>
             </w:r>
@@ -762,13 +870,17 @@
               <w:spacing w:after="0" w:line="240" w:lineRule="auto"/>
               <w:jc w:val="center"/>
             </w:pPr>
-            <w:r/>
+            <w:r>
+              <w:rPr>
+                <w:sz w:val="20"/>
+              </w:rPr>
+            </w:r>
             <w:r>
               <w:rPr>
                 <w:rFonts w:ascii="Times New Roman" w:hAnsi="Times New Roman"/>
                 <w:b w:val="0"/>
                 <w:color w:val="202A32"/>
-                <w:sz w:val="16"/>
+                <w:sz w:val="20"/>
               </w:rPr>
               <w:t>PCA-aligned and random one-dimensional variation, amplitude controls, and rank analyses</w:t>
             </w:r>
@@ -790,13 +902,17 @@
               <w:spacing w:after="0" w:line="240" w:lineRule="auto"/>
               <w:jc w:val="center"/>
             </w:pPr>
-            <w:r/>
+            <w:r>
+              <w:rPr>
+                <w:sz w:val="20"/>
+              </w:rPr>
+            </w:r>
             <w:r>
               <w:rPr>
                 <w:rFonts w:ascii="Times New Roman" w:hAnsi="Times New Roman"/>
                 <w:b w:val="0"/>
                 <w:color w:val="202A32"/>
-                <w:sz w:val="16"/>
+                <w:sz w:val="20"/>
               </w:rPr>
               <w:t>Supports learned-direction compatibility without establishing rank-1 sufficiency.</w:t>
             </w:r>
@@ -819,13 +935,17 @@
             <w:pPr>
               <w:spacing w:after="0" w:line="240" w:lineRule="auto"/>
             </w:pPr>
-            <w:r/>
+            <w:r>
+              <w:rPr>
+                <w:sz w:val="20"/>
+              </w:rPr>
+            </w:r>
             <w:r>
               <w:rPr>
                 <w:rFonts w:ascii="Times New Roman" w:hAnsi="Times New Roman"/>
                 <w:b w:val="0"/>
                 <w:color w:val="202A32"/>
-                <w:sz w:val="16"/>
+                <w:sz w:val="20"/>
               </w:rPr>
               <w:t>Functional and transmission mechanisms</w:t>
             </w:r>
@@ -847,13 +967,17 @@
               <w:spacing w:after="0" w:line="240" w:lineRule="auto"/>
               <w:jc w:val="center"/>
             </w:pPr>
-            <w:r/>
+            <w:r>
+              <w:rPr>
+                <w:sz w:val="20"/>
+              </w:rPr>
+            </w:r>
             <w:r>
               <w:rPr>
                 <w:rFonts w:ascii="Times New Roman" w:hAnsi="Times New Roman"/>
                 <w:b w:val="0"/>
                 <w:color w:val="202A32"/>
-                <w:sz w:val="16"/>
+                <w:sz w:val="20"/>
               </w:rPr>
               <w:t>How do feature sensitivity, token coherence, and downstream computation relate to replacement effects?</w:t>
             </w:r>
@@ -875,13 +999,17 @@
               <w:spacing w:after="0" w:line="240" w:lineRule="auto"/>
               <w:jc w:val="center"/>
             </w:pPr>
-            <w:r/>
+            <w:r>
+              <w:rPr>
+                <w:sz w:val="20"/>
+              </w:rPr>
+            </w:r>
             <w:r>
               <w:rPr>
                 <w:rFonts w:ascii="Times New Roman" w:hAnsi="Times New Roman"/>
                 <w:b w:val="0"/>
                 <w:color w:val="202A32"/>
-                <w:sz w:val="16"/>
+                <w:sz w:val="20"/>
               </w:rPr>
               <w:t>Cohorts listed in Table I</w:t>
             </w:r>
@@ -903,13 +1031,17 @@
               <w:spacing w:after="0" w:line="240" w:lineRule="auto"/>
               <w:jc w:val="center"/>
             </w:pPr>
-            <w:r/>
+            <w:r>
+              <w:rPr>
+                <w:sz w:val="20"/>
+              </w:rPr>
+            </w:r>
             <w:r>
               <w:rPr>
                 <w:rFonts w:ascii="Times New Roman" w:hAnsi="Times New Roman"/>
                 <w:b w:val="0"/>
                 <w:color w:val="202A32"/>
-                <w:sz w:val="16"/>
+                <w:sz w:val="20"/>
               </w:rPr>
               <w:t>Margin-gradient geometry, frozen-attention Value-path analysis, joint token–feature perturbations, and multi-block operator prediction</w:t>
             </w:r>
@@ -931,13 +1063,17 @@
               <w:spacing w:after="0" w:line="240" w:lineRule="auto"/>
               <w:jc w:val="center"/>
             </w:pPr>
-            <w:r/>
+            <w:r>
+              <w:rPr>
+                <w:sz w:val="20"/>
+              </w:rPr>
+            </w:r>
             <w:r>
               <w:rPr>
                 <w:rFonts w:ascii="Times New Roman" w:hAnsi="Times New Roman"/>
                 <w:b w:val="0"/>
                 <w:color w:val="202A32"/>
-                <w:sz w:val="16"/>
+                <w:sz w:val="20"/>
               </w:rPr>
               <w:t>Connects local feature geometry with token-coherent transmission while retaining the distinct study units.</w:t>
             </w:r>
@@ -960,13 +1096,17 @@
             <w:pPr>
               <w:spacing w:after="0" w:line="240" w:lineRule="auto"/>
             </w:pPr>
-            <w:r/>
+            <w:r>
+              <w:rPr>
+                <w:sz w:val="20"/>
+              </w:rPr>
+            </w:r>
             <w:r>
               <w:rPr>
                 <w:rFonts w:ascii="Times New Roman" w:hAnsi="Times New Roman"/>
                 <w:b w:val="0"/>
                 <w:color w:val="202A32"/>
-                <w:sz w:val="16"/>
+                <w:sz w:val="20"/>
               </w:rPr>
               <w:t>Operator-aware compression</w:t>
             </w:r>
@@ -988,13 +1128,17 @@
               <w:spacing w:after="0" w:line="240" w:lineRule="auto"/>
               <w:jc w:val="center"/>
             </w:pPr>
-            <w:r/>
+            <w:r>
+              <w:rPr>
+                <w:sz w:val="20"/>
+              </w:rPr>
+            </w:r>
             <w:r>
               <w:rPr>
                 <w:rFonts w:ascii="Times New Roman" w:hAnsi="Times New Roman"/>
                 <w:b w:val="0"/>
                 <w:color w:val="202A32"/>
-                <w:sz w:val="16"/>
+                <w:sz w:val="20"/>
               </w:rPr>
               <w:t>Can an end-to-end readout objective guide token grouping and carrier optimization?</w:t>
             </w:r>
@@ -1016,13 +1160,17 @@
               <w:spacing w:after="0" w:line="240" w:lineRule="auto"/>
               <w:jc w:val="center"/>
             </w:pPr>
-            <w:r/>
+            <w:r>
+              <w:rPr>
+                <w:sz w:val="20"/>
+              </w:rPr>
+            </w:r>
             <w:r>
               <w:rPr>
                 <w:rFonts w:ascii="Times New Roman" w:hAnsi="Times New Roman"/>
                 <w:b w:val="0"/>
                 <w:color w:val="202A32"/>
-                <w:sz w:val="16"/>
+                <w:sz w:val="20"/>
               </w:rPr>
               <w:t>All four architectures</w:t>
             </w:r>
@@ -1044,13 +1192,17 @@
               <w:spacing w:after="0" w:line="240" w:lineRule="auto"/>
               <w:jc w:val="center"/>
             </w:pPr>
-            <w:r/>
+            <w:r>
+              <w:rPr>
+                <w:sz w:val="20"/>
+              </w:rPr>
+            </w:r>
             <w:r>
               <w:rPr>
                 <w:rFonts w:ascii="Times New Roman" w:hAnsi="Times New Roman"/>
                 <w:b w:val="0"/>
                 <w:color w:val="202A32"/>
-                <w:sz w:val="16"/>
+                <w:sz w:val="20"/>
               </w:rPr>
               <w:t>Group Mean, pruning, ToMe, full-J oracle, and low-rank operator approximations</w:t>
             </w:r>
@@ -1072,13 +1224,17 @@
               <w:spacing w:after="0" w:line="240" w:lineRule="auto"/>
               <w:jc w:val="center"/>
             </w:pPr>
-            <w:r/>
+            <w:r>
+              <w:rPr>
+                <w:sz w:val="20"/>
+              </w:rPr>
+            </w:r>
             <w:r>
               <w:rPr>
                 <w:rFonts w:ascii="Times New Roman" w:hAnsi="Times New Roman"/>
                 <w:b w:val="0"/>
                 <w:color w:val="202A32"/>
-                <w:sz w:val="16"/>
+                <w:sz w:val="20"/>
               </w:rPr>
               <w:t>Evaluates operator-aware compression on the strict held-out benchmark.</w:t>
             </w:r>
@@ -1101,13 +1257,17 @@
             <w:pPr>
               <w:spacing w:after="0" w:line="240" w:lineRule="auto"/>
             </w:pPr>
-            <w:r/>
+            <w:r>
+              <w:rPr>
+                <w:sz w:val="20"/>
+              </w:rPr>
+            </w:r>
             <w:r>
               <w:rPr>
                 <w:rFonts w:ascii="Times New Roman" w:hAnsi="Times New Roman"/>
                 <w:b w:val="0"/>
                 <w:color w:val="202A32"/>
-                <w:sz w:val="16"/>
+                <w:sz w:val="20"/>
               </w:rPr>
               <w:t>Practical carrier evaluation</w:t>
             </w:r>
@@ -1129,13 +1289,17 @@
               <w:spacing w:after="0" w:line="240" w:lineRule="auto"/>
               <w:jc w:val="center"/>
             </w:pPr>
-            <w:r/>
+            <w:r>
+              <w:rPr>
+                <w:sz w:val="20"/>
+              </w:rPr>
+            </w:r>
             <w:r>
               <w:rPr>
                 <w:rFonts w:ascii="Times New Roman" w:hAnsi="Times New Roman"/>
                 <w:b w:val="0"/>
                 <w:color w:val="202A32"/>
-                <w:sz w:val="16"/>
+                <w:sz w:val="20"/>
               </w:rPr>
               <w:t>Do static corrections improve classifier accuracy or measured throughput?</w:t>
             </w:r>
@@ -1157,13 +1321,17 @@
               <w:spacing w:after="0" w:line="240" w:lineRule="auto"/>
               <w:jc w:val="center"/>
             </w:pPr>
-            <w:r/>
+            <w:r>
+              <w:rPr>
+                <w:sz w:val="20"/>
+              </w:rPr>
+            </w:r>
             <w:r>
               <w:rPr>
                 <w:rFonts w:ascii="Times New Roman" w:hAnsi="Times New Roman"/>
                 <w:b w:val="0"/>
                 <w:color w:val="202A32"/>
-                <w:sz w:val="16"/>
+                <w:sz w:val="20"/>
               </w:rPr>
               <w:t>All four architectures</w:t>
             </w:r>
@@ -1185,13 +1353,17 @@
               <w:spacing w:after="0" w:line="240" w:lineRule="auto"/>
               <w:jc w:val="center"/>
             </w:pPr>
-            <w:r/>
+            <w:r>
+              <w:rPr>
+                <w:sz w:val="20"/>
+              </w:rPr>
+            </w:r>
             <w:r>
               <w:rPr>
                 <w:rFonts w:ascii="Times New Roman" w:hAnsi="Times New Roman"/>
                 <w:b w:val="0"/>
                 <w:color w:val="202A32"/>
-                <w:sz w:val="16"/>
+                <w:sz w:val="20"/>
               </w:rPr>
               <w:t>Calibration-frozen Feature-PCA corrections; separate operator-space and classifier evaluations</w:t>
             </w:r>
@@ -1213,13 +1385,17 @@
               <w:spacing w:after="0" w:line="240" w:lineRule="auto"/>
               <w:jc w:val="center"/>
             </w:pPr>
-            <w:r/>
+            <w:r>
+              <w:rPr>
+                <w:sz w:val="20"/>
+              </w:rPr>
+            </w:r>
             <w:r>
               <w:rPr>
                 <w:rFonts w:ascii="Times New Roman" w:hAnsi="Times New Roman"/>
                 <w:b w:val="0"/>
                 <w:color w:val="202A32"/>
-                <w:sz w:val="16"/>
+                <w:sz w:val="20"/>
               </w:rPr>
               <w:t>Defines the boundary between linearized operator-space gains and practical outcomes.</w:t>
             </w:r>
@@ -1242,13 +1418,17 @@
             <w:pPr>
               <w:spacing w:after="0" w:line="240" w:lineRule="auto"/>
             </w:pPr>
-            <w:r/>
+            <w:r>
+              <w:rPr>
+                <w:sz w:val="20"/>
+              </w:rPr>
+            </w:r>
             <w:r>
               <w:rPr>
                 <w:rFonts w:ascii="Times New Roman" w:hAnsi="Times New Roman"/>
                 <w:b w:val="0"/>
                 <w:color w:val="202A32"/>
-                <w:sz w:val="16"/>
+                <w:sz w:val="20"/>
               </w:rPr>
               <w:t>Supplementary robustness and carrier tests</w:t>
             </w:r>
@@ -1270,13 +1450,17 @@
               <w:spacing w:after="0" w:line="240" w:lineRule="auto"/>
               <w:jc w:val="center"/>
             </w:pPr>
-            <w:r/>
+            <w:r>
+              <w:rPr>
+                <w:sz w:val="20"/>
+              </w:rPr>
+            </w:r>
             <w:r>
               <w:rPr>
                 <w:rFonts w:ascii="Times New Roman" w:hAnsi="Times New Roman"/>
                 <w:b w:val="0"/>
                 <w:color w:val="202A32"/>
-                <w:sz w:val="16"/>
+                <w:sz w:val="20"/>
               </w:rPr>
               <w:t>Are replacement findings sensitive to fractions, spatial masks, token multiplicity, or synthetic banks?</w:t>
             </w:r>
@@ -1298,13 +1482,17 @@
               <w:spacing w:after="0" w:line="240" w:lineRule="auto"/>
               <w:jc w:val="center"/>
             </w:pPr>
-            <w:r/>
+            <w:r>
+              <w:rPr>
+                <w:sz w:val="20"/>
+              </w:rPr>
+            </w:r>
             <w:r>
               <w:rPr>
                 <w:rFonts w:ascii="Times New Roman" w:hAnsi="Times New Roman"/>
                 <w:b w:val="0"/>
                 <w:color w:val="202A32"/>
-                <w:sz w:val="16"/>
+                <w:sz w:val="20"/>
               </w:rPr>
               <w:t>All four architectures</w:t>
             </w:r>
@@ -1326,13 +1514,17 @@
               <w:spacing w:after="0" w:line="240" w:lineRule="auto"/>
               <w:jc w:val="center"/>
             </w:pPr>
-            <w:r/>
+            <w:r>
+              <w:rPr>
+                <w:sz w:val="20"/>
+              </w:rPr>
+            </w:r>
             <w:r>
               <w:rPr>
                 <w:rFonts w:ascii="Times New Roman" w:hAnsi="Times New Roman"/>
                 <w:b w:val="0"/>
                 <w:color w:val="202A32"/>
-                <w:sz w:val="16"/>
+                <w:sz w:val="20"/>
               </w:rPr>
               <w:t>Dense fraction and mask sweeps, multiplicity-aware collapse, and geometry banks at matched token budgets</w:t>
             </w:r>
@@ -1354,13 +1546,17 @@
               <w:spacing w:after="0" w:line="240" w:lineRule="auto"/>
               <w:jc w:val="center"/>
             </w:pPr>
-            <w:r/>
+            <w:r>
+              <w:rPr>
+                <w:sz w:val="20"/>
+              </w:rPr>
+            </w:r>
             <w:r>
               <w:rPr>
                 <w:rFonts w:ascii="Times New Roman" w:hAnsi="Times New Roman"/>
                 <w:b w:val="0"/>
                 <w:color w:val="202A32"/>
-                <w:sz w:val="16"/>
+                <w:sz w:val="20"/>
               </w:rPr>
               <w:t>Characterizes robustness and application limits.</w:t>
             </w:r>
@@ -1376,6 +1572,7 @@
     <w:p>
       <w:pPr>
         <w:spacing w:after="100" w:line="259" w:lineRule="auto"/>
+        <w:jc w:val="both"/>
       </w:pPr>
       <w:r>
         <w:rPr>
@@ -1391,13 +1588,14 @@
       <w:pPr>
         <w:pStyle w:val="Heading1"/>
         <w:keepNext/>
+        <w:jc w:val="both"/>
       </w:pPr>
       <w:r>
         <w:rPr>
           <w:rFonts w:ascii="Times New Roman" w:hAnsi="Times New Roman"/>
           <w:b/>
           <w:color w:val="000000"/>
-          <w:sz w:val="28"/>
+          <w:sz w:val="20"/>
         </w:rPr>
         <w:t>S2. Depth transition and held-out generalization</w:t>
       </w:r>
@@ -1405,6 +1603,7 @@
     <w:p>
       <w:pPr>
         <w:spacing w:after="100" w:line="259" w:lineRule="auto"/>
+        <w:jc w:val="both"/>
       </w:pPr>
       <w:r>
         <w:rPr>
@@ -1419,6 +1618,7 @@
     <w:p>
       <w:pPr>
         <w:spacing w:after="100" w:line="259" w:lineRule="auto"/>
+        <w:jc w:val="both"/>
       </w:pPr>
       <w:r>
         <w:rPr>
@@ -1433,6 +1633,7 @@
     <w:p>
       <w:pPr>
         <w:spacing w:after="100" w:line="259" w:lineRule="auto"/>
+        <w:jc w:val="both"/>
       </w:pPr>
       <w:r>
         <w:rPr>
@@ -1447,6 +1648,7 @@
     <w:p>
       <w:pPr>
         <w:spacing w:after="100" w:line="259" w:lineRule="auto"/>
+        <w:jc w:val="both"/>
       </w:pPr>
       <w:r>
         <w:rPr>
@@ -1462,13 +1664,14 @@
       <w:pPr>
         <w:pStyle w:val="Heading1"/>
         <w:keepNext/>
+        <w:jc w:val="both"/>
       </w:pPr>
       <w:r>
         <w:rPr>
           <w:rFonts w:ascii="Times New Roman" w:hAnsi="Times New Roman"/>
           <w:b/>
           <w:color w:val="000000"/>
-          <w:sz w:val="28"/>
+          <w:sz w:val="20"/>
         </w:rPr>
         <w:t>S3. Prototype geometry controls</w:t>
       </w:r>
@@ -1476,6 +1679,7 @@
     <w:p>
       <w:pPr>
         <w:spacing w:after="100" w:line="259" w:lineRule="auto"/>
+        <w:jc w:val="both"/>
       </w:pPr>
       <w:r>
         <w:rPr>
@@ -1490,6 +1694,7 @@
     <w:p>
       <w:pPr>
         <w:spacing w:after="100" w:line="259" w:lineRule="auto"/>
+        <w:jc w:val="both"/>
       </w:pPr>
       <w:r>
         <w:rPr>
@@ -1504,6 +1709,7 @@
     <w:p>
       <w:pPr>
         <w:spacing w:after="100" w:line="259" w:lineRule="auto"/>
+        <w:jc w:val="both"/>
       </w:pPr>
       <w:r>
         <w:rPr>
@@ -1518,6 +1724,7 @@
     <w:p>
       <w:pPr>
         <w:spacing w:after="100" w:line="259" w:lineRule="auto"/>
+        <w:jc w:val="both"/>
       </w:pPr>
       <w:r>
         <w:rPr>
@@ -1551,13 +1758,14 @@
       <w:pPr>
         <w:pStyle w:val="Heading1"/>
         <w:keepNext/>
+        <w:jc w:val="both"/>
       </w:pPr>
       <w:r>
         <w:rPr>
           <w:rFonts w:ascii="Times New Roman" w:hAnsi="Times New Roman"/>
           <w:b/>
           <w:color w:val="000000"/>
-          <w:sz w:val="28"/>
+          <w:sz w:val="20"/>
         </w:rPr>
         <w:t>S4. Replacement fraction and the complete-stream boundary</w:t>
       </w:r>
@@ -1565,6 +1773,7 @@
     <w:p>
       <w:pPr>
         <w:spacing w:after="100" w:line="259" w:lineRule="auto"/>
+        <w:jc w:val="both"/>
       </w:pPr>
       <w:r>
         <w:rPr>
@@ -1579,6 +1788,7 @@
     <w:p>
       <w:pPr>
         <w:spacing w:after="100" w:line="259" w:lineRule="auto"/>
+        <w:jc w:val="both"/>
       </w:pPr>
       <w:r>
         <w:rPr>
@@ -1757,6 +1967,7 @@
     <w:p>
       <w:pPr>
         <w:spacing w:after="100" w:line="259" w:lineRule="auto"/>
+        <w:jc w:val="both"/>
       </w:pPr>
       <w:r>
         <w:rPr>
@@ -1776,6 +1987,9 @@
         <w:jc w:val="center"/>
       </w:pPr>
       <w:r>
+        <w:rPr>
+          <w:sz w:val="20"/>
+        </w:rPr>
         <w:drawing>
           <wp:inline xmlns:a="http://schemas.openxmlformats.org/drawingml/2006/main" xmlns:pic="http://schemas.openxmlformats.org/drawingml/2006/picture">
             <wp:extent cx="6172200" cy="4730483"/>
@@ -1814,6 +2028,7 @@
       <w:pPr>
         <w:keepLines/>
         <w:spacing w:after="100" w:line="259" w:lineRule="auto"/>
+        <w:jc w:val="both"/>
       </w:pPr>
       <w:r>
         <w:rPr>
@@ -1842,6 +2057,9 @@
         <w:jc w:val="center"/>
       </w:pPr>
       <w:r>
+        <w:rPr>
+          <w:sz w:val="20"/>
+        </w:rPr>
         <w:drawing>
           <wp:inline xmlns:a="http://schemas.openxmlformats.org/drawingml/2006/main" xmlns:pic="http://schemas.openxmlformats.org/drawingml/2006/picture">
             <wp:extent cx="6172200" cy="2365847"/>
@@ -1880,6 +2098,7 @@
       <w:pPr>
         <w:keepLines/>
         <w:spacing w:after="100" w:line="259" w:lineRule="auto"/>
+        <w:jc w:val="both"/>
       </w:pPr>
       <w:r>
         <w:rPr>
@@ -1904,13 +2123,14 @@
       <w:pPr>
         <w:pStyle w:val="Heading1"/>
         <w:keepNext/>
+        <w:jc w:val="both"/>
       </w:pPr>
       <w:r>
         <w:rPr>
           <w:rFonts w:ascii="Times New Roman" w:hAnsi="Times New Roman"/>
           <w:b/>
           <w:color w:val="000000"/>
-          <w:sz w:val="28"/>
+          <w:sz w:val="20"/>
         </w:rPr>
         <w:t>S5. Causal isolation of token-to-token diversity</w:t>
       </w:r>
@@ -1918,6 +2138,7 @@
     <w:p>
       <w:pPr>
         <w:spacing w:after="100" w:line="259" w:lineRule="auto"/>
+        <w:jc w:val="both"/>
       </w:pPr>
       <w:r>
         <w:rPr>
@@ -1932,6 +2153,7 @@
     <w:p>
       <w:pPr>
         <w:spacing w:after="100" w:line="259" w:lineRule="auto"/>
+        <w:jc w:val="both"/>
       </w:pPr>
       <w:r>
         <w:rPr>
@@ -1946,6 +2168,7 @@
     <w:p>
       <w:pPr>
         <w:spacing w:after="100" w:line="259" w:lineRule="auto"/>
+        <w:jc w:val="both"/>
       </w:pPr>
       <w:r>
         <w:rPr>
@@ -1986,6 +2209,7 @@
     <w:p>
       <w:pPr>
         <w:spacing w:after="100" w:line="259" w:lineRule="auto"/>
+        <w:jc w:val="both"/>
       </w:pPr>
       <w:r>
         <w:rPr>
@@ -2026,6 +2250,7 @@
     <w:p>
       <w:pPr>
         <w:spacing w:after="100" w:line="259" w:lineRule="auto"/>
+        <w:jc w:val="both"/>
       </w:pPr>
       <w:r>
         <w:rPr>
@@ -2045,6 +2270,9 @@
         <w:jc w:val="center"/>
       </w:pPr>
       <w:r>
+        <w:rPr>
+          <w:sz w:val="20"/>
+        </w:rPr>
         <w:drawing>
           <wp:inline xmlns:a="http://schemas.openxmlformats.org/drawingml/2006/main" xmlns:pic="http://schemas.openxmlformats.org/drawingml/2006/picture">
             <wp:extent cx="6172200" cy="4117502"/>
@@ -2083,6 +2311,7 @@
       <w:pPr>
         <w:keepLines/>
         <w:spacing w:after="100" w:line="259" w:lineRule="auto"/>
+        <w:jc w:val="both"/>
       </w:pPr>
       <w:r>
         <w:rPr>
@@ -2107,13 +2336,14 @@
       <w:pPr>
         <w:pStyle w:val="Heading1"/>
         <w:keepNext/>
+        <w:jc w:val="both"/>
       </w:pPr>
       <w:r>
         <w:rPr>
           <w:rFonts w:ascii="Times New Roman" w:hAnsi="Times New Roman"/>
           <w:b/>
           <w:color w:val="000000"/>
-          <w:sz w:val="28"/>
+          <w:sz w:val="20"/>
         </w:rPr>
         <w:t>S6. Low-dimensional variation and amplitude controls</w:t>
       </w:r>
@@ -2121,6 +2351,7 @@
     <w:p>
       <w:pPr>
         <w:spacing w:after="100" w:line="259" w:lineRule="auto"/>
+        <w:jc w:val="both"/>
       </w:pPr>
       <w:r>
         <w:rPr>
@@ -2135,6 +2366,7 @@
     <w:p>
       <w:pPr>
         <w:spacing w:after="100" w:line="259" w:lineRule="auto"/>
+        <w:jc w:val="both"/>
       </w:pPr>
       <w:r>
         <w:rPr>
@@ -2149,6 +2381,7 @@
     <w:p>
       <w:pPr>
         <w:spacing w:after="100" w:line="259" w:lineRule="auto"/>
+        <w:jc w:val="both"/>
       </w:pPr>
       <w:r>
         <w:rPr>
@@ -2168,6 +2401,9 @@
         <w:jc w:val="center"/>
       </w:pPr>
       <w:r>
+        <w:rPr>
+          <w:sz w:val="20"/>
+        </w:rPr>
         <w:drawing>
           <wp:inline xmlns:a="http://schemas.openxmlformats.org/drawingml/2006/main" xmlns:pic="http://schemas.openxmlformats.org/drawingml/2006/picture">
             <wp:extent cx="6172200" cy="2792068"/>
@@ -2206,6 +2442,7 @@
       <w:pPr>
         <w:keepLines/>
         <w:spacing w:after="100" w:line="259" w:lineRule="auto"/>
+        <w:jc w:val="both"/>
       </w:pPr>
       <w:r>
         <w:rPr>
@@ -2234,6 +2471,9 @@
         <w:jc w:val="center"/>
       </w:pPr>
       <w:r>
+        <w:rPr>
+          <w:sz w:val="20"/>
+        </w:rPr>
         <w:drawing>
           <wp:inline xmlns:a="http://schemas.openxmlformats.org/drawingml/2006/main" xmlns:pic="http://schemas.openxmlformats.org/drawingml/2006/picture">
             <wp:extent cx="6172200" cy="2734060"/>
@@ -2272,6 +2512,7 @@
       <w:pPr>
         <w:keepLines/>
         <w:spacing w:after="100" w:line="259" w:lineRule="auto"/>
+        <w:jc w:val="both"/>
       </w:pPr>
       <w:r>
         <w:rPr>
@@ -2300,6 +2541,9 @@
         <w:jc w:val="center"/>
       </w:pPr>
       <w:r>
+        <w:rPr>
+          <w:sz w:val="20"/>
+        </w:rPr>
         <w:drawing>
           <wp:inline xmlns:a="http://schemas.openxmlformats.org/drawingml/2006/main" xmlns:pic="http://schemas.openxmlformats.org/drawingml/2006/picture">
             <wp:extent cx="6172200" cy="2824189"/>
@@ -2338,6 +2582,7 @@
       <w:pPr>
         <w:keepLines/>
         <w:spacing w:after="100" w:line="259" w:lineRule="auto"/>
+        <w:jc w:val="both"/>
       </w:pPr>
       <w:r>
         <w:rPr>
@@ -2362,13 +2607,14 @@
       <w:pPr>
         <w:pStyle w:val="Heading1"/>
         <w:keepNext/>
+        <w:jc w:val="both"/>
       </w:pPr>
       <w:r>
         <w:rPr>
           <w:rFonts w:ascii="Times New Roman" w:hAnsi="Times New Roman"/>
           <w:b/>
           <w:color w:val="000000"/>
-          <w:sz w:val="28"/>
+          <w:sz w:val="20"/>
         </w:rPr>
         <w:t>S7. Cross-model forward-parity and readout controls</w:t>
       </w:r>
@@ -2376,6 +2622,7 @@
     <w:p>
       <w:pPr>
         <w:spacing w:after="100" w:line="259" w:lineRule="auto"/>
+        <w:jc w:val="both"/>
       </w:pPr>
       <w:r>
         <w:rPr>
@@ -2390,6 +2637,7 @@
     <w:p>
       <w:pPr>
         <w:spacing w:after="100" w:line="259" w:lineRule="auto"/>
+        <w:jc w:val="both"/>
       </w:pPr>
       <w:r>
         <w:rPr>
@@ -2405,13 +2653,14 @@
       <w:pPr>
         <w:pStyle w:val="Heading1"/>
         <w:keepNext/>
+        <w:jc w:val="both"/>
       </w:pPr>
       <w:r>
         <w:rPr>
           <w:rFonts w:ascii="Times New Roman" w:hAnsi="Times New Roman"/>
           <w:b/>
           <w:color w:val="000000"/>
-          <w:sz w:val="28"/>
+          <w:sz w:val="20"/>
         </w:rPr>
         <w:t>S8. Compression boundary: exact collapse does not imply competitive compression</w:t>
       </w:r>
@@ -2419,6 +2668,7 @@
     <w:p>
       <w:pPr>
         <w:spacing w:after="100" w:line="259" w:lineRule="auto"/>
+        <w:jc w:val="both"/>
       </w:pPr>
       <w:r>
         <w:rPr>
@@ -2433,6 +2683,7 @@
     <w:p>
       <w:pPr>
         <w:spacing w:after="100" w:line="259" w:lineRule="auto"/>
+        <w:jc w:val="both"/>
       </w:pPr>
       <w:r>
         <w:rPr>
@@ -2522,6 +2773,7 @@
     <w:p>
       <w:pPr>
         <w:spacing w:after="100" w:line="259" w:lineRule="auto"/>
+        <w:jc w:val="both"/>
       </w:pPr>
       <w:r>
         <w:rPr>
@@ -2536,6 +2788,7 @@
     <w:p>
       <w:pPr>
         <w:spacing w:after="100" w:line="259" w:lineRule="auto"/>
+        <w:jc w:val="both"/>
       </w:pPr>
       <w:r>
         <w:rPr>
@@ -2550,6 +2803,7 @@
     <w:p>
       <w:pPr>
         <w:spacing w:after="100" w:line="259" w:lineRule="auto"/>
+        <w:jc w:val="both"/>
       </w:pPr>
       <w:r>
         <w:rPr>
@@ -2569,6 +2823,9 @@
         <w:jc w:val="center"/>
       </w:pPr>
       <w:r>
+        <w:rPr>
+          <w:sz w:val="20"/>
+        </w:rPr>
         <w:drawing>
           <wp:inline xmlns:a="http://schemas.openxmlformats.org/drawingml/2006/main" xmlns:pic="http://schemas.openxmlformats.org/drawingml/2006/picture">
             <wp:extent cx="6172200" cy="2937183"/>
@@ -2607,6 +2864,7 @@
       <w:pPr>
         <w:keepLines/>
         <w:spacing w:after="100" w:line="259" w:lineRule="auto"/>
+        <w:jc w:val="both"/>
       </w:pPr>
       <w:r>
         <w:rPr>
@@ -2635,6 +2893,9 @@
         <w:jc w:val="center"/>
       </w:pPr>
       <w:r>
+        <w:rPr>
+          <w:sz w:val="20"/>
+        </w:rPr>
         <w:drawing>
           <wp:inline xmlns:a="http://schemas.openxmlformats.org/drawingml/2006/main" xmlns:pic="http://schemas.openxmlformats.org/drawingml/2006/picture">
             <wp:extent cx="6172200" cy="4642847"/>
@@ -2673,6 +2934,7 @@
       <w:pPr>
         <w:keepLines/>
         <w:spacing w:after="100" w:line="259" w:lineRule="auto"/>
+        <w:jc w:val="both"/>
       </w:pPr>
       <w:r>
         <w:rPr>
@@ -2701,6 +2963,9 @@
         <w:jc w:val="center"/>
       </w:pPr>
       <w:r>
+        <w:rPr>
+          <w:sz w:val="20"/>
+        </w:rPr>
         <w:drawing>
           <wp:inline xmlns:a="http://schemas.openxmlformats.org/drawingml/2006/main" xmlns:pic="http://schemas.openxmlformats.org/drawingml/2006/picture">
             <wp:extent cx="6172200" cy="2960086"/>
@@ -2739,6 +3004,7 @@
       <w:pPr>
         <w:keepLines/>
         <w:spacing w:after="100" w:line="259" w:lineRule="auto"/>
+        <w:jc w:val="both"/>
       </w:pPr>
       <w:r>
         <w:rPr>
@@ -2763,13 +3029,14 @@
       <w:pPr>
         <w:pStyle w:val="Heading1"/>
         <w:keepNext/>
+        <w:jc w:val="both"/>
       </w:pPr>
       <w:r>
         <w:rPr>
           <w:rFonts w:ascii="Times New Roman" w:hAnsi="Times New Roman"/>
           <w:b/>
           <w:color w:val="000000"/>
-          <w:sz w:val="28"/>
+          <w:sz w:val="20"/>
         </w:rPr>
         <w:t>S9. Synthetic carrier banks at matched token budgets</w:t>
       </w:r>
@@ -2777,6 +3044,7 @@
     <w:p>
       <w:pPr>
         <w:spacing w:after="100" w:line="259" w:lineRule="auto"/>
+        <w:jc w:val="both"/>
       </w:pPr>
       <w:r>
         <w:rPr>
@@ -2863,6 +3131,7 @@
     <w:p>
       <w:pPr>
         <w:spacing w:after="100" w:line="259" w:lineRule="auto"/>
+        <w:jc w:val="both"/>
       </w:pPr>
       <w:r>
         <w:rPr>
@@ -2911,6 +3180,7 @@
     <w:p>
       <w:pPr>
         <w:spacing w:after="100" w:line="259" w:lineRule="auto"/>
+        <w:jc w:val="both"/>
       </w:pPr>
       <w:r>
         <w:rPr>
@@ -2948,6 +3218,9 @@
         <w:jc w:val="center"/>
       </w:pPr>
       <w:r>
+        <w:rPr>
+          <w:sz w:val="20"/>
+        </w:rPr>
         <w:drawing>
           <wp:inline xmlns:a="http://schemas.openxmlformats.org/drawingml/2006/main" xmlns:pic="http://schemas.openxmlformats.org/drawingml/2006/picture">
             <wp:extent cx="6172200" cy="4611301"/>
@@ -2986,6 +3259,7 @@
       <w:pPr>
         <w:keepLines/>
         <w:spacing w:after="100" w:line="259" w:lineRule="auto"/>
+        <w:jc w:val="both"/>
       </w:pPr>
       <w:r>
         <w:rPr>
@@ -3010,13 +3284,14 @@
       <w:pPr>
         <w:pStyle w:val="Heading1"/>
         <w:keepNext/>
+        <w:jc w:val="both"/>
       </w:pPr>
       <w:r>
         <w:rPr>
           <w:rFonts w:ascii="Times New Roman" w:hAnsi="Times New Roman"/>
           <w:b/>
           <w:color w:val="000000"/>
-          <w:sz w:val="28"/>
+          <w:sz w:val="20"/>
         </w:rPr>
         <w:t>S10. Statistical and reproducibility notes</w:t>
       </w:r>
@@ -3024,6 +3299,7 @@
     <w:p>
       <w:pPr>
         <w:spacing w:after="100" w:line="259" w:lineRule="auto"/>
+        <w:jc w:val="both"/>
       </w:pPr>
       <w:r>
         <w:rPr>
@@ -3038,6 +3314,7 @@
     <w:p>
       <w:pPr>
         <w:spacing w:after="100" w:line="259" w:lineRule="auto"/>
+        <w:jc w:val="both"/>
       </w:pPr>
       <w:r>
         <w:rPr>
@@ -3154,6 +3431,7 @@
     <w:p>
       <w:pPr>
         <w:spacing w:after="100" w:line="259" w:lineRule="auto"/>
+        <w:jc w:val="both"/>
       </w:pPr>
       <w:r>
         <w:rPr>
@@ -3170,6 +3448,7 @@
         <w:keepNext/>
         <w:keepLines/>
         <w:spacing w:after="100" w:line="259" w:lineRule="auto"/>
+        <w:jc w:val="both"/>
       </w:pPr>
       <w:r>
         <w:rPr>
@@ -3223,13 +3502,17 @@
               <w:spacing w:after="0" w:line="240" w:lineRule="auto"/>
               <w:jc w:val="center"/>
             </w:pPr>
-            <w:r/>
+            <w:r>
+              <w:rPr>
+                <w:sz w:val="20"/>
+              </w:rPr>
+            </w:r>
             <w:r>
               <w:rPr>
                 <w:rFonts w:ascii="Times New Roman" w:hAnsi="Times New Roman"/>
                 <w:b/>
                 <w:color w:val="17232D"/>
-                <w:sz w:val="16"/>
+                <w:sz w:val="20"/>
               </w:rPr>
               <w:t>Analysis</w:t>
             </w:r>
@@ -3252,13 +3535,17 @@
               <w:spacing w:after="0" w:line="240" w:lineRule="auto"/>
               <w:jc w:val="center"/>
             </w:pPr>
-            <w:r/>
+            <w:r>
+              <w:rPr>
+                <w:sz w:val="20"/>
+              </w:rPr>
+            </w:r>
             <w:r>
               <w:rPr>
                 <w:rFonts w:ascii="Times New Roman" w:hAnsi="Times New Roman"/>
                 <w:b/>
                 <w:color w:val="17232D"/>
-                <w:sz w:val="16"/>
+                <w:sz w:val="20"/>
               </w:rPr>
               <w:t>Split and mask seeds</w:t>
             </w:r>
@@ -3281,13 +3568,17 @@
               <w:spacing w:after="0" w:line="240" w:lineRule="auto"/>
               <w:jc w:val="center"/>
             </w:pPr>
-            <w:r/>
+            <w:r>
+              <w:rPr>
+                <w:sz w:val="20"/>
+              </w:rPr>
+            </w:r>
             <w:r>
               <w:rPr>
                 <w:rFonts w:ascii="Times New Roman" w:hAnsi="Times New Roman"/>
                 <w:b/>
                 <w:color w:val="17232D"/>
-                <w:sz w:val="16"/>
+                <w:sz w:val="20"/>
               </w:rPr>
               <w:t>Stochastic seeds and aggregation</w:t>
             </w:r>
@@ -3310,13 +3601,17 @@
             <w:pPr>
               <w:spacing w:after="0" w:line="240" w:lineRule="auto"/>
             </w:pPr>
-            <w:r/>
+            <w:r>
+              <w:rPr>
+                <w:sz w:val="20"/>
+              </w:rPr>
+            </w:r>
             <w:r>
               <w:rPr>
                 <w:rFonts w:ascii="Times New Roman" w:hAnsi="Times New Roman"/>
                 <w:b w:val="0"/>
                 <w:color w:val="202A32"/>
-                <w:sz w:val="16"/>
+                <w:sz w:val="20"/>
               </w:rPr>
               <w:t>Figure 2: DeiT-Tiny/Small depth sweep</w:t>
             </w:r>
@@ -3338,13 +3633,17 @@
               <w:spacing w:after="0" w:line="240" w:lineRule="auto"/>
               <w:jc w:val="center"/>
             </w:pPr>
-            <w:r/>
+            <w:r>
+              <w:rPr>
+                <w:sz w:val="20"/>
+              </w:rPr>
+            </w:r>
             <w:r>
               <w:rPr>
                 <w:rFonts w:ascii="Times New Roman" w:hAnsi="Times New Roman"/>
                 <w:b w:val="0"/>
                 <w:color w:val="202A32"/>
-                <w:sz w:val="16"/>
+                <w:sz w:val="20"/>
               </w:rPr>
               <w:t>Calibration 9101; evaluation 9201; spatial mask 9301</w:t>
             </w:r>
@@ -3366,13 +3665,17 @@
               <w:spacing w:after="0" w:line="240" w:lineRule="auto"/>
               <w:jc w:val="center"/>
             </w:pPr>
-            <w:r/>
+            <w:r>
+              <w:rPr>
+                <w:sz w:val="20"/>
+              </w:rPr>
+            </w:r>
             <w:r>
               <w:rPr>
                 <w:rFonts w:ascii="Times New Roman" w:hAnsi="Times New Roman"/>
                 <w:b w:val="0"/>
                 <w:color w:val="202A32"/>
-                <w:sz w:val="16"/>
+                <w:sz w:val="20"/>
               </w:rPr>
               <w:t>Gaussian seeds 9401–9405; mean and sample SD across five seeds.</w:t>
             </w:r>
@@ -3395,13 +3698,17 @@
             <w:pPr>
               <w:spacing w:after="0" w:line="240" w:lineRule="auto"/>
             </w:pPr>
-            <w:r/>
+            <w:r>
+              <w:rPr>
+                <w:sz w:val="20"/>
+              </w:rPr>
+            </w:r>
             <w:r>
               <w:rPr>
                 <w:rFonts w:ascii="Times New Roman" w:hAnsi="Times New Roman"/>
                 <w:b w:val="0"/>
                 <w:color w:val="202A32"/>
-                <w:sz w:val="16"/>
+                <w:sz w:val="20"/>
               </w:rPr>
               <w:t>Figure 2: ViT-B/16 AugReg and DINOv2 depth sweep</w:t>
             </w:r>
@@ -3423,13 +3730,17 @@
               <w:spacing w:after="0" w:line="240" w:lineRule="auto"/>
               <w:jc w:val="center"/>
             </w:pPr>
-            <w:r/>
+            <w:r>
+              <w:rPr>
+                <w:sz w:val="20"/>
+              </w:rPr>
+            </w:r>
             <w:r>
               <w:rPr>
                 <w:rFonts w:ascii="Times New Roman" w:hAnsi="Times New Roman"/>
                 <w:b w:val="0"/>
                 <w:color w:val="202A32"/>
-                <w:sz w:val="16"/>
+                <w:sz w:val="20"/>
               </w:rPr>
               <w:t>Calibration 9101; evaluation 9201; spatial mask 21001</w:t>
             </w:r>
@@ -3451,13 +3762,17 @@
               <w:spacing w:after="0" w:line="240" w:lineRule="auto"/>
               <w:jc w:val="center"/>
             </w:pPr>
-            <w:r/>
+            <w:r>
+              <w:rPr>
+                <w:sz w:val="20"/>
+              </w:rPr>
+            </w:r>
             <w:r>
               <w:rPr>
                 <w:rFonts w:ascii="Times New Roman" w:hAnsi="Times New Roman"/>
                 <w:b w:val="0"/>
                 <w:color w:val="202A32"/>
-                <w:sz w:val="16"/>
+                <w:sz w:val="20"/>
               </w:rPr>
               <w:t>Gaussian seeds 22001–22003; mean and sample SD across three seeds. The post hoc depth-6 follow-up uses the same split and intervention seeds.</w:t>
             </w:r>
@@ -3480,13 +3795,17 @@
             <w:pPr>
               <w:spacing w:after="0" w:line="240" w:lineRule="auto"/>
             </w:pPr>
-            <w:r/>
+            <w:r>
+              <w:rPr>
+                <w:sz w:val="20"/>
+              </w:rPr>
+            </w:r>
             <w:r>
               <w:rPr>
                 <w:rFonts w:ascii="Times New Roman" w:hAnsi="Times New Roman"/>
                 <w:b w:val="0"/>
                 <w:color w:val="202A32"/>
-                <w:sz w:val="16"/>
+                <w:sz w:val="20"/>
               </w:rPr>
               <w:t>Figure 3(a): DeiT geometry controls</w:t>
             </w:r>
@@ -3508,13 +3827,17 @@
               <w:spacing w:after="0" w:line="240" w:lineRule="auto"/>
               <w:jc w:val="center"/>
             </w:pPr>
-            <w:r/>
+            <w:r>
+              <w:rPr>
+                <w:sz w:val="20"/>
+              </w:rPr>
+            </w:r>
             <w:r>
               <w:rPr>
                 <w:rFonts w:ascii="Times New Roman" w:hAnsi="Times New Roman"/>
                 <w:b w:val="0"/>
                 <w:color w:val="202A32"/>
-                <w:sz w:val="16"/>
+                <w:sz w:val="20"/>
               </w:rPr>
               <w:t>Calibration 9101; evaluation 9201; mask 9601</w:t>
             </w:r>
@@ -3536,13 +3859,17 @@
               <w:spacing w:after="0" w:line="240" w:lineRule="auto"/>
               <w:jc w:val="center"/>
             </w:pPr>
-            <w:r/>
+            <w:r>
+              <w:rPr>
+                <w:sz w:val="20"/>
+              </w:rPr>
+            </w:r>
             <w:r>
               <w:rPr>
                 <w:rFonts w:ascii="Times New Roman" w:hAnsi="Times New Roman"/>
                 <w:b w:val="0"/>
                 <w:color w:val="202A32"/>
-                <w:sz w:val="16"/>
+                <w:sz w:val="20"/>
               </w:rPr>
               <w:t>Coordinate-permutation seeds 9801–9803; centroid and sign-inversion controls are single-run estimates.</w:t>
             </w:r>
@@ -3565,13 +3892,17 @@
             <w:pPr>
               <w:spacing w:after="0" w:line="240" w:lineRule="auto"/>
             </w:pPr>
-            <w:r/>
+            <w:r>
+              <w:rPr>
+                <w:sz w:val="20"/>
+              </w:rPr>
+            </w:r>
             <w:r>
               <w:rPr>
                 <w:rFonts w:ascii="Times New Roman" w:hAnsi="Times New Roman"/>
                 <w:b w:val="0"/>
                 <w:color w:val="202A32"/>
-                <w:sz w:val="16"/>
+                <w:sz w:val="20"/>
               </w:rPr>
               <w:t>Figure 3(a): ViT-B/DINOv2 geometry controls</w:t>
             </w:r>
@@ -3593,13 +3924,17 @@
               <w:spacing w:after="0" w:line="240" w:lineRule="auto"/>
               <w:jc w:val="center"/>
             </w:pPr>
-            <w:r/>
+            <w:r>
+              <w:rPr>
+                <w:sz w:val="20"/>
+              </w:rPr>
+            </w:r>
             <w:r>
               <w:rPr>
                 <w:rFonts w:ascii="Times New Roman" w:hAnsi="Times New Roman"/>
                 <w:b w:val="0"/>
                 <w:color w:val="202A32"/>
-                <w:sz w:val="16"/>
+                <w:sz w:val="20"/>
               </w:rPr>
               <w:t>Calibration 9101; evaluation 9201; mask 21001</w:t>
             </w:r>
@@ -3621,13 +3956,17 @@
               <w:spacing w:after="0" w:line="240" w:lineRule="auto"/>
               <w:jc w:val="center"/>
             </w:pPr>
-            <w:r/>
+            <w:r>
+              <w:rPr>
+                <w:sz w:val="20"/>
+              </w:rPr>
+            </w:r>
             <w:r>
               <w:rPr>
                 <w:rFonts w:ascii="Times New Roman" w:hAnsi="Times New Roman"/>
                 <w:b w:val="0"/>
                 <w:color w:val="202A32"/>
-                <w:sz w:val="16"/>
+                <w:sz w:val="20"/>
               </w:rPr>
               <w:t>Coordinate-permutation seeds 23001–23003; centroid and sign-inversion controls are single-run estimates.</w:t>
             </w:r>
@@ -3650,13 +3989,17 @@
             <w:pPr>
               <w:spacing w:after="0" w:line="240" w:lineRule="auto"/>
             </w:pPr>
-            <w:r/>
+            <w:r>
+              <w:rPr>
+                <w:sz w:val="20"/>
+              </w:rPr>
+            </w:r>
             <w:r>
               <w:rPr>
                 <w:rFonts w:ascii="Times New Roman" w:hAnsi="Times New Roman"/>
                 <w:b w:val="0"/>
                 <w:color w:val="202A32"/>
-                <w:sz w:val="16"/>
+                <w:sz w:val="20"/>
               </w:rPr>
               <w:t>Figure 3(b): DeiT grouped diversity</w:t>
             </w:r>
@@ -3678,13 +4021,17 @@
               <w:spacing w:after="0" w:line="240" w:lineRule="auto"/>
               <w:jc w:val="center"/>
             </w:pPr>
-            <w:r/>
+            <w:r>
+              <w:rPr>
+                <w:sz w:val="20"/>
+              </w:rPr>
+            </w:r>
             <w:r>
               <w:rPr>
                 <w:rFonts w:ascii="Times New Roman" w:hAnsi="Times New Roman"/>
                 <w:b w:val="0"/>
                 <w:color w:val="202A32"/>
-                <w:sz w:val="16"/>
+                <w:sz w:val="20"/>
               </w:rPr>
               <w:t>Calibration 9101; evaluation 9201</w:t>
             </w:r>
@@ -3706,13 +4053,17 @@
               <w:spacing w:after="0" w:line="240" w:lineRule="auto"/>
               <w:jc w:val="center"/>
             </w:pPr>
-            <w:r/>
+            <w:r>
+              <w:rPr>
+                <w:sz w:val="20"/>
+              </w:rPr>
+            </w:r>
             <w:r>
               <w:rPr>
                 <w:rFonts w:ascii="Times New Roman" w:hAnsi="Times New Roman"/>
                 <w:b w:val="0"/>
                 <w:color w:val="202A32"/>
-                <w:sz w:val="16"/>
+                <w:sz w:val="20"/>
               </w:rPr>
               <w:t>Grouped-Gaussian seeds 15001–15003; means and sample SDs are across seeds.</w:t>
             </w:r>
@@ -3735,13 +4086,17 @@
             <w:pPr>
               <w:spacing w:after="0" w:line="240" w:lineRule="auto"/>
             </w:pPr>
-            <w:r/>
+            <w:r>
+              <w:rPr>
+                <w:sz w:val="20"/>
+              </w:rPr>
+            </w:r>
             <w:r>
               <w:rPr>
                 <w:rFonts w:ascii="Times New Roman" w:hAnsi="Times New Roman"/>
                 <w:b w:val="0"/>
                 <w:color w:val="202A32"/>
-                <w:sz w:val="16"/>
+                <w:sz w:val="20"/>
               </w:rPr>
               <w:t>Figure 3(b) and Figure S10: ViT-B/DINOv2 grouped diversity</w:t>
             </w:r>
@@ -3763,13 +4118,17 @@
               <w:spacing w:after="0" w:line="240" w:lineRule="auto"/>
               <w:jc w:val="center"/>
             </w:pPr>
-            <w:r/>
+            <w:r>
+              <w:rPr>
+                <w:sz w:val="20"/>
+              </w:rPr>
+            </w:r>
             <w:r>
               <w:rPr>
                 <w:rFonts w:ascii="Times New Roman" w:hAnsi="Times New Roman"/>
                 <w:b w:val="0"/>
                 <w:color w:val="202A32"/>
-                <w:sz w:val="16"/>
+                <w:sz w:val="20"/>
               </w:rPr>
               <w:t>Calibration 9101; evaluation 9201</w:t>
             </w:r>
@@ -3791,13 +4150,17 @@
               <w:spacing w:after="0" w:line="240" w:lineRule="auto"/>
               <w:jc w:val="center"/>
             </w:pPr>
-            <w:r/>
+            <w:r>
+              <w:rPr>
+                <w:sz w:val="20"/>
+              </w:rPr>
+            </w:r>
             <w:r>
               <w:rPr>
                 <w:rFonts w:ascii="Times New Roman" w:hAnsi="Times New Roman"/>
                 <w:b w:val="0"/>
                 <w:color w:val="202A32"/>
-                <w:sz w:val="16"/>
+                <w:sz w:val="20"/>
               </w:rPr>
               <w:t>Grouped-Gaussian seeds 26001–26005; means and sample SDs are across seeds; paired tests use per-image means across seeds.</w:t>
             </w:r>
@@ -3820,13 +4183,17 @@
             <w:pPr>
               <w:spacing w:after="0" w:line="240" w:lineRule="auto"/>
             </w:pPr>
-            <w:r/>
+            <w:r>
+              <w:rPr>
+                <w:sz w:val="20"/>
+              </w:rPr>
+            </w:r>
             <w:r>
               <w:rPr>
                 <w:rFonts w:ascii="Times New Roman" w:hAnsi="Times New Roman"/>
                 <w:b w:val="0"/>
                 <w:color w:val="202A32"/>
-                <w:sz w:val="16"/>
+                <w:sz w:val="20"/>
               </w:rPr>
               <w:t>Figure 3(c), Section 4.2: PCA-aligned versus random directions</w:t>
             </w:r>
@@ -3848,13 +4215,17 @@
               <w:spacing w:after="0" w:line="240" w:lineRule="auto"/>
               <w:jc w:val="center"/>
             </w:pPr>
-            <w:r/>
+            <w:r>
+              <w:rPr>
+                <w:sz w:val="20"/>
+              </w:rPr>
+            </w:r>
             <w:r>
               <w:rPr>
                 <w:rFonts w:ascii="Times New Roman" w:hAnsi="Times New Roman"/>
                 <w:b w:val="0"/>
                 <w:color w:val="202A32"/>
-                <w:sz w:val="16"/>
+                <w:sz w:val="20"/>
               </w:rPr>
               <w:t>Calibration 9101; evaluation 9201</w:t>
             </w:r>
@@ -3876,13 +4247,17 @@
               <w:spacing w:after="0" w:line="240" w:lineRule="auto"/>
               <w:jc w:val="center"/>
             </w:pPr>
-            <w:r/>
+            <w:r>
+              <w:rPr>
+                <w:sz w:val="20"/>
+              </w:rPr>
+            </w:r>
             <w:r>
               <w:rPr>
                 <w:rFonts w:ascii="Times New Roman" w:hAnsi="Times New Roman"/>
                 <w:b w:val="0"/>
                 <w:color w:val="202A32"/>
-                <w:sz w:val="16"/>
+                <w:sz w:val="20"/>
               </w:rPr>
               <w:t>DeiT natural-PC1 identity seeds 17001–17005 and matched-random-direction seeds 18001–18005; ViT-B/DINOv2 use seeds 25001–25003.</w:t>
             </w:r>
@@ -3905,13 +4280,17 @@
             <w:pPr>
               <w:spacing w:after="0" w:line="240" w:lineRule="auto"/>
             </w:pPr>
-            <w:r/>
+            <w:r>
+              <w:rPr>
+                <w:sz w:val="20"/>
+              </w:rPr>
+            </w:r>
             <w:r>
               <w:rPr>
                 <w:rFonts w:ascii="Times New Roman" w:hAnsi="Times New Roman"/>
                 <w:b w:val="0"/>
                 <w:color w:val="202A32"/>
-                <w:sz w:val="16"/>
+                <w:sz w:val="20"/>
               </w:rPr>
               <w:t>Supplementary dense-fraction sweep</w:t>
             </w:r>
@@ -3933,13 +4312,17 @@
               <w:spacing w:after="0" w:line="240" w:lineRule="auto"/>
               <w:jc w:val="center"/>
             </w:pPr>
-            <w:r/>
+            <w:r>
+              <w:rPr>
+                <w:sz w:val="20"/>
+              </w:rPr>
+            </w:r>
             <w:r>
               <w:rPr>
                 <w:rFonts w:ascii="Times New Roman" w:hAnsi="Times New Roman"/>
                 <w:b w:val="0"/>
                 <w:color w:val="202A32"/>
-                <w:sz w:val="16"/>
+                <w:sz w:val="20"/>
               </w:rPr>
               <w:t>Calibration 9101; evaluation 9201; spatial masks 31001–31005</w:t>
             </w:r>
@@ -3961,13 +4344,17 @@
               <w:spacing w:after="0" w:line="240" w:lineRule="auto"/>
               <w:jc w:val="center"/>
             </w:pPr>
-            <w:r/>
+            <w:r>
+              <w:rPr>
+                <w:sz w:val="20"/>
+              </w:rPr>
+            </w:r>
             <w:r>
               <w:rPr>
                 <w:rFonts w:ascii="Times New Roman" w:hAnsi="Times New Roman"/>
                 <w:b w:val="0"/>
                 <w:color w:val="202A32"/>
-                <w:sz w:val="16"/>
+                <w:sz w:val="20"/>
               </w:rPr>
               <w:t>Gaussian seeds 32001–32003; average within each mask first, then summarize across five masks.</w:t>
             </w:r>
@@ -3990,13 +4377,17 @@
             <w:pPr>
               <w:spacing w:after="0" w:line="240" w:lineRule="auto"/>
             </w:pPr>
-            <w:r/>
+            <w:r>
+              <w:rPr>
+                <w:sz w:val="20"/>
+              </w:rPr>
+            </w:r>
             <w:r>
               <w:rPr>
                 <w:rFonts w:ascii="Times New Roman" w:hAnsi="Times New Roman"/>
                 <w:b w:val="0"/>
                 <w:color w:val="202A32"/>
-                <w:sz w:val="16"/>
+                <w:sz w:val="20"/>
               </w:rPr>
               <w:t>Strict confirmatory compression</w:t>
             </w:r>
@@ -4018,13 +4409,17 @@
               <w:spacing w:after="0" w:line="240" w:lineRule="auto"/>
               <w:jc w:val="center"/>
             </w:pPr>
-            <w:r/>
+            <w:r>
+              <w:rPr>
+                <w:sz w:val="20"/>
+              </w:rPr>
+            </w:r>
             <w:r>
               <w:rPr>
                 <w:rFonts w:ascii="Times New Roman" w:hAnsi="Times New Roman"/>
                 <w:b w:val="0"/>
                 <w:color w:val="202A32"/>
-                <w:sz w:val="16"/>
+                <w:sz w:val="20"/>
               </w:rPr>
               <w:t>Calibration 9101; evaluation 9201</w:t>
             </w:r>
@@ -4046,13 +4441,17 @@
               <w:spacing w:after="0" w:line="240" w:lineRule="auto"/>
               <w:jc w:val="center"/>
             </w:pPr>
-            <w:r/>
+            <w:r>
+              <w:rPr>
+                <w:sz w:val="20"/>
+              </w:rPr>
+            </w:r>
             <w:r>
               <w:rPr>
                 <w:rFonts w:ascii="Times New Roman" w:hAnsi="Times New Roman"/>
                 <w:b w:val="0"/>
                 <w:color w:val="202A32"/>
-                <w:sz w:val="16"/>
+                <w:sz w:val="20"/>
               </w:rPr>
               <w:t>Random-pruning and random-grouping seeds 31001–31005; paired method comparisons use the shared held-out image cohort.</w:t>
             </w:r>
@@ -4075,13 +4474,17 @@
             <w:pPr>
               <w:spacing w:after="0" w:line="240" w:lineRule="auto"/>
             </w:pPr>
-            <w:r/>
+            <w:r>
+              <w:rPr>
+                <w:sz w:val="20"/>
+              </w:rPr>
+            </w:r>
             <w:r>
               <w:rPr>
                 <w:rFonts w:ascii="Times New Roman" w:hAnsi="Times New Roman"/>
                 <w:b w:val="0"/>
                 <w:color w:val="202A32"/>
-                <w:sz w:val="16"/>
+                <w:sz w:val="20"/>
               </w:rPr>
               <w:t>Held-out classifier-carrier evaluation</w:t>
             </w:r>
@@ -4103,13 +4506,17 @@
               <w:spacing w:after="0" w:line="240" w:lineRule="auto"/>
               <w:jc w:val="center"/>
             </w:pPr>
-            <w:r/>
+            <w:r>
+              <w:rPr>
+                <w:sz w:val="20"/>
+              </w:rPr>
+            </w:r>
             <w:r>
               <w:rPr>
                 <w:rFonts w:ascii="Times New Roman" w:hAnsi="Times New Roman"/>
                 <w:b w:val="0"/>
                 <w:color w:val="202A32"/>
-                <w:sz w:val="16"/>
+                <w:sz w:val="20"/>
               </w:rPr>
               <w:t>Calibration 7101 (500 images); evaluation 9201 (1,000 images)</w:t>
             </w:r>
@@ -4131,13 +4538,17 @@
               <w:spacing w:after="0" w:line="240" w:lineRule="auto"/>
               <w:jc w:val="center"/>
             </w:pPr>
-            <w:r/>
+            <w:r>
+              <w:rPr>
+                <w:sz w:val="20"/>
+              </w:rPr>
+            </w:r>
             <w:r>
               <w:rPr>
                 <w:rFonts w:ascii="Times New Roman" w:hAnsi="Times New Roman"/>
                 <w:b w:val="0"/>
                 <w:color w:val="202A32"/>
-                <w:sz w:val="16"/>
+                <w:sz w:val="20"/>
               </w:rPr>
               <w:t>Fixed cohort; no seed-level averaging.</w:t>
             </w:r>
@@ -4154,13 +4565,14 @@
       <w:pPr>
         <w:pStyle w:val="Heading1"/>
         <w:keepNext/>
+        <w:jc w:val="both"/>
       </w:pPr>
       <w:r>
         <w:rPr>
           <w:rFonts w:ascii="Times New Roman" w:hAnsi="Times New Roman"/>
           <w:b/>
           <w:color w:val="000000"/>
-          <w:sz w:val="28"/>
+          <w:sz w:val="20"/>
         </w:rPr>
         <w:t>S11. Cross-architecture mechanistic evidence</w:t>
       </w:r>
@@ -4168,6 +4580,7 @@
     <w:p>
       <w:pPr>
         <w:spacing w:after="100" w:line="259" w:lineRule="auto"/>
+        <w:jc w:val="both"/>
       </w:pPr>
       <w:r>
         <w:rPr>
@@ -4207,6 +4620,7 @@
         <w:keepNext/>
         <w:keepLines/>
         <w:spacing w:after="100" w:line="259" w:lineRule="auto"/>
+        <w:jc w:val="both"/>
       </w:pPr>
       <w:r>
         <w:rPr>
@@ -4377,13 +4791,17 @@
               <w:spacing w:after="0" w:line="240" w:lineRule="auto"/>
               <w:jc w:val="center"/>
             </w:pPr>
-            <w:r/>
+            <w:r>
+              <w:rPr>
+                <w:sz w:val="20"/>
+              </w:rPr>
+            </w:r>
             <w:r>
               <w:rPr>
                 <w:rFonts w:ascii="Times New Roman" w:hAnsi="Times New Roman"/>
                 <w:b/>
                 <w:color w:val="17232D"/>
-                <w:sz w:val="15"/>
+                <w:sz w:val="20"/>
               </w:rPr>
               <w:t>Architecture</w:t>
             </w:r>
@@ -4406,13 +4824,17 @@
               <w:spacing w:after="0" w:line="240" w:lineRule="auto"/>
               <w:jc w:val="center"/>
             </w:pPr>
-            <w:r/>
+            <w:r>
+              <w:rPr>
+                <w:sz w:val="20"/>
+              </w:rPr>
+            </w:r>
             <w:r>
               <w:rPr>
                 <w:rFonts w:ascii="Times New Roman" w:hAnsi="Times New Roman"/>
                 <w:b/>
                 <w:color w:val="17232D"/>
-                <w:sz w:val="15"/>
+                <w:sz w:val="20"/>
               </w:rPr>
               <w:t>D, patches</w:t>
             </w:r>
@@ -4435,13 +4857,17 @@
               <w:spacing w:after="0" w:line="240" w:lineRule="auto"/>
               <w:jc w:val="center"/>
             </w:pPr>
-            <w:r/>
+            <w:r>
+              <w:rPr>
+                <w:sz w:val="20"/>
+              </w:rPr>
+            </w:r>
             <w:r>
               <w:rPr>
                 <w:rFonts w:ascii="Times New Roman" w:hAnsi="Times New Roman"/>
                 <w:b/>
                 <w:color w:val="17232D"/>
-                <w:sz w:val="15"/>
+                <w:sz w:val="20"/>
               </w:rPr>
               <w:t>PC1 / PCbottom sensitivity, depth 8</w:t>
             </w:r>
@@ -4464,13 +4890,17 @@
               <w:spacing w:after="0" w:line="240" w:lineRule="auto"/>
               <w:jc w:val="center"/>
             </w:pPr>
-            <w:r/>
+            <w:r>
+              <w:rPr>
+                <w:sz w:val="20"/>
+              </w:rPr>
+            </w:r>
             <w:r>
               <w:rPr>
                 <w:rFonts w:ascii="Times New Roman" w:hAnsi="Times New Roman"/>
                 <w:b/>
                 <w:color w:val="17232D"/>
-                <w:sz w:val="15"/>
+                <w:sz w:val="20"/>
               </w:rPr>
               <w:t>Relative bottom-PC eigengap, depth 8</w:t>
             </w:r>
@@ -4493,13 +4923,17 @@
               <w:spacing w:after="0" w:line="240" w:lineRule="auto"/>
               <w:jc w:val="center"/>
             </w:pPr>
-            <w:r/>
+            <w:r>
+              <w:rPr>
+                <w:sz w:val="20"/>
+              </w:rPr>
+            </w:r>
             <w:r>
               <w:rPr>
                 <w:rFonts w:ascii="Times New Roman" w:hAnsi="Times New Roman"/>
                 <w:b/>
                 <w:color w:val="17232D"/>
-                <w:sz w:val="15"/>
+                <w:sz w:val="20"/>
               </w:rPr>
               <w:t>Near-null fraction, depth 5 → 10</w:t>
             </w:r>
@@ -4522,13 +4956,17 @@
               <w:spacing w:after="0" w:line="240" w:lineRule="auto"/>
               <w:jc w:val="center"/>
             </w:pPr>
-            <w:r/>
+            <w:r>
+              <w:rPr>
+                <w:sz w:val="20"/>
+              </w:rPr>
+            </w:r>
             <w:r>
               <w:rPr>
                 <w:rFonts w:ascii="Times New Roman" w:hAnsi="Times New Roman"/>
                 <w:b/>
                 <w:color w:val="17232D"/>
-                <w:sz w:val="15"/>
+                <w:sz w:val="20"/>
               </w:rPr>
               <w:t>Effective rank / D, depth 5 → 10</w:t>
             </w:r>
@@ -4551,13 +4989,17 @@
               <w:spacing w:after="0" w:line="240" w:lineRule="auto"/>
               <w:jc w:val="center"/>
             </w:pPr>
-            <w:r/>
+            <w:r>
+              <w:rPr>
+                <w:sz w:val="20"/>
+              </w:rPr>
+            </w:r>
             <w:r>
               <w:rPr>
                 <w:rFonts w:ascii="Times New Roman" w:hAnsi="Times New Roman"/>
                 <w:b/>
                 <w:color w:val="17232D"/>
-                <w:sz w:val="15"/>
+                <w:sz w:val="20"/>
               </w:rPr>
               <w:t>Depth-10 near-null count, 10⁻⁴/10⁻²</w:t>
             </w:r>
@@ -4580,13 +5022,17 @@
             <w:pPr>
               <w:spacing w:after="0" w:line="240" w:lineRule="auto"/>
             </w:pPr>
-            <w:r/>
+            <w:r>
+              <w:rPr>
+                <w:sz w:val="20"/>
+              </w:rPr>
+            </w:r>
             <w:r>
               <w:rPr>
                 <w:rFonts w:ascii="Times New Roman" w:hAnsi="Times New Roman"/>
                 <w:b w:val="0"/>
                 <w:color w:val="202A32"/>
-                <w:sz w:val="15"/>
+                <w:sz w:val="20"/>
               </w:rPr>
               <w:t>DeiT-Tiny</w:t>
             </w:r>
@@ -4608,13 +5054,17 @@
               <w:spacing w:after="0" w:line="240" w:lineRule="auto"/>
               <w:jc w:val="center"/>
             </w:pPr>
-            <w:r/>
+            <w:r>
+              <w:rPr>
+                <w:sz w:val="20"/>
+              </w:rPr>
+            </w:r>
             <w:r>
               <w:rPr>
                 <w:rFonts w:ascii="Times New Roman" w:hAnsi="Times New Roman"/>
                 <w:b w:val="0"/>
                 <w:color w:val="202A32"/>
-                <w:sz w:val="15"/>
+                <w:sz w:val="20"/>
               </w:rPr>
               <w:t>192, 196</w:t>
             </w:r>
@@ -4636,13 +5086,17 @@
               <w:spacing w:after="0" w:line="240" w:lineRule="auto"/>
               <w:jc w:val="center"/>
             </w:pPr>
-            <w:r/>
+            <w:r>
+              <w:rPr>
+                <w:sz w:val="20"/>
+              </w:rPr>
+            </w:r>
             <w:r>
               <w:rPr>
                 <w:rFonts w:ascii="Times New Roman" w:hAnsi="Times New Roman"/>
                 <w:b w:val="0"/>
                 <w:color w:val="202A32"/>
-                <w:sz w:val="15"/>
+                <w:sz w:val="20"/>
               </w:rPr>
               <w:t>0.0891</w:t>
             </w:r>
@@ -4664,13 +5118,17 @@
               <w:spacing w:after="0" w:line="240" w:lineRule="auto"/>
               <w:jc w:val="center"/>
             </w:pPr>
-            <w:r/>
+            <w:r>
+              <w:rPr>
+                <w:sz w:val="20"/>
+              </w:rPr>
+            </w:r>
             <w:r>
               <w:rPr>
                 <w:rFonts w:ascii="Times New Roman" w:hAnsi="Times New Roman"/>
                 <w:b w:val="0"/>
                 <w:color w:val="202A32"/>
-                <w:sz w:val="15"/>
+                <w:sz w:val="20"/>
               </w:rPr>
               <w:t>2.58 × 10⁻³</w:t>
             </w:r>
@@ -4692,13 +5150,17 @@
               <w:spacing w:after="0" w:line="240" w:lineRule="auto"/>
               <w:jc w:val="center"/>
             </w:pPr>
-            <w:r/>
+            <w:r>
+              <w:rPr>
+                <w:sz w:val="20"/>
+              </w:rPr>
+            </w:r>
             <w:r>
               <w:rPr>
                 <w:rFonts w:ascii="Times New Roman" w:hAnsi="Times New Roman"/>
                 <w:b w:val="0"/>
                 <w:color w:val="202A32"/>
-                <w:sz w:val="15"/>
+                <w:sz w:val="20"/>
               </w:rPr>
               <w:t>0.52% → 31.77%</w:t>
             </w:r>
@@ -4720,13 +5182,17 @@
               <w:spacing w:after="0" w:line="240" w:lineRule="auto"/>
               <w:jc w:val="center"/>
             </w:pPr>
-            <w:r/>
+            <w:r>
+              <w:rPr>
+                <w:sz w:val="20"/>
+              </w:rPr>
+            </w:r>
             <w:r>
               <w:rPr>
                 <w:rFonts w:ascii="Times New Roman" w:hAnsi="Times New Roman"/>
                 <w:b w:val="0"/>
                 <w:color w:val="202A32"/>
-                <w:sz w:val="15"/>
+                <w:sz w:val="20"/>
               </w:rPr>
               <w:t>0.541 → 0.125</w:t>
             </w:r>
@@ -4748,13 +5214,17 @@
               <w:spacing w:after="0" w:line="240" w:lineRule="auto"/>
               <w:jc w:val="center"/>
             </w:pPr>
-            <w:r/>
+            <w:r>
+              <w:rPr>
+                <w:sz w:val="20"/>
+              </w:rPr>
+            </w:r>
             <w:r>
               <w:rPr>
                 <w:rFonts w:ascii="Times New Roman" w:hAnsi="Times New Roman"/>
                 <w:b w:val="0"/>
                 <w:color w:val="202A32"/>
-                <w:sz w:val="15"/>
+                <w:sz w:val="20"/>
               </w:rPr>
               <w:t>1 / 154</w:t>
             </w:r>
@@ -4777,13 +5247,17 @@
             <w:pPr>
               <w:spacing w:after="0" w:line="240" w:lineRule="auto"/>
             </w:pPr>
-            <w:r/>
+            <w:r>
+              <w:rPr>
+                <w:sz w:val="20"/>
+              </w:rPr>
+            </w:r>
             <w:r>
               <w:rPr>
                 <w:rFonts w:ascii="Times New Roman" w:hAnsi="Times New Roman"/>
                 <w:b w:val="0"/>
                 <w:color w:val="202A32"/>
-                <w:sz w:val="15"/>
+                <w:sz w:val="20"/>
               </w:rPr>
               <w:t>DeiT-Small</w:t>
             </w:r>
@@ -4805,13 +5279,17 @@
               <w:spacing w:after="0" w:line="240" w:lineRule="auto"/>
               <w:jc w:val="center"/>
             </w:pPr>
-            <w:r/>
+            <w:r>
+              <w:rPr>
+                <w:sz w:val="20"/>
+              </w:rPr>
+            </w:r>
             <w:r>
               <w:rPr>
                 <w:rFonts w:ascii="Times New Roman" w:hAnsi="Times New Roman"/>
                 <w:b w:val="0"/>
                 <w:color w:val="202A32"/>
-                <w:sz w:val="15"/>
+                <w:sz w:val="20"/>
               </w:rPr>
               <w:t>384, 196</w:t>
             </w:r>
@@ -4833,13 +5311,17 @@
               <w:spacing w:after="0" w:line="240" w:lineRule="auto"/>
               <w:jc w:val="center"/>
             </w:pPr>
-            <w:r/>
+            <w:r>
+              <w:rPr>
+                <w:sz w:val="20"/>
+              </w:rPr>
+            </w:r>
             <w:r>
               <w:rPr>
                 <w:rFonts w:ascii="Times New Roman" w:hAnsi="Times New Roman"/>
                 <w:b w:val="0"/>
                 <w:color w:val="202A32"/>
-                <w:sz w:val="15"/>
+                <w:sz w:val="20"/>
               </w:rPr>
               <w:t>0.0409</w:t>
             </w:r>
@@ -4861,13 +5343,17 @@
               <w:spacing w:after="0" w:line="240" w:lineRule="auto"/>
               <w:jc w:val="center"/>
             </w:pPr>
-            <w:r/>
+            <w:r>
+              <w:rPr>
+                <w:sz w:val="20"/>
+              </w:rPr>
+            </w:r>
             <w:r>
               <w:rPr>
                 <w:rFonts w:ascii="Times New Roman" w:hAnsi="Times New Roman"/>
                 <w:b w:val="0"/>
                 <w:color w:val="202A32"/>
-                <w:sz w:val="15"/>
+                <w:sz w:val="20"/>
               </w:rPr>
               <w:t>3.52 × 10⁻⁴</w:t>
             </w:r>
@@ -4889,13 +5375,17 @@
               <w:spacing w:after="0" w:line="240" w:lineRule="auto"/>
               <w:jc w:val="center"/>
             </w:pPr>
-            <w:r/>
+            <w:r>
+              <w:rPr>
+                <w:sz w:val="20"/>
+              </w:rPr>
+            </w:r>
             <w:r>
               <w:rPr>
                 <w:rFonts w:ascii="Times New Roman" w:hAnsi="Times New Roman"/>
                 <w:b w:val="0"/>
                 <w:color w:val="202A32"/>
-                <w:sz w:val="15"/>
+                <w:sz w:val="20"/>
               </w:rPr>
               <w:t>0.26% → 57.03%</w:t>
             </w:r>
@@ -4917,13 +5407,17 @@
               <w:spacing w:after="0" w:line="240" w:lineRule="auto"/>
               <w:jc w:val="center"/>
             </w:pPr>
-            <w:r/>
+            <w:r>
+              <w:rPr>
+                <w:sz w:val="20"/>
+              </w:rPr>
+            </w:r>
             <w:r>
               <w:rPr>
                 <w:rFonts w:ascii="Times New Roman" w:hAnsi="Times New Roman"/>
                 <w:b w:val="0"/>
                 <w:color w:val="202A32"/>
-                <w:sz w:val="15"/>
+                <w:sz w:val="20"/>
               </w:rPr>
               <w:t>0.467 → 0.114</w:t>
             </w:r>
@@ -4945,13 +5439,17 @@
               <w:spacing w:after="0" w:line="240" w:lineRule="auto"/>
               <w:jc w:val="center"/>
             </w:pPr>
-            <w:r/>
+            <w:r>
+              <w:rPr>
+                <w:sz w:val="20"/>
+              </w:rPr>
+            </w:r>
             <w:r>
               <w:rPr>
                 <w:rFonts w:ascii="Times New Roman" w:hAnsi="Times New Roman"/>
                 <w:b w:val="0"/>
                 <w:color w:val="202A32"/>
-                <w:sz w:val="15"/>
+                <w:sz w:val="20"/>
               </w:rPr>
               <w:t>47 / 327</w:t>
             </w:r>
@@ -4974,13 +5472,17 @@
             <w:pPr>
               <w:spacing w:after="0" w:line="240" w:lineRule="auto"/>
             </w:pPr>
-            <w:r/>
+            <w:r>
+              <w:rPr>
+                <w:sz w:val="20"/>
+              </w:rPr>
+            </w:r>
             <w:r>
               <w:rPr>
                 <w:rFonts w:ascii="Times New Roman" w:hAnsi="Times New Roman"/>
                 <w:b w:val="0"/>
                 <w:color w:val="202A32"/>
-                <w:sz w:val="15"/>
+                <w:sz w:val="20"/>
               </w:rPr>
               <w:t>ViT-B/16 AugReg</w:t>
             </w:r>
@@ -5002,13 +5504,17 @@
               <w:spacing w:after="0" w:line="240" w:lineRule="auto"/>
               <w:jc w:val="center"/>
             </w:pPr>
-            <w:r/>
+            <w:r>
+              <w:rPr>
+                <w:sz w:val="20"/>
+              </w:rPr>
+            </w:r>
             <w:r>
               <w:rPr>
                 <w:rFonts w:ascii="Times New Roman" w:hAnsi="Times New Roman"/>
                 <w:b w:val="0"/>
                 <w:color w:val="202A32"/>
-                <w:sz w:val="15"/>
+                <w:sz w:val="20"/>
               </w:rPr>
               <w:t>768, 196</w:t>
             </w:r>
@@ -5030,13 +5536,17 @@
               <w:spacing w:after="0" w:line="240" w:lineRule="auto"/>
               <w:jc w:val="center"/>
             </w:pPr>
-            <w:r/>
+            <w:r>
+              <w:rPr>
+                <w:sz w:val="20"/>
+              </w:rPr>
+            </w:r>
             <w:r>
               <w:rPr>
                 <w:rFonts w:ascii="Times New Roman" w:hAnsi="Times New Roman"/>
                 <w:b w:val="0"/>
                 <w:color w:val="202A32"/>
-                <w:sz w:val="15"/>
+                <w:sz w:val="20"/>
               </w:rPr>
               <w:t>65.2</w:t>
             </w:r>
@@ -5058,13 +5568,17 @@
               <w:spacing w:after="0" w:line="240" w:lineRule="auto"/>
               <w:jc w:val="center"/>
             </w:pPr>
-            <w:r/>
+            <w:r>
+              <w:rPr>
+                <w:sz w:val="20"/>
+              </w:rPr>
+            </w:r>
             <w:r>
               <w:rPr>
                 <w:rFonts w:ascii="Times New Roman" w:hAnsi="Times New Roman"/>
                 <w:b w:val="0"/>
                 <w:color w:val="202A32"/>
-                <w:sz w:val="15"/>
+                <w:sz w:val="20"/>
               </w:rPr>
               <w:t>1.53 × 10⁻⁵</w:t>
             </w:r>
@@ -5086,13 +5600,17 @@
               <w:spacing w:after="0" w:line="240" w:lineRule="auto"/>
               <w:jc w:val="center"/>
             </w:pPr>
-            <w:r/>
+            <w:r>
+              <w:rPr>
+                <w:sz w:val="20"/>
+              </w:rPr>
+            </w:r>
             <w:r>
               <w:rPr>
                 <w:rFonts w:ascii="Times New Roman" w:hAnsi="Times New Roman"/>
                 <w:b w:val="0"/>
                 <w:color w:val="202A32"/>
-                <w:sz w:val="15"/>
+                <w:sz w:val="20"/>
               </w:rPr>
               <w:t>0.26% → 49.61%</w:t>
             </w:r>
@@ -5114,13 +5632,17 @@
               <w:spacing w:after="0" w:line="240" w:lineRule="auto"/>
               <w:jc w:val="center"/>
             </w:pPr>
-            <w:r/>
+            <w:r>
+              <w:rPr>
+                <w:sz w:val="20"/>
+              </w:rPr>
+            </w:r>
             <w:r>
               <w:rPr>
                 <w:rFonts w:ascii="Times New Roman" w:hAnsi="Times New Roman"/>
                 <w:b w:val="0"/>
                 <w:color w:val="202A32"/>
-                <w:sz w:val="15"/>
+                <w:sz w:val="20"/>
               </w:rPr>
               <w:t>0.383 → 0.140</w:t>
             </w:r>
@@ -5142,13 +5664,17 @@
               <w:spacing w:after="0" w:line="240" w:lineRule="auto"/>
               <w:jc w:val="center"/>
             </w:pPr>
-            <w:r/>
+            <w:r>
+              <w:rPr>
+                <w:sz w:val="20"/>
+              </w:rPr>
+            </w:r>
             <w:r>
               <w:rPr>
                 <w:rFonts w:ascii="Times New Roman" w:hAnsi="Times New Roman"/>
                 <w:b w:val="0"/>
                 <w:color w:val="202A32"/>
-                <w:sz w:val="15"/>
+                <w:sz w:val="20"/>
               </w:rPr>
               <w:t>41 / 641</w:t>
             </w:r>
@@ -5171,13 +5697,17 @@
             <w:pPr>
               <w:spacing w:after="0" w:line="240" w:lineRule="auto"/>
             </w:pPr>
-            <w:r/>
+            <w:r>
+              <w:rPr>
+                <w:sz w:val="20"/>
+              </w:rPr>
+            </w:r>
             <w:r>
               <w:rPr>
                 <w:rFonts w:ascii="Times New Roman" w:hAnsi="Times New Roman"/>
                 <w:b w:val="0"/>
                 <w:color w:val="202A32"/>
-                <w:sz w:val="15"/>
+                <w:sz w:val="20"/>
               </w:rPr>
               <w:t>DINOv2 ViT-S/14</w:t>
             </w:r>
@@ -5199,13 +5729,17 @@
               <w:spacing w:after="0" w:line="240" w:lineRule="auto"/>
               <w:jc w:val="center"/>
             </w:pPr>
-            <w:r/>
+            <w:r>
+              <w:rPr>
+                <w:sz w:val="20"/>
+              </w:rPr>
+            </w:r>
             <w:r>
               <w:rPr>
                 <w:rFonts w:ascii="Times New Roman" w:hAnsi="Times New Roman"/>
                 <w:b w:val="0"/>
                 <w:color w:val="202A32"/>
-                <w:sz w:val="15"/>
+                <w:sz w:val="20"/>
               </w:rPr>
               <w:t>384, 256</w:t>
             </w:r>
@@ -5227,13 +5761,17 @@
               <w:spacing w:after="0" w:line="240" w:lineRule="auto"/>
               <w:jc w:val="center"/>
             </w:pPr>
-            <w:r/>
+            <w:r>
+              <w:rPr>
+                <w:sz w:val="20"/>
+              </w:rPr>
+            </w:r>
             <w:r>
               <w:rPr>
                 <w:rFonts w:ascii="Times New Roman" w:hAnsi="Times New Roman"/>
                 <w:b w:val="0"/>
                 <w:color w:val="202A32"/>
-                <w:sz w:val="15"/>
+                <w:sz w:val="20"/>
               </w:rPr>
               <w:t>0.199</w:t>
             </w:r>
@@ -5255,13 +5793,17 @@
               <w:spacing w:after="0" w:line="240" w:lineRule="auto"/>
               <w:jc w:val="center"/>
             </w:pPr>
-            <w:r/>
+            <w:r>
+              <w:rPr>
+                <w:sz w:val="20"/>
+              </w:rPr>
+            </w:r>
             <w:r>
               <w:rPr>
                 <w:rFonts w:ascii="Times New Roman" w:hAnsi="Times New Roman"/>
                 <w:b w:val="0"/>
                 <w:color w:val="202A32"/>
-                <w:sz w:val="15"/>
+                <w:sz w:val="20"/>
               </w:rPr>
               <w:t>9.75 × 10⁻⁴</w:t>
             </w:r>
@@ -5283,13 +5825,17 @@
               <w:spacing w:after="0" w:line="240" w:lineRule="auto"/>
               <w:jc w:val="center"/>
             </w:pPr>
-            <w:r/>
+            <w:r>
+              <w:rPr>
+                <w:sz w:val="20"/>
+              </w:rPr>
+            </w:r>
             <w:r>
               <w:rPr>
                 <w:rFonts w:ascii="Times New Roman" w:hAnsi="Times New Roman"/>
                 <w:b w:val="0"/>
                 <w:color w:val="202A32"/>
-                <w:sz w:val="15"/>
+                <w:sz w:val="20"/>
               </w:rPr>
               <w:t>0.26% → 1.56%</w:t>
             </w:r>
@@ -5311,13 +5857,17 @@
               <w:spacing w:after="0" w:line="240" w:lineRule="auto"/>
               <w:jc w:val="center"/>
             </w:pPr>
-            <w:r/>
+            <w:r>
+              <w:rPr>
+                <w:sz w:val="20"/>
+              </w:rPr>
+            </w:r>
             <w:r>
               <w:rPr>
                 <w:rFonts w:ascii="Times New Roman" w:hAnsi="Times New Roman"/>
                 <w:b w:val="0"/>
                 <w:color w:val="202A32"/>
-                <w:sz w:val="15"/>
+                <w:sz w:val="20"/>
               </w:rPr>
               <w:t>0.453 → 0.323</w:t>
             </w:r>
@@ -5339,13 +5889,17 @@
               <w:spacing w:after="0" w:line="240" w:lineRule="auto"/>
               <w:jc w:val="center"/>
             </w:pPr>
-            <w:r/>
+            <w:r>
+              <w:rPr>
+                <w:sz w:val="20"/>
+              </w:rPr>
+            </w:r>
             <w:r>
               <w:rPr>
                 <w:rFonts w:ascii="Times New Roman" w:hAnsi="Times New Roman"/>
                 <w:b w:val="0"/>
                 <w:color w:val="202A32"/>
-                <w:sz w:val="15"/>
+                <w:sz w:val="20"/>
               </w:rPr>
               <w:t>1 / 249</w:t>
             </w:r>
@@ -5361,6 +5915,7 @@
     <w:p>
       <w:pPr>
         <w:spacing w:after="100" w:line="259" w:lineRule="auto"/>
+        <w:jc w:val="both"/>
       </w:pPr>
       <w:r>
         <w:rPr>
@@ -5602,6 +6157,7 @@
     <w:p>
       <w:pPr>
         <w:spacing w:after="100" w:line="259" w:lineRule="auto"/>
+        <w:jc w:val="both"/>
       </w:pPr>
       <w:r>
         <w:rPr>
@@ -5641,6 +6197,9 @@
         <w:jc w:val="center"/>
       </w:pPr>
       <w:r>
+        <w:rPr>
+          <w:sz w:val="20"/>
+        </w:rPr>
         <w:drawing>
           <wp:inline xmlns:a="http://schemas.openxmlformats.org/drawingml/2006/main" xmlns:pic="http://schemas.openxmlformats.org/drawingml/2006/picture">
             <wp:extent cx="6172200" cy="2281858"/>
@@ -5679,6 +6238,7 @@
       <w:pPr>
         <w:keepLines/>
         <w:spacing w:after="100" w:line="259" w:lineRule="auto"/>
+        <w:jc w:val="both"/>
       </w:pPr>
       <w:r>
         <w:rPr>
@@ -5736,6 +6296,7 @@
     <w:p>
       <w:pPr>
         <w:spacing w:after="100" w:line="259" w:lineRule="auto"/>
+        <w:jc w:val="both"/>
       </w:pPr>
       <w:r>
         <w:rPr>
@@ -5778,6 +6339,7 @@
         <w:keepNext/>
         <w:keepLines/>
         <w:spacing w:after="100" w:line="259" w:lineRule="auto"/>
+        <w:jc w:val="both"/>
       </w:pPr>
       <w:r>
         <w:rPr>
@@ -5855,13 +6417,17 @@
               <w:spacing w:after="0" w:line="240" w:lineRule="auto"/>
               <w:jc w:val="center"/>
             </w:pPr>
-            <w:r/>
+            <w:r>
+              <w:rPr>
+                <w:sz w:val="20"/>
+              </w:rPr>
+            </w:r>
             <w:r>
               <w:rPr>
                 <w:rFonts w:ascii="Times New Roman" w:hAnsi="Times New Roman"/>
                 <w:b/>
                 <w:color w:val="17232D"/>
-                <w:sz w:val="16"/>
+                <w:sz w:val="20"/>
               </w:rPr>
               <w:t>Architecture</w:t>
             </w:r>
@@ -5884,13 +6450,17 @@
               <w:spacing w:after="0" w:line="240" w:lineRule="auto"/>
               <w:jc w:val="center"/>
             </w:pPr>
-            <w:r/>
+            <w:r>
+              <w:rPr>
+                <w:sz w:val="20"/>
+              </w:rPr>
+            </w:r>
             <w:r>
               <w:rPr>
                 <w:rFonts w:ascii="Times New Roman" w:hAnsi="Times New Roman"/>
                 <w:b/>
                 <w:color w:val="17232D"/>
-                <w:sz w:val="16"/>
+                <w:sz w:val="20"/>
               </w:rPr>
               <w:t>Operator</w:t>
             </w:r>
@@ -5913,13 +6483,17 @@
               <w:spacing w:after="0" w:line="240" w:lineRule="auto"/>
               <w:jc w:val="center"/>
             </w:pPr>
-            <w:r/>
+            <w:r>
+              <w:rPr>
+                <w:sz w:val="20"/>
+              </w:rPr>
+            </w:r>
             <w:r>
               <w:rPr>
                 <w:rFonts w:ascii="Times New Roman" w:hAnsi="Times New Roman"/>
                 <w:b/>
                 <w:color w:val="17232D"/>
-                <w:sz w:val="16"/>
+                <w:sz w:val="20"/>
               </w:rPr>
               <w:t>Pearson r (95% CI)</w:t>
             </w:r>
@@ -5942,13 +6516,17 @@
               <w:spacing w:after="0" w:line="240" w:lineRule="auto"/>
               <w:jc w:val="center"/>
             </w:pPr>
-            <w:r/>
+            <w:r>
+              <w:rPr>
+                <w:sz w:val="20"/>
+              </w:rPr>
+            </w:r>
             <w:r>
               <w:rPr>
                 <w:rFonts w:ascii="Times New Roman" w:hAnsi="Times New Roman"/>
                 <w:b/>
                 <w:color w:val="17232D"/>
-                <w:sz w:val="16"/>
+                <w:sz w:val="20"/>
               </w:rPr>
               <w:t>Spearman ρ (95% CI)</w:t>
             </w:r>
@@ -5971,13 +6549,17 @@
             <w:pPr>
               <w:spacing w:after="0" w:line="240" w:lineRule="auto"/>
             </w:pPr>
-            <w:r/>
+            <w:r>
+              <w:rPr>
+                <w:sz w:val="20"/>
+              </w:rPr>
+            </w:r>
             <w:r>
               <w:rPr>
                 <w:rFonts w:ascii="Times New Roman" w:hAnsi="Times New Roman"/>
                 <w:b w:val="0"/>
                 <w:color w:val="202A32"/>
-                <w:sz w:val="16"/>
+                <w:sz w:val="20"/>
               </w:rPr>
               <w:t>DeiT-Tiny</w:t>
             </w:r>
@@ -5999,13 +6581,17 @@
               <w:spacing w:after="0" w:line="240" w:lineRule="auto"/>
               <w:jc w:val="center"/>
             </w:pPr>
-            <w:r/>
+            <w:r>
+              <w:rPr>
+                <w:sz w:val="20"/>
+              </w:rPr>
+            </w:r>
             <w:r>
               <w:rPr>
                 <w:rFonts w:ascii="Times New Roman" w:hAnsi="Times New Roman"/>
                 <w:b w:val="0"/>
                 <w:color w:val="202A32"/>
-                <w:sz w:val="16"/>
+                <w:sz w:val="20"/>
               </w:rPr>
               <w:t>Single-block A₈</w:t>
             </w:r>
@@ -6027,13 +6613,17 @@
               <w:spacing w:after="0" w:line="240" w:lineRule="auto"/>
               <w:jc w:val="center"/>
             </w:pPr>
-            <w:r/>
+            <w:r>
+              <w:rPr>
+                <w:sz w:val="20"/>
+              </w:rPr>
+            </w:r>
             <w:r>
               <w:rPr>
                 <w:rFonts w:ascii="Times New Roman" w:hAnsi="Times New Roman"/>
                 <w:b w:val="0"/>
                 <w:color w:val="202A32"/>
-                <w:sz w:val="16"/>
+                <w:sz w:val="20"/>
               </w:rPr>
               <w:t>0.806 [0.773, 0.843]</w:t>
             </w:r>
@@ -6055,13 +6645,17 @@
               <w:spacing w:after="0" w:line="240" w:lineRule="auto"/>
               <w:jc w:val="center"/>
             </w:pPr>
-            <w:r/>
+            <w:r>
+              <w:rPr>
+                <w:sz w:val="20"/>
+              </w:rPr>
+            </w:r>
             <w:r>
               <w:rPr>
                 <w:rFonts w:ascii="Times New Roman" w:hAnsi="Times New Roman"/>
                 <w:b w:val="0"/>
                 <w:color w:val="202A32"/>
-                <w:sz w:val="16"/>
+                <w:sz w:val="20"/>
               </w:rPr>
               <w:t>0.720 [0.681, 0.757]</w:t>
             </w:r>
@@ -6084,13 +6678,17 @@
             <w:pPr>
               <w:spacing w:after="0" w:line="240" w:lineRule="auto"/>
             </w:pPr>
-            <w:r/>
+            <w:r>
+              <w:rPr>
+                <w:sz w:val="20"/>
+              </w:rPr>
+            </w:r>
             <w:r>
               <w:rPr>
                 <w:rFonts w:ascii="Times New Roman" w:hAnsi="Times New Roman"/>
                 <w:b w:val="0"/>
                 <w:color w:val="202A32"/>
-                <w:sz w:val="16"/>
+                <w:sz w:val="20"/>
               </w:rPr>
               <w:t>DeiT-Tiny</w:t>
             </w:r>
@@ -6112,13 +6710,17 @@
               <w:spacing w:after="0" w:line="240" w:lineRule="auto"/>
               <w:jc w:val="center"/>
             </w:pPr>
-            <w:r/>
+            <w:r>
+              <w:rPr>
+                <w:sz w:val="20"/>
+              </w:rPr>
+            </w:r>
             <w:r>
               <w:rPr>
                 <w:rFonts w:ascii="Times New Roman" w:hAnsi="Times New Roman"/>
                 <w:b w:val="0"/>
                 <w:color w:val="202A32"/>
-                <w:sz w:val="16"/>
+                <w:sz w:val="20"/>
               </w:rPr>
               <w:t>End-to-end J₈→L</w:t>
             </w:r>
@@ -6140,13 +6742,17 @@
               <w:spacing w:after="0" w:line="240" w:lineRule="auto"/>
               <w:jc w:val="center"/>
             </w:pPr>
-            <w:r/>
+            <w:r>
+              <w:rPr>
+                <w:sz w:val="20"/>
+              </w:rPr>
+            </w:r>
             <w:r>
               <w:rPr>
                 <w:rFonts w:ascii="Times New Roman" w:hAnsi="Times New Roman"/>
                 <w:b w:val="0"/>
                 <w:color w:val="202A32"/>
-                <w:sz w:val="16"/>
+                <w:sz w:val="20"/>
               </w:rPr>
               <w:t>0.964 [0.955, 0.974]</w:t>
             </w:r>
@@ -6168,13 +6774,17 @@
               <w:spacing w:after="0" w:line="240" w:lineRule="auto"/>
               <w:jc w:val="center"/>
             </w:pPr>
-            <w:r/>
+            <w:r>
+              <w:rPr>
+                <w:sz w:val="20"/>
+              </w:rPr>
+            </w:r>
             <w:r>
               <w:rPr>
                 <w:rFonts w:ascii="Times New Roman" w:hAnsi="Times New Roman"/>
                 <w:b w:val="0"/>
                 <w:color w:val="202A32"/>
-                <w:sz w:val="16"/>
+                <w:sz w:val="20"/>
               </w:rPr>
               <w:t>0.964 [0.951, 0.973]</w:t>
             </w:r>
@@ -6197,13 +6807,17 @@
             <w:pPr>
               <w:spacing w:after="0" w:line="240" w:lineRule="auto"/>
             </w:pPr>
-            <w:r/>
+            <w:r>
+              <w:rPr>
+                <w:sz w:val="20"/>
+              </w:rPr>
+            </w:r>
             <w:r>
               <w:rPr>
                 <w:rFonts w:ascii="Times New Roman" w:hAnsi="Times New Roman"/>
                 <w:b w:val="0"/>
                 <w:color w:val="202A32"/>
-                <w:sz w:val="16"/>
+                <w:sz w:val="20"/>
               </w:rPr>
               <w:t>DeiT-Small</w:t>
             </w:r>
@@ -6225,13 +6839,17 @@
               <w:spacing w:after="0" w:line="240" w:lineRule="auto"/>
               <w:jc w:val="center"/>
             </w:pPr>
-            <w:r/>
+            <w:r>
+              <w:rPr>
+                <w:sz w:val="20"/>
+              </w:rPr>
+            </w:r>
             <w:r>
               <w:rPr>
                 <w:rFonts w:ascii="Times New Roman" w:hAnsi="Times New Roman"/>
                 <w:b w:val="0"/>
                 <w:color w:val="202A32"/>
-                <w:sz w:val="16"/>
+                <w:sz w:val="20"/>
               </w:rPr>
               <w:t>Single-block A₈</w:t>
             </w:r>
@@ -6253,13 +6871,17 @@
               <w:spacing w:after="0" w:line="240" w:lineRule="auto"/>
               <w:jc w:val="center"/>
             </w:pPr>
-            <w:r/>
+            <w:r>
+              <w:rPr>
+                <w:sz w:val="20"/>
+              </w:rPr>
+            </w:r>
             <w:r>
               <w:rPr>
                 <w:rFonts w:ascii="Times New Roman" w:hAnsi="Times New Roman"/>
                 <w:b w:val="0"/>
                 <w:color w:val="202A32"/>
-                <w:sz w:val="16"/>
+                <w:sz w:val="20"/>
               </w:rPr>
               <w:t>0.753 [0.719, 0.790]</w:t>
             </w:r>
@@ -6281,13 +6903,17 @@
               <w:spacing w:after="0" w:line="240" w:lineRule="auto"/>
               <w:jc w:val="center"/>
             </w:pPr>
-            <w:r/>
+            <w:r>
+              <w:rPr>
+                <w:sz w:val="20"/>
+              </w:rPr>
+            </w:r>
             <w:r>
               <w:rPr>
                 <w:rFonts w:ascii="Times New Roman" w:hAnsi="Times New Roman"/>
                 <w:b w:val="0"/>
                 <w:color w:val="202A32"/>
-                <w:sz w:val="16"/>
+                <w:sz w:val="20"/>
               </w:rPr>
               <w:t>0.735 [0.696, 0.772]</w:t>
             </w:r>
@@ -6310,13 +6936,17 @@
             <w:pPr>
               <w:spacing w:after="0" w:line="240" w:lineRule="auto"/>
             </w:pPr>
-            <w:r/>
+            <w:r>
+              <w:rPr>
+                <w:sz w:val="20"/>
+              </w:rPr>
+            </w:r>
             <w:r>
               <w:rPr>
                 <w:rFonts w:ascii="Times New Roman" w:hAnsi="Times New Roman"/>
                 <w:b w:val="0"/>
                 <w:color w:val="202A32"/>
-                <w:sz w:val="16"/>
+                <w:sz w:val="20"/>
               </w:rPr>
               <w:t>DeiT-Small</w:t>
             </w:r>
@@ -6338,13 +6968,17 @@
               <w:spacing w:after="0" w:line="240" w:lineRule="auto"/>
               <w:jc w:val="center"/>
             </w:pPr>
-            <w:r/>
+            <w:r>
+              <w:rPr>
+                <w:sz w:val="20"/>
+              </w:rPr>
+            </w:r>
             <w:r>
               <w:rPr>
                 <w:rFonts w:ascii="Times New Roman" w:hAnsi="Times New Roman"/>
                 <w:b w:val="0"/>
                 <w:color w:val="202A32"/>
-                <w:sz w:val="16"/>
+                <w:sz w:val="20"/>
               </w:rPr>
               <w:t>End-to-end J₈→L</w:t>
             </w:r>
@@ -6366,13 +7000,17 @@
               <w:spacing w:after="0" w:line="240" w:lineRule="auto"/>
               <w:jc w:val="center"/>
             </w:pPr>
-            <w:r/>
+            <w:r>
+              <w:rPr>
+                <w:sz w:val="20"/>
+              </w:rPr>
+            </w:r>
             <w:r>
               <w:rPr>
                 <w:rFonts w:ascii="Times New Roman" w:hAnsi="Times New Roman"/>
                 <w:b w:val="0"/>
                 <w:color w:val="202A32"/>
-                <w:sz w:val="16"/>
+                <w:sz w:val="20"/>
               </w:rPr>
               <w:t>0.975 [0.966, 0.983]</w:t>
             </w:r>
@@ -6394,13 +7032,17 @@
               <w:spacing w:after="0" w:line="240" w:lineRule="auto"/>
               <w:jc w:val="center"/>
             </w:pPr>
-            <w:r/>
+            <w:r>
+              <w:rPr>
+                <w:sz w:val="20"/>
+              </w:rPr>
+            </w:r>
             <w:r>
               <w:rPr>
                 <w:rFonts w:ascii="Times New Roman" w:hAnsi="Times New Roman"/>
                 <w:b w:val="0"/>
                 <w:color w:val="202A32"/>
-                <w:sz w:val="16"/>
+                <w:sz w:val="20"/>
               </w:rPr>
               <w:t>0.945 [0.932, 0.958]</w:t>
             </w:r>
@@ -6423,13 +7065,17 @@
             <w:pPr>
               <w:spacing w:after="0" w:line="240" w:lineRule="auto"/>
             </w:pPr>
-            <w:r/>
+            <w:r>
+              <w:rPr>
+                <w:sz w:val="20"/>
+              </w:rPr>
+            </w:r>
             <w:r>
               <w:rPr>
                 <w:rFonts w:ascii="Times New Roman" w:hAnsi="Times New Roman"/>
                 <w:b w:val="0"/>
                 <w:color w:val="202A32"/>
-                <w:sz w:val="16"/>
+                <w:sz w:val="20"/>
               </w:rPr>
               <w:t>ViT-B/16 AugReg</w:t>
             </w:r>
@@ -6451,13 +7097,17 @@
               <w:spacing w:after="0" w:line="240" w:lineRule="auto"/>
               <w:jc w:val="center"/>
             </w:pPr>
-            <w:r/>
+            <w:r>
+              <w:rPr>
+                <w:sz w:val="20"/>
+              </w:rPr>
+            </w:r>
             <w:r>
               <w:rPr>
                 <w:rFonts w:ascii="Times New Roman" w:hAnsi="Times New Roman"/>
                 <w:b w:val="0"/>
                 <w:color w:val="202A32"/>
-                <w:sz w:val="16"/>
+                <w:sz w:val="20"/>
               </w:rPr>
               <w:t>Single-block A₈</w:t>
             </w:r>
@@ -6479,13 +7129,17 @@
               <w:spacing w:after="0" w:line="240" w:lineRule="auto"/>
               <w:jc w:val="center"/>
             </w:pPr>
-            <w:r/>
+            <w:r>
+              <w:rPr>
+                <w:sz w:val="20"/>
+              </w:rPr>
+            </w:r>
             <w:r>
               <w:rPr>
                 <w:rFonts w:ascii="Times New Roman" w:hAnsi="Times New Roman"/>
                 <w:b w:val="0"/>
                 <w:color w:val="202A32"/>
-                <w:sz w:val="16"/>
+                <w:sz w:val="20"/>
               </w:rPr>
               <w:t>0.757 [0.728, 0.786]</w:t>
             </w:r>
@@ -6507,13 +7161,17 @@
               <w:spacing w:after="0" w:line="240" w:lineRule="auto"/>
               <w:jc w:val="center"/>
             </w:pPr>
-            <w:r/>
+            <w:r>
+              <w:rPr>
+                <w:sz w:val="20"/>
+              </w:rPr>
+            </w:r>
             <w:r>
               <w:rPr>
                 <w:rFonts w:ascii="Times New Roman" w:hAnsi="Times New Roman"/>
                 <w:b w:val="0"/>
                 <w:color w:val="202A32"/>
-                <w:sz w:val="16"/>
+                <w:sz w:val="20"/>
               </w:rPr>
               <w:t>0.725 [0.684, 0.766]</w:t>
             </w:r>
@@ -6536,13 +7194,17 @@
             <w:pPr>
               <w:spacing w:after="0" w:line="240" w:lineRule="auto"/>
             </w:pPr>
-            <w:r/>
+            <w:r>
+              <w:rPr>
+                <w:sz w:val="20"/>
+              </w:rPr>
+            </w:r>
             <w:r>
               <w:rPr>
                 <w:rFonts w:ascii="Times New Roman" w:hAnsi="Times New Roman"/>
                 <w:b w:val="0"/>
                 <w:color w:val="202A32"/>
-                <w:sz w:val="16"/>
+                <w:sz w:val="20"/>
               </w:rPr>
               <w:t>ViT-B/16 AugReg</w:t>
             </w:r>
@@ -6564,13 +7226,17 @@
               <w:spacing w:after="0" w:line="240" w:lineRule="auto"/>
               <w:jc w:val="center"/>
             </w:pPr>
-            <w:r/>
+            <w:r>
+              <w:rPr>
+                <w:sz w:val="20"/>
+              </w:rPr>
+            </w:r>
             <w:r>
               <w:rPr>
                 <w:rFonts w:ascii="Times New Roman" w:hAnsi="Times New Roman"/>
                 <w:b w:val="0"/>
                 <w:color w:val="202A32"/>
-                <w:sz w:val="16"/>
+                <w:sz w:val="20"/>
               </w:rPr>
               <w:t>End-to-end J₈→L</w:t>
             </w:r>
@@ -6592,13 +7258,17 @@
               <w:spacing w:after="0" w:line="240" w:lineRule="auto"/>
               <w:jc w:val="center"/>
             </w:pPr>
-            <w:r/>
+            <w:r>
+              <w:rPr>
+                <w:sz w:val="20"/>
+              </w:rPr>
+            </w:r>
             <w:r>
               <w:rPr>
                 <w:rFonts w:ascii="Times New Roman" w:hAnsi="Times New Roman"/>
                 <w:b w:val="0"/>
                 <w:color w:val="202A32"/>
-                <w:sz w:val="16"/>
+                <w:sz w:val="20"/>
               </w:rPr>
               <w:t>0.954 [0.938, 0.970]</w:t>
             </w:r>
@@ -6620,13 +7290,17 @@
               <w:spacing w:after="0" w:line="240" w:lineRule="auto"/>
               <w:jc w:val="center"/>
             </w:pPr>
-            <w:r/>
+            <w:r>
+              <w:rPr>
+                <w:sz w:val="20"/>
+              </w:rPr>
+            </w:r>
             <w:r>
               <w:rPr>
                 <w:rFonts w:ascii="Times New Roman" w:hAnsi="Times New Roman"/>
                 <w:b w:val="0"/>
                 <w:color w:val="202A32"/>
-                <w:sz w:val="16"/>
+                <w:sz w:val="20"/>
               </w:rPr>
               <w:t>0.934 [0.911, 0.953]</w:t>
             </w:r>
@@ -6649,13 +7323,17 @@
             <w:pPr>
               <w:spacing w:after="0" w:line="240" w:lineRule="auto"/>
             </w:pPr>
-            <w:r/>
+            <w:r>
+              <w:rPr>
+                <w:sz w:val="20"/>
+              </w:rPr>
+            </w:r>
             <w:r>
               <w:rPr>
                 <w:rFonts w:ascii="Times New Roman" w:hAnsi="Times New Roman"/>
                 <w:b w:val="0"/>
                 <w:color w:val="202A32"/>
-                <w:sz w:val="16"/>
+                <w:sz w:val="20"/>
               </w:rPr>
               <w:t>DINOv2 ViT-S/14</w:t>
             </w:r>
@@ -6677,13 +7355,17 @@
               <w:spacing w:after="0" w:line="240" w:lineRule="auto"/>
               <w:jc w:val="center"/>
             </w:pPr>
-            <w:r/>
+            <w:r>
+              <w:rPr>
+                <w:sz w:val="20"/>
+              </w:rPr>
+            </w:r>
             <w:r>
               <w:rPr>
                 <w:rFonts w:ascii="Times New Roman" w:hAnsi="Times New Roman"/>
                 <w:b w:val="0"/>
                 <w:color w:val="202A32"/>
-                <w:sz w:val="16"/>
+                <w:sz w:val="20"/>
               </w:rPr>
               <w:t>Single-block A₈</w:t>
             </w:r>
@@ -6705,13 +7387,17 @@
               <w:spacing w:after="0" w:line="240" w:lineRule="auto"/>
               <w:jc w:val="center"/>
             </w:pPr>
-            <w:r/>
+            <w:r>
+              <w:rPr>
+                <w:sz w:val="20"/>
+              </w:rPr>
+            </w:r>
             <w:r>
               <w:rPr>
                 <w:rFonts w:ascii="Times New Roman" w:hAnsi="Times New Roman"/>
                 <w:b w:val="0"/>
                 <w:color w:val="202A32"/>
-                <w:sz w:val="16"/>
+                <w:sz w:val="20"/>
               </w:rPr>
               <w:t>0.883 [0.861, 0.903]</w:t>
             </w:r>
@@ -6733,13 +7419,17 @@
               <w:spacing w:after="0" w:line="240" w:lineRule="auto"/>
               <w:jc w:val="center"/>
             </w:pPr>
-            <w:r/>
+            <w:r>
+              <w:rPr>
+                <w:sz w:val="20"/>
+              </w:rPr>
+            </w:r>
             <w:r>
               <w:rPr>
                 <w:rFonts w:ascii="Times New Roman" w:hAnsi="Times New Roman"/>
                 <w:b w:val="0"/>
                 <w:color w:val="202A32"/>
-                <w:sz w:val="16"/>
+                <w:sz w:val="20"/>
               </w:rPr>
               <w:t>0.829 [0.781, 0.869]</w:t>
             </w:r>
@@ -6762,13 +7452,17 @@
             <w:pPr>
               <w:spacing w:after="0" w:line="240" w:lineRule="auto"/>
             </w:pPr>
-            <w:r/>
+            <w:r>
+              <w:rPr>
+                <w:sz w:val="20"/>
+              </w:rPr>
+            </w:r>
             <w:r>
               <w:rPr>
                 <w:rFonts w:ascii="Times New Roman" w:hAnsi="Times New Roman"/>
                 <w:b w:val="0"/>
                 <w:color w:val="202A32"/>
-                <w:sz w:val="16"/>
+                <w:sz w:val="20"/>
               </w:rPr>
               <w:t>DINOv2 ViT-S/14</w:t>
             </w:r>
@@ -6790,13 +7484,17 @@
               <w:spacing w:after="0" w:line="240" w:lineRule="auto"/>
               <w:jc w:val="center"/>
             </w:pPr>
-            <w:r/>
+            <w:r>
+              <w:rPr>
+                <w:sz w:val="20"/>
+              </w:rPr>
+            </w:r>
             <w:r>
               <w:rPr>
                 <w:rFonts w:ascii="Times New Roman" w:hAnsi="Times New Roman"/>
                 <w:b w:val="0"/>
                 <w:color w:val="202A32"/>
-                <w:sz w:val="16"/>
+                <w:sz w:val="20"/>
               </w:rPr>
               <w:t>End-to-end J₈→L</w:t>
             </w:r>
@@ -6818,13 +7516,17 @@
               <w:spacing w:after="0" w:line="240" w:lineRule="auto"/>
               <w:jc w:val="center"/>
             </w:pPr>
-            <w:r/>
+            <w:r>
+              <w:rPr>
+                <w:sz w:val="20"/>
+              </w:rPr>
+            </w:r>
             <w:r>
               <w:rPr>
                 <w:rFonts w:ascii="Times New Roman" w:hAnsi="Times New Roman"/>
                 <w:b w:val="0"/>
                 <w:color w:val="202A32"/>
-                <w:sz w:val="16"/>
+                <w:sz w:val="20"/>
               </w:rPr>
               <w:t>0.946 [0.941, 0.952]</w:t>
             </w:r>
@@ -6846,13 +7548,17 @@
               <w:spacing w:after="0" w:line="240" w:lineRule="auto"/>
               <w:jc w:val="center"/>
             </w:pPr>
-            <w:r/>
+            <w:r>
+              <w:rPr>
+                <w:sz w:val="20"/>
+              </w:rPr>
+            </w:r>
             <w:r>
               <w:rPr>
                 <w:rFonts w:ascii="Times New Roman" w:hAnsi="Times New Roman"/>
                 <w:b w:val="0"/>
                 <w:color w:val="202A32"/>
-                <w:sz w:val="16"/>
+                <w:sz w:val="20"/>
               </w:rPr>
               <w:t>0.944 [0.932, 0.956]</w:t>
             </w:r>
@@ -6868,6 +7574,7 @@
     <w:p>
       <w:pPr>
         <w:spacing w:after="100" w:line="259" w:lineRule="auto"/>
+        <w:jc w:val="both"/>
       </w:pPr>
       <w:r>
         <w:rPr>
@@ -6883,13 +7590,14 @@
       <w:pPr>
         <w:pStyle w:val="Heading1"/>
         <w:keepNext/>
+        <w:jc w:val="both"/>
       </w:pPr>
       <w:r>
         <w:rPr>
           <w:rFonts w:ascii="Times New Roman" w:hAnsi="Times New Roman"/>
           <w:b/>
           <w:color w:val="000000"/>
-          <w:sz w:val="28"/>
+          <w:sz w:val="20"/>
         </w:rPr>
         <w:t>S12. Primary Q/K/V projection-path comparison</w:t>
       </w:r>
@@ -6897,6 +7605,7 @@
     <w:p>
       <w:pPr>
         <w:spacing w:after="100" w:line="259" w:lineRule="auto"/>
+        <w:jc w:val="both"/>
       </w:pPr>
       <w:r>
         <w:rPr>
@@ -7123,6 +7832,9 @@
         <w:jc w:val="center"/>
       </w:pPr>
       <w:r>
+        <w:rPr>
+          <w:sz w:val="20"/>
+        </w:rPr>
         <w:drawing>
           <wp:inline xmlns:a="http://schemas.openxmlformats.org/drawingml/2006/main" xmlns:pic="http://schemas.openxmlformats.org/drawingml/2006/picture">
             <wp:extent cx="6172200" cy="2459702"/>
@@ -7161,6 +7873,7 @@
       <w:pPr>
         <w:keepLines/>
         <w:spacing w:after="100" w:line="259" w:lineRule="auto"/>
+        <w:jc w:val="both"/>
       </w:pPr>
       <w:r>
         <w:rPr>
@@ -7342,15 +8055,390 @@
     </w:p>
     <w:p>
       <w:pPr>
+        <w:keepNext/>
+        <w:keepLines/>
+        <w:spacing w:after="80"/>
+      </w:pPr>
+      <w:r>
+        <w:rPr>
+          <w:sz w:val="20"/>
+        </w:rPr>
+        <w:t>The signed true-class logit drop is the clean target-class logit minus the perturbed target-class logit, averaged over the same N=100 outcome images.</w:t>
+      </w:r>
+    </w:p>
+    <w:p>
+      <w:pPr>
+        <w:keepNext/>
+        <w:keepLines/>
+        <w:spacing w:after="80"/>
+      </w:pPr>
+      <w:r>
+        <w:rPr>
+          <w:sz w:val="20"/>
+        </w:rPr>
+        <w:t>Contrast(c) = mean true-class logit drop (coherent, c) − mean true-class logit drop (random-sign, c).</w:t>
+      </w:r>
+    </w:p>
+    <w:p>
+      <w:pPr>
+        <w:keepNext/>
+        <w:keepLines/>
+        <w:spacing w:after="80"/>
+      </w:pPr>
+      <w:r>
+        <w:rPr>
+          <w:sz w:val="20"/>
+        </w:rPr>
+        <w:t>Ratio (%) = 100 × Contrast(frozen-attention V-only with perturbed residual) / Contrast(full perturbation).</w:t>
+      </w:r>
+    </w:p>
+    <w:p>
+      <w:pPr>
+        <w:keepNext/>
+        <w:keepLines/>
+        <w:spacing w:after="80"/>
+      </w:pPr>
+      <w:r>
+        <w:rPr>
+          <w:sz w:val="20"/>
+        </w:rPr>
+        <w:t>The contrasts use feature_dir=jac_top and s=1.0. Both ViT-B/16 AugReg contrasts are negative. Its 102.2% ratio is the quotient of two signed contrasts; it does not indicate more than 100% causal contribution because the interventions are not additive causal components.</w:t>
+      </w:r>
+    </w:p>
+    <w:p>
+      <w:pPr>
+        <w:keepNext/>
+        <w:keepLines/>
+        <w:spacing w:after="80"/>
+      </w:pPr>
+      <w:r>
+        <w:rPr>
+          <w:b/>
+          <w:sz w:val="20"/>
+        </w:rPr>
+        <w:t>Table S4.</w:t>
+      </w:r>
+      <w:r>
+        <w:rPr>
+          <w:sz w:val="20"/>
+        </w:rPr>
+        <w:t xml:space="preserve"> Signed true-class logit-drop contrasts for the primary Value-path audit.</w:t>
+      </w:r>
+    </w:p>
+    <w:tbl>
+      <w:tblPr>
+        <w:tblStyle w:val="TableGrid"/>
+        <w:tblW w:type="auto" w:w="0"/>
+        <w:jc w:val="center"/>
+        <w:tblLayout w:type="fixed"/>
+        <w:tblLook w:firstColumn="1" w:firstRow="1" w:lastColumn="0" w:lastRow="0" w:noHBand="0" w:noVBand="1" w:val="04A0"/>
+      </w:tblPr>
+      <w:tblGrid>
+        <w:gridCol w:w="1999"/>
+        <w:gridCol w:w="1999"/>
+        <w:gridCol w:w="1999"/>
+        <w:gridCol w:w="1999"/>
+        <w:gridCol w:w="1999"/>
+      </w:tblGrid>
+      <w:tr>
+        <w:trPr>
+          <w:tblHeader w:val="true"/>
+          <w:cantSplit/>
+        </w:trPr>
+        <w:tc>
+          <w:tcPr>
+            <w:tcW w:type="dxa" w:w="1368"/>
+            <w:vAlign w:val="center"/>
+          </w:tcPr>
+          <w:p>
+            <w:pPr>
+              <w:spacing w:after="0" w:before="0"/>
+              <w:jc w:val="left"/>
+            </w:pPr>
+            <w:r>
+              <w:rPr>
+                <w:sz w:val="20"/>
+              </w:rPr>
+              <w:t>Model</w:t>
+            </w:r>
+          </w:p>
+        </w:tc>
+        <w:tc>
+          <w:tcPr>
+            <w:tcW w:type="dxa" w:w="1267"/>
+            <w:vAlign w:val="center"/>
+          </w:tcPr>
+          <w:p>
+            <w:pPr>
+              <w:spacing w:after="0" w:before="0"/>
+              <w:jc w:val="left"/>
+            </w:pPr>
+            <w:r>
+              <w:rPr>
+                <w:sz w:val="20"/>
+              </w:rPr>
+              <w:t>Intervention depth</w:t>
+            </w:r>
+          </w:p>
+        </w:tc>
+        <w:tc>
+          <w:tcPr>
+            <w:tcW w:type="dxa" w:w="2232"/>
+            <w:vAlign w:val="center"/>
+          </w:tcPr>
+          <w:p>
+            <w:pPr>
+              <w:spacing w:after="0" w:before="0"/>
+              <w:jc w:val="left"/>
+            </w:pPr>
+            <w:r>
+              <w:rPr>
+                <w:sz w:val="20"/>
+              </w:rPr>
+              <w:t>Full-block coherent-minus-random-sign contrast</w:t>
+            </w:r>
+          </w:p>
+        </w:tc>
+        <w:tc>
+          <w:tcPr>
+            <w:tcW w:type="dxa" w:w="3139"/>
+            <w:vAlign w:val="center"/>
+          </w:tcPr>
+          <w:p>
+            <w:pPr>
+              <w:spacing w:after="0" w:before="0"/>
+              <w:jc w:val="left"/>
+            </w:pPr>
+            <w:r>
+              <w:rPr>
+                <w:sz w:val="20"/>
+              </w:rPr>
+              <w:t>Frozen-attention V-only with perturbed-residual contrast</w:t>
+            </w:r>
+          </w:p>
+        </w:tc>
+        <w:tc>
+          <w:tcPr>
+            <w:tcW w:type="dxa" w:w="864"/>
+            <w:vAlign w:val="center"/>
+          </w:tcPr>
+          <w:p>
+            <w:pPr>
+              <w:spacing w:after="0" w:before="0"/>
+              <w:jc w:val="center"/>
+            </w:pPr>
+            <w:r>
+              <w:rPr>
+                <w:sz w:val="20"/>
+              </w:rPr>
+              <w:t>Ratio</w:t>
+            </w:r>
+          </w:p>
+        </w:tc>
+      </w:tr>
+      <w:tr>
+        <w:trPr>
+          <w:cantSplit/>
+        </w:trPr>
+        <w:tc>
+          <w:tcPr>
+            <w:tcW w:type="dxa" w:w="1368"/>
+            <w:vAlign w:val="center"/>
+          </w:tcPr>
+          <w:p>
+            <w:pPr>
+              <w:spacing w:after="0" w:before="0"/>
+              <w:jc w:val="left"/>
+            </w:pPr>
+            <w:r>
+              <w:rPr>
+                <w:sz w:val="20"/>
+              </w:rPr>
+              <w:t>DeiT-Small</w:t>
+            </w:r>
+          </w:p>
+        </w:tc>
+        <w:tc>
+          <w:tcPr>
+            <w:tcW w:type="dxa" w:w="1267"/>
+            <w:vAlign w:val="center"/>
+          </w:tcPr>
+          <w:p>
+            <w:pPr>
+              <w:spacing w:after="0" w:before="0"/>
+              <w:jc w:val="left"/>
+            </w:pPr>
+            <w:r>
+              <w:rPr>
+                <w:sz w:val="20"/>
+              </w:rPr>
+              <w:t>Block 8</w:t>
+            </w:r>
+          </w:p>
+        </w:tc>
+        <w:tc>
+          <w:tcPr>
+            <w:tcW w:type="dxa" w:w="2232"/>
+            <w:vAlign w:val="center"/>
+          </w:tcPr>
+          <w:p>
+            <w:pPr>
+              <w:spacing w:after="0" w:before="0"/>
+              <w:jc w:val="left"/>
+            </w:pPr>
+            <w:r>
+              <w:rPr>
+                <w:sz w:val="20"/>
+              </w:rPr>
+              <w:t>+0.006282993</w:t>
+            </w:r>
+          </w:p>
+        </w:tc>
+        <w:tc>
+          <w:tcPr>
+            <w:tcW w:type="dxa" w:w="3139"/>
+            <w:vAlign w:val="center"/>
+          </w:tcPr>
+          <w:p>
+            <w:pPr>
+              <w:spacing w:after="0" w:before="0"/>
+              <w:jc w:val="left"/>
+            </w:pPr>
+            <w:r>
+              <w:rPr>
+                <w:sz w:val="20"/>
+              </w:rPr>
+              <w:t>+0.004448350</w:t>
+            </w:r>
+          </w:p>
+        </w:tc>
+        <w:tc>
+          <w:tcPr>
+            <w:tcW w:type="dxa" w:w="864"/>
+            <w:vAlign w:val="center"/>
+          </w:tcPr>
+          <w:p>
+            <w:pPr>
+              <w:spacing w:after="0" w:before="0"/>
+              <w:jc w:val="center"/>
+            </w:pPr>
+            <w:r>
+              <w:rPr>
+                <w:sz w:val="20"/>
+              </w:rPr>
+              <w:t>70.8%</w:t>
+            </w:r>
+          </w:p>
+        </w:tc>
+      </w:tr>
+      <w:tr>
+        <w:trPr>
+          <w:cantSplit/>
+        </w:trPr>
+        <w:tc>
+          <w:tcPr>
+            <w:tcW w:type="dxa" w:w="1368"/>
+            <w:vAlign w:val="center"/>
+          </w:tcPr>
+          <w:p>
+            <w:pPr>
+              <w:spacing w:after="0" w:before="0"/>
+              <w:jc w:val="left"/>
+            </w:pPr>
+            <w:r>
+              <w:rPr>
+                <w:sz w:val="20"/>
+              </w:rPr>
+              <w:t>ViT-B/16 AugReg</w:t>
+            </w:r>
+          </w:p>
+        </w:tc>
+        <w:tc>
+          <w:tcPr>
+            <w:tcW w:type="dxa" w:w="1267"/>
+            <w:vAlign w:val="center"/>
+          </w:tcPr>
+          <w:p>
+            <w:pPr>
+              <w:spacing w:after="0" w:before="0"/>
+              <w:jc w:val="left"/>
+            </w:pPr>
+            <w:r>
+              <w:rPr>
+                <w:sz w:val="20"/>
+              </w:rPr>
+              <w:t>Block 7</w:t>
+            </w:r>
+          </w:p>
+        </w:tc>
+        <w:tc>
+          <w:tcPr>
+            <w:tcW w:type="dxa" w:w="2232"/>
+            <w:vAlign w:val="center"/>
+          </w:tcPr>
+          <w:p>
+            <w:pPr>
+              <w:spacing w:after="0" w:before="0"/>
+              <w:jc w:val="left"/>
+            </w:pPr>
+            <w:r>
+              <w:rPr>
+                <w:sz w:val="20"/>
+              </w:rPr>
+              <w:t>−0.247199488</w:t>
+            </w:r>
+          </w:p>
+        </w:tc>
+        <w:tc>
+          <w:tcPr>
+            <w:tcW w:type="dxa" w:w="3139"/>
+            <w:vAlign w:val="center"/>
+          </w:tcPr>
+          <w:p>
+            <w:pPr>
+              <w:spacing w:after="0" w:before="0"/>
+              <w:jc w:val="left"/>
+            </w:pPr>
+            <w:r>
+              <w:rPr>
+                <w:sz w:val="20"/>
+              </w:rPr>
+              <w:t>−0.252697120</w:t>
+            </w:r>
+          </w:p>
+        </w:tc>
+        <w:tc>
+          <w:tcPr>
+            <w:tcW w:type="dxa" w:w="864"/>
+            <w:vAlign w:val="center"/>
+          </w:tcPr>
+          <w:p>
+            <w:pPr>
+              <w:spacing w:after="0" w:before="0"/>
+              <w:jc w:val="center"/>
+            </w:pPr>
+            <w:r>
+              <w:rPr>
+                <w:sz w:val="20"/>
+              </w:rPr>
+              <w:t>102.2%</w:t>
+            </w:r>
+          </w:p>
+        </w:tc>
+      </w:tr>
+    </w:tbl>
+    <w:p>
+      <w:pPr>
         <w:pStyle w:val="Heading1"/>
         <w:keepNext/>
+        <w:jc w:val="both"/>
       </w:pPr>
       <w:r>
         <w:rPr>
           <w:rFonts w:ascii="Times New Roman" w:hAnsi="Times New Roman"/>
           <w:b/>
           <w:color w:val="000000"/>
-          <w:sz w:val="28"/>
+          <w:sz w:val="20"/>
         </w:rPr>
         <w:t>S13. Measured classifier-carrier boundary</w:t>
       </w:r>
@@ -7359,6 +8447,7 @@
       <w:pPr>
         <w:keepNext/>
         <w:spacing w:after="100" w:line="259" w:lineRule="auto"/>
+        <w:jc w:val="both"/>
       </w:pPr>
       <w:r>
         <w:rPr>
@@ -7378,6 +8467,9 @@
         <w:jc w:val="center"/>
       </w:pPr>
       <w:r>
+        <w:rPr>
+          <w:sz w:val="20"/>
+        </w:rPr>
         <w:drawing>
           <wp:inline xmlns:a="http://schemas.openxmlformats.org/drawingml/2006/main" xmlns:pic="http://schemas.openxmlformats.org/drawingml/2006/picture">
             <wp:extent cx="6172200" cy="3897608"/>
@@ -7416,6 +8508,7 @@
       <w:pPr>
         <w:keepLines/>
         <w:spacing w:after="100" w:line="259" w:lineRule="auto"/>
+        <w:jc w:val="both"/>
       </w:pPr>
       <w:r>
         <w:rPr>
@@ -7438,22 +8531,100 @@
     </w:p>
     <w:p>
       <w:pPr>
-        <w:pStyle w:val="Heading1"/>
-        <w:keepNext/>
+        <w:keepLines/>
+        <w:spacing w:after="100" w:line="259" w:lineRule="auto"/>
+        <w:jc w:val="both"/>
+      </w:pPr>
+      <w:r>
+        <w:rPr>
+          <w:rFonts w:ascii="Times New Roman" w:hAnsi="Times New Roman"/>
+          <w:sz w:val="20"/>
+        </w:rPr>
+        <w:t>The joint-stream depth grid covers DeiT-Small at depths 5, 8, and 10 and ViT-B/16 AugReg at depths 5, 7, and 10. DeiT-Tiny and DINOv2 were assessed only in reduced Block-8 replications and are not included in this six-panel grid. For each model, the same N=100-image cohort estimates the feature directions and scores outcomes; these measurements are not held out.</w:t>
+      </w:r>
+    </w:p>
+    <w:p>
+      <w:pPr>
+        <w:keepLines/>
+        <w:spacing w:after="100" w:line="259" w:lineRule="auto"/>
+        <w:jc w:val="center"/>
+      </w:pPr>
+      <w:r>
+        <w:drawing>
+          <wp:inline xmlns:a="http://schemas.openxmlformats.org/drawingml/2006/main" xmlns:pic="http://schemas.openxmlformats.org/drawingml/2006/picture">
+            <wp:extent cx="6172200" cy="4421690"/>
+            <wp:docPr id="14" name="Picture 14"/>
+            <wp:cNvGraphicFramePr>
+              <a:graphicFrameLocks noChangeAspect="1"/>
+            </wp:cNvGraphicFramePr>
+            <a:graphic>
+              <a:graphicData uri="http://schemas.openxmlformats.org/drawingml/2006/picture">
+                <pic:pic>
+                  <pic:nvPicPr>
+                    <pic:cNvPr id="0" name="figureS14_joint_stream_geometry.png"/>
+                    <pic:cNvPicPr/>
+                  </pic:nvPicPr>
+                  <pic:blipFill>
+                    <a:blip r:embed="rId22"/>
+                    <a:stretch>
+                      <a:fillRect/>
+                    </a:stretch>
+                  </pic:blipFill>
+                  <pic:spPr>
+                    <a:xfrm>
+                      <a:off x="0" y="0"/>
+                      <a:ext cx="6172200" cy="4421690"/>
+                    </a:xfrm>
+                    <a:prstGeom prst="rect"/>
+                  </pic:spPr>
+                </pic:pic>
+              </a:graphicData>
+            </a:graphic>
+          </wp:inline>
+        </w:drawing>
+      </w:r>
+    </w:p>
+    <w:p>
+      <w:pPr>
+        <w:keepLines/>
+        <w:spacing w:after="100" w:line="259" w:lineRule="auto"/>
+        <w:jc w:val="both"/>
       </w:pPr>
       <w:r>
         <w:rPr>
           <w:rFonts w:ascii="Times New Roman" w:hAnsi="Times New Roman"/>
           <w:b/>
-          <w:color w:val="000000"/>
-          <w:sz w:val="28"/>
+          <w:sz w:val="20"/>
         </w:rPr>
-        <w:t>S14. Code and data availability</w:t>
+        <w:t>Supplementary Figure S14.</w:t>
+      </w:r>
+      <w:r>
+        <w:rPr>
+          <w:rFonts w:ascii="Times New Roman" w:hAnsi="Times New Roman"/>
+          <w:sz w:val="20"/>
+        </w:rPr>
+        <w:t xml:space="preserve"> Mean per-image final-logit L₂ change at s=1 across the six model–depth combinations listed above. Each panel shows the same eight token-space patterns by five feature-space directions, with the shared logarithmic color scale used in Figure 6. “Grad. top” and “Grad. near-null” denote the joint-stream audit’s mean patch-margin-gradient directions; PC1, Random, and Centroid follow their Figure 6 definitions. The same N=100-image cohort per model estimates directions and scores outcomes.</w:t>
+      </w:r>
+    </w:p>
+    <w:p>
+      <w:pPr>
+        <w:pStyle w:val="Heading1"/>
+        <w:keepNext/>
+        <w:jc w:val="both"/>
+      </w:pPr>
+      <w:r>
+        <w:rPr>
+          <w:rFonts w:ascii="Times New Roman" w:hAnsi="Times New Roman"/>
+          <w:b/>
+          <w:sz w:val="20"/>
+        </w:rPr>
+        <w:t>Code and data availability</w:t>
       </w:r>
     </w:p>
     <w:p>
       <w:pPr>
         <w:spacing w:after="100" w:line="259" w:lineRule="auto"/>
+        <w:jc w:val="both"/>
       </w:pPr>
       <w:r>
         <w:rPr>

--- a/docs/PAPER_SUPPLEMENTARY.docx
+++ b/docs/PAPER_SUPPLEMENTARY.docx
@@ -6,14 +6,13 @@
       <w:pPr>
         <w:pStyle w:val="Title"/>
         <w:spacing w:after="160"/>
-        <w:jc w:val="both"/>
       </w:pPr>
       <w:r>
         <w:rPr>
           <w:rFonts w:ascii="Times New Roman" w:hAnsi="Times New Roman"/>
           <w:b/>
           <w:color w:val="000000"/>
-          <w:sz w:val="20"/>
+          <w:sz w:val="36"/>
         </w:rPr>
         <w:t>Supplementary Material</w:t>
       </w:r>
@@ -22,14 +21,13 @@
       <w:pPr>
         <w:pStyle w:val="Heading1"/>
         <w:keepNext/>
-        <w:jc w:val="both"/>
       </w:pPr>
       <w:r>
         <w:rPr>
           <w:rFonts w:ascii="Times New Roman" w:hAnsi="Times New Roman"/>
           <w:b/>
           <w:color w:val="000000"/>
-          <w:sz w:val="20"/>
+          <w:sz w:val="28"/>
         </w:rPr>
         <w:t>Patch-Content Fungibility: Geometry, Functional Transmission, and Operator-Aware Token Compression</w:t>
       </w:r>
@@ -37,7 +35,6 @@
     <w:p>
       <w:pPr>
         <w:spacing w:after="100" w:line="259" w:lineRule="auto"/>
-        <w:jc w:val="both"/>
       </w:pPr>
       <w:r>
         <w:rPr>
@@ -53,14 +50,13 @@
       <w:pPr>
         <w:pStyle w:val="Heading1"/>
         <w:keepNext/>
-        <w:jc w:val="both"/>
       </w:pPr>
       <w:r>
         <w:rPr>
           <w:rFonts w:ascii="Times New Roman" w:hAnsi="Times New Roman"/>
           <w:b/>
           <w:color w:val="000000"/>
-          <w:sz w:val="20"/>
+          <w:sz w:val="28"/>
         </w:rPr>
         <w:t>S1. Evidence map and study design</w:t>
       </w:r>
@@ -68,7 +64,6 @@
     <w:p>
       <w:pPr>
         <w:spacing w:after="100" w:line="259" w:lineRule="auto"/>
-        <w:jc w:val="both"/>
       </w:pPr>
       <w:r>
         <w:rPr>
@@ -82,13 +77,25 @@
     </w:p>
     <w:p>
       <w:pPr>
-        <w:jc w:val="both"/>
+        <w:spacing w:after="100" w:line="259" w:lineRule="auto"/>
       </w:pPr>
       <w:r>
         <w:rPr>
+          <w:rFonts w:ascii="Times New Roman" w:hAnsi="Times New Roman"/>
+          <w:b/>
+          <w:color w:val="202A32"/>
           <w:sz w:val="20"/>
         </w:rPr>
-        <w:t>Supplementary evidence map. Summary of evidence families, scientific questions, model coverage, core conditions, and contributions covered by the supplementary analyses.</w:t>
+        <w:t>Supplementary evidence map.</w:t>
+      </w:r>
+      <w:r>
+        <w:rPr>
+          <w:rFonts w:ascii="Times New Roman" w:hAnsi="Times New Roman"/>
+          <w:i w:val="0"/>
+          <w:color w:val="202A32"/>
+          <w:sz w:val="20"/>
+        </w:rPr>
+        <w:t xml:space="preserve"> Summary of evidence families, scientific questions, model coverage, core conditions, and contributions covered by the supplementary analyses.</w:t>
       </w:r>
     </w:p>
     <w:tbl>
@@ -126,17 +133,13 @@
               <w:spacing w:after="0" w:line="240" w:lineRule="auto"/>
               <w:jc w:val="center"/>
             </w:pPr>
-            <w:r>
-              <w:rPr>
-                <w:sz w:val="20"/>
-              </w:rPr>
-            </w:r>
+            <w:r/>
             <w:r>
               <w:rPr>
                 <w:rFonts w:ascii="Times New Roman" w:hAnsi="Times New Roman"/>
                 <w:b/>
                 <w:color w:val="17232D"/>
-                <w:sz w:val="20"/>
+                <w:sz w:val="16"/>
               </w:rPr>
               <w:t>Evidence family</w:t>
             </w:r>
@@ -159,17 +162,13 @@
               <w:spacing w:after="0" w:line="240" w:lineRule="auto"/>
               <w:jc w:val="center"/>
             </w:pPr>
-            <w:r>
-              <w:rPr>
-                <w:sz w:val="20"/>
-              </w:rPr>
-            </w:r>
+            <w:r/>
             <w:r>
               <w:rPr>
                 <w:rFonts w:ascii="Times New Roman" w:hAnsi="Times New Roman"/>
                 <w:b/>
                 <w:color w:val="17232D"/>
-                <w:sz w:val="20"/>
+                <w:sz w:val="16"/>
               </w:rPr>
               <w:t>Scientific question</w:t>
             </w:r>
@@ -192,17 +191,13 @@
               <w:spacing w:after="0" w:line="240" w:lineRule="auto"/>
               <w:jc w:val="center"/>
             </w:pPr>
-            <w:r>
-              <w:rPr>
-                <w:sz w:val="20"/>
-              </w:rPr>
-            </w:r>
+            <w:r/>
             <w:r>
               <w:rPr>
                 <w:rFonts w:ascii="Times New Roman" w:hAnsi="Times New Roman"/>
                 <w:b/>
                 <w:color w:val="17232D"/>
-                <w:sz w:val="20"/>
+                <w:sz w:val="16"/>
               </w:rPr>
               <w:t>Models</w:t>
             </w:r>
@@ -225,17 +220,13 @@
               <w:spacing w:after="0" w:line="240" w:lineRule="auto"/>
               <w:jc w:val="center"/>
             </w:pPr>
-            <w:r>
-              <w:rPr>
-                <w:sz w:val="20"/>
-              </w:rPr>
-            </w:r>
+            <w:r/>
             <w:r>
               <w:rPr>
                 <w:rFonts w:ascii="Times New Roman" w:hAnsi="Times New Roman"/>
                 <w:b/>
                 <w:color w:val="17232D"/>
-                <w:sz w:val="20"/>
+                <w:sz w:val="16"/>
               </w:rPr>
               <w:t>Core conditions</w:t>
             </w:r>
@@ -258,17 +249,13 @@
               <w:spacing w:after="0" w:line="240" w:lineRule="auto"/>
               <w:jc w:val="center"/>
             </w:pPr>
-            <w:r>
-              <w:rPr>
-                <w:sz w:val="20"/>
-              </w:rPr>
-            </w:r>
+            <w:r/>
             <w:r>
               <w:rPr>
                 <w:rFonts w:ascii="Times New Roman" w:hAnsi="Times New Roman"/>
                 <w:b/>
                 <w:color w:val="17232D"/>
-                <w:sz w:val="20"/>
+                <w:sz w:val="16"/>
               </w:rPr>
               <w:t>Contribution</w:t>
             </w:r>
@@ -291,17 +278,13 @@
             <w:pPr>
               <w:spacing w:after="0" w:line="240" w:lineRule="auto"/>
             </w:pPr>
-            <w:r>
-              <w:rPr>
-                <w:sz w:val="20"/>
-              </w:rPr>
-            </w:r>
+            <w:r/>
             <w:r>
               <w:rPr>
                 <w:rFonts w:ascii="Times New Roman" w:hAnsi="Times New Roman"/>
                 <w:b w:val="0"/>
                 <w:color w:val="202A32"/>
-                <w:sz w:val="20"/>
+                <w:sz w:val="16"/>
               </w:rPr>
               <w:t>Depth-dependent replacement</w:t>
             </w:r>
@@ -323,17 +306,13 @@
               <w:spacing w:after="0" w:line="240" w:lineRule="auto"/>
               <w:jc w:val="center"/>
             </w:pPr>
-            <w:r>
-              <w:rPr>
-                <w:sz w:val="20"/>
-              </w:rPr>
-            </w:r>
+            <w:r/>
             <w:r>
               <w:rPr>
                 <w:rFonts w:ascii="Times New Roman" w:hAnsi="Times New Roman"/>
                 <w:b w:val="0"/>
                 <w:color w:val="202A32"/>
-                <w:sz w:val="20"/>
+                <w:sz w:val="16"/>
               </w:rPr>
               <w:t>How does replacement tolerance vary with depth, and how does it differ from zero ablation?</w:t>
             </w:r>
@@ -355,17 +334,13 @@
               <w:spacing w:after="0" w:line="240" w:lineRule="auto"/>
               <w:jc w:val="center"/>
             </w:pPr>
-            <w:r>
-              <w:rPr>
-                <w:sz w:val="20"/>
-              </w:rPr>
-            </w:r>
+            <w:r/>
             <w:r>
               <w:rPr>
                 <w:rFonts w:ascii="Times New Roman" w:hAnsi="Times New Roman"/>
                 <w:b w:val="0"/>
                 <w:color w:val="202A32"/>
-                <w:sz w:val="20"/>
+                <w:sz w:val="16"/>
               </w:rPr>
               <w:t>All four architectures</w:t>
             </w:r>
@@ -387,17 +362,13 @@
               <w:spacing w:after="0" w:line="240" w:lineRule="auto"/>
               <w:jc w:val="center"/>
             </w:pPr>
-            <w:r>
-              <w:rPr>
-                <w:sz w:val="20"/>
-              </w:rPr>
-            </w:r>
+            <w:r/>
             <w:r>
               <w:rPr>
                 <w:rFonts w:ascii="Times New Roman" w:hAnsi="Times New Roman"/>
                 <w:b w:val="0"/>
                 <w:color w:val="202A32"/>
-                <w:sz w:val="20"/>
+                <w:sz w:val="16"/>
               </w:rPr>
               <w:t>Zero, calibration centroid, and Gaussian surrogates at 25% replacement across depths 5–10; depth-6 follow-up for ViT-B and DINOv2</w:t>
             </w:r>
@@ -419,17 +390,13 @@
               <w:spacing w:after="0" w:line="240" w:lineRule="auto"/>
               <w:jc w:val="center"/>
             </w:pPr>
-            <w:r>
-              <w:rPr>
-                <w:sz w:val="20"/>
-              </w:rPr>
-            </w:r>
+            <w:r/>
             <w:r>
               <w:rPr>
                 <w:rFonts w:ascii="Times New Roman" w:hAnsi="Times New Roman"/>
                 <w:b w:val="0"/>
                 <w:color w:val="202A32"/>
-                <w:sz w:val="20"/>
+                <w:sz w:val="16"/>
               </w:rPr>
               <w:t>Establishes architecture-dependent depth profiles and the distinction between content replacement and removal.</w:t>
             </w:r>
@@ -452,17 +419,13 @@
             <w:pPr>
               <w:spacing w:after="0" w:line="240" w:lineRule="auto"/>
             </w:pPr>
-            <w:r>
-              <w:rPr>
-                <w:sz w:val="20"/>
-              </w:rPr>
-            </w:r>
+            <w:r/>
             <w:r>
               <w:rPr>
                 <w:rFonts w:ascii="Times New Roman" w:hAnsi="Times New Roman"/>
                 <w:b w:val="0"/>
                 <w:color w:val="202A32"/>
-                <w:sz w:val="20"/>
+                <w:sz w:val="16"/>
               </w:rPr>
               <w:t>Geometric compatibility</w:t>
             </w:r>
@@ -484,17 +447,13 @@
               <w:spacing w:after="0" w:line="240" w:lineRule="auto"/>
               <w:jc w:val="center"/>
             </w:pPr>
-            <w:r>
-              <w:rPr>
-                <w:sz w:val="20"/>
-              </w:rPr>
-            </w:r>
+            <w:r/>
             <w:r>
               <w:rPr>
                 <w:rFonts w:ascii="Times New Roman" w:hAnsi="Times New Roman"/>
                 <w:b w:val="0"/>
                 <w:color w:val="202A32"/>
-                <w:sz w:val="20"/>
+                <w:sz w:val="16"/>
               </w:rPr>
               <w:t>Which properties of static surrogate vectors constrain replacement?</w:t>
             </w:r>
@@ -516,17 +475,13 @@
               <w:spacing w:after="0" w:line="240" w:lineRule="auto"/>
               <w:jc w:val="center"/>
             </w:pPr>
-            <w:r>
-              <w:rPr>
-                <w:sz w:val="20"/>
-              </w:rPr>
-            </w:r>
+            <w:r/>
             <w:r>
               <w:rPr>
                 <w:rFonts w:ascii="Times New Roman" w:hAnsi="Times New Roman"/>
                 <w:b w:val="0"/>
                 <w:color w:val="202A32"/>
-                <w:sz w:val="20"/>
+                <w:sz w:val="16"/>
               </w:rPr>
               <w:t>All four architectures</w:t>
             </w:r>
@@ -548,17 +503,13 @@
               <w:spacing w:after="0" w:line="240" w:lineRule="auto"/>
               <w:jc w:val="center"/>
             </w:pPr>
-            <w:r>
-              <w:rPr>
-                <w:sz w:val="20"/>
-              </w:rPr>
-            </w:r>
+            <w:r/>
             <w:r>
               <w:rPr>
                 <w:rFonts w:ascii="Times New Roman" w:hAnsi="Times New Roman"/>
                 <w:b w:val="0"/>
                 <w:color w:val="202A32"/>
-                <w:sz w:val="20"/>
+                <w:sz w:val="16"/>
               </w:rPr>
               <w:t>Centroid, coordinate permutation, sign inversion, scale, and alignment controls</w:t>
             </w:r>
@@ -580,17 +531,13 @@
               <w:spacing w:after="0" w:line="240" w:lineRule="auto"/>
               <w:jc w:val="center"/>
             </w:pPr>
-            <w:r>
-              <w:rPr>
-                <w:sz w:val="20"/>
-              </w:rPr>
-            </w:r>
+            <w:r/>
             <w:r>
               <w:rPr>
                 <w:rFonts w:ascii="Times New Roman" w:hAnsi="Times New Roman"/>
                 <w:b w:val="0"/>
                 <w:color w:val="202A32"/>
-                <w:sz w:val="20"/>
+                <w:sz w:val="16"/>
               </w:rPr>
               <w:t>Shows that coordinate assignment and direction matter in tested settings.</w:t>
             </w:r>
@@ -613,17 +560,13 @@
             <w:pPr>
               <w:spacing w:after="0" w:line="240" w:lineRule="auto"/>
             </w:pPr>
-            <w:r>
-              <w:rPr>
-                <w:sz w:val="20"/>
-              </w:rPr>
-            </w:r>
+            <w:r/>
             <w:r>
               <w:rPr>
                 <w:rFonts w:ascii="Times New Roman" w:hAnsi="Times New Roman"/>
                 <w:b w:val="0"/>
                 <w:color w:val="202A32"/>
-                <w:sz w:val="20"/>
+                <w:sz w:val="16"/>
               </w:rPr>
               <w:t>Token-position diversity</w:t>
             </w:r>
@@ -645,17 +588,13 @@
               <w:spacing w:after="0" w:line="240" w:lineRule="auto"/>
               <w:jc w:val="center"/>
             </w:pPr>
-            <w:r>
-              <w:rPr>
-                <w:sz w:val="20"/>
-              </w:rPr>
-            </w:r>
+            <w:r/>
             <w:r>
               <w:rPr>
                 <w:rFonts w:ascii="Times New Roman" w:hAnsi="Times New Roman"/>
                 <w:b w:val="0"/>
                 <w:color w:val="202A32"/>
-                <w:sz w:val="20"/>
+                <w:sz w:val="16"/>
               </w:rPr>
               <w:t>How does variation across patch positions affect complete replacement?</w:t>
             </w:r>
@@ -677,17 +616,13 @@
               <w:spacing w:after="0" w:line="240" w:lineRule="auto"/>
               <w:jc w:val="center"/>
             </w:pPr>
-            <w:r>
-              <w:rPr>
-                <w:sz w:val="20"/>
-              </w:rPr>
-            </w:r>
+            <w:r/>
             <w:r>
               <w:rPr>
                 <w:rFonts w:ascii="Times New Roman" w:hAnsi="Times New Roman"/>
                 <w:b w:val="0"/>
                 <w:color w:val="202A32"/>
-                <w:sz w:val="20"/>
+                <w:sz w:val="16"/>
               </w:rPr>
               <w:t>All four architectures</w:t>
             </w:r>
@@ -709,17 +644,13 @@
               <w:spacing w:after="0" w:line="240" w:lineRule="auto"/>
               <w:jc w:val="center"/>
             </w:pPr>
-            <w:r>
-              <w:rPr>
-                <w:sz w:val="20"/>
-              </w:rPr>
-            </w:r>
+            <w:r/>
             <w:r>
               <w:rPr>
                 <w:rFonts w:ascii="Times New Roman" w:hAnsi="Times New Roman"/>
                 <w:b w:val="0"/>
                 <w:color w:val="202A32"/>
-                <w:sz w:val="20"/>
+                <w:sz w:val="16"/>
               </w:rPr>
               <w:t>Shared, grouped, and independent Gaussian surrogates at Block 8</w:t>
             </w:r>
@@ -741,17 +672,13 @@
               <w:spacing w:after="0" w:line="240" w:lineRule="auto"/>
               <w:jc w:val="center"/>
             </w:pPr>
-            <w:r>
-              <w:rPr>
-                <w:sz w:val="20"/>
-              </w:rPr>
-            </w:r>
+            <w:r/>
             <w:r>
               <w:rPr>
                 <w:rFonts w:ascii="Times New Roman" w:hAnsi="Times New Roman"/>
                 <w:b w:val="0"/>
                 <w:color w:val="202A32"/>
-                <w:sz w:val="20"/>
+                <w:sz w:val="16"/>
               </w:rPr>
               <w:t>Resolves an architecture-dependent diversity response; DINOv2 accuracy and margin are reported separately.</w:t>
             </w:r>
@@ -774,17 +701,13 @@
             <w:pPr>
               <w:spacing w:after="0" w:line="240" w:lineRule="auto"/>
             </w:pPr>
-            <w:r>
-              <w:rPr>
-                <w:sz w:val="20"/>
-              </w:rPr>
-            </w:r>
+            <w:r/>
             <w:r>
               <w:rPr>
                 <w:rFonts w:ascii="Times New Roman" w:hAnsi="Times New Roman"/>
                 <w:b w:val="0"/>
                 <w:color w:val="202A32"/>
-                <w:sz w:val="20"/>
+                <w:sz w:val="16"/>
               </w:rPr>
               <w:t>Calibration-derived feature directions</w:t>
             </w:r>
@@ -806,17 +729,13 @@
               <w:spacing w:after="0" w:line="240" w:lineRule="auto"/>
               <w:jc w:val="center"/>
             </w:pPr>
-            <w:r>
-              <w:rPr>
-                <w:sz w:val="20"/>
-              </w:rPr>
-            </w:r>
+            <w:r/>
             <w:r>
               <w:rPr>
                 <w:rFonts w:ascii="Times New Roman" w:hAnsi="Times New Roman"/>
                 <w:b w:val="0"/>
                 <w:color w:val="202A32"/>
-                <w:sz w:val="20"/>
+                <w:sz w:val="16"/>
               </w:rPr>
               <w:t>Can a calibrated low-dimensional direction outperform an energy-matched random direction?</w:t>
             </w:r>
@@ -838,17 +757,13 @@
               <w:spacing w:after="0" w:line="240" w:lineRule="auto"/>
               <w:jc w:val="center"/>
             </w:pPr>
-            <w:r>
-              <w:rPr>
-                <w:sz w:val="20"/>
-              </w:rPr>
-            </w:r>
+            <w:r/>
             <w:r>
               <w:rPr>
                 <w:rFonts w:ascii="Times New Roman" w:hAnsi="Times New Roman"/>
                 <w:b w:val="0"/>
                 <w:color w:val="202A32"/>
-                <w:sz w:val="20"/>
+                <w:sz w:val="16"/>
               </w:rPr>
               <w:t>All four architectures</w:t>
             </w:r>
@@ -870,17 +785,13 @@
               <w:spacing w:after="0" w:line="240" w:lineRule="auto"/>
               <w:jc w:val="center"/>
             </w:pPr>
-            <w:r>
-              <w:rPr>
-                <w:sz w:val="20"/>
-              </w:rPr>
-            </w:r>
+            <w:r/>
             <w:r>
               <w:rPr>
                 <w:rFonts w:ascii="Times New Roman" w:hAnsi="Times New Roman"/>
                 <w:b w:val="0"/>
                 <w:color w:val="202A32"/>
-                <w:sz w:val="20"/>
+                <w:sz w:val="16"/>
               </w:rPr>
               <w:t>PCA-aligned and random one-dimensional variation, amplitude controls, and rank analyses</w:t>
             </w:r>
@@ -902,17 +813,13 @@
               <w:spacing w:after="0" w:line="240" w:lineRule="auto"/>
               <w:jc w:val="center"/>
             </w:pPr>
-            <w:r>
-              <w:rPr>
-                <w:sz w:val="20"/>
-              </w:rPr>
-            </w:r>
+            <w:r/>
             <w:r>
               <w:rPr>
                 <w:rFonts w:ascii="Times New Roman" w:hAnsi="Times New Roman"/>
                 <w:b w:val="0"/>
                 <w:color w:val="202A32"/>
-                <w:sz w:val="20"/>
+                <w:sz w:val="16"/>
               </w:rPr>
               <w:t>Supports learned-direction compatibility without establishing rank-1 sufficiency.</w:t>
             </w:r>
@@ -935,17 +842,13 @@
             <w:pPr>
               <w:spacing w:after="0" w:line="240" w:lineRule="auto"/>
             </w:pPr>
-            <w:r>
-              <w:rPr>
-                <w:sz w:val="20"/>
-              </w:rPr>
-            </w:r>
+            <w:r/>
             <w:r>
               <w:rPr>
                 <w:rFonts w:ascii="Times New Roman" w:hAnsi="Times New Roman"/>
                 <w:b w:val="0"/>
                 <w:color w:val="202A32"/>
-                <w:sz w:val="20"/>
+                <w:sz w:val="16"/>
               </w:rPr>
               <w:t>Functional and transmission mechanisms</w:t>
             </w:r>
@@ -967,17 +870,13 @@
               <w:spacing w:after="0" w:line="240" w:lineRule="auto"/>
               <w:jc w:val="center"/>
             </w:pPr>
-            <w:r>
-              <w:rPr>
-                <w:sz w:val="20"/>
-              </w:rPr>
-            </w:r>
+            <w:r/>
             <w:r>
               <w:rPr>
                 <w:rFonts w:ascii="Times New Roman" w:hAnsi="Times New Roman"/>
                 <w:b w:val="0"/>
                 <w:color w:val="202A32"/>
-                <w:sz w:val="20"/>
+                <w:sz w:val="16"/>
               </w:rPr>
               <w:t>How do feature sensitivity, token coherence, and downstream computation relate to replacement effects?</w:t>
             </w:r>
@@ -999,17 +898,13 @@
               <w:spacing w:after="0" w:line="240" w:lineRule="auto"/>
               <w:jc w:val="center"/>
             </w:pPr>
-            <w:r>
-              <w:rPr>
-                <w:sz w:val="20"/>
-              </w:rPr>
-            </w:r>
+            <w:r/>
             <w:r>
               <w:rPr>
                 <w:rFonts w:ascii="Times New Roman" w:hAnsi="Times New Roman"/>
                 <w:b w:val="0"/>
                 <w:color w:val="202A32"/>
-                <w:sz w:val="20"/>
+                <w:sz w:val="16"/>
               </w:rPr>
               <w:t>Cohorts listed in Table I</w:t>
             </w:r>
@@ -1031,17 +926,13 @@
               <w:spacing w:after="0" w:line="240" w:lineRule="auto"/>
               <w:jc w:val="center"/>
             </w:pPr>
-            <w:r>
-              <w:rPr>
-                <w:sz w:val="20"/>
-              </w:rPr>
-            </w:r>
+            <w:r/>
             <w:r>
               <w:rPr>
                 <w:rFonts w:ascii="Times New Roman" w:hAnsi="Times New Roman"/>
                 <w:b w:val="0"/>
                 <w:color w:val="202A32"/>
-                <w:sz w:val="20"/>
+                <w:sz w:val="16"/>
               </w:rPr>
               <w:t>Margin-gradient geometry, frozen-attention Value-path analysis, joint token–feature perturbations, and multi-block operator prediction</w:t>
             </w:r>
@@ -1063,17 +954,13 @@
               <w:spacing w:after="0" w:line="240" w:lineRule="auto"/>
               <w:jc w:val="center"/>
             </w:pPr>
-            <w:r>
-              <w:rPr>
-                <w:sz w:val="20"/>
-              </w:rPr>
-            </w:r>
+            <w:r/>
             <w:r>
               <w:rPr>
                 <w:rFonts w:ascii="Times New Roman" w:hAnsi="Times New Roman"/>
                 <w:b w:val="0"/>
                 <w:color w:val="202A32"/>
-                <w:sz w:val="20"/>
+                <w:sz w:val="16"/>
               </w:rPr>
               <w:t>Connects local feature geometry with token-coherent transmission while retaining the distinct study units.</w:t>
             </w:r>
@@ -1096,17 +983,13 @@
             <w:pPr>
               <w:spacing w:after="0" w:line="240" w:lineRule="auto"/>
             </w:pPr>
-            <w:r>
-              <w:rPr>
-                <w:sz w:val="20"/>
-              </w:rPr>
-            </w:r>
+            <w:r/>
             <w:r>
               <w:rPr>
                 <w:rFonts w:ascii="Times New Roman" w:hAnsi="Times New Roman"/>
                 <w:b w:val="0"/>
                 <w:color w:val="202A32"/>
-                <w:sz w:val="20"/>
+                <w:sz w:val="16"/>
               </w:rPr>
               <w:t>Operator-aware compression</w:t>
             </w:r>
@@ -1128,17 +1011,13 @@
               <w:spacing w:after="0" w:line="240" w:lineRule="auto"/>
               <w:jc w:val="center"/>
             </w:pPr>
-            <w:r>
-              <w:rPr>
-                <w:sz w:val="20"/>
-              </w:rPr>
-            </w:r>
+            <w:r/>
             <w:r>
               <w:rPr>
                 <w:rFonts w:ascii="Times New Roman" w:hAnsi="Times New Roman"/>
                 <w:b w:val="0"/>
                 <w:color w:val="202A32"/>
-                <w:sz w:val="20"/>
+                <w:sz w:val="16"/>
               </w:rPr>
               <w:t>Can an end-to-end readout objective guide token grouping and carrier optimization?</w:t>
             </w:r>
@@ -1160,17 +1039,13 @@
               <w:spacing w:after="0" w:line="240" w:lineRule="auto"/>
               <w:jc w:val="center"/>
             </w:pPr>
-            <w:r>
-              <w:rPr>
-                <w:sz w:val="20"/>
-              </w:rPr>
-            </w:r>
+            <w:r/>
             <w:r>
               <w:rPr>
                 <w:rFonts w:ascii="Times New Roman" w:hAnsi="Times New Roman"/>
                 <w:b w:val="0"/>
                 <w:color w:val="202A32"/>
-                <w:sz w:val="20"/>
+                <w:sz w:val="16"/>
               </w:rPr>
               <w:t>All four architectures</w:t>
             </w:r>
@@ -1192,17 +1067,13 @@
               <w:spacing w:after="0" w:line="240" w:lineRule="auto"/>
               <w:jc w:val="center"/>
             </w:pPr>
-            <w:r>
-              <w:rPr>
-                <w:sz w:val="20"/>
-              </w:rPr>
-            </w:r>
+            <w:r/>
             <w:r>
               <w:rPr>
                 <w:rFonts w:ascii="Times New Roman" w:hAnsi="Times New Roman"/>
                 <w:b w:val="0"/>
                 <w:color w:val="202A32"/>
-                <w:sz w:val="20"/>
+                <w:sz w:val="16"/>
               </w:rPr>
               <w:t>Group Mean, pruning, ToMe, full-J oracle, and low-rank operator approximations</w:t>
             </w:r>
@@ -1224,17 +1095,13 @@
               <w:spacing w:after="0" w:line="240" w:lineRule="auto"/>
               <w:jc w:val="center"/>
             </w:pPr>
-            <w:r>
-              <w:rPr>
-                <w:sz w:val="20"/>
-              </w:rPr>
-            </w:r>
+            <w:r/>
             <w:r>
               <w:rPr>
                 <w:rFonts w:ascii="Times New Roman" w:hAnsi="Times New Roman"/>
                 <w:b w:val="0"/>
                 <w:color w:val="202A32"/>
-                <w:sz w:val="20"/>
+                <w:sz w:val="16"/>
               </w:rPr>
               <w:t>Evaluates operator-aware compression on the strict held-out benchmark.</w:t>
             </w:r>
@@ -1257,17 +1124,13 @@
             <w:pPr>
               <w:spacing w:after="0" w:line="240" w:lineRule="auto"/>
             </w:pPr>
-            <w:r>
-              <w:rPr>
-                <w:sz w:val="20"/>
-              </w:rPr>
-            </w:r>
+            <w:r/>
             <w:r>
               <w:rPr>
                 <w:rFonts w:ascii="Times New Roman" w:hAnsi="Times New Roman"/>
                 <w:b w:val="0"/>
                 <w:color w:val="202A32"/>
-                <w:sz w:val="20"/>
+                <w:sz w:val="16"/>
               </w:rPr>
               <w:t>Practical carrier evaluation</w:t>
             </w:r>
@@ -1289,17 +1152,13 @@
               <w:spacing w:after="0" w:line="240" w:lineRule="auto"/>
               <w:jc w:val="center"/>
             </w:pPr>
-            <w:r>
-              <w:rPr>
-                <w:sz w:val="20"/>
-              </w:rPr>
-            </w:r>
+            <w:r/>
             <w:r>
               <w:rPr>
                 <w:rFonts w:ascii="Times New Roman" w:hAnsi="Times New Roman"/>
                 <w:b w:val="0"/>
                 <w:color w:val="202A32"/>
-                <w:sz w:val="20"/>
+                <w:sz w:val="16"/>
               </w:rPr>
               <w:t>Do static corrections improve classifier accuracy or measured throughput?</w:t>
             </w:r>
@@ -1321,17 +1180,13 @@
               <w:spacing w:after="0" w:line="240" w:lineRule="auto"/>
               <w:jc w:val="center"/>
             </w:pPr>
-            <w:r>
-              <w:rPr>
-                <w:sz w:val="20"/>
-              </w:rPr>
-            </w:r>
+            <w:r/>
             <w:r>
               <w:rPr>
                 <w:rFonts w:ascii="Times New Roman" w:hAnsi="Times New Roman"/>
                 <w:b w:val="0"/>
                 <w:color w:val="202A32"/>
-                <w:sz w:val="20"/>
+                <w:sz w:val="16"/>
               </w:rPr>
               <w:t>All four architectures</w:t>
             </w:r>
@@ -1353,17 +1208,13 @@
               <w:spacing w:after="0" w:line="240" w:lineRule="auto"/>
               <w:jc w:val="center"/>
             </w:pPr>
-            <w:r>
-              <w:rPr>
-                <w:sz w:val="20"/>
-              </w:rPr>
-            </w:r>
+            <w:r/>
             <w:r>
               <w:rPr>
                 <w:rFonts w:ascii="Times New Roman" w:hAnsi="Times New Roman"/>
                 <w:b w:val="0"/>
                 <w:color w:val="202A32"/>
-                <w:sz w:val="20"/>
+                <w:sz w:val="16"/>
               </w:rPr>
               <w:t>Calibration-frozen Feature-PCA corrections; separate operator-space and classifier evaluations</w:t>
             </w:r>
@@ -1385,17 +1236,13 @@
               <w:spacing w:after="0" w:line="240" w:lineRule="auto"/>
               <w:jc w:val="center"/>
             </w:pPr>
-            <w:r>
-              <w:rPr>
-                <w:sz w:val="20"/>
-              </w:rPr>
-            </w:r>
+            <w:r/>
             <w:r>
               <w:rPr>
                 <w:rFonts w:ascii="Times New Roman" w:hAnsi="Times New Roman"/>
                 <w:b w:val="0"/>
                 <w:color w:val="202A32"/>
-                <w:sz w:val="20"/>
+                <w:sz w:val="16"/>
               </w:rPr>
               <w:t>Defines the boundary between linearized operator-space gains and practical outcomes.</w:t>
             </w:r>
@@ -1418,17 +1265,13 @@
             <w:pPr>
               <w:spacing w:after="0" w:line="240" w:lineRule="auto"/>
             </w:pPr>
-            <w:r>
-              <w:rPr>
-                <w:sz w:val="20"/>
-              </w:rPr>
-            </w:r>
+            <w:r/>
             <w:r>
               <w:rPr>
                 <w:rFonts w:ascii="Times New Roman" w:hAnsi="Times New Roman"/>
                 <w:b w:val="0"/>
                 <w:color w:val="202A32"/>
-                <w:sz w:val="20"/>
+                <w:sz w:val="16"/>
               </w:rPr>
               <w:t>Supplementary robustness and carrier tests</w:t>
             </w:r>
@@ -1450,17 +1293,13 @@
               <w:spacing w:after="0" w:line="240" w:lineRule="auto"/>
               <w:jc w:val="center"/>
             </w:pPr>
-            <w:r>
-              <w:rPr>
-                <w:sz w:val="20"/>
-              </w:rPr>
-            </w:r>
+            <w:r/>
             <w:r>
               <w:rPr>
                 <w:rFonts w:ascii="Times New Roman" w:hAnsi="Times New Roman"/>
                 <w:b w:val="0"/>
                 <w:color w:val="202A32"/>
-                <w:sz w:val="20"/>
+                <w:sz w:val="16"/>
               </w:rPr>
               <w:t>Are replacement findings sensitive to fractions, spatial masks, token multiplicity, or synthetic banks?</w:t>
             </w:r>
@@ -1482,17 +1321,13 @@
               <w:spacing w:after="0" w:line="240" w:lineRule="auto"/>
               <w:jc w:val="center"/>
             </w:pPr>
-            <w:r>
-              <w:rPr>
-                <w:sz w:val="20"/>
-              </w:rPr>
-            </w:r>
+            <w:r/>
             <w:r>
               <w:rPr>
                 <w:rFonts w:ascii="Times New Roman" w:hAnsi="Times New Roman"/>
                 <w:b w:val="0"/>
                 <w:color w:val="202A32"/>
-                <w:sz w:val="20"/>
+                <w:sz w:val="16"/>
               </w:rPr>
               <w:t>All four architectures</w:t>
             </w:r>
@@ -1514,17 +1349,13 @@
               <w:spacing w:after="0" w:line="240" w:lineRule="auto"/>
               <w:jc w:val="center"/>
             </w:pPr>
-            <w:r>
-              <w:rPr>
-                <w:sz w:val="20"/>
-              </w:rPr>
-            </w:r>
+            <w:r/>
             <w:r>
               <w:rPr>
                 <w:rFonts w:ascii="Times New Roman" w:hAnsi="Times New Roman"/>
                 <w:b w:val="0"/>
                 <w:color w:val="202A32"/>
-                <w:sz w:val="20"/>
+                <w:sz w:val="16"/>
               </w:rPr>
               <w:t>Dense fraction and mask sweeps, multiplicity-aware collapse, and geometry banks at matched token budgets</w:t>
             </w:r>
@@ -1546,17 +1377,13 @@
               <w:spacing w:after="0" w:line="240" w:lineRule="auto"/>
               <w:jc w:val="center"/>
             </w:pPr>
-            <w:r>
-              <w:rPr>
-                <w:sz w:val="20"/>
-              </w:rPr>
-            </w:r>
+            <w:r/>
             <w:r>
               <w:rPr>
                 <w:rFonts w:ascii="Times New Roman" w:hAnsi="Times New Roman"/>
                 <w:b w:val="0"/>
                 <w:color w:val="202A32"/>
-                <w:sz w:val="20"/>
+                <w:sz w:val="16"/>
               </w:rPr>
               <w:t>Characterizes robustness and application limits.</w:t>
             </w:r>
@@ -1572,7 +1399,6 @@
     <w:p>
       <w:pPr>
         <w:spacing w:after="100" w:line="259" w:lineRule="auto"/>
-        <w:jc w:val="both"/>
       </w:pPr>
       <w:r>
         <w:rPr>
@@ -1588,14 +1414,13 @@
       <w:pPr>
         <w:pStyle w:val="Heading1"/>
         <w:keepNext/>
-        <w:jc w:val="both"/>
       </w:pPr>
       <w:r>
         <w:rPr>
           <w:rFonts w:ascii="Times New Roman" w:hAnsi="Times New Roman"/>
           <w:b/>
           <w:color w:val="000000"/>
-          <w:sz w:val="20"/>
+          <w:sz w:val="28"/>
         </w:rPr>
         <w:t>S2. Depth transition and held-out generalization</w:t>
       </w:r>
@@ -1603,7 +1428,6 @@
     <w:p>
       <w:pPr>
         <w:spacing w:after="100" w:line="259" w:lineRule="auto"/>
-        <w:jc w:val="both"/>
       </w:pPr>
       <w:r>
         <w:rPr>
@@ -1618,7 +1442,6 @@
     <w:p>
       <w:pPr>
         <w:spacing w:after="100" w:line="259" w:lineRule="auto"/>
-        <w:jc w:val="both"/>
       </w:pPr>
       <w:r>
         <w:rPr>
@@ -1633,7 +1456,6 @@
     <w:p>
       <w:pPr>
         <w:spacing w:after="100" w:line="259" w:lineRule="auto"/>
-        <w:jc w:val="both"/>
       </w:pPr>
       <w:r>
         <w:rPr>
@@ -1648,7 +1470,6 @@
     <w:p>
       <w:pPr>
         <w:spacing w:after="100" w:line="259" w:lineRule="auto"/>
-        <w:jc w:val="both"/>
       </w:pPr>
       <w:r>
         <w:rPr>
@@ -1664,14 +1485,13 @@
       <w:pPr>
         <w:pStyle w:val="Heading1"/>
         <w:keepNext/>
-        <w:jc w:val="both"/>
       </w:pPr>
       <w:r>
         <w:rPr>
           <w:rFonts w:ascii="Times New Roman" w:hAnsi="Times New Roman"/>
           <w:b/>
           <w:color w:val="000000"/>
-          <w:sz w:val="20"/>
+          <w:sz w:val="28"/>
         </w:rPr>
         <w:t>S3. Prototype geometry controls</w:t>
       </w:r>
@@ -1679,7 +1499,6 @@
     <w:p>
       <w:pPr>
         <w:spacing w:after="100" w:line="259" w:lineRule="auto"/>
-        <w:jc w:val="both"/>
       </w:pPr>
       <w:r>
         <w:rPr>
@@ -1694,7 +1513,6 @@
     <w:p>
       <w:pPr>
         <w:spacing w:after="100" w:line="259" w:lineRule="auto"/>
-        <w:jc w:val="both"/>
       </w:pPr>
       <w:r>
         <w:rPr>
@@ -1709,7 +1527,6 @@
     <w:p>
       <w:pPr>
         <w:spacing w:after="100" w:line="259" w:lineRule="auto"/>
-        <w:jc w:val="both"/>
       </w:pPr>
       <w:r>
         <w:rPr>
@@ -1724,7 +1541,6 @@
     <w:p>
       <w:pPr>
         <w:spacing w:after="100" w:line="259" w:lineRule="auto"/>
-        <w:jc w:val="both"/>
       </w:pPr>
       <w:r>
         <w:rPr>
@@ -1758,14 +1574,13 @@
       <w:pPr>
         <w:pStyle w:val="Heading1"/>
         <w:keepNext/>
-        <w:jc w:val="both"/>
       </w:pPr>
       <w:r>
         <w:rPr>
           <w:rFonts w:ascii="Times New Roman" w:hAnsi="Times New Roman"/>
           <w:b/>
           <w:color w:val="000000"/>
-          <w:sz w:val="20"/>
+          <w:sz w:val="28"/>
         </w:rPr>
         <w:t>S4. Replacement fraction and the complete-stream boundary</w:t>
       </w:r>
@@ -1773,7 +1588,6 @@
     <w:p>
       <w:pPr>
         <w:spacing w:after="100" w:line="259" w:lineRule="auto"/>
-        <w:jc w:val="both"/>
       </w:pPr>
       <w:r>
         <w:rPr>
@@ -1788,7 +1602,6 @@
     <w:p>
       <w:pPr>
         <w:spacing w:after="100" w:line="259" w:lineRule="auto"/>
-        <w:jc w:val="both"/>
       </w:pPr>
       <w:r>
         <w:rPr>
@@ -1967,7 +1780,6 @@
     <w:p>
       <w:pPr>
         <w:spacing w:after="100" w:line="259" w:lineRule="auto"/>
-        <w:jc w:val="both"/>
       </w:pPr>
       <w:r>
         <w:rPr>
@@ -1987,9 +1799,6 @@
         <w:jc w:val="center"/>
       </w:pPr>
       <w:r>
-        <w:rPr>
-          <w:sz w:val="20"/>
-        </w:rPr>
         <w:drawing>
           <wp:inline xmlns:a="http://schemas.openxmlformats.org/drawingml/2006/main" xmlns:pic="http://schemas.openxmlformats.org/drawingml/2006/picture">
             <wp:extent cx="6172200" cy="4730483"/>
@@ -2028,7 +1837,6 @@
       <w:pPr>
         <w:keepLines/>
         <w:spacing w:after="100" w:line="259" w:lineRule="auto"/>
-        <w:jc w:val="both"/>
       </w:pPr>
       <w:r>
         <w:rPr>
@@ -2057,9 +1865,6 @@
         <w:jc w:val="center"/>
       </w:pPr>
       <w:r>
-        <w:rPr>
-          <w:sz w:val="20"/>
-        </w:rPr>
         <w:drawing>
           <wp:inline xmlns:a="http://schemas.openxmlformats.org/drawingml/2006/main" xmlns:pic="http://schemas.openxmlformats.org/drawingml/2006/picture">
             <wp:extent cx="6172200" cy="2365847"/>
@@ -2098,7 +1903,6 @@
       <w:pPr>
         <w:keepLines/>
         <w:spacing w:after="100" w:line="259" w:lineRule="auto"/>
-        <w:jc w:val="both"/>
       </w:pPr>
       <w:r>
         <w:rPr>
@@ -2123,14 +1927,13 @@
       <w:pPr>
         <w:pStyle w:val="Heading1"/>
         <w:keepNext/>
-        <w:jc w:val="both"/>
       </w:pPr>
       <w:r>
         <w:rPr>
           <w:rFonts w:ascii="Times New Roman" w:hAnsi="Times New Roman"/>
           <w:b/>
           <w:color w:val="000000"/>
-          <w:sz w:val="20"/>
+          <w:sz w:val="28"/>
         </w:rPr>
         <w:t>S5. Causal isolation of token-to-token diversity</w:t>
       </w:r>
@@ -2138,7 +1941,6 @@
     <w:p>
       <w:pPr>
         <w:spacing w:after="100" w:line="259" w:lineRule="auto"/>
-        <w:jc w:val="both"/>
       </w:pPr>
       <w:r>
         <w:rPr>
@@ -2153,7 +1955,6 @@
     <w:p>
       <w:pPr>
         <w:spacing w:after="100" w:line="259" w:lineRule="auto"/>
-        <w:jc w:val="both"/>
       </w:pPr>
       <w:r>
         <w:rPr>
@@ -2168,7 +1969,6 @@
     <w:p>
       <w:pPr>
         <w:spacing w:after="100" w:line="259" w:lineRule="auto"/>
-        <w:jc w:val="both"/>
       </w:pPr>
       <w:r>
         <w:rPr>
@@ -2209,7 +2009,6 @@
     <w:p>
       <w:pPr>
         <w:spacing w:after="100" w:line="259" w:lineRule="auto"/>
-        <w:jc w:val="both"/>
       </w:pPr>
       <w:r>
         <w:rPr>
@@ -2250,7 +2049,6 @@
     <w:p>
       <w:pPr>
         <w:spacing w:after="100" w:line="259" w:lineRule="auto"/>
-        <w:jc w:val="both"/>
       </w:pPr>
       <w:r>
         <w:rPr>
@@ -2270,9 +2068,6 @@
         <w:jc w:val="center"/>
       </w:pPr>
       <w:r>
-        <w:rPr>
-          <w:sz w:val="20"/>
-        </w:rPr>
         <w:drawing>
           <wp:inline xmlns:a="http://schemas.openxmlformats.org/drawingml/2006/main" xmlns:pic="http://schemas.openxmlformats.org/drawingml/2006/picture">
             <wp:extent cx="6172200" cy="4117502"/>
@@ -2311,7 +2106,6 @@
       <w:pPr>
         <w:keepLines/>
         <w:spacing w:after="100" w:line="259" w:lineRule="auto"/>
-        <w:jc w:val="both"/>
       </w:pPr>
       <w:r>
         <w:rPr>
@@ -2336,14 +2130,13 @@
       <w:pPr>
         <w:pStyle w:val="Heading1"/>
         <w:keepNext/>
-        <w:jc w:val="both"/>
       </w:pPr>
       <w:r>
         <w:rPr>
           <w:rFonts w:ascii="Times New Roman" w:hAnsi="Times New Roman"/>
           <w:b/>
           <w:color w:val="000000"/>
-          <w:sz w:val="20"/>
+          <w:sz w:val="28"/>
         </w:rPr>
         <w:t>S6. Low-dimensional variation and amplitude controls</w:t>
       </w:r>
@@ -2351,7 +2144,6 @@
     <w:p>
       <w:pPr>
         <w:spacing w:after="100" w:line="259" w:lineRule="auto"/>
-        <w:jc w:val="both"/>
       </w:pPr>
       <w:r>
         <w:rPr>
@@ -2366,7 +2158,6 @@
     <w:p>
       <w:pPr>
         <w:spacing w:after="100" w:line="259" w:lineRule="auto"/>
-        <w:jc w:val="both"/>
       </w:pPr>
       <w:r>
         <w:rPr>
@@ -2381,7 +2172,6 @@
     <w:p>
       <w:pPr>
         <w:spacing w:after="100" w:line="259" w:lineRule="auto"/>
-        <w:jc w:val="both"/>
       </w:pPr>
       <w:r>
         <w:rPr>
@@ -2401,9 +2191,6 @@
         <w:jc w:val="center"/>
       </w:pPr>
       <w:r>
-        <w:rPr>
-          <w:sz w:val="20"/>
-        </w:rPr>
         <w:drawing>
           <wp:inline xmlns:a="http://schemas.openxmlformats.org/drawingml/2006/main" xmlns:pic="http://schemas.openxmlformats.org/drawingml/2006/picture">
             <wp:extent cx="6172200" cy="2792068"/>
@@ -2442,7 +2229,6 @@
       <w:pPr>
         <w:keepLines/>
         <w:spacing w:after="100" w:line="259" w:lineRule="auto"/>
-        <w:jc w:val="both"/>
       </w:pPr>
       <w:r>
         <w:rPr>
@@ -2471,9 +2257,6 @@
         <w:jc w:val="center"/>
       </w:pPr>
       <w:r>
-        <w:rPr>
-          <w:sz w:val="20"/>
-        </w:rPr>
         <w:drawing>
           <wp:inline xmlns:a="http://schemas.openxmlformats.org/drawingml/2006/main" xmlns:pic="http://schemas.openxmlformats.org/drawingml/2006/picture">
             <wp:extent cx="6172200" cy="2734060"/>
@@ -2512,7 +2295,6 @@
       <w:pPr>
         <w:keepLines/>
         <w:spacing w:after="100" w:line="259" w:lineRule="auto"/>
-        <w:jc w:val="both"/>
       </w:pPr>
       <w:r>
         <w:rPr>
@@ -2541,9 +2323,6 @@
         <w:jc w:val="center"/>
       </w:pPr>
       <w:r>
-        <w:rPr>
-          <w:sz w:val="20"/>
-        </w:rPr>
         <w:drawing>
           <wp:inline xmlns:a="http://schemas.openxmlformats.org/drawingml/2006/main" xmlns:pic="http://schemas.openxmlformats.org/drawingml/2006/picture">
             <wp:extent cx="6172200" cy="2824189"/>
@@ -2582,7 +2361,6 @@
       <w:pPr>
         <w:keepLines/>
         <w:spacing w:after="100" w:line="259" w:lineRule="auto"/>
-        <w:jc w:val="both"/>
       </w:pPr>
       <w:r>
         <w:rPr>
@@ -2607,14 +2385,13 @@
       <w:pPr>
         <w:pStyle w:val="Heading1"/>
         <w:keepNext/>
-        <w:jc w:val="both"/>
       </w:pPr>
       <w:r>
         <w:rPr>
           <w:rFonts w:ascii="Times New Roman" w:hAnsi="Times New Roman"/>
           <w:b/>
           <w:color w:val="000000"/>
-          <w:sz w:val="20"/>
+          <w:sz w:val="28"/>
         </w:rPr>
         <w:t>S7. Cross-model forward-parity and readout controls</w:t>
       </w:r>
@@ -2622,7 +2399,6 @@
     <w:p>
       <w:pPr>
         <w:spacing w:after="100" w:line="259" w:lineRule="auto"/>
-        <w:jc w:val="both"/>
       </w:pPr>
       <w:r>
         <w:rPr>
@@ -2637,7 +2413,6 @@
     <w:p>
       <w:pPr>
         <w:spacing w:after="100" w:line="259" w:lineRule="auto"/>
-        <w:jc w:val="both"/>
       </w:pPr>
       <w:r>
         <w:rPr>
@@ -2653,14 +2428,13 @@
       <w:pPr>
         <w:pStyle w:val="Heading1"/>
         <w:keepNext/>
-        <w:jc w:val="both"/>
       </w:pPr>
       <w:r>
         <w:rPr>
           <w:rFonts w:ascii="Times New Roman" w:hAnsi="Times New Roman"/>
           <w:b/>
           <w:color w:val="000000"/>
-          <w:sz w:val="20"/>
+          <w:sz w:val="28"/>
         </w:rPr>
         <w:t>S8. Compression boundary: exact collapse does not imply competitive compression</w:t>
       </w:r>
@@ -2668,7 +2442,6 @@
     <w:p>
       <w:pPr>
         <w:spacing w:after="100" w:line="259" w:lineRule="auto"/>
-        <w:jc w:val="both"/>
       </w:pPr>
       <w:r>
         <w:rPr>
@@ -2683,7 +2456,6 @@
     <w:p>
       <w:pPr>
         <w:spacing w:after="100" w:line="259" w:lineRule="auto"/>
-        <w:jc w:val="both"/>
       </w:pPr>
       <w:r>
         <w:rPr>
@@ -2773,7 +2545,6 @@
     <w:p>
       <w:pPr>
         <w:spacing w:after="100" w:line="259" w:lineRule="auto"/>
-        <w:jc w:val="both"/>
       </w:pPr>
       <w:r>
         <w:rPr>
@@ -2788,7 +2559,6 @@
     <w:p>
       <w:pPr>
         <w:spacing w:after="100" w:line="259" w:lineRule="auto"/>
-        <w:jc w:val="both"/>
       </w:pPr>
       <w:r>
         <w:rPr>
@@ -2803,7 +2573,6 @@
     <w:p>
       <w:pPr>
         <w:spacing w:after="100" w:line="259" w:lineRule="auto"/>
-        <w:jc w:val="both"/>
       </w:pPr>
       <w:r>
         <w:rPr>
@@ -2823,9 +2592,6 @@
         <w:jc w:val="center"/>
       </w:pPr>
       <w:r>
-        <w:rPr>
-          <w:sz w:val="20"/>
-        </w:rPr>
         <w:drawing>
           <wp:inline xmlns:a="http://schemas.openxmlformats.org/drawingml/2006/main" xmlns:pic="http://schemas.openxmlformats.org/drawingml/2006/picture">
             <wp:extent cx="6172200" cy="2937183"/>
@@ -2864,7 +2630,6 @@
       <w:pPr>
         <w:keepLines/>
         <w:spacing w:after="100" w:line="259" w:lineRule="auto"/>
-        <w:jc w:val="both"/>
       </w:pPr>
       <w:r>
         <w:rPr>
@@ -2893,9 +2658,6 @@
         <w:jc w:val="center"/>
       </w:pPr>
       <w:r>
-        <w:rPr>
-          <w:sz w:val="20"/>
-        </w:rPr>
         <w:drawing>
           <wp:inline xmlns:a="http://schemas.openxmlformats.org/drawingml/2006/main" xmlns:pic="http://schemas.openxmlformats.org/drawingml/2006/picture">
             <wp:extent cx="6172200" cy="4642847"/>
@@ -2934,7 +2696,6 @@
       <w:pPr>
         <w:keepLines/>
         <w:spacing w:after="100" w:line="259" w:lineRule="auto"/>
-        <w:jc w:val="both"/>
       </w:pPr>
       <w:r>
         <w:rPr>
@@ -2963,9 +2724,6 @@
         <w:jc w:val="center"/>
       </w:pPr>
       <w:r>
-        <w:rPr>
-          <w:sz w:val="20"/>
-        </w:rPr>
         <w:drawing>
           <wp:inline xmlns:a="http://schemas.openxmlformats.org/drawingml/2006/main" xmlns:pic="http://schemas.openxmlformats.org/drawingml/2006/picture">
             <wp:extent cx="6172200" cy="2960086"/>
@@ -3004,7 +2762,6 @@
       <w:pPr>
         <w:keepLines/>
         <w:spacing w:after="100" w:line="259" w:lineRule="auto"/>
-        <w:jc w:val="both"/>
       </w:pPr>
       <w:r>
         <w:rPr>
@@ -3029,14 +2786,13 @@
       <w:pPr>
         <w:pStyle w:val="Heading1"/>
         <w:keepNext/>
-        <w:jc w:val="both"/>
       </w:pPr>
       <w:r>
         <w:rPr>
           <w:rFonts w:ascii="Times New Roman" w:hAnsi="Times New Roman"/>
           <w:b/>
           <w:color w:val="000000"/>
-          <w:sz w:val="20"/>
+          <w:sz w:val="28"/>
         </w:rPr>
         <w:t>S9. Synthetic carrier banks at matched token budgets</w:t>
       </w:r>
@@ -3044,7 +2800,6 @@
     <w:p>
       <w:pPr>
         <w:spacing w:after="100" w:line="259" w:lineRule="auto"/>
-        <w:jc w:val="both"/>
       </w:pPr>
       <w:r>
         <w:rPr>
@@ -3131,7 +2886,6 @@
     <w:p>
       <w:pPr>
         <w:spacing w:after="100" w:line="259" w:lineRule="auto"/>
-        <w:jc w:val="both"/>
       </w:pPr>
       <w:r>
         <w:rPr>
@@ -3180,7 +2934,6 @@
     <w:p>
       <w:pPr>
         <w:spacing w:after="100" w:line="259" w:lineRule="auto"/>
-        <w:jc w:val="both"/>
       </w:pPr>
       <w:r>
         <w:rPr>
@@ -3218,9 +2971,6 @@
         <w:jc w:val="center"/>
       </w:pPr>
       <w:r>
-        <w:rPr>
-          <w:sz w:val="20"/>
-        </w:rPr>
         <w:drawing>
           <wp:inline xmlns:a="http://schemas.openxmlformats.org/drawingml/2006/main" xmlns:pic="http://schemas.openxmlformats.org/drawingml/2006/picture">
             <wp:extent cx="6172200" cy="4611301"/>
@@ -3259,7 +3009,6 @@
       <w:pPr>
         <w:keepLines/>
         <w:spacing w:after="100" w:line="259" w:lineRule="auto"/>
-        <w:jc w:val="both"/>
       </w:pPr>
       <w:r>
         <w:rPr>
@@ -3284,14 +3033,13 @@
       <w:pPr>
         <w:pStyle w:val="Heading1"/>
         <w:keepNext/>
-        <w:jc w:val="both"/>
       </w:pPr>
       <w:r>
         <w:rPr>
           <w:rFonts w:ascii="Times New Roman" w:hAnsi="Times New Roman"/>
           <w:b/>
           <w:color w:val="000000"/>
-          <w:sz w:val="20"/>
+          <w:sz w:val="28"/>
         </w:rPr>
         <w:t>S10. Statistical and reproducibility notes</w:t>
       </w:r>
@@ -3299,7 +3047,6 @@
     <w:p>
       <w:pPr>
         <w:spacing w:after="100" w:line="259" w:lineRule="auto"/>
-        <w:jc w:val="both"/>
       </w:pPr>
       <w:r>
         <w:rPr>
@@ -3314,7 +3061,6 @@
     <w:p>
       <w:pPr>
         <w:spacing w:after="100" w:line="259" w:lineRule="auto"/>
-        <w:jc w:val="both"/>
       </w:pPr>
       <w:r>
         <w:rPr>
@@ -3431,7 +3177,6 @@
     <w:p>
       <w:pPr>
         <w:spacing w:after="100" w:line="259" w:lineRule="auto"/>
-        <w:jc w:val="both"/>
       </w:pPr>
       <w:r>
         <w:rPr>
@@ -3448,7 +3193,6 @@
         <w:keepNext/>
         <w:keepLines/>
         <w:spacing w:after="100" w:line="259" w:lineRule="auto"/>
-        <w:jc w:val="both"/>
       </w:pPr>
       <w:r>
         <w:rPr>
@@ -3502,17 +3246,13 @@
               <w:spacing w:after="0" w:line="240" w:lineRule="auto"/>
               <w:jc w:val="center"/>
             </w:pPr>
-            <w:r>
-              <w:rPr>
-                <w:sz w:val="20"/>
-              </w:rPr>
-            </w:r>
+            <w:r/>
             <w:r>
               <w:rPr>
                 <w:rFonts w:ascii="Times New Roman" w:hAnsi="Times New Roman"/>
                 <w:b/>
                 <w:color w:val="17232D"/>
-                <w:sz w:val="20"/>
+                <w:sz w:val="16"/>
               </w:rPr>
               <w:t>Analysis</w:t>
             </w:r>
@@ -3535,17 +3275,13 @@
               <w:spacing w:after="0" w:line="240" w:lineRule="auto"/>
               <w:jc w:val="center"/>
             </w:pPr>
-            <w:r>
-              <w:rPr>
-                <w:sz w:val="20"/>
-              </w:rPr>
-            </w:r>
+            <w:r/>
             <w:r>
               <w:rPr>
                 <w:rFonts w:ascii="Times New Roman" w:hAnsi="Times New Roman"/>
                 <w:b/>
                 <w:color w:val="17232D"/>
-                <w:sz w:val="20"/>
+                <w:sz w:val="16"/>
               </w:rPr>
               <w:t>Split and mask seeds</w:t>
             </w:r>
@@ -3568,17 +3304,13 @@
               <w:spacing w:after="0" w:line="240" w:lineRule="auto"/>
               <w:jc w:val="center"/>
             </w:pPr>
-            <w:r>
-              <w:rPr>
-                <w:sz w:val="20"/>
-              </w:rPr>
-            </w:r>
+            <w:r/>
             <w:r>
               <w:rPr>
                 <w:rFonts w:ascii="Times New Roman" w:hAnsi="Times New Roman"/>
                 <w:b/>
                 <w:color w:val="17232D"/>
-                <w:sz w:val="20"/>
+                <w:sz w:val="16"/>
               </w:rPr>
               <w:t>Stochastic seeds and aggregation</w:t>
             </w:r>
@@ -3601,17 +3333,13 @@
             <w:pPr>
               <w:spacing w:after="0" w:line="240" w:lineRule="auto"/>
             </w:pPr>
-            <w:r>
-              <w:rPr>
-                <w:sz w:val="20"/>
-              </w:rPr>
-            </w:r>
+            <w:r/>
             <w:r>
               <w:rPr>
                 <w:rFonts w:ascii="Times New Roman" w:hAnsi="Times New Roman"/>
                 <w:b w:val="0"/>
                 <w:color w:val="202A32"/>
-                <w:sz w:val="20"/>
+                <w:sz w:val="16"/>
               </w:rPr>
               <w:t>Figure 2: DeiT-Tiny/Small depth sweep</w:t>
             </w:r>
@@ -3633,17 +3361,13 @@
               <w:spacing w:after="0" w:line="240" w:lineRule="auto"/>
               <w:jc w:val="center"/>
             </w:pPr>
-            <w:r>
-              <w:rPr>
-                <w:sz w:val="20"/>
-              </w:rPr>
-            </w:r>
+            <w:r/>
             <w:r>
               <w:rPr>
                 <w:rFonts w:ascii="Times New Roman" w:hAnsi="Times New Roman"/>
                 <w:b w:val="0"/>
                 <w:color w:val="202A32"/>
-                <w:sz w:val="20"/>
+                <w:sz w:val="16"/>
               </w:rPr>
               <w:t>Calibration 9101; evaluation 9201; spatial mask 9301</w:t>
             </w:r>
@@ -3665,17 +3389,13 @@
               <w:spacing w:after="0" w:line="240" w:lineRule="auto"/>
               <w:jc w:val="center"/>
             </w:pPr>
-            <w:r>
-              <w:rPr>
-                <w:sz w:val="20"/>
-              </w:rPr>
-            </w:r>
+            <w:r/>
             <w:r>
               <w:rPr>
                 <w:rFonts w:ascii="Times New Roman" w:hAnsi="Times New Roman"/>
                 <w:b w:val="0"/>
                 <w:color w:val="202A32"/>
-                <w:sz w:val="20"/>
+                <w:sz w:val="16"/>
               </w:rPr>
               <w:t>Gaussian seeds 9401–9405; mean and sample SD across five seeds.</w:t>
             </w:r>
@@ -3698,17 +3418,13 @@
             <w:pPr>
               <w:spacing w:after="0" w:line="240" w:lineRule="auto"/>
             </w:pPr>
-            <w:r>
-              <w:rPr>
-                <w:sz w:val="20"/>
-              </w:rPr>
-            </w:r>
+            <w:r/>
             <w:r>
               <w:rPr>
                 <w:rFonts w:ascii="Times New Roman" w:hAnsi="Times New Roman"/>
                 <w:b w:val="0"/>
                 <w:color w:val="202A32"/>
-                <w:sz w:val="20"/>
+                <w:sz w:val="16"/>
               </w:rPr>
               <w:t>Figure 2: ViT-B/16 AugReg and DINOv2 depth sweep</w:t>
             </w:r>
@@ -3730,17 +3446,13 @@
               <w:spacing w:after="0" w:line="240" w:lineRule="auto"/>
               <w:jc w:val="center"/>
             </w:pPr>
-            <w:r>
-              <w:rPr>
-                <w:sz w:val="20"/>
-              </w:rPr>
-            </w:r>
+            <w:r/>
             <w:r>
               <w:rPr>
                 <w:rFonts w:ascii="Times New Roman" w:hAnsi="Times New Roman"/>
                 <w:b w:val="0"/>
                 <w:color w:val="202A32"/>
-                <w:sz w:val="20"/>
+                <w:sz w:val="16"/>
               </w:rPr>
               <w:t>Calibration 9101; evaluation 9201; spatial mask 21001</w:t>
             </w:r>
@@ -3762,17 +3474,13 @@
               <w:spacing w:after="0" w:line="240" w:lineRule="auto"/>
               <w:jc w:val="center"/>
             </w:pPr>
-            <w:r>
-              <w:rPr>
-                <w:sz w:val="20"/>
-              </w:rPr>
-            </w:r>
+            <w:r/>
             <w:r>
               <w:rPr>
                 <w:rFonts w:ascii="Times New Roman" w:hAnsi="Times New Roman"/>
                 <w:b w:val="0"/>
                 <w:color w:val="202A32"/>
-                <w:sz w:val="20"/>
+                <w:sz w:val="16"/>
               </w:rPr>
               <w:t>Gaussian seeds 22001–22003; mean and sample SD across three seeds. The post hoc depth-6 follow-up uses the same split and intervention seeds.</w:t>
             </w:r>
@@ -3795,17 +3503,13 @@
             <w:pPr>
               <w:spacing w:after="0" w:line="240" w:lineRule="auto"/>
             </w:pPr>
-            <w:r>
-              <w:rPr>
-                <w:sz w:val="20"/>
-              </w:rPr>
-            </w:r>
+            <w:r/>
             <w:r>
               <w:rPr>
                 <w:rFonts w:ascii="Times New Roman" w:hAnsi="Times New Roman"/>
                 <w:b w:val="0"/>
                 <w:color w:val="202A32"/>
-                <w:sz w:val="20"/>
+                <w:sz w:val="16"/>
               </w:rPr>
               <w:t>Figure 3(a): DeiT geometry controls</w:t>
             </w:r>
@@ -3827,17 +3531,13 @@
               <w:spacing w:after="0" w:line="240" w:lineRule="auto"/>
               <w:jc w:val="center"/>
             </w:pPr>
-            <w:r>
-              <w:rPr>
-                <w:sz w:val="20"/>
-              </w:rPr>
-            </w:r>
+            <w:r/>
             <w:r>
               <w:rPr>
                 <w:rFonts w:ascii="Times New Roman" w:hAnsi="Times New Roman"/>
                 <w:b w:val="0"/>
                 <w:color w:val="202A32"/>
-                <w:sz w:val="20"/>
+                <w:sz w:val="16"/>
               </w:rPr>
               <w:t>Calibration 9101; evaluation 9201; mask 9601</w:t>
             </w:r>
@@ -3859,17 +3559,13 @@
               <w:spacing w:after="0" w:line="240" w:lineRule="auto"/>
               <w:jc w:val="center"/>
             </w:pPr>
-            <w:r>
-              <w:rPr>
-                <w:sz w:val="20"/>
-              </w:rPr>
-            </w:r>
+            <w:r/>
             <w:r>
               <w:rPr>
                 <w:rFonts w:ascii="Times New Roman" w:hAnsi="Times New Roman"/>
                 <w:b w:val="0"/>
                 <w:color w:val="202A32"/>
-                <w:sz w:val="20"/>
+                <w:sz w:val="16"/>
               </w:rPr>
               <w:t>Coordinate-permutation seeds 9801–9803; centroid and sign-inversion controls are single-run estimates.</w:t>
             </w:r>
@@ -3892,17 +3588,13 @@
             <w:pPr>
               <w:spacing w:after="0" w:line="240" w:lineRule="auto"/>
             </w:pPr>
-            <w:r>
-              <w:rPr>
-                <w:sz w:val="20"/>
-              </w:rPr>
-            </w:r>
+            <w:r/>
             <w:r>
               <w:rPr>
                 <w:rFonts w:ascii="Times New Roman" w:hAnsi="Times New Roman"/>
                 <w:b w:val="0"/>
                 <w:color w:val="202A32"/>
-                <w:sz w:val="20"/>
+                <w:sz w:val="16"/>
               </w:rPr>
               <w:t>Figure 3(a): ViT-B/DINOv2 geometry controls</w:t>
             </w:r>
@@ -3924,17 +3616,13 @@
               <w:spacing w:after="0" w:line="240" w:lineRule="auto"/>
               <w:jc w:val="center"/>
             </w:pPr>
-            <w:r>
-              <w:rPr>
-                <w:sz w:val="20"/>
-              </w:rPr>
-            </w:r>
+            <w:r/>
             <w:r>
               <w:rPr>
                 <w:rFonts w:ascii="Times New Roman" w:hAnsi="Times New Roman"/>
                 <w:b w:val="0"/>
                 <w:color w:val="202A32"/>
-                <w:sz w:val="20"/>
+                <w:sz w:val="16"/>
               </w:rPr>
               <w:t>Calibration 9101; evaluation 9201; mask 21001</w:t>
             </w:r>
@@ -3956,17 +3644,13 @@
               <w:spacing w:after="0" w:line="240" w:lineRule="auto"/>
               <w:jc w:val="center"/>
             </w:pPr>
-            <w:r>
-              <w:rPr>
-                <w:sz w:val="20"/>
-              </w:rPr>
-            </w:r>
+            <w:r/>
             <w:r>
               <w:rPr>
                 <w:rFonts w:ascii="Times New Roman" w:hAnsi="Times New Roman"/>
                 <w:b w:val="0"/>
                 <w:color w:val="202A32"/>
-                <w:sz w:val="20"/>
+                <w:sz w:val="16"/>
               </w:rPr>
               <w:t>Coordinate-permutation seeds 23001–23003; centroid and sign-inversion controls are single-run estimates.</w:t>
             </w:r>
@@ -3989,17 +3673,13 @@
             <w:pPr>
               <w:spacing w:after="0" w:line="240" w:lineRule="auto"/>
             </w:pPr>
-            <w:r>
-              <w:rPr>
-                <w:sz w:val="20"/>
-              </w:rPr>
-            </w:r>
+            <w:r/>
             <w:r>
               <w:rPr>
                 <w:rFonts w:ascii="Times New Roman" w:hAnsi="Times New Roman"/>
                 <w:b w:val="0"/>
                 <w:color w:val="202A32"/>
-                <w:sz w:val="20"/>
+                <w:sz w:val="16"/>
               </w:rPr>
               <w:t>Figure 3(b): DeiT grouped diversity</w:t>
             </w:r>
@@ -4021,17 +3701,13 @@
               <w:spacing w:after="0" w:line="240" w:lineRule="auto"/>
               <w:jc w:val="center"/>
             </w:pPr>
-            <w:r>
-              <w:rPr>
-                <w:sz w:val="20"/>
-              </w:rPr>
-            </w:r>
+            <w:r/>
             <w:r>
               <w:rPr>
                 <w:rFonts w:ascii="Times New Roman" w:hAnsi="Times New Roman"/>
                 <w:b w:val="0"/>
                 <w:color w:val="202A32"/>
-                <w:sz w:val="20"/>
+                <w:sz w:val="16"/>
               </w:rPr>
               <w:t>Calibration 9101; evaluation 9201</w:t>
             </w:r>
@@ -4053,17 +3729,13 @@
               <w:spacing w:after="0" w:line="240" w:lineRule="auto"/>
               <w:jc w:val="center"/>
             </w:pPr>
-            <w:r>
-              <w:rPr>
-                <w:sz w:val="20"/>
-              </w:rPr>
-            </w:r>
+            <w:r/>
             <w:r>
               <w:rPr>
                 <w:rFonts w:ascii="Times New Roman" w:hAnsi="Times New Roman"/>
                 <w:b w:val="0"/>
                 <w:color w:val="202A32"/>
-                <w:sz w:val="20"/>
+                <w:sz w:val="16"/>
               </w:rPr>
               <w:t>Grouped-Gaussian seeds 15001–15003; means and sample SDs are across seeds.</w:t>
             </w:r>
@@ -4086,17 +3758,13 @@
             <w:pPr>
               <w:spacing w:after="0" w:line="240" w:lineRule="auto"/>
             </w:pPr>
-            <w:r>
-              <w:rPr>
-                <w:sz w:val="20"/>
-              </w:rPr>
-            </w:r>
+            <w:r/>
             <w:r>
               <w:rPr>
                 <w:rFonts w:ascii="Times New Roman" w:hAnsi="Times New Roman"/>
                 <w:b w:val="0"/>
                 <w:color w:val="202A32"/>
-                <w:sz w:val="20"/>
+                <w:sz w:val="16"/>
               </w:rPr>
               <w:t>Figure 3(b) and Figure S10: ViT-B/DINOv2 grouped diversity</w:t>
             </w:r>
@@ -4118,17 +3786,13 @@
               <w:spacing w:after="0" w:line="240" w:lineRule="auto"/>
               <w:jc w:val="center"/>
             </w:pPr>
-            <w:r>
-              <w:rPr>
-                <w:sz w:val="20"/>
-              </w:rPr>
-            </w:r>
+            <w:r/>
             <w:r>
               <w:rPr>
                 <w:rFonts w:ascii="Times New Roman" w:hAnsi="Times New Roman"/>
                 <w:b w:val="0"/>
                 <w:color w:val="202A32"/>
-                <w:sz w:val="20"/>
+                <w:sz w:val="16"/>
               </w:rPr>
               <w:t>Calibration 9101; evaluation 9201</w:t>
             </w:r>
@@ -4150,17 +3814,13 @@
               <w:spacing w:after="0" w:line="240" w:lineRule="auto"/>
               <w:jc w:val="center"/>
             </w:pPr>
-            <w:r>
-              <w:rPr>
-                <w:sz w:val="20"/>
-              </w:rPr>
-            </w:r>
+            <w:r/>
             <w:r>
               <w:rPr>
                 <w:rFonts w:ascii="Times New Roman" w:hAnsi="Times New Roman"/>
                 <w:b w:val="0"/>
                 <w:color w:val="202A32"/>
-                <w:sz w:val="20"/>
+                <w:sz w:val="16"/>
               </w:rPr>
               <w:t>Grouped-Gaussian seeds 26001–26005; means and sample SDs are across seeds; paired tests use per-image means across seeds.</w:t>
             </w:r>
@@ -4183,17 +3843,13 @@
             <w:pPr>
               <w:spacing w:after="0" w:line="240" w:lineRule="auto"/>
             </w:pPr>
-            <w:r>
-              <w:rPr>
-                <w:sz w:val="20"/>
-              </w:rPr>
-            </w:r>
+            <w:r/>
             <w:r>
               <w:rPr>
                 <w:rFonts w:ascii="Times New Roman" w:hAnsi="Times New Roman"/>
                 <w:b w:val="0"/>
                 <w:color w:val="202A32"/>
-                <w:sz w:val="20"/>
+                <w:sz w:val="16"/>
               </w:rPr>
               <w:t>Figure 3(c), Section 4.2: PCA-aligned versus random directions</w:t>
             </w:r>
@@ -4215,17 +3871,13 @@
               <w:spacing w:after="0" w:line="240" w:lineRule="auto"/>
               <w:jc w:val="center"/>
             </w:pPr>
-            <w:r>
-              <w:rPr>
-                <w:sz w:val="20"/>
-              </w:rPr>
-            </w:r>
+            <w:r/>
             <w:r>
               <w:rPr>
                 <w:rFonts w:ascii="Times New Roman" w:hAnsi="Times New Roman"/>
                 <w:b w:val="0"/>
                 <w:color w:val="202A32"/>
-                <w:sz w:val="20"/>
+                <w:sz w:val="16"/>
               </w:rPr>
               <w:t>Calibration 9101; evaluation 9201</w:t>
             </w:r>
@@ -4247,17 +3899,13 @@
               <w:spacing w:after="0" w:line="240" w:lineRule="auto"/>
               <w:jc w:val="center"/>
             </w:pPr>
-            <w:r>
-              <w:rPr>
-                <w:sz w:val="20"/>
-              </w:rPr>
-            </w:r>
+            <w:r/>
             <w:r>
               <w:rPr>
                 <w:rFonts w:ascii="Times New Roman" w:hAnsi="Times New Roman"/>
                 <w:b w:val="0"/>
                 <w:color w:val="202A32"/>
-                <w:sz w:val="20"/>
+                <w:sz w:val="16"/>
               </w:rPr>
               <w:t>DeiT natural-PC1 identity seeds 17001–17005 and matched-random-direction seeds 18001–18005; ViT-B/DINOv2 use seeds 25001–25003.</w:t>
             </w:r>
@@ -4280,17 +3928,13 @@
             <w:pPr>
               <w:spacing w:after="0" w:line="240" w:lineRule="auto"/>
             </w:pPr>
-            <w:r>
-              <w:rPr>
-                <w:sz w:val="20"/>
-              </w:rPr>
-            </w:r>
+            <w:r/>
             <w:r>
               <w:rPr>
                 <w:rFonts w:ascii="Times New Roman" w:hAnsi="Times New Roman"/>
                 <w:b w:val="0"/>
                 <w:color w:val="202A32"/>
-                <w:sz w:val="20"/>
+                <w:sz w:val="16"/>
               </w:rPr>
               <w:t>Supplementary dense-fraction sweep</w:t>
             </w:r>
@@ -4312,17 +3956,13 @@
               <w:spacing w:after="0" w:line="240" w:lineRule="auto"/>
               <w:jc w:val="center"/>
             </w:pPr>
-            <w:r>
-              <w:rPr>
-                <w:sz w:val="20"/>
-              </w:rPr>
-            </w:r>
+            <w:r/>
             <w:r>
               <w:rPr>
                 <w:rFonts w:ascii="Times New Roman" w:hAnsi="Times New Roman"/>
                 <w:b w:val="0"/>
                 <w:color w:val="202A32"/>
-                <w:sz w:val="20"/>
+                <w:sz w:val="16"/>
               </w:rPr>
               <w:t>Calibration 9101; evaluation 9201; spatial masks 31001–31005</w:t>
             </w:r>
@@ -4344,17 +3984,13 @@
               <w:spacing w:after="0" w:line="240" w:lineRule="auto"/>
               <w:jc w:val="center"/>
             </w:pPr>
-            <w:r>
-              <w:rPr>
-                <w:sz w:val="20"/>
-              </w:rPr>
-            </w:r>
+            <w:r/>
             <w:r>
               <w:rPr>
                 <w:rFonts w:ascii="Times New Roman" w:hAnsi="Times New Roman"/>
                 <w:b w:val="0"/>
                 <w:color w:val="202A32"/>
-                <w:sz w:val="20"/>
+                <w:sz w:val="16"/>
               </w:rPr>
               <w:t>Gaussian seeds 32001–32003; average within each mask first, then summarize across five masks.</w:t>
             </w:r>
@@ -4377,17 +4013,13 @@
             <w:pPr>
               <w:spacing w:after="0" w:line="240" w:lineRule="auto"/>
             </w:pPr>
-            <w:r>
-              <w:rPr>
-                <w:sz w:val="20"/>
-              </w:rPr>
-            </w:r>
+            <w:r/>
             <w:r>
               <w:rPr>
                 <w:rFonts w:ascii="Times New Roman" w:hAnsi="Times New Roman"/>
                 <w:b w:val="0"/>
                 <w:color w:val="202A32"/>
-                <w:sz w:val="20"/>
+                <w:sz w:val="16"/>
               </w:rPr>
               <w:t>Strict confirmatory compression</w:t>
             </w:r>
@@ -4409,17 +4041,13 @@
               <w:spacing w:after="0" w:line="240" w:lineRule="auto"/>
               <w:jc w:val="center"/>
             </w:pPr>
-            <w:r>
-              <w:rPr>
-                <w:sz w:val="20"/>
-              </w:rPr>
-            </w:r>
+            <w:r/>
             <w:r>
               <w:rPr>
                 <w:rFonts w:ascii="Times New Roman" w:hAnsi="Times New Roman"/>
                 <w:b w:val="0"/>
                 <w:color w:val="202A32"/>
-                <w:sz w:val="20"/>
+                <w:sz w:val="16"/>
               </w:rPr>
               <w:t>Calibration 9101; evaluation 9201</w:t>
             </w:r>
@@ -4441,17 +4069,13 @@
               <w:spacing w:after="0" w:line="240" w:lineRule="auto"/>
               <w:jc w:val="center"/>
             </w:pPr>
-            <w:r>
-              <w:rPr>
-                <w:sz w:val="20"/>
-              </w:rPr>
-            </w:r>
+            <w:r/>
             <w:r>
               <w:rPr>
                 <w:rFonts w:ascii="Times New Roman" w:hAnsi="Times New Roman"/>
                 <w:b w:val="0"/>
                 <w:color w:val="202A32"/>
-                <w:sz w:val="20"/>
+                <w:sz w:val="16"/>
               </w:rPr>
               <w:t>Random-pruning and random-grouping seeds 31001–31005; paired method comparisons use the shared held-out image cohort.</w:t>
             </w:r>
@@ -4474,17 +4098,13 @@
             <w:pPr>
               <w:spacing w:after="0" w:line="240" w:lineRule="auto"/>
             </w:pPr>
-            <w:r>
-              <w:rPr>
-                <w:sz w:val="20"/>
-              </w:rPr>
-            </w:r>
+            <w:r/>
             <w:r>
               <w:rPr>
                 <w:rFonts w:ascii="Times New Roman" w:hAnsi="Times New Roman"/>
                 <w:b w:val="0"/>
                 <w:color w:val="202A32"/>
-                <w:sz w:val="20"/>
+                <w:sz w:val="16"/>
               </w:rPr>
               <w:t>Held-out classifier-carrier evaluation</w:t>
             </w:r>
@@ -4506,17 +4126,13 @@
               <w:spacing w:after="0" w:line="240" w:lineRule="auto"/>
               <w:jc w:val="center"/>
             </w:pPr>
-            <w:r>
-              <w:rPr>
-                <w:sz w:val="20"/>
-              </w:rPr>
-            </w:r>
+            <w:r/>
             <w:r>
               <w:rPr>
                 <w:rFonts w:ascii="Times New Roman" w:hAnsi="Times New Roman"/>
                 <w:b w:val="0"/>
                 <w:color w:val="202A32"/>
-                <w:sz w:val="20"/>
+                <w:sz w:val="16"/>
               </w:rPr>
               <w:t>Calibration 7101 (500 images); evaluation 9201 (1,000 images)</w:t>
             </w:r>
@@ -4538,17 +4154,13 @@
               <w:spacing w:after="0" w:line="240" w:lineRule="auto"/>
               <w:jc w:val="center"/>
             </w:pPr>
-            <w:r>
-              <w:rPr>
-                <w:sz w:val="20"/>
-              </w:rPr>
-            </w:r>
+            <w:r/>
             <w:r>
               <w:rPr>
                 <w:rFonts w:ascii="Times New Roman" w:hAnsi="Times New Roman"/>
                 <w:b w:val="0"/>
                 <w:color w:val="202A32"/>
-                <w:sz w:val="20"/>
+                <w:sz w:val="16"/>
               </w:rPr>
               <w:t>Fixed cohort; no seed-level averaging.</w:t>
             </w:r>
@@ -4565,14 +4177,13 @@
       <w:pPr>
         <w:pStyle w:val="Heading1"/>
         <w:keepNext/>
-        <w:jc w:val="both"/>
       </w:pPr>
       <w:r>
         <w:rPr>
           <w:rFonts w:ascii="Times New Roman" w:hAnsi="Times New Roman"/>
           <w:b/>
           <w:color w:val="000000"/>
-          <w:sz w:val="20"/>
+          <w:sz w:val="28"/>
         </w:rPr>
         <w:t>S11. Cross-architecture mechanistic evidence</w:t>
       </w:r>
@@ -4580,7 +4191,6 @@
     <w:p>
       <w:pPr>
         <w:spacing w:after="100" w:line="259" w:lineRule="auto"/>
-        <w:jc w:val="both"/>
       </w:pPr>
       <w:r>
         <w:rPr>
@@ -4620,7 +4230,6 @@
         <w:keepNext/>
         <w:keepLines/>
         <w:spacing w:after="100" w:line="259" w:lineRule="auto"/>
-        <w:jc w:val="both"/>
       </w:pPr>
       <w:r>
         <w:rPr>
@@ -4791,17 +4400,13 @@
               <w:spacing w:after="0" w:line="240" w:lineRule="auto"/>
               <w:jc w:val="center"/>
             </w:pPr>
-            <w:r>
-              <w:rPr>
-                <w:sz w:val="20"/>
-              </w:rPr>
-            </w:r>
+            <w:r/>
             <w:r>
               <w:rPr>
                 <w:rFonts w:ascii="Times New Roman" w:hAnsi="Times New Roman"/>
                 <w:b/>
                 <w:color w:val="17232D"/>
-                <w:sz w:val="20"/>
+                <w:sz w:val="15"/>
               </w:rPr>
               <w:t>Architecture</w:t>
             </w:r>
@@ -4824,17 +4429,13 @@
               <w:spacing w:after="0" w:line="240" w:lineRule="auto"/>
               <w:jc w:val="center"/>
             </w:pPr>
-            <w:r>
-              <w:rPr>
-                <w:sz w:val="20"/>
-              </w:rPr>
-            </w:r>
+            <w:r/>
             <w:r>
               <w:rPr>
                 <w:rFonts w:ascii="Times New Roman" w:hAnsi="Times New Roman"/>
                 <w:b/>
                 <w:color w:val="17232D"/>
-                <w:sz w:val="20"/>
+                <w:sz w:val="15"/>
               </w:rPr>
               <w:t>D, patches</w:t>
             </w:r>
@@ -4857,17 +4458,13 @@
               <w:spacing w:after="0" w:line="240" w:lineRule="auto"/>
               <w:jc w:val="center"/>
             </w:pPr>
-            <w:r>
-              <w:rPr>
-                <w:sz w:val="20"/>
-              </w:rPr>
-            </w:r>
+            <w:r/>
             <w:r>
               <w:rPr>
                 <w:rFonts w:ascii="Times New Roman" w:hAnsi="Times New Roman"/>
                 <w:b/>
                 <w:color w:val="17232D"/>
-                <w:sz w:val="20"/>
+                <w:sz w:val="15"/>
               </w:rPr>
               <w:t>PC1 / PCbottom sensitivity, depth 8</w:t>
             </w:r>
@@ -4890,17 +4487,13 @@
               <w:spacing w:after="0" w:line="240" w:lineRule="auto"/>
               <w:jc w:val="center"/>
             </w:pPr>
-            <w:r>
-              <w:rPr>
-                <w:sz w:val="20"/>
-              </w:rPr>
-            </w:r>
+            <w:r/>
             <w:r>
               <w:rPr>
                 <w:rFonts w:ascii="Times New Roman" w:hAnsi="Times New Roman"/>
                 <w:b/>
                 <w:color w:val="17232D"/>
-                <w:sz w:val="20"/>
+                <w:sz w:val="15"/>
               </w:rPr>
               <w:t>Relative bottom-PC eigengap, depth 8</w:t>
             </w:r>
@@ -4923,17 +4516,13 @@
               <w:spacing w:after="0" w:line="240" w:lineRule="auto"/>
               <w:jc w:val="center"/>
             </w:pPr>
-            <w:r>
-              <w:rPr>
-                <w:sz w:val="20"/>
-              </w:rPr>
-            </w:r>
+            <w:r/>
             <w:r>
               <w:rPr>
                 <w:rFonts w:ascii="Times New Roman" w:hAnsi="Times New Roman"/>
                 <w:b/>
                 <w:color w:val="17232D"/>
-                <w:sz w:val="20"/>
+                <w:sz w:val="15"/>
               </w:rPr>
               <w:t>Near-null fraction, depth 5 → 10</w:t>
             </w:r>
@@ -4956,17 +4545,13 @@
               <w:spacing w:after="0" w:line="240" w:lineRule="auto"/>
               <w:jc w:val="center"/>
             </w:pPr>
-            <w:r>
-              <w:rPr>
-                <w:sz w:val="20"/>
-              </w:rPr>
-            </w:r>
+            <w:r/>
             <w:r>
               <w:rPr>
                 <w:rFonts w:ascii="Times New Roman" w:hAnsi="Times New Roman"/>
                 <w:b/>
                 <w:color w:val="17232D"/>
-                <w:sz w:val="20"/>
+                <w:sz w:val="15"/>
               </w:rPr>
               <w:t>Effective rank / D, depth 5 → 10</w:t>
             </w:r>
@@ -4989,17 +4574,13 @@
               <w:spacing w:after="0" w:line="240" w:lineRule="auto"/>
               <w:jc w:val="center"/>
             </w:pPr>
-            <w:r>
-              <w:rPr>
-                <w:sz w:val="20"/>
-              </w:rPr>
-            </w:r>
+            <w:r/>
             <w:r>
               <w:rPr>
                 <w:rFonts w:ascii="Times New Roman" w:hAnsi="Times New Roman"/>
                 <w:b/>
                 <w:color w:val="17232D"/>
-                <w:sz w:val="20"/>
+                <w:sz w:val="15"/>
               </w:rPr>
               <w:t>Depth-10 near-null count, 10⁻⁴/10⁻²</w:t>
             </w:r>
@@ -5022,17 +4603,13 @@
             <w:pPr>
               <w:spacing w:after="0" w:line="240" w:lineRule="auto"/>
             </w:pPr>
-            <w:r>
-              <w:rPr>
-                <w:sz w:val="20"/>
-              </w:rPr>
-            </w:r>
+            <w:r/>
             <w:r>
               <w:rPr>
                 <w:rFonts w:ascii="Times New Roman" w:hAnsi="Times New Roman"/>
                 <w:b w:val="0"/>
                 <w:color w:val="202A32"/>
-                <w:sz w:val="20"/>
+                <w:sz w:val="15"/>
               </w:rPr>
               <w:t>DeiT-Tiny</w:t>
             </w:r>
@@ -5054,17 +4631,13 @@
               <w:spacing w:after="0" w:line="240" w:lineRule="auto"/>
               <w:jc w:val="center"/>
             </w:pPr>
-            <w:r>
-              <w:rPr>
-                <w:sz w:val="20"/>
-              </w:rPr>
-            </w:r>
+            <w:r/>
             <w:r>
               <w:rPr>
                 <w:rFonts w:ascii="Times New Roman" w:hAnsi="Times New Roman"/>
                 <w:b w:val="0"/>
                 <w:color w:val="202A32"/>
-                <w:sz w:val="20"/>
+                <w:sz w:val="15"/>
               </w:rPr>
               <w:t>192, 196</w:t>
             </w:r>
@@ -5086,17 +4659,13 @@
               <w:spacing w:after="0" w:line="240" w:lineRule="auto"/>
               <w:jc w:val="center"/>
             </w:pPr>
-            <w:r>
-              <w:rPr>
-                <w:sz w:val="20"/>
-              </w:rPr>
-            </w:r>
+            <w:r/>
             <w:r>
               <w:rPr>
                 <w:rFonts w:ascii="Times New Roman" w:hAnsi="Times New Roman"/>
                 <w:b w:val="0"/>
                 <w:color w:val="202A32"/>
-                <w:sz w:val="20"/>
+                <w:sz w:val="15"/>
               </w:rPr>
               <w:t>0.0891</w:t>
             </w:r>
@@ -5118,17 +4687,13 @@
               <w:spacing w:after="0" w:line="240" w:lineRule="auto"/>
               <w:jc w:val="center"/>
             </w:pPr>
-            <w:r>
-              <w:rPr>
-                <w:sz w:val="20"/>
-              </w:rPr>
-            </w:r>
+            <w:r/>
             <w:r>
               <w:rPr>
                 <w:rFonts w:ascii="Times New Roman" w:hAnsi="Times New Roman"/>
                 <w:b w:val="0"/>
                 <w:color w:val="202A32"/>
-                <w:sz w:val="20"/>
+                <w:sz w:val="15"/>
               </w:rPr>
               <w:t>2.58 × 10⁻³</w:t>
             </w:r>
@@ -5150,17 +4715,13 @@
               <w:spacing w:after="0" w:line="240" w:lineRule="auto"/>
               <w:jc w:val="center"/>
             </w:pPr>
-            <w:r>
-              <w:rPr>
-                <w:sz w:val="20"/>
-              </w:rPr>
-            </w:r>
+            <w:r/>
             <w:r>
               <w:rPr>
                 <w:rFonts w:ascii="Times New Roman" w:hAnsi="Times New Roman"/>
                 <w:b w:val="0"/>
                 <w:color w:val="202A32"/>
-                <w:sz w:val="20"/>
+                <w:sz w:val="15"/>
               </w:rPr>
               <w:t>0.52% → 31.77%</w:t>
             </w:r>
@@ -5182,17 +4743,13 @@
               <w:spacing w:after="0" w:line="240" w:lineRule="auto"/>
               <w:jc w:val="center"/>
             </w:pPr>
-            <w:r>
-              <w:rPr>
-                <w:sz w:val="20"/>
-              </w:rPr>
-            </w:r>
+            <w:r/>
             <w:r>
               <w:rPr>
                 <w:rFonts w:ascii="Times New Roman" w:hAnsi="Times New Roman"/>
                 <w:b w:val="0"/>
                 <w:color w:val="202A32"/>
-                <w:sz w:val="20"/>
+                <w:sz w:val="15"/>
               </w:rPr>
               <w:t>0.541 → 0.125</w:t>
             </w:r>
@@ -5214,17 +4771,13 @@
               <w:spacing w:after="0" w:line="240" w:lineRule="auto"/>
               <w:jc w:val="center"/>
             </w:pPr>
-            <w:r>
-              <w:rPr>
-                <w:sz w:val="20"/>
-              </w:rPr>
-            </w:r>
+            <w:r/>
             <w:r>
               <w:rPr>
                 <w:rFonts w:ascii="Times New Roman" w:hAnsi="Times New Roman"/>
                 <w:b w:val="0"/>
                 <w:color w:val="202A32"/>
-                <w:sz w:val="20"/>
+                <w:sz w:val="15"/>
               </w:rPr>
               <w:t>1 / 154</w:t>
             </w:r>
@@ -5247,17 +4800,13 @@
             <w:pPr>
               <w:spacing w:after="0" w:line="240" w:lineRule="auto"/>
             </w:pPr>
-            <w:r>
-              <w:rPr>
-                <w:sz w:val="20"/>
-              </w:rPr>
-            </w:r>
+            <w:r/>
             <w:r>
               <w:rPr>
                 <w:rFonts w:ascii="Times New Roman" w:hAnsi="Times New Roman"/>
                 <w:b w:val="0"/>
                 <w:color w:val="202A32"/>
-                <w:sz w:val="20"/>
+                <w:sz w:val="15"/>
               </w:rPr>
               <w:t>DeiT-Small</w:t>
             </w:r>
@@ -5279,17 +4828,13 @@
               <w:spacing w:after="0" w:line="240" w:lineRule="auto"/>
               <w:jc w:val="center"/>
             </w:pPr>
-            <w:r>
-              <w:rPr>
-                <w:sz w:val="20"/>
-              </w:rPr>
-            </w:r>
+            <w:r/>
             <w:r>
               <w:rPr>
                 <w:rFonts w:ascii="Times New Roman" w:hAnsi="Times New Roman"/>
                 <w:b w:val="0"/>
                 <w:color w:val="202A32"/>
-                <w:sz w:val="20"/>
+                <w:sz w:val="15"/>
               </w:rPr>
               <w:t>384, 196</w:t>
             </w:r>
@@ -5311,17 +4856,13 @@
               <w:spacing w:after="0" w:line="240" w:lineRule="auto"/>
               <w:jc w:val="center"/>
             </w:pPr>
-            <w:r>
-              <w:rPr>
-                <w:sz w:val="20"/>
-              </w:rPr>
-            </w:r>
+            <w:r/>
             <w:r>
               <w:rPr>
                 <w:rFonts w:ascii="Times New Roman" w:hAnsi="Times New Roman"/>
                 <w:b w:val="0"/>
                 <w:color w:val="202A32"/>
-                <w:sz w:val="20"/>
+                <w:sz w:val="15"/>
               </w:rPr>
               <w:t>0.0409</w:t>
             </w:r>
@@ -5343,17 +4884,13 @@
               <w:spacing w:after="0" w:line="240" w:lineRule="auto"/>
               <w:jc w:val="center"/>
             </w:pPr>
-            <w:r>
-              <w:rPr>
-                <w:sz w:val="20"/>
-              </w:rPr>
-            </w:r>
+            <w:r/>
             <w:r>
               <w:rPr>
                 <w:rFonts w:ascii="Times New Roman" w:hAnsi="Times New Roman"/>
                 <w:b w:val="0"/>
                 <w:color w:val="202A32"/>
-                <w:sz w:val="20"/>
+                <w:sz w:val="15"/>
               </w:rPr>
               <w:t>3.52 × 10⁻⁴</w:t>
             </w:r>
@@ -5375,17 +4912,13 @@
               <w:spacing w:after="0" w:line="240" w:lineRule="auto"/>
               <w:jc w:val="center"/>
             </w:pPr>
-            <w:r>
-              <w:rPr>
-                <w:sz w:val="20"/>
-              </w:rPr>
-            </w:r>
+            <w:r/>
             <w:r>
               <w:rPr>
                 <w:rFonts w:ascii="Times New Roman" w:hAnsi="Times New Roman"/>
                 <w:b w:val="0"/>
                 <w:color w:val="202A32"/>
-                <w:sz w:val="20"/>
+                <w:sz w:val="15"/>
               </w:rPr>
               <w:t>0.26% → 57.03%</w:t>
             </w:r>
@@ -5407,17 +4940,13 @@
               <w:spacing w:after="0" w:line="240" w:lineRule="auto"/>
               <w:jc w:val="center"/>
             </w:pPr>
-            <w:r>
-              <w:rPr>
-                <w:sz w:val="20"/>
-              </w:rPr>
-            </w:r>
+            <w:r/>
             <w:r>
               <w:rPr>
                 <w:rFonts w:ascii="Times New Roman" w:hAnsi="Times New Roman"/>
                 <w:b w:val="0"/>
                 <w:color w:val="202A32"/>
-                <w:sz w:val="20"/>
+                <w:sz w:val="15"/>
               </w:rPr>
               <w:t>0.467 → 0.114</w:t>
             </w:r>
@@ -5439,17 +4968,13 @@
               <w:spacing w:after="0" w:line="240" w:lineRule="auto"/>
               <w:jc w:val="center"/>
             </w:pPr>
-            <w:r>
-              <w:rPr>
-                <w:sz w:val="20"/>
-              </w:rPr>
-            </w:r>
+            <w:r/>
             <w:r>
               <w:rPr>
                 <w:rFonts w:ascii="Times New Roman" w:hAnsi="Times New Roman"/>
                 <w:b w:val="0"/>
                 <w:color w:val="202A32"/>
-                <w:sz w:val="20"/>
+                <w:sz w:val="15"/>
               </w:rPr>
               <w:t>47 / 327</w:t>
             </w:r>
@@ -5472,17 +4997,13 @@
             <w:pPr>
               <w:spacing w:after="0" w:line="240" w:lineRule="auto"/>
             </w:pPr>
-            <w:r>
-              <w:rPr>
-                <w:sz w:val="20"/>
-              </w:rPr>
-            </w:r>
+            <w:r/>
             <w:r>
               <w:rPr>
                 <w:rFonts w:ascii="Times New Roman" w:hAnsi="Times New Roman"/>
                 <w:b w:val="0"/>
                 <w:color w:val="202A32"/>
-                <w:sz w:val="20"/>
+                <w:sz w:val="15"/>
               </w:rPr>
               <w:t>ViT-B/16 AugReg</w:t>
             </w:r>
@@ -5504,17 +5025,13 @@
               <w:spacing w:after="0" w:line="240" w:lineRule="auto"/>
               <w:jc w:val="center"/>
             </w:pPr>
-            <w:r>
-              <w:rPr>
-                <w:sz w:val="20"/>
-              </w:rPr>
-            </w:r>
+            <w:r/>
             <w:r>
               <w:rPr>
                 <w:rFonts w:ascii="Times New Roman" w:hAnsi="Times New Roman"/>
                 <w:b w:val="0"/>
                 <w:color w:val="202A32"/>
-                <w:sz w:val="20"/>
+                <w:sz w:val="15"/>
               </w:rPr>
               <w:t>768, 196</w:t>
             </w:r>
@@ -5536,17 +5053,13 @@
               <w:spacing w:after="0" w:line="240" w:lineRule="auto"/>
               <w:jc w:val="center"/>
             </w:pPr>
-            <w:r>
-              <w:rPr>
-                <w:sz w:val="20"/>
-              </w:rPr>
-            </w:r>
+            <w:r/>
             <w:r>
               <w:rPr>
                 <w:rFonts w:ascii="Times New Roman" w:hAnsi="Times New Roman"/>
                 <w:b w:val="0"/>
                 <w:color w:val="202A32"/>
-                <w:sz w:val="20"/>
+                <w:sz w:val="15"/>
               </w:rPr>
               <w:t>65.2</w:t>
             </w:r>
@@ -5568,17 +5081,13 @@
               <w:spacing w:after="0" w:line="240" w:lineRule="auto"/>
               <w:jc w:val="center"/>
             </w:pPr>
-            <w:r>
-              <w:rPr>
-                <w:sz w:val="20"/>
-              </w:rPr>
-            </w:r>
+            <w:r/>
             <w:r>
               <w:rPr>
                 <w:rFonts w:ascii="Times New Roman" w:hAnsi="Times New Roman"/>
                 <w:b w:val="0"/>
                 <w:color w:val="202A32"/>
-                <w:sz w:val="20"/>
+                <w:sz w:val="15"/>
               </w:rPr>
               <w:t>1.53 × 10⁻⁵</w:t>
             </w:r>
@@ -5600,17 +5109,13 @@
               <w:spacing w:after="0" w:line="240" w:lineRule="auto"/>
               <w:jc w:val="center"/>
             </w:pPr>
-            <w:r>
-              <w:rPr>
-                <w:sz w:val="20"/>
-              </w:rPr>
-            </w:r>
+            <w:r/>
             <w:r>
               <w:rPr>
                 <w:rFonts w:ascii="Times New Roman" w:hAnsi="Times New Roman"/>
                 <w:b w:val="0"/>
                 <w:color w:val="202A32"/>
-                <w:sz w:val="20"/>
+                <w:sz w:val="15"/>
               </w:rPr>
               <w:t>0.26% → 49.61%</w:t>
             </w:r>
@@ -5632,17 +5137,13 @@
               <w:spacing w:after="0" w:line="240" w:lineRule="auto"/>
               <w:jc w:val="center"/>
             </w:pPr>
-            <w:r>
-              <w:rPr>
-                <w:sz w:val="20"/>
-              </w:rPr>
-            </w:r>
+            <w:r/>
             <w:r>
               <w:rPr>
                 <w:rFonts w:ascii="Times New Roman" w:hAnsi="Times New Roman"/>
                 <w:b w:val="0"/>
                 <w:color w:val="202A32"/>
-                <w:sz w:val="20"/>
+                <w:sz w:val="15"/>
               </w:rPr>
               <w:t>0.383 → 0.140</w:t>
             </w:r>
@@ -5664,17 +5165,13 @@
               <w:spacing w:after="0" w:line="240" w:lineRule="auto"/>
               <w:jc w:val="center"/>
             </w:pPr>
-            <w:r>
-              <w:rPr>
-                <w:sz w:val="20"/>
-              </w:rPr>
-            </w:r>
+            <w:r/>
             <w:r>
               <w:rPr>
                 <w:rFonts w:ascii="Times New Roman" w:hAnsi="Times New Roman"/>
                 <w:b w:val="0"/>
                 <w:color w:val="202A32"/>
-                <w:sz w:val="20"/>
+                <w:sz w:val="15"/>
               </w:rPr>
               <w:t>41 / 641</w:t>
             </w:r>
@@ -5697,17 +5194,13 @@
             <w:pPr>
               <w:spacing w:after="0" w:line="240" w:lineRule="auto"/>
             </w:pPr>
-            <w:r>
-              <w:rPr>
-                <w:sz w:val="20"/>
-              </w:rPr>
-            </w:r>
+            <w:r/>
             <w:r>
               <w:rPr>
                 <w:rFonts w:ascii="Times New Roman" w:hAnsi="Times New Roman"/>
                 <w:b w:val="0"/>
                 <w:color w:val="202A32"/>
-                <w:sz w:val="20"/>
+                <w:sz w:val="15"/>
               </w:rPr>
               <w:t>DINOv2 ViT-S/14</w:t>
             </w:r>
@@ -5729,17 +5222,13 @@
               <w:spacing w:after="0" w:line="240" w:lineRule="auto"/>
               <w:jc w:val="center"/>
             </w:pPr>
-            <w:r>
-              <w:rPr>
-                <w:sz w:val="20"/>
-              </w:rPr>
-            </w:r>
+            <w:r/>
             <w:r>
               <w:rPr>
                 <w:rFonts w:ascii="Times New Roman" w:hAnsi="Times New Roman"/>
                 <w:b w:val="0"/>
                 <w:color w:val="202A32"/>
-                <w:sz w:val="20"/>
+                <w:sz w:val="15"/>
               </w:rPr>
               <w:t>384, 256</w:t>
             </w:r>
@@ -5761,17 +5250,13 @@
               <w:spacing w:after="0" w:line="240" w:lineRule="auto"/>
               <w:jc w:val="center"/>
             </w:pPr>
-            <w:r>
-              <w:rPr>
-                <w:sz w:val="20"/>
-              </w:rPr>
-            </w:r>
+            <w:r/>
             <w:r>
               <w:rPr>
                 <w:rFonts w:ascii="Times New Roman" w:hAnsi="Times New Roman"/>
                 <w:b w:val="0"/>
                 <w:color w:val="202A32"/>
-                <w:sz w:val="20"/>
+                <w:sz w:val="15"/>
               </w:rPr>
               <w:t>0.199</w:t>
             </w:r>
@@ -5793,17 +5278,13 @@
               <w:spacing w:after="0" w:line="240" w:lineRule="auto"/>
               <w:jc w:val="center"/>
             </w:pPr>
-            <w:r>
-              <w:rPr>
-                <w:sz w:val="20"/>
-              </w:rPr>
-            </w:r>
+            <w:r/>
             <w:r>
               <w:rPr>
                 <w:rFonts w:ascii="Times New Roman" w:hAnsi="Times New Roman"/>
                 <w:b w:val="0"/>
                 <w:color w:val="202A32"/>
-                <w:sz w:val="20"/>
+                <w:sz w:val="15"/>
               </w:rPr>
               <w:t>9.75 × 10⁻⁴</w:t>
             </w:r>
@@ -5825,17 +5306,13 @@
               <w:spacing w:after="0" w:line="240" w:lineRule="auto"/>
               <w:jc w:val="center"/>
             </w:pPr>
-            <w:r>
-              <w:rPr>
-                <w:sz w:val="20"/>
-              </w:rPr>
-            </w:r>
+            <w:r/>
             <w:r>
               <w:rPr>
                 <w:rFonts w:ascii="Times New Roman" w:hAnsi="Times New Roman"/>
                 <w:b w:val="0"/>
                 <w:color w:val="202A32"/>
-                <w:sz w:val="20"/>
+                <w:sz w:val="15"/>
               </w:rPr>
               <w:t>0.26% → 1.56%</w:t>
             </w:r>
@@ -5857,17 +5334,13 @@
               <w:spacing w:after="0" w:line="240" w:lineRule="auto"/>
               <w:jc w:val="center"/>
             </w:pPr>
-            <w:r>
-              <w:rPr>
-                <w:sz w:val="20"/>
-              </w:rPr>
-            </w:r>
+            <w:r/>
             <w:r>
               <w:rPr>
                 <w:rFonts w:ascii="Times New Roman" w:hAnsi="Times New Roman"/>
                 <w:b w:val="0"/>
                 <w:color w:val="202A32"/>
-                <w:sz w:val="20"/>
+                <w:sz w:val="15"/>
               </w:rPr>
               <w:t>0.453 → 0.323</w:t>
             </w:r>
@@ -5889,17 +5362,13 @@
               <w:spacing w:after="0" w:line="240" w:lineRule="auto"/>
               <w:jc w:val="center"/>
             </w:pPr>
-            <w:r>
-              <w:rPr>
-                <w:sz w:val="20"/>
-              </w:rPr>
-            </w:r>
+            <w:r/>
             <w:r>
               <w:rPr>
                 <w:rFonts w:ascii="Times New Roman" w:hAnsi="Times New Roman"/>
                 <w:b w:val="0"/>
                 <w:color w:val="202A32"/>
-                <w:sz w:val="20"/>
+                <w:sz w:val="15"/>
               </w:rPr>
               <w:t>1 / 249</w:t>
             </w:r>
@@ -5915,7 +5384,6 @@
     <w:p>
       <w:pPr>
         <w:spacing w:after="100" w:line="259" w:lineRule="auto"/>
-        <w:jc w:val="both"/>
       </w:pPr>
       <w:r>
         <w:rPr>
@@ -6157,7 +5625,6 @@
     <w:p>
       <w:pPr>
         <w:spacing w:after="100" w:line="259" w:lineRule="auto"/>
-        <w:jc w:val="both"/>
       </w:pPr>
       <w:r>
         <w:rPr>
@@ -6197,9 +5664,6 @@
         <w:jc w:val="center"/>
       </w:pPr>
       <w:r>
-        <w:rPr>
-          <w:sz w:val="20"/>
-        </w:rPr>
         <w:drawing>
           <wp:inline xmlns:a="http://schemas.openxmlformats.org/drawingml/2006/main" xmlns:pic="http://schemas.openxmlformats.org/drawingml/2006/picture">
             <wp:extent cx="6172200" cy="2281858"/>
@@ -6238,7 +5702,6 @@
       <w:pPr>
         <w:keepLines/>
         <w:spacing w:after="100" w:line="259" w:lineRule="auto"/>
-        <w:jc w:val="both"/>
       </w:pPr>
       <w:r>
         <w:rPr>
@@ -6296,7 +5759,6 @@
     <w:p>
       <w:pPr>
         <w:spacing w:after="100" w:line="259" w:lineRule="auto"/>
-        <w:jc w:val="both"/>
       </w:pPr>
       <w:r>
         <w:rPr>
@@ -6339,7 +5801,6 @@
         <w:keepNext/>
         <w:keepLines/>
         <w:spacing w:after="100" w:line="259" w:lineRule="auto"/>
-        <w:jc w:val="both"/>
       </w:pPr>
       <w:r>
         <w:rPr>
@@ -6417,17 +5878,13 @@
               <w:spacing w:after="0" w:line="240" w:lineRule="auto"/>
               <w:jc w:val="center"/>
             </w:pPr>
-            <w:r>
-              <w:rPr>
-                <w:sz w:val="20"/>
-              </w:rPr>
-            </w:r>
+            <w:r/>
             <w:r>
               <w:rPr>
                 <w:rFonts w:ascii="Times New Roman" w:hAnsi="Times New Roman"/>
                 <w:b/>
                 <w:color w:val="17232D"/>
-                <w:sz w:val="20"/>
+                <w:sz w:val="16"/>
               </w:rPr>
               <w:t>Architecture</w:t>
             </w:r>
@@ -6450,17 +5907,13 @@
               <w:spacing w:after="0" w:line="240" w:lineRule="auto"/>
               <w:jc w:val="center"/>
             </w:pPr>
-            <w:r>
-              <w:rPr>
-                <w:sz w:val="20"/>
-              </w:rPr>
-            </w:r>
+            <w:r/>
             <w:r>
               <w:rPr>
                 <w:rFonts w:ascii="Times New Roman" w:hAnsi="Times New Roman"/>
                 <w:b/>
                 <w:color w:val="17232D"/>
-                <w:sz w:val="20"/>
+                <w:sz w:val="16"/>
               </w:rPr>
               <w:t>Operator</w:t>
             </w:r>
@@ -6483,17 +5936,13 @@
               <w:spacing w:after="0" w:line="240" w:lineRule="auto"/>
               <w:jc w:val="center"/>
             </w:pPr>
-            <w:r>
-              <w:rPr>
-                <w:sz w:val="20"/>
-              </w:rPr>
-            </w:r>
+            <w:r/>
             <w:r>
               <w:rPr>
                 <w:rFonts w:ascii="Times New Roman" w:hAnsi="Times New Roman"/>
                 <w:b/>
                 <w:color w:val="17232D"/>
-                <w:sz w:val="20"/>
+                <w:sz w:val="16"/>
               </w:rPr>
               <w:t>Pearson r (95% CI)</w:t>
             </w:r>
@@ -6516,17 +5965,13 @@
               <w:spacing w:after="0" w:line="240" w:lineRule="auto"/>
               <w:jc w:val="center"/>
             </w:pPr>
-            <w:r>
-              <w:rPr>
-                <w:sz w:val="20"/>
-              </w:rPr>
-            </w:r>
+            <w:r/>
             <w:r>
               <w:rPr>
                 <w:rFonts w:ascii="Times New Roman" w:hAnsi="Times New Roman"/>
                 <w:b/>
                 <w:color w:val="17232D"/>
-                <w:sz w:val="20"/>
+                <w:sz w:val="16"/>
               </w:rPr>
               <w:t>Spearman ρ (95% CI)</w:t>
             </w:r>
@@ -6549,17 +5994,13 @@
             <w:pPr>
               <w:spacing w:after="0" w:line="240" w:lineRule="auto"/>
             </w:pPr>
-            <w:r>
-              <w:rPr>
-                <w:sz w:val="20"/>
-              </w:rPr>
-            </w:r>
+            <w:r/>
             <w:r>
               <w:rPr>
                 <w:rFonts w:ascii="Times New Roman" w:hAnsi="Times New Roman"/>
                 <w:b w:val="0"/>
                 <w:color w:val="202A32"/>
-                <w:sz w:val="20"/>
+                <w:sz w:val="16"/>
               </w:rPr>
               <w:t>DeiT-Tiny</w:t>
             </w:r>
@@ -6581,17 +6022,13 @@
               <w:spacing w:after="0" w:line="240" w:lineRule="auto"/>
               <w:jc w:val="center"/>
             </w:pPr>
-            <w:r>
-              <w:rPr>
-                <w:sz w:val="20"/>
-              </w:rPr>
-            </w:r>
+            <w:r/>
             <w:r>
               <w:rPr>
                 <w:rFonts w:ascii="Times New Roman" w:hAnsi="Times New Roman"/>
                 <w:b w:val="0"/>
                 <w:color w:val="202A32"/>
-                <w:sz w:val="20"/>
+                <w:sz w:val="16"/>
               </w:rPr>
               <w:t>Single-block A₈</w:t>
             </w:r>
@@ -6613,17 +6050,13 @@
               <w:spacing w:after="0" w:line="240" w:lineRule="auto"/>
               <w:jc w:val="center"/>
             </w:pPr>
-            <w:r>
-              <w:rPr>
-                <w:sz w:val="20"/>
-              </w:rPr>
-            </w:r>
+            <w:r/>
             <w:r>
               <w:rPr>
                 <w:rFonts w:ascii="Times New Roman" w:hAnsi="Times New Roman"/>
                 <w:b w:val="0"/>
                 <w:color w:val="202A32"/>
-                <w:sz w:val="20"/>
+                <w:sz w:val="16"/>
               </w:rPr>
               <w:t>0.806 [0.773, 0.843]</w:t>
             </w:r>
@@ -6645,17 +6078,13 @@
               <w:spacing w:after="0" w:line="240" w:lineRule="auto"/>
               <w:jc w:val="center"/>
             </w:pPr>
-            <w:r>
-              <w:rPr>
-                <w:sz w:val="20"/>
-              </w:rPr>
-            </w:r>
+            <w:r/>
             <w:r>
               <w:rPr>
                 <w:rFonts w:ascii="Times New Roman" w:hAnsi="Times New Roman"/>
                 <w:b w:val="0"/>
                 <w:color w:val="202A32"/>
-                <w:sz w:val="20"/>
+                <w:sz w:val="16"/>
               </w:rPr>
               <w:t>0.720 [0.681, 0.757]</w:t>
             </w:r>
@@ -6678,17 +6107,13 @@
             <w:pPr>
               <w:spacing w:after="0" w:line="240" w:lineRule="auto"/>
             </w:pPr>
-            <w:r>
-              <w:rPr>
-                <w:sz w:val="20"/>
-              </w:rPr>
-            </w:r>
+            <w:r/>
             <w:r>
               <w:rPr>
                 <w:rFonts w:ascii="Times New Roman" w:hAnsi="Times New Roman"/>
                 <w:b w:val="0"/>
                 <w:color w:val="202A32"/>
-                <w:sz w:val="20"/>
+                <w:sz w:val="16"/>
               </w:rPr>
               <w:t>DeiT-Tiny</w:t>
             </w:r>
@@ -6710,17 +6135,13 @@
               <w:spacing w:after="0" w:line="240" w:lineRule="auto"/>
               <w:jc w:val="center"/>
             </w:pPr>
-            <w:r>
-              <w:rPr>
-                <w:sz w:val="20"/>
-              </w:rPr>
-            </w:r>
+            <w:r/>
             <w:r>
               <w:rPr>
                 <w:rFonts w:ascii="Times New Roman" w:hAnsi="Times New Roman"/>
                 <w:b w:val="0"/>
                 <w:color w:val="202A32"/>
-                <w:sz w:val="20"/>
+                <w:sz w:val="16"/>
               </w:rPr>
               <w:t>End-to-end J₈→L</w:t>
             </w:r>
@@ -6742,17 +6163,13 @@
               <w:spacing w:after="0" w:line="240" w:lineRule="auto"/>
               <w:jc w:val="center"/>
             </w:pPr>
-            <w:r>
-              <w:rPr>
-                <w:sz w:val="20"/>
-              </w:rPr>
-            </w:r>
+            <w:r/>
             <w:r>
               <w:rPr>
                 <w:rFonts w:ascii="Times New Roman" w:hAnsi="Times New Roman"/>
                 <w:b w:val="0"/>
                 <w:color w:val="202A32"/>
-                <w:sz w:val="20"/>
+                <w:sz w:val="16"/>
               </w:rPr>
               <w:t>0.964 [0.955, 0.974]</w:t>
             </w:r>
@@ -6774,17 +6191,13 @@
               <w:spacing w:after="0" w:line="240" w:lineRule="auto"/>
               <w:jc w:val="center"/>
             </w:pPr>
-            <w:r>
-              <w:rPr>
-                <w:sz w:val="20"/>
-              </w:rPr>
-            </w:r>
+            <w:r/>
             <w:r>
               <w:rPr>
                 <w:rFonts w:ascii="Times New Roman" w:hAnsi="Times New Roman"/>
                 <w:b w:val="0"/>
                 <w:color w:val="202A32"/>
-                <w:sz w:val="20"/>
+                <w:sz w:val="16"/>
               </w:rPr>
               <w:t>0.964 [0.951, 0.973]</w:t>
             </w:r>
@@ -6807,17 +6220,13 @@
             <w:pPr>
               <w:spacing w:after="0" w:line="240" w:lineRule="auto"/>
             </w:pPr>
-            <w:r>
-              <w:rPr>
-                <w:sz w:val="20"/>
-              </w:rPr>
-            </w:r>
+            <w:r/>
             <w:r>
               <w:rPr>
                 <w:rFonts w:ascii="Times New Roman" w:hAnsi="Times New Roman"/>
                 <w:b w:val="0"/>
                 <w:color w:val="202A32"/>
-                <w:sz w:val="20"/>
+                <w:sz w:val="16"/>
               </w:rPr>
               <w:t>DeiT-Small</w:t>
             </w:r>
@@ -6839,17 +6248,13 @@
               <w:spacing w:after="0" w:line="240" w:lineRule="auto"/>
               <w:jc w:val="center"/>
             </w:pPr>
-            <w:r>
-              <w:rPr>
-                <w:sz w:val="20"/>
-              </w:rPr>
-            </w:r>
+            <w:r/>
             <w:r>
               <w:rPr>
                 <w:rFonts w:ascii="Times New Roman" w:hAnsi="Times New Roman"/>
                 <w:b w:val="0"/>
                 <w:color w:val="202A32"/>
-                <w:sz w:val="20"/>
+                <w:sz w:val="16"/>
               </w:rPr>
               <w:t>Single-block A₈</w:t>
             </w:r>
@@ -6871,17 +6276,13 @@
               <w:spacing w:after="0" w:line="240" w:lineRule="auto"/>
               <w:jc w:val="center"/>
             </w:pPr>
-            <w:r>
-              <w:rPr>
-                <w:sz w:val="20"/>
-              </w:rPr>
-            </w:r>
+            <w:r/>
             <w:r>
               <w:rPr>
                 <w:rFonts w:ascii="Times New Roman" w:hAnsi="Times New Roman"/>
                 <w:b w:val="0"/>
                 <w:color w:val="202A32"/>
-                <w:sz w:val="20"/>
+                <w:sz w:val="16"/>
               </w:rPr>
               <w:t>0.753 [0.719, 0.790]</w:t>
             </w:r>
@@ -6903,17 +6304,13 @@
               <w:spacing w:after="0" w:line="240" w:lineRule="auto"/>
               <w:jc w:val="center"/>
             </w:pPr>
-            <w:r>
-              <w:rPr>
-                <w:sz w:val="20"/>
-              </w:rPr>
-            </w:r>
+            <w:r/>
             <w:r>
               <w:rPr>
                 <w:rFonts w:ascii="Times New Roman" w:hAnsi="Times New Roman"/>
                 <w:b w:val="0"/>
                 <w:color w:val="202A32"/>
-                <w:sz w:val="20"/>
+                <w:sz w:val="16"/>
               </w:rPr>
               <w:t>0.735 [0.696, 0.772]</w:t>
             </w:r>
@@ -6936,17 +6333,13 @@
             <w:pPr>
               <w:spacing w:after="0" w:line="240" w:lineRule="auto"/>
             </w:pPr>
-            <w:r>
-              <w:rPr>
-                <w:sz w:val="20"/>
-              </w:rPr>
-            </w:r>
+            <w:r/>
             <w:r>
               <w:rPr>
                 <w:rFonts w:ascii="Times New Roman" w:hAnsi="Times New Roman"/>
                 <w:b w:val="0"/>
                 <w:color w:val="202A32"/>
-                <w:sz w:val="20"/>
+                <w:sz w:val="16"/>
               </w:rPr>
               <w:t>DeiT-Small</w:t>
             </w:r>
@@ -6968,17 +6361,13 @@
               <w:spacing w:after="0" w:line="240" w:lineRule="auto"/>
               <w:jc w:val="center"/>
             </w:pPr>
-            <w:r>
-              <w:rPr>
-                <w:sz w:val="20"/>
-              </w:rPr>
-            </w:r>
+            <w:r/>
             <w:r>
               <w:rPr>
                 <w:rFonts w:ascii="Times New Roman" w:hAnsi="Times New Roman"/>
                 <w:b w:val="0"/>
                 <w:color w:val="202A32"/>
-                <w:sz w:val="20"/>
+                <w:sz w:val="16"/>
               </w:rPr>
               <w:t>End-to-end J₈→L</w:t>
             </w:r>
@@ -7000,17 +6389,13 @@
               <w:spacing w:after="0" w:line="240" w:lineRule="auto"/>
               <w:jc w:val="center"/>
             </w:pPr>
-            <w:r>
-              <w:rPr>
-                <w:sz w:val="20"/>
-              </w:rPr>
-            </w:r>
+            <w:r/>
             <w:r>
               <w:rPr>
                 <w:rFonts w:ascii="Times New Roman" w:hAnsi="Times New Roman"/>
                 <w:b w:val="0"/>
                 <w:color w:val="202A32"/>
-                <w:sz w:val="20"/>
+                <w:sz w:val="16"/>
               </w:rPr>
               <w:t>0.975 [0.966, 0.983]</w:t>
             </w:r>
@@ -7032,17 +6417,13 @@
               <w:spacing w:after="0" w:line="240" w:lineRule="auto"/>
               <w:jc w:val="center"/>
             </w:pPr>
-            <w:r>
-              <w:rPr>
-                <w:sz w:val="20"/>
-              </w:rPr>
-            </w:r>
+            <w:r/>
             <w:r>
               <w:rPr>
                 <w:rFonts w:ascii="Times New Roman" w:hAnsi="Times New Roman"/>
                 <w:b w:val="0"/>
                 <w:color w:val="202A32"/>
-                <w:sz w:val="20"/>
+                <w:sz w:val="16"/>
               </w:rPr>
               <w:t>0.945 [0.932, 0.958]</w:t>
             </w:r>
@@ -7065,17 +6446,13 @@
             <w:pPr>
               <w:spacing w:after="0" w:line="240" w:lineRule="auto"/>
             </w:pPr>
-            <w:r>
-              <w:rPr>
-                <w:sz w:val="20"/>
-              </w:rPr>
-            </w:r>
+            <w:r/>
             <w:r>
               <w:rPr>
                 <w:rFonts w:ascii="Times New Roman" w:hAnsi="Times New Roman"/>
                 <w:b w:val="0"/>
                 <w:color w:val="202A32"/>
-                <w:sz w:val="20"/>
+                <w:sz w:val="16"/>
               </w:rPr>
               <w:t>ViT-B/16 AugReg</w:t>
             </w:r>
@@ -7097,17 +6474,13 @@
               <w:spacing w:after="0" w:line="240" w:lineRule="auto"/>
               <w:jc w:val="center"/>
             </w:pPr>
-            <w:r>
-              <w:rPr>
-                <w:sz w:val="20"/>
-              </w:rPr>
-            </w:r>
+            <w:r/>
             <w:r>
               <w:rPr>
                 <w:rFonts w:ascii="Times New Roman" w:hAnsi="Times New Roman"/>
                 <w:b w:val="0"/>
                 <w:color w:val="202A32"/>
-                <w:sz w:val="20"/>
+                <w:sz w:val="16"/>
               </w:rPr>
               <w:t>Single-block A₈</w:t>
             </w:r>
@@ -7129,17 +6502,13 @@
               <w:spacing w:after="0" w:line="240" w:lineRule="auto"/>
               <w:jc w:val="center"/>
             </w:pPr>
-            <w:r>
-              <w:rPr>
-                <w:sz w:val="20"/>
-              </w:rPr>
-            </w:r>
+            <w:r/>
             <w:r>
               <w:rPr>
                 <w:rFonts w:ascii="Times New Roman" w:hAnsi="Times New Roman"/>
                 <w:b w:val="0"/>
                 <w:color w:val="202A32"/>
-                <w:sz w:val="20"/>
+                <w:sz w:val="16"/>
               </w:rPr>
               <w:t>0.757 [0.728, 0.786]</w:t>
             </w:r>
@@ -7161,17 +6530,13 @@
               <w:spacing w:after="0" w:line="240" w:lineRule="auto"/>
               <w:jc w:val="center"/>
             </w:pPr>
-            <w:r>
-              <w:rPr>
-                <w:sz w:val="20"/>
-              </w:rPr>
-            </w:r>
+            <w:r/>
             <w:r>
               <w:rPr>
                 <w:rFonts w:ascii="Times New Roman" w:hAnsi="Times New Roman"/>
                 <w:b w:val="0"/>
                 <w:color w:val="202A32"/>
-                <w:sz w:val="20"/>
+                <w:sz w:val="16"/>
               </w:rPr>
               <w:t>0.725 [0.684, 0.766]</w:t>
             </w:r>
@@ -7194,17 +6559,13 @@
             <w:pPr>
               <w:spacing w:after="0" w:line="240" w:lineRule="auto"/>
             </w:pPr>
-            <w:r>
-              <w:rPr>
-                <w:sz w:val="20"/>
-              </w:rPr>
-            </w:r>
+            <w:r/>
             <w:r>
               <w:rPr>
                 <w:rFonts w:ascii="Times New Roman" w:hAnsi="Times New Roman"/>
                 <w:b w:val="0"/>
                 <w:color w:val="202A32"/>
-                <w:sz w:val="20"/>
+                <w:sz w:val="16"/>
               </w:rPr>
               <w:t>ViT-B/16 AugReg</w:t>
             </w:r>
@@ -7226,17 +6587,13 @@
               <w:spacing w:after="0" w:line="240" w:lineRule="auto"/>
               <w:jc w:val="center"/>
             </w:pPr>
-            <w:r>
-              <w:rPr>
-                <w:sz w:val="20"/>
-              </w:rPr>
-            </w:r>
+            <w:r/>
             <w:r>
               <w:rPr>
                 <w:rFonts w:ascii="Times New Roman" w:hAnsi="Times New Roman"/>
                 <w:b w:val="0"/>
                 <w:color w:val="202A32"/>
-                <w:sz w:val="20"/>
+                <w:sz w:val="16"/>
               </w:rPr>
               <w:t>End-to-end J₈→L</w:t>
             </w:r>
@@ -7258,17 +6615,13 @@
               <w:spacing w:after="0" w:line="240" w:lineRule="auto"/>
               <w:jc w:val="center"/>
             </w:pPr>
-            <w:r>
-              <w:rPr>
-                <w:sz w:val="20"/>
-              </w:rPr>
-            </w:r>
+            <w:r/>
             <w:r>
               <w:rPr>
                 <w:rFonts w:ascii="Times New Roman" w:hAnsi="Times New Roman"/>
                 <w:b w:val="0"/>
                 <w:color w:val="202A32"/>
-                <w:sz w:val="20"/>
+                <w:sz w:val="16"/>
               </w:rPr>
               <w:t>0.954 [0.938, 0.970]</w:t>
             </w:r>
@@ -7290,17 +6643,13 @@
               <w:spacing w:after="0" w:line="240" w:lineRule="auto"/>
               <w:jc w:val="center"/>
             </w:pPr>
-            <w:r>
-              <w:rPr>
-                <w:sz w:val="20"/>
-              </w:rPr>
-            </w:r>
+            <w:r/>
             <w:r>
               <w:rPr>
                 <w:rFonts w:ascii="Times New Roman" w:hAnsi="Times New Roman"/>
                 <w:b w:val="0"/>
                 <w:color w:val="202A32"/>
-                <w:sz w:val="20"/>
+                <w:sz w:val="16"/>
               </w:rPr>
               <w:t>0.934 [0.911, 0.953]</w:t>
             </w:r>
@@ -7323,17 +6672,13 @@
             <w:pPr>
               <w:spacing w:after="0" w:line="240" w:lineRule="auto"/>
             </w:pPr>
-            <w:r>
-              <w:rPr>
-                <w:sz w:val="20"/>
-              </w:rPr>
-            </w:r>
+            <w:r/>
             <w:r>
               <w:rPr>
                 <w:rFonts w:ascii="Times New Roman" w:hAnsi="Times New Roman"/>
                 <w:b w:val="0"/>
                 <w:color w:val="202A32"/>
-                <w:sz w:val="20"/>
+                <w:sz w:val="16"/>
               </w:rPr>
               <w:t>DINOv2 ViT-S/14</w:t>
             </w:r>
@@ -7355,17 +6700,13 @@
               <w:spacing w:after="0" w:line="240" w:lineRule="auto"/>
               <w:jc w:val="center"/>
             </w:pPr>
-            <w:r>
-              <w:rPr>
-                <w:sz w:val="20"/>
-              </w:rPr>
-            </w:r>
+            <w:r/>
             <w:r>
               <w:rPr>
                 <w:rFonts w:ascii="Times New Roman" w:hAnsi="Times New Roman"/>
                 <w:b w:val="0"/>
                 <w:color w:val="202A32"/>
-                <w:sz w:val="20"/>
+                <w:sz w:val="16"/>
               </w:rPr>
               <w:t>Single-block A₈</w:t>
             </w:r>
@@ -7387,17 +6728,13 @@
               <w:spacing w:after="0" w:line="240" w:lineRule="auto"/>
               <w:jc w:val="center"/>
             </w:pPr>
-            <w:r>
-              <w:rPr>
-                <w:sz w:val="20"/>
-              </w:rPr>
-            </w:r>
+            <w:r/>
             <w:r>
               <w:rPr>
                 <w:rFonts w:ascii="Times New Roman" w:hAnsi="Times New Roman"/>
                 <w:b w:val="0"/>
                 <w:color w:val="202A32"/>
-                <w:sz w:val="20"/>
+                <w:sz w:val="16"/>
               </w:rPr>
               <w:t>0.883 [0.861, 0.903]</w:t>
             </w:r>
@@ -7419,17 +6756,13 @@
               <w:spacing w:after="0" w:line="240" w:lineRule="auto"/>
               <w:jc w:val="center"/>
             </w:pPr>
-            <w:r>
-              <w:rPr>
-                <w:sz w:val="20"/>
-              </w:rPr>
-            </w:r>
+            <w:r/>
             <w:r>
               <w:rPr>
                 <w:rFonts w:ascii="Times New Roman" w:hAnsi="Times New Roman"/>
                 <w:b w:val="0"/>
                 <w:color w:val="202A32"/>
-                <w:sz w:val="20"/>
+                <w:sz w:val="16"/>
               </w:rPr>
               <w:t>0.829 [0.781, 0.869]</w:t>
             </w:r>
@@ -7452,17 +6785,13 @@
             <w:pPr>
               <w:spacing w:after="0" w:line="240" w:lineRule="auto"/>
             </w:pPr>
-            <w:r>
-              <w:rPr>
-                <w:sz w:val="20"/>
-              </w:rPr>
-            </w:r>
+            <w:r/>
             <w:r>
               <w:rPr>
                 <w:rFonts w:ascii="Times New Roman" w:hAnsi="Times New Roman"/>
                 <w:b w:val="0"/>
                 <w:color w:val="202A32"/>
-                <w:sz w:val="20"/>
+                <w:sz w:val="16"/>
               </w:rPr>
               <w:t>DINOv2 ViT-S/14</w:t>
             </w:r>
@@ -7484,17 +6813,13 @@
               <w:spacing w:after="0" w:line="240" w:lineRule="auto"/>
               <w:jc w:val="center"/>
             </w:pPr>
-            <w:r>
-              <w:rPr>
-                <w:sz w:val="20"/>
-              </w:rPr>
-            </w:r>
+            <w:r/>
             <w:r>
               <w:rPr>
                 <w:rFonts w:ascii="Times New Roman" w:hAnsi="Times New Roman"/>
                 <w:b w:val="0"/>
                 <w:color w:val="202A32"/>
-                <w:sz w:val="20"/>
+                <w:sz w:val="16"/>
               </w:rPr>
               <w:t>End-to-end J₈→L</w:t>
             </w:r>
@@ -7516,17 +6841,13 @@
               <w:spacing w:after="0" w:line="240" w:lineRule="auto"/>
               <w:jc w:val="center"/>
             </w:pPr>
-            <w:r>
-              <w:rPr>
-                <w:sz w:val="20"/>
-              </w:rPr>
-            </w:r>
+            <w:r/>
             <w:r>
               <w:rPr>
                 <w:rFonts w:ascii="Times New Roman" w:hAnsi="Times New Roman"/>
                 <w:b w:val="0"/>
                 <w:color w:val="202A32"/>
-                <w:sz w:val="20"/>
+                <w:sz w:val="16"/>
               </w:rPr>
               <w:t>0.946 [0.941, 0.952]</w:t>
             </w:r>
@@ -7548,17 +6869,13 @@
               <w:spacing w:after="0" w:line="240" w:lineRule="auto"/>
               <w:jc w:val="center"/>
             </w:pPr>
-            <w:r>
-              <w:rPr>
-                <w:sz w:val="20"/>
-              </w:rPr>
-            </w:r>
+            <w:r/>
             <w:r>
               <w:rPr>
                 <w:rFonts w:ascii="Times New Roman" w:hAnsi="Times New Roman"/>
                 <w:b w:val="0"/>
                 <w:color w:val="202A32"/>
-                <w:sz w:val="20"/>
+                <w:sz w:val="16"/>
               </w:rPr>
               <w:t>0.944 [0.932, 0.956]</w:t>
             </w:r>
@@ -7574,7 +6891,6 @@
     <w:p>
       <w:pPr>
         <w:spacing w:after="100" w:line="259" w:lineRule="auto"/>
-        <w:jc w:val="both"/>
       </w:pPr>
       <w:r>
         <w:rPr>
@@ -7588,16 +6904,164 @@
     </w:p>
     <w:p>
       <w:pPr>
+        <w:spacing w:after="100" w:line="259" w:lineRule="auto"/>
+      </w:pPr>
+      <w:r>
+        <w:rPr>
+          <w:rFonts w:ascii="Times New Roman" w:hAnsi="Times New Roman"/>
+          <w:i w:val="0"/>
+          <w:color w:val="202A32"/>
+          <w:sz w:val="20"/>
+        </w:rPr>
+        <w:t>The joint token–feature grid uses the same perturbation definition and logit outcome as main Figure 6. The primary depth grid contains DeiT-Small at Blocks 5, 8, and 10 and ViT-B/16 AugReg at Blocks 5, 7, and 10. Each model uses the same 100 calibration images to construct the covariance and margin-gradient directions and to evaluate the perturbation outcomes. DeiT-Tiny and DINOv2 have reduced Block-8 replications only; these are not included in the full-factorial depth grid.</w:t>
+      </w:r>
+    </w:p>
+    <w:p>
+      <w:pPr>
+        <w:keepNext/>
+        <w:keepLines/>
+        <w:spacing w:after="20"/>
+        <w:jc w:val="center"/>
+      </w:pPr>
+      <w:r>
+        <w:drawing>
+          <wp:inline xmlns:a="http://schemas.openxmlformats.org/drawingml/2006/main" xmlns:pic="http://schemas.openxmlformats.org/drawingml/2006/picture">
+            <wp:extent cx="6172200" cy="4421690"/>
+            <wp:docPr id="12" name="Picture 12"/>
+            <wp:cNvGraphicFramePr>
+              <a:graphicFrameLocks noChangeAspect="1"/>
+            </wp:cNvGraphicFramePr>
+            <a:graphic>
+              <a:graphicData uri="http://schemas.openxmlformats.org/drawingml/2006/picture">
+                <pic:pic>
+                  <pic:nvPicPr>
+                    <pic:cNvPr id="0" name="figureS14_joint_stream_geometry.png"/>
+                    <pic:cNvPicPr/>
+                  </pic:nvPicPr>
+                  <pic:blipFill>
+                    <a:blip r:embed="rId20"/>
+                    <a:stretch>
+                      <a:fillRect/>
+                    </a:stretch>
+                  </pic:blipFill>
+                  <pic:spPr>
+                    <a:xfrm>
+                      <a:off x="0" y="0"/>
+                      <a:ext cx="6172200" cy="4421690"/>
+                    </a:xfrm>
+                    <a:prstGeom prst="rect"/>
+                  </pic:spPr>
+                </pic:pic>
+              </a:graphicData>
+            </a:graphic>
+          </wp:inline>
+        </w:drawing>
+      </w:r>
+    </w:p>
+    <w:p>
+      <w:pPr>
+        <w:keepLines/>
+        <w:spacing w:after="100" w:line="259" w:lineRule="auto"/>
+      </w:pPr>
+      <w:r>
+        <w:rPr>
+          <w:rFonts w:ascii="Times New Roman" w:hAnsi="Times New Roman"/>
+          <w:b/>
+          <w:color w:val="202A32"/>
+          <w:sz w:val="20"/>
+        </w:rPr>
+        <w:t>Supplementary Figure S14. Joint token–feature geometry across depth.</w:t>
+      </w:r>
+      <w:r>
+        <w:rPr>
+          <w:rFonts w:ascii="Times New Roman" w:hAnsi="Times New Roman"/>
+          <w:i w:val="0"/>
+          <w:color w:val="202A32"/>
+          <w:sz w:val="20"/>
+        </w:rPr>
+        <w:t xml:space="preserve"> Mean per-image Euclidean final-logit </w:t>
+      </w:r>
+      <m:oMath>
+        <m:sSub>
+          <m:e>
+            <m:r>
+              <m:t xml:space="preserve">L</m:t>
+            </m:r>
+          </m:e>
+          <m:sub>
+            <m:r>
+              <m:t xml:space="preserve">2</m:t>
+            </m:r>
+          </m:sub>
+        </m:sSub>
+      </m:oMath>
+      <w:r>
+        <w:rPr>
+          <w:rFonts w:ascii="Times New Roman" w:hAnsi="Times New Roman"/>
+          <w:i w:val="0"/>
+          <w:color w:val="202A32"/>
+          <w:sz w:val="20"/>
+        </w:rPr>
+        <w:t xml:space="preserve"> change at </w:t>
+      </w:r>
+      <m:oMath>
+        <m:r>
+          <m:t xml:space="preserve">s</m:t>
+        </m:r>
+        <m:r>
+          <m:t xml:space="preserve">=</m:t>
+        </m:r>
+        <m:r>
+          <m:t xml:space="preserve">1</m:t>
+        </m:r>
+        <m:r>
+          <m:t xml:space="preserve">.</m:t>
+        </m:r>
+        <m:r>
+          <m:t xml:space="preserve">0</m:t>
+        </m:r>
+      </m:oMath>
+      <w:r>
+        <w:rPr>
+          <w:rFonts w:ascii="Times New Roman" w:hAnsi="Times New Roman"/>
+          <w:i w:val="0"/>
+          <w:color w:val="202A32"/>
+          <w:sz w:val="20"/>
+        </w:rPr>
+        <w:t xml:space="preserve"> for the eight token patterns and five feature directions in each panel: (a–c) DeiT-Small Blocks 5, 8, and 10; (d–f) ViT-B/16 AugReg Blocks 5, 7, and 10. All panels use one logarithmic color scale shared with main Figure 6. Each panel summarizes the same </w:t>
+      </w:r>
+      <m:oMath>
+        <m:r>
+          <m:t xml:space="preserve">N</m:t>
+        </m:r>
+        <m:r>
+          <m:t xml:space="preserve">=</m:t>
+        </m:r>
+        <m:r>
+          <m:t xml:space="preserve">100</m:t>
+        </m:r>
+      </m:oMath>
+      <w:r>
+        <w:rPr>
+          <w:rFonts w:ascii="Times New Roman" w:hAnsi="Times New Roman"/>
+          <w:i w:val="0"/>
+          <w:color w:val="202A32"/>
+          <w:sz w:val="20"/>
+        </w:rPr>
+        <w:t xml:space="preserve"> calibration images used to construct its directions; these outcomes are within-cohort descriptive summaries. Reduced Block-8 replications in DeiT-Tiny and DINOv2 are reported separately and are not included in this six-panel full-factorial grid.</w:t>
+      </w:r>
+    </w:p>
+    <w:p>
+      <w:pPr>
         <w:pStyle w:val="Heading1"/>
         <w:keepNext/>
-        <w:jc w:val="both"/>
       </w:pPr>
       <w:r>
         <w:rPr>
           <w:rFonts w:ascii="Times New Roman" w:hAnsi="Times New Roman"/>
           <w:b/>
           <w:color w:val="000000"/>
-          <w:sz w:val="20"/>
+          <w:sz w:val="28"/>
         </w:rPr>
         <w:t>S12. Primary Q/K/V projection-path comparison</w:t>
       </w:r>
@@ -7605,7 +7069,6 @@
     <w:p>
       <w:pPr>
         <w:spacing w:after="100" w:line="259" w:lineRule="auto"/>
-        <w:jc w:val="both"/>
       </w:pPr>
       <w:r>
         <w:rPr>
@@ -7832,13 +7295,10 @@
         <w:jc w:val="center"/>
       </w:pPr>
       <w:r>
-        <w:rPr>
-          <w:sz w:val="20"/>
-        </w:rPr>
         <w:drawing>
           <wp:inline xmlns:a="http://schemas.openxmlformats.org/drawingml/2006/main" xmlns:pic="http://schemas.openxmlformats.org/drawingml/2006/picture">
             <wp:extent cx="6172200" cy="2459702"/>
-            <wp:docPr id="12" name="Picture 12"/>
+            <wp:docPr id="13" name="Picture 13"/>
             <wp:cNvGraphicFramePr>
               <a:graphicFrameLocks noChangeAspect="1"/>
             </wp:cNvGraphicFramePr>
@@ -7850,7 +7310,7 @@
                     <pic:cNvPicPr/>
                   </pic:nvPicPr>
                   <pic:blipFill>
-                    <a:blip r:embed="rId20"/>
+                    <a:blip r:embed="rId21"/>
                     <a:stretch>
                       <a:fillRect/>
                     </a:stretch>
@@ -7873,7 +7333,6 @@
       <w:pPr>
         <w:keepLines/>
         <w:spacing w:after="100" w:line="259" w:lineRule="auto"/>
-        <w:jc w:val="both"/>
       </w:pPr>
       <w:r>
         <w:rPr>
@@ -8055,82 +7514,130 @@
     </w:p>
     <w:p>
       <w:pPr>
-        <w:keepNext/>
-        <w:keepLines/>
-        <w:spacing w:after="80"/>
+        <w:spacing w:after="100" w:line="259" w:lineRule="auto"/>
       </w:pPr>
       <w:r>
         <w:rPr>
+          <w:rFonts w:ascii="Times New Roman" w:hAnsi="Times New Roman"/>
+          <w:i w:val="0"/>
+          <w:color w:val="202A32"/>
           <w:sz w:val="20"/>
         </w:rPr>
-        <w:t>The signed true-class logit drop is the clean target-class logit minus the perturbed target-class logit, averaged over the same N=100 outcome images.</w:t>
+        <w:t>The signed true-class logit drop is the clean target-class logit minus the perturbed target-class logit, averaged across the same (N=100) outcome images. For condition (c), we define</w:t>
       </w:r>
     </w:p>
     <w:p>
       <w:pPr>
-        <w:keepNext/>
-        <w:keepLines/>
-        <w:spacing w:after="80"/>
+        <w:spacing w:after="100" w:line="259" w:lineRule="auto"/>
       </w:pPr>
       <w:r>
         <w:rPr>
+          <w:rFonts w:ascii="Times New Roman" w:hAnsi="Times New Roman"/>
+          <w:b/>
+          <w:color w:val="202A32"/>
           <w:sz w:val="20"/>
         </w:rPr>
-        <w:t>Contrast(c) = mean true-class logit drop (coherent, c) − mean true-class logit drop (random-sign, c).</w:t>
+        <w:t>Contrast(c)</w:t>
+      </w:r>
+      <w:r>
+        <w:rPr>
+          <w:rFonts w:ascii="Times New Roman" w:hAnsi="Times New Roman"/>
+          <w:i w:val="0"/>
+          <w:color w:val="202A32"/>
+          <w:sz w:val="20"/>
+        </w:rPr>
+        <w:t xml:space="preserve"> = mean true-class logit drop (coherent, c) − mean true-class logit drop (random-sign, c).</w:t>
       </w:r>
     </w:p>
     <w:p>
       <w:pPr>
-        <w:keepNext/>
-        <w:keepLines/>
-        <w:spacing w:after="80"/>
+        <w:spacing w:after="100" w:line="259" w:lineRule="auto"/>
       </w:pPr>
       <w:r>
         <w:rPr>
+          <w:rFonts w:ascii="Times New Roman" w:hAnsi="Times New Roman"/>
+          <w:i w:val="0"/>
+          <w:color w:val="202A32"/>
           <w:sz w:val="20"/>
         </w:rPr>
-        <w:t>Ratio (%) = 100 × Contrast(frozen-attention V-only with perturbed residual) / Contrast(full perturbation).</w:t>
+        <w:t>and report</w:t>
       </w:r>
     </w:p>
     <w:p>
       <w:pPr>
-        <w:keepNext/>
-        <w:keepLines/>
-        <w:spacing w:after="80"/>
+        <w:spacing w:after="100" w:line="259" w:lineRule="auto"/>
       </w:pPr>
       <w:r>
         <w:rPr>
+          <w:rFonts w:ascii="Times New Roman" w:hAnsi="Times New Roman"/>
+          <w:b/>
+          <w:color w:val="202A32"/>
           <w:sz w:val="20"/>
         </w:rPr>
-        <w:t>The contrasts use feature_dir=jac_top and s=1.0. Both ViT-B/16 AugReg contrasts are negative. Its 102.2% ratio is the quotient of two signed contrasts; it does not indicate more than 100% causal contribution because the interventions are not additive causal components.</w:t>
+        <w:t>Ratio (%)</w:t>
+      </w:r>
+      <w:r>
+        <w:rPr>
+          <w:rFonts w:ascii="Times New Roman" w:hAnsi="Times New Roman"/>
+          <w:i w:val="0"/>
+          <w:color w:val="202A32"/>
+          <w:sz w:val="20"/>
+        </w:rPr>
+        <w:t xml:space="preserve"> = 100 × Contrast(frozen-attention V-only with perturbed residual) / Contrast(full perturbation).</w:t>
       </w:r>
     </w:p>
     <w:p>
       <w:pPr>
-        <w:keepNext/>
-        <w:keepLines/>
-        <w:spacing w:after="80"/>
+        <w:spacing w:after="100" w:line="259" w:lineRule="auto"/>
       </w:pPr>
       <w:r>
         <w:rPr>
-          <w:b/>
+          <w:rFonts w:ascii="Times New Roman" w:hAnsi="Times New Roman"/>
+          <w:i w:val="0"/>
+          <w:color w:val="202A32"/>
           <w:sz w:val="20"/>
         </w:rPr>
-        <w:t>Table S4.</w:t>
+        <w:t xml:space="preserve">The contrasts use </w:t>
       </w:r>
       <w:r>
         <w:rPr>
+          <w:rFonts w:ascii="Consolas" w:hAnsi="Consolas"/>
+          <w:color w:val="34495E"/>
+          <w:sz w:val="18"/>
+        </w:rPr>
+        <w:t>feature_dir=jac_top</w:t>
+      </w:r>
+      <w:r>
+        <w:rPr>
+          <w:rFonts w:ascii="Times New Roman" w:hAnsi="Times New Roman"/>
+          <w:i w:val="0"/>
+          <w:color w:val="202A32"/>
           <w:sz w:val="20"/>
         </w:rPr>
-        <w:t xml:space="preserve"> Signed true-class logit-drop contrasts for the primary Value-path audit.</w:t>
+        <w:t xml:space="preserve"> and (s=1.0). Both ViT-B/16 AugReg contrasts are negative. Its 102.2% ratio is the quotient of these two signed contrasts; it does not indicate more than 100% causal contribution because the interventions are not additive causal components.</w:t>
+      </w:r>
+    </w:p>
+    <w:p>
+      <w:pPr>
+        <w:keepLines/>
+        <w:spacing w:after="80"/>
+        <w:jc w:val="center"/>
+      </w:pPr>
+      <w:r>
+        <w:rPr>
+          <w:rFonts w:ascii="Times New Roman" w:hAnsi="Times New Roman"/>
+          <w:i/>
+          <w:color w:val="4C5963"/>
+          <w:sz w:val="17"/>
+        </w:rPr>
+        <w:t>Table S4. Signed true-class logit-drop contrasts for the primary Value-path audit.</w:t>
       </w:r>
     </w:p>
     <w:tbl>
       <w:tblPr>
         <w:tblStyle w:val="TableGrid"/>
         <w:tblW w:type="auto" w:w="0"/>
-        <w:jc w:val="center"/>
-        <w:tblLayout w:type="fixed"/>
+        <w:tblLayout w:type="autofit"/>
         <w:tblLook w:firstColumn="1" w:firstRow="1" w:lastColumn="0" w:lastRow="0" w:noHBand="0" w:noVBand="1" w:val="04A0"/>
       </w:tblPr>
       <w:tblGrid>
@@ -8143,21 +7650,31 @@
       <w:tr>
         <w:trPr>
           <w:tblHeader w:val="true"/>
-          <w:cantSplit/>
         </w:trPr>
         <w:tc>
           <w:tcPr>
-            <w:tcW w:type="dxa" w:w="1368"/>
+            <w:tcW w:type="dxa" w:w="1999"/>
             <w:vAlign w:val="center"/>
+            <w:tcMar>
+              <w:top w:w="55" w:type="dxa"/>
+              <w:start w:w="65" w:type="dxa"/>
+              <w:bottom w:w="55" w:type="dxa"/>
+              <w:end w:w="65" w:type="dxa"/>
+            </w:tcMar>
+            <w:shd w:fill="DCEBF2"/>
           </w:tcPr>
           <w:p>
             <w:pPr>
-              <w:spacing w:after="0" w:before="0"/>
-              <w:jc w:val="left"/>
+              <w:spacing w:after="0" w:line="240" w:lineRule="auto"/>
+              <w:jc w:val="center"/>
             </w:pPr>
+            <w:r/>
             <w:r>
               <w:rPr>
-                <w:sz w:val="20"/>
+                <w:rFonts w:ascii="Times New Roman" w:hAnsi="Times New Roman"/>
+                <w:b/>
+                <w:color w:val="17232D"/>
+                <w:sz w:val="16"/>
               </w:rPr>
               <w:t>Model</w:t>
             </w:r>
@@ -8165,17 +7682,28 @@
         </w:tc>
         <w:tc>
           <w:tcPr>
-            <w:tcW w:type="dxa" w:w="1267"/>
+            <w:tcW w:type="dxa" w:w="1999"/>
             <w:vAlign w:val="center"/>
+            <w:tcMar>
+              <w:top w:w="55" w:type="dxa"/>
+              <w:start w:w="65" w:type="dxa"/>
+              <w:bottom w:w="55" w:type="dxa"/>
+              <w:end w:w="65" w:type="dxa"/>
+            </w:tcMar>
+            <w:shd w:fill="DCEBF2"/>
           </w:tcPr>
           <w:p>
             <w:pPr>
-              <w:spacing w:after="0" w:before="0"/>
-              <w:jc w:val="left"/>
+              <w:spacing w:after="0" w:line="240" w:lineRule="auto"/>
+              <w:jc w:val="center"/>
             </w:pPr>
+            <w:r/>
             <w:r>
               <w:rPr>
-                <w:sz w:val="20"/>
+                <w:rFonts w:ascii="Times New Roman" w:hAnsi="Times New Roman"/>
+                <w:b/>
+                <w:color w:val="17232D"/>
+                <w:sz w:val="16"/>
               </w:rPr>
               <w:t>Intervention depth</w:t>
             </w:r>
@@ -8183,17 +7711,28 @@
         </w:tc>
         <w:tc>
           <w:tcPr>
-            <w:tcW w:type="dxa" w:w="2232"/>
+            <w:tcW w:type="dxa" w:w="1999"/>
             <w:vAlign w:val="center"/>
+            <w:tcMar>
+              <w:top w:w="55" w:type="dxa"/>
+              <w:start w:w="65" w:type="dxa"/>
+              <w:bottom w:w="55" w:type="dxa"/>
+              <w:end w:w="65" w:type="dxa"/>
+            </w:tcMar>
+            <w:shd w:fill="DCEBF2"/>
           </w:tcPr>
           <w:p>
             <w:pPr>
-              <w:spacing w:after="0" w:before="0"/>
-              <w:jc w:val="left"/>
+              <w:spacing w:after="0" w:line="240" w:lineRule="auto"/>
+              <w:jc w:val="center"/>
             </w:pPr>
+            <w:r/>
             <w:r>
               <w:rPr>
-                <w:sz w:val="20"/>
+                <w:rFonts w:ascii="Times New Roman" w:hAnsi="Times New Roman"/>
+                <w:b/>
+                <w:color w:val="17232D"/>
+                <w:sz w:val="16"/>
               </w:rPr>
               <w:t>Full-block coherent-minus-random-sign contrast</w:t>
             </w:r>
@@ -8201,17 +7740,28 @@
         </w:tc>
         <w:tc>
           <w:tcPr>
-            <w:tcW w:type="dxa" w:w="3139"/>
+            <w:tcW w:type="dxa" w:w="1999"/>
             <w:vAlign w:val="center"/>
+            <w:tcMar>
+              <w:top w:w="55" w:type="dxa"/>
+              <w:start w:w="65" w:type="dxa"/>
+              <w:bottom w:w="55" w:type="dxa"/>
+              <w:end w:w="65" w:type="dxa"/>
+            </w:tcMar>
+            <w:shd w:fill="DCEBF2"/>
           </w:tcPr>
           <w:p>
             <w:pPr>
-              <w:spacing w:after="0" w:before="0"/>
-              <w:jc w:val="left"/>
+              <w:spacing w:after="0" w:line="240" w:lineRule="auto"/>
+              <w:jc w:val="center"/>
             </w:pPr>
+            <w:r/>
             <w:r>
               <w:rPr>
-                <w:sz w:val="20"/>
+                <w:rFonts w:ascii="Times New Roman" w:hAnsi="Times New Roman"/>
+                <w:b/>
+                <w:color w:val="17232D"/>
+                <w:sz w:val="16"/>
               </w:rPr>
               <w:t>Frozen-attention V-only with perturbed-residual contrast</w:t>
             </w:r>
@@ -8219,17 +7769,28 @@
         </w:tc>
         <w:tc>
           <w:tcPr>
-            <w:tcW w:type="dxa" w:w="864"/>
+            <w:tcW w:type="dxa" w:w="1999"/>
             <w:vAlign w:val="center"/>
+            <w:tcMar>
+              <w:top w:w="55" w:type="dxa"/>
+              <w:start w:w="65" w:type="dxa"/>
+              <w:bottom w:w="55" w:type="dxa"/>
+              <w:end w:w="65" w:type="dxa"/>
+            </w:tcMar>
+            <w:shd w:fill="DCEBF2"/>
           </w:tcPr>
           <w:p>
             <w:pPr>
-              <w:spacing w:after="0" w:before="0"/>
+              <w:spacing w:after="0" w:line="240" w:lineRule="auto"/>
               <w:jc w:val="center"/>
             </w:pPr>
+            <w:r/>
             <w:r>
               <w:rPr>
-                <w:sz w:val="20"/>
+                <w:rFonts w:ascii="Times New Roman" w:hAnsi="Times New Roman"/>
+                <w:b/>
+                <w:color w:val="17232D"/>
+                <w:sz w:val="16"/>
               </w:rPr>
               <w:t>Ratio</w:t>
             </w:r>
@@ -8237,22 +7798,28 @@
         </w:tc>
       </w:tr>
       <w:tr>
-        <w:trPr>
-          <w:cantSplit/>
-        </w:trPr>
         <w:tc>
           <w:tcPr>
-            <w:tcW w:type="dxa" w:w="1368"/>
+            <w:tcW w:type="dxa" w:w="1999"/>
             <w:vAlign w:val="center"/>
+            <w:tcMar>
+              <w:top w:w="55" w:type="dxa"/>
+              <w:start w:w="65" w:type="dxa"/>
+              <w:bottom w:w="55" w:type="dxa"/>
+              <w:end w:w="65" w:type="dxa"/>
+            </w:tcMar>
           </w:tcPr>
           <w:p>
             <w:pPr>
-              <w:spacing w:after="0" w:before="0"/>
-              <w:jc w:val="left"/>
+              <w:spacing w:after="0" w:line="240" w:lineRule="auto"/>
             </w:pPr>
+            <w:r/>
             <w:r>
               <w:rPr>
-                <w:sz w:val="20"/>
+                <w:rFonts w:ascii="Times New Roman" w:hAnsi="Times New Roman"/>
+                <w:b w:val="0"/>
+                <w:color w:val="202A32"/>
+                <w:sz w:val="16"/>
               </w:rPr>
               <w:t>DeiT-Small</w:t>
             </w:r>
@@ -8260,17 +7827,27 @@
         </w:tc>
         <w:tc>
           <w:tcPr>
-            <w:tcW w:type="dxa" w:w="1267"/>
+            <w:tcW w:type="dxa" w:w="1999"/>
             <w:vAlign w:val="center"/>
+            <w:tcMar>
+              <w:top w:w="55" w:type="dxa"/>
+              <w:start w:w="65" w:type="dxa"/>
+              <w:bottom w:w="55" w:type="dxa"/>
+              <w:end w:w="65" w:type="dxa"/>
+            </w:tcMar>
           </w:tcPr>
           <w:p>
             <w:pPr>
-              <w:spacing w:after="0" w:before="0"/>
-              <w:jc w:val="left"/>
+              <w:spacing w:after="0" w:line="240" w:lineRule="auto"/>
+              <w:jc w:val="center"/>
             </w:pPr>
+            <w:r/>
             <w:r>
               <w:rPr>
-                <w:sz w:val="20"/>
+                <w:rFonts w:ascii="Times New Roman" w:hAnsi="Times New Roman"/>
+                <w:b w:val="0"/>
+                <w:color w:val="202A32"/>
+                <w:sz w:val="16"/>
               </w:rPr>
               <w:t>Block 8</w:t>
             </w:r>
@@ -8278,17 +7855,27 @@
         </w:tc>
         <w:tc>
           <w:tcPr>
-            <w:tcW w:type="dxa" w:w="2232"/>
+            <w:tcW w:type="dxa" w:w="1999"/>
             <w:vAlign w:val="center"/>
+            <w:tcMar>
+              <w:top w:w="55" w:type="dxa"/>
+              <w:start w:w="65" w:type="dxa"/>
+              <w:bottom w:w="55" w:type="dxa"/>
+              <w:end w:w="65" w:type="dxa"/>
+            </w:tcMar>
           </w:tcPr>
           <w:p>
             <w:pPr>
-              <w:spacing w:after="0" w:before="0"/>
-              <w:jc w:val="left"/>
+              <w:spacing w:after="0" w:line="240" w:lineRule="auto"/>
+              <w:jc w:val="center"/>
             </w:pPr>
+            <w:r/>
             <w:r>
               <w:rPr>
-                <w:sz w:val="20"/>
+                <w:rFonts w:ascii="Times New Roman" w:hAnsi="Times New Roman"/>
+                <w:b w:val="0"/>
+                <w:color w:val="202A32"/>
+                <w:sz w:val="16"/>
               </w:rPr>
               <w:t>+0.006282993</w:t>
             </w:r>
@@ -8296,17 +7883,27 @@
         </w:tc>
         <w:tc>
           <w:tcPr>
-            <w:tcW w:type="dxa" w:w="3139"/>
+            <w:tcW w:type="dxa" w:w="1999"/>
             <w:vAlign w:val="center"/>
+            <w:tcMar>
+              <w:top w:w="55" w:type="dxa"/>
+              <w:start w:w="65" w:type="dxa"/>
+              <w:bottom w:w="55" w:type="dxa"/>
+              <w:end w:w="65" w:type="dxa"/>
+            </w:tcMar>
           </w:tcPr>
           <w:p>
             <w:pPr>
-              <w:spacing w:after="0" w:before="0"/>
-              <w:jc w:val="left"/>
+              <w:spacing w:after="0" w:line="240" w:lineRule="auto"/>
+              <w:jc w:val="center"/>
             </w:pPr>
+            <w:r/>
             <w:r>
               <w:rPr>
-                <w:sz w:val="20"/>
+                <w:rFonts w:ascii="Times New Roman" w:hAnsi="Times New Roman"/>
+                <w:b w:val="0"/>
+                <w:color w:val="202A32"/>
+                <w:sz w:val="16"/>
               </w:rPr>
               <w:t>+0.004448350</w:t>
             </w:r>
@@ -8314,17 +7911,27 @@
         </w:tc>
         <w:tc>
           <w:tcPr>
-            <w:tcW w:type="dxa" w:w="864"/>
+            <w:tcW w:type="dxa" w:w="1999"/>
             <w:vAlign w:val="center"/>
+            <w:tcMar>
+              <w:top w:w="55" w:type="dxa"/>
+              <w:start w:w="65" w:type="dxa"/>
+              <w:bottom w:w="55" w:type="dxa"/>
+              <w:end w:w="65" w:type="dxa"/>
+            </w:tcMar>
           </w:tcPr>
           <w:p>
             <w:pPr>
-              <w:spacing w:after="0" w:before="0"/>
+              <w:spacing w:after="0" w:line="240" w:lineRule="auto"/>
               <w:jc w:val="center"/>
             </w:pPr>
+            <w:r/>
             <w:r>
               <w:rPr>
-                <w:sz w:val="20"/>
+                <w:rFonts w:ascii="Times New Roman" w:hAnsi="Times New Roman"/>
+                <w:b w:val="0"/>
+                <w:color w:val="202A32"/>
+                <w:sz w:val="16"/>
               </w:rPr>
               <w:t>70.8%</w:t>
             </w:r>
@@ -8332,22 +7939,28 @@
         </w:tc>
       </w:tr>
       <w:tr>
-        <w:trPr>
-          <w:cantSplit/>
-        </w:trPr>
         <w:tc>
           <w:tcPr>
-            <w:tcW w:type="dxa" w:w="1368"/>
+            <w:tcW w:type="dxa" w:w="1999"/>
             <w:vAlign w:val="center"/>
+            <w:tcMar>
+              <w:top w:w="55" w:type="dxa"/>
+              <w:start w:w="65" w:type="dxa"/>
+              <w:bottom w:w="55" w:type="dxa"/>
+              <w:end w:w="65" w:type="dxa"/>
+            </w:tcMar>
           </w:tcPr>
           <w:p>
             <w:pPr>
-              <w:spacing w:after="0" w:before="0"/>
-              <w:jc w:val="left"/>
+              <w:spacing w:after="0" w:line="240" w:lineRule="auto"/>
             </w:pPr>
+            <w:r/>
             <w:r>
               <w:rPr>
-                <w:sz w:val="20"/>
+                <w:rFonts w:ascii="Times New Roman" w:hAnsi="Times New Roman"/>
+                <w:b w:val="0"/>
+                <w:color w:val="202A32"/>
+                <w:sz w:val="16"/>
               </w:rPr>
               <w:t>ViT-B/16 AugReg</w:t>
             </w:r>
@@ -8355,17 +7968,27 @@
         </w:tc>
         <w:tc>
           <w:tcPr>
-            <w:tcW w:type="dxa" w:w="1267"/>
+            <w:tcW w:type="dxa" w:w="1999"/>
             <w:vAlign w:val="center"/>
+            <w:tcMar>
+              <w:top w:w="55" w:type="dxa"/>
+              <w:start w:w="65" w:type="dxa"/>
+              <w:bottom w:w="55" w:type="dxa"/>
+              <w:end w:w="65" w:type="dxa"/>
+            </w:tcMar>
           </w:tcPr>
           <w:p>
             <w:pPr>
-              <w:spacing w:after="0" w:before="0"/>
-              <w:jc w:val="left"/>
+              <w:spacing w:after="0" w:line="240" w:lineRule="auto"/>
+              <w:jc w:val="center"/>
             </w:pPr>
+            <w:r/>
             <w:r>
               <w:rPr>
-                <w:sz w:val="20"/>
+                <w:rFonts w:ascii="Times New Roman" w:hAnsi="Times New Roman"/>
+                <w:b w:val="0"/>
+                <w:color w:val="202A32"/>
+                <w:sz w:val="16"/>
               </w:rPr>
               <w:t>Block 7</w:t>
             </w:r>
@@ -8373,17 +7996,27 @@
         </w:tc>
         <w:tc>
           <w:tcPr>
-            <w:tcW w:type="dxa" w:w="2232"/>
+            <w:tcW w:type="dxa" w:w="1999"/>
             <w:vAlign w:val="center"/>
+            <w:tcMar>
+              <w:top w:w="55" w:type="dxa"/>
+              <w:start w:w="65" w:type="dxa"/>
+              <w:bottom w:w="55" w:type="dxa"/>
+              <w:end w:w="65" w:type="dxa"/>
+            </w:tcMar>
           </w:tcPr>
           <w:p>
             <w:pPr>
-              <w:spacing w:after="0" w:before="0"/>
-              <w:jc w:val="left"/>
+              <w:spacing w:after="0" w:line="240" w:lineRule="auto"/>
+              <w:jc w:val="center"/>
             </w:pPr>
+            <w:r/>
             <w:r>
               <w:rPr>
-                <w:sz w:val="20"/>
+                <w:rFonts w:ascii="Times New Roman" w:hAnsi="Times New Roman"/>
+                <w:b w:val="0"/>
+                <w:color w:val="202A32"/>
+                <w:sz w:val="16"/>
               </w:rPr>
               <w:t>−0.247199488</w:t>
             </w:r>
@@ -8391,17 +8024,27 @@
         </w:tc>
         <w:tc>
           <w:tcPr>
-            <w:tcW w:type="dxa" w:w="3139"/>
+            <w:tcW w:type="dxa" w:w="1999"/>
             <w:vAlign w:val="center"/>
+            <w:tcMar>
+              <w:top w:w="55" w:type="dxa"/>
+              <w:start w:w="65" w:type="dxa"/>
+              <w:bottom w:w="55" w:type="dxa"/>
+              <w:end w:w="65" w:type="dxa"/>
+            </w:tcMar>
           </w:tcPr>
           <w:p>
             <w:pPr>
-              <w:spacing w:after="0" w:before="0"/>
-              <w:jc w:val="left"/>
+              <w:spacing w:after="0" w:line="240" w:lineRule="auto"/>
+              <w:jc w:val="center"/>
             </w:pPr>
+            <w:r/>
             <w:r>
               <w:rPr>
-                <w:sz w:val="20"/>
+                <w:rFonts w:ascii="Times New Roman" w:hAnsi="Times New Roman"/>
+                <w:b w:val="0"/>
+                <w:color w:val="202A32"/>
+                <w:sz w:val="16"/>
               </w:rPr>
               <w:t>−0.252697120</w:t>
             </w:r>
@@ -8409,17 +8052,27 @@
         </w:tc>
         <w:tc>
           <w:tcPr>
-            <w:tcW w:type="dxa" w:w="864"/>
+            <w:tcW w:type="dxa" w:w="1999"/>
             <w:vAlign w:val="center"/>
+            <w:tcMar>
+              <w:top w:w="55" w:type="dxa"/>
+              <w:start w:w="65" w:type="dxa"/>
+              <w:bottom w:w="55" w:type="dxa"/>
+              <w:end w:w="65" w:type="dxa"/>
+            </w:tcMar>
           </w:tcPr>
           <w:p>
             <w:pPr>
-              <w:spacing w:after="0" w:before="0"/>
+              <w:spacing w:after="0" w:line="240" w:lineRule="auto"/>
               <w:jc w:val="center"/>
             </w:pPr>
+            <w:r/>
             <w:r>
               <w:rPr>
-                <w:sz w:val="20"/>
+                <w:rFonts w:ascii="Times New Roman" w:hAnsi="Times New Roman"/>
+                <w:b w:val="0"/>
+                <w:color w:val="202A32"/>
+                <w:sz w:val="16"/>
               </w:rPr>
               <w:t>102.2%</w:t>
             </w:r>
@@ -8429,16 +8082,20 @@
     </w:tbl>
     <w:p>
       <w:pPr>
+        <w:spacing w:after="20"/>
+      </w:pPr>
+    </w:p>
+    <w:p>
+      <w:pPr>
         <w:pStyle w:val="Heading1"/>
         <w:keepNext/>
-        <w:jc w:val="both"/>
       </w:pPr>
       <w:r>
         <w:rPr>
           <w:rFonts w:ascii="Times New Roman" w:hAnsi="Times New Roman"/>
           <w:b/>
           <w:color w:val="000000"/>
-          <w:sz w:val="20"/>
+          <w:sz w:val="28"/>
         </w:rPr>
         <w:t>S13. Measured classifier-carrier boundary</w:t>
       </w:r>
@@ -8447,7 +8104,6 @@
       <w:pPr>
         <w:keepNext/>
         <w:spacing w:after="100" w:line="259" w:lineRule="auto"/>
-        <w:jc w:val="both"/>
       </w:pPr>
       <w:r>
         <w:rPr>
@@ -8467,13 +8123,10 @@
         <w:jc w:val="center"/>
       </w:pPr>
       <w:r>
-        <w:rPr>
-          <w:sz w:val="20"/>
-        </w:rPr>
         <w:drawing>
           <wp:inline xmlns:a="http://schemas.openxmlformats.org/drawingml/2006/main" xmlns:pic="http://schemas.openxmlformats.org/drawingml/2006/picture">
             <wp:extent cx="6172200" cy="3897608"/>
-            <wp:docPr id="13" name="Picture 13"/>
+            <wp:docPr id="14" name="Picture 14"/>
             <wp:cNvGraphicFramePr>
               <a:graphicFrameLocks noChangeAspect="1"/>
             </wp:cNvGraphicFramePr>
@@ -8485,7 +8138,7 @@
                     <pic:cNvPicPr/>
                   </pic:nvPicPr>
                   <pic:blipFill>
-                    <a:blip r:embed="rId21"/>
+                    <a:blip r:embed="rId22"/>
                     <a:stretch>
                       <a:fillRect/>
                     </a:stretch>
@@ -8508,7 +8161,6 @@
       <w:pPr>
         <w:keepLines/>
         <w:spacing w:after="100" w:line="259" w:lineRule="auto"/>
-        <w:jc w:val="both"/>
       </w:pPr>
       <w:r>
         <w:rPr>
@@ -8531,100 +8183,22 @@
     </w:p>
     <w:p>
       <w:pPr>
-        <w:keepLines/>
-        <w:spacing w:after="100" w:line="259" w:lineRule="auto"/>
-        <w:jc w:val="both"/>
-      </w:pPr>
-      <w:r>
-        <w:rPr>
-          <w:rFonts w:ascii="Times New Roman" w:hAnsi="Times New Roman"/>
-          <w:sz w:val="20"/>
-        </w:rPr>
-        <w:t>The joint-stream depth grid covers DeiT-Small at depths 5, 8, and 10 and ViT-B/16 AugReg at depths 5, 7, and 10. DeiT-Tiny and DINOv2 were assessed only in reduced Block-8 replications and are not included in this six-panel grid. For each model, the same N=100-image cohort estimates the feature directions and scores outcomes; these measurements are not held out.</w:t>
-      </w:r>
-    </w:p>
-    <w:p>
-      <w:pPr>
-        <w:keepLines/>
-        <w:spacing w:after="100" w:line="259" w:lineRule="auto"/>
-        <w:jc w:val="center"/>
-      </w:pPr>
-      <w:r>
-        <w:drawing>
-          <wp:inline xmlns:a="http://schemas.openxmlformats.org/drawingml/2006/main" xmlns:pic="http://schemas.openxmlformats.org/drawingml/2006/picture">
-            <wp:extent cx="6172200" cy="4421690"/>
-            <wp:docPr id="14" name="Picture 14"/>
-            <wp:cNvGraphicFramePr>
-              <a:graphicFrameLocks noChangeAspect="1"/>
-            </wp:cNvGraphicFramePr>
-            <a:graphic>
-              <a:graphicData uri="http://schemas.openxmlformats.org/drawingml/2006/picture">
-                <pic:pic>
-                  <pic:nvPicPr>
-                    <pic:cNvPr id="0" name="figureS14_joint_stream_geometry.png"/>
-                    <pic:cNvPicPr/>
-                  </pic:nvPicPr>
-                  <pic:blipFill>
-                    <a:blip r:embed="rId22"/>
-                    <a:stretch>
-                      <a:fillRect/>
-                    </a:stretch>
-                  </pic:blipFill>
-                  <pic:spPr>
-                    <a:xfrm>
-                      <a:off x="0" y="0"/>
-                      <a:ext cx="6172200" cy="4421690"/>
-                    </a:xfrm>
-                    <a:prstGeom prst="rect"/>
-                  </pic:spPr>
-                </pic:pic>
-              </a:graphicData>
-            </a:graphic>
-          </wp:inline>
-        </w:drawing>
-      </w:r>
-    </w:p>
-    <w:p>
-      <w:pPr>
-        <w:keepLines/>
-        <w:spacing w:after="100" w:line="259" w:lineRule="auto"/>
-        <w:jc w:val="both"/>
+        <w:pStyle w:val="Heading1"/>
+        <w:keepNext/>
       </w:pPr>
       <w:r>
         <w:rPr>
           <w:rFonts w:ascii="Times New Roman" w:hAnsi="Times New Roman"/>
           <w:b/>
-          <w:sz w:val="20"/>
+          <w:color w:val="000000"/>
+          <w:sz w:val="28"/>
         </w:rPr>
-        <w:t>Supplementary Figure S14.</w:t>
-      </w:r>
-      <w:r>
-        <w:rPr>
-          <w:rFonts w:ascii="Times New Roman" w:hAnsi="Times New Roman"/>
-          <w:sz w:val="20"/>
-        </w:rPr>
-        <w:t xml:space="preserve"> Mean per-image final-logit L₂ change at s=1 across the six model–depth combinations listed above. Each panel shows the same eight token-space patterns by five feature-space directions, with the shared logarithmic color scale used in Figure 6. “Grad. top” and “Grad. near-null” denote the joint-stream audit’s mean patch-margin-gradient directions; PC1, Random, and Centroid follow their Figure 6 definitions. The same N=100-image cohort per model estimates directions and scores outcomes.</w:t>
-      </w:r>
-    </w:p>
-    <w:p>
-      <w:pPr>
-        <w:pStyle w:val="Heading1"/>
-        <w:keepNext/>
-        <w:jc w:val="both"/>
-      </w:pPr>
-      <w:r>
-        <w:rPr>
-          <w:rFonts w:ascii="Times New Roman" w:hAnsi="Times New Roman"/>
-          <w:b/>
-          <w:sz w:val="20"/>
-        </w:rPr>
-        <w:t>Code and data availability</w:t>
+        <w:t>S14. Code and data availability</w:t>
       </w:r>
     </w:p>
     <w:p>
       <w:pPr>
         <w:spacing w:after="100" w:line="259" w:lineRule="auto"/>
-        <w:jc w:val="both"/>
       </w:pPr>
       <w:r>
         <w:rPr>

--- a/docs/PAPER_SUPPLEMENTARY.docx
+++ b/docs/PAPER_SUPPLEMENTARY.docx
@@ -8210,6 +8210,2493 @@
         <w:t>The repository provides the experiment protocols, frozen split manifests, per-image results, seed-level summaries, validation manifests, and figure-generation sources. Publication-facing results are traceable through the main-text claims and number maps; experiment-specific seed IDs and statistical procedures are listed in Supplementary Section S10.</w:t>
       </w:r>
     </w:p>
+    <w:p>
+      <w:pPr>
+        <w:pStyle w:val="Heading1"/>
+        <w:keepNext/>
+      </w:pPr>
+      <w:r>
+        <w:rPr>
+          <w:rFonts w:ascii="Times New Roman" w:hAnsi="Times New Roman"/>
+          <w:b/>
+          <w:color w:val="000000"/>
+          <w:sz w:val="28"/>
+        </w:rPr>
+        <w:t>S15. Regularization Sensitivity of Operator-Aware Carriers</w:t>
+      </w:r>
+    </w:p>
+    <w:p>
+      <w:pPr>
+        <w:spacing w:after="100" w:line="259" w:lineRule="auto"/>
+      </w:pPr>
+      <w:r>
+        <w:rPr>
+          <w:rFonts w:ascii="Times New Roman" w:hAnsi="Times New Roman"/>
+          <w:i w:val="0"/>
+          <w:color w:val="202A32"/>
+          <w:sz w:val="20"/>
+        </w:rPr>
+        <w:t xml:space="preserve">This post-hoc sensitivity analysis evaluates the trace-normalized regularization in Equation (8) without changing the confirmatory solver or its archived results. For a dimensionless candidate factor </w:t>
+      </w:r>
+      <m:oMath>
+        <m:r>
+          <m:t xml:space="preserve">f</m:t>
+        </m:r>
+      </m:oMath>
+      <w:r>
+        <w:rPr>
+          <w:rFonts w:ascii="Times New Roman" w:hAnsi="Times New Roman"/>
+          <w:i w:val="0"/>
+          <w:color w:val="202A32"/>
+          <w:sz w:val="20"/>
+        </w:rPr>
+        <w:t>, the effective regularization is</w:t>
+      </w:r>
+    </w:p>
+    <w:tbl>
+      <w:tblPr>
+        <w:tblW w:type="auto" w:w="0"/>
+        <w:jc w:val="center"/>
+        <w:tblLayout w:type="fixed"/>
+        <w:tblLook w:firstColumn="1" w:firstRow="1" w:lastColumn="0" w:lastRow="0" w:noHBand="0" w:noVBand="1" w:val="04A0"/>
+        <w:tblW w:w="9994" w:type="dxa"/>
+        <w:tblBorders>
+          <w:top w:val="nil"/>
+          <w:left w:val="nil"/>
+          <w:bottom w:val="nil"/>
+          <w:right w:val="nil"/>
+          <w:insideH w:val="nil"/>
+          <w:insideV w:val="nil"/>
+        </w:tblBorders>
+      </w:tblPr>
+      <w:tblGrid>
+        <w:gridCol w:w="518"/>
+        <w:gridCol w:w="8957"/>
+        <w:gridCol w:w="518"/>
+      </w:tblGrid>
+      <w:tr>
+        <w:trPr>
+          <w:cantSplit/>
+        </w:trPr>
+        <w:tc>
+          <w:tcPr>
+            <w:tcW w:type="dxa" w:w="518"/>
+            <w:vAlign w:val="center"/>
+            <w:tcMar>
+              <w:top w:w="0" w:type="dxa"/>
+              <w:left w:w="0" w:type="dxa"/>
+              <w:bottom w:w="0" w:type="dxa"/>
+              <w:right w:w="0" w:type="dxa"/>
+            </w:tcMar>
+          </w:tcPr>
+          <w:p>
+            <w:pPr>
+              <w:keepLines/>
+              <w:spacing w:before="40" w:after="80" w:line="240" w:lineRule="auto"/>
+            </w:pPr>
+          </w:p>
+        </w:tc>
+        <w:tc>
+          <w:tcPr>
+            <w:tcW w:type="dxa" w:w="8957"/>
+            <w:vAlign w:val="center"/>
+            <w:tcMar>
+              <w:top w:w="0" w:type="dxa"/>
+              <w:left w:w="0" w:type="dxa"/>
+              <w:bottom w:w="0" w:type="dxa"/>
+              <w:right w:w="0" w:type="dxa"/>
+            </w:tcMar>
+          </w:tcPr>
+          <w:p>
+            <w:pPr>
+              <w:keepLines/>
+              <w:spacing w:before="0" w:after="0" w:line="240" w:lineRule="auto"/>
+              <w:jc w:val="center"/>
+            </w:pPr>
+            <m:oMath>
+              <m:sSub>
+                <m:e>
+                  <m:r>
+                    <m:t xml:space="preserve">λ</m:t>
+                  </m:r>
+                </m:e>
+                <m:sub>
+                  <m:r>
+                    <m:t xml:space="preserve">{</m:t>
+                  </m:r>
+                  <m:r>
+                    <m:t xml:space="preserve">abs</m:t>
+                  </m:r>
+                  <m:r>
+                    <m:t xml:space="preserve">}</m:t>
+                  </m:r>
+                </m:sub>
+              </m:sSub>
+              <m:r>
+                <m:t xml:space="preserve">=</m:t>
+              </m:r>
+              <m:r>
+                <m:t xml:space="preserve">f</m:t>
+              </m:r>
+              <m:r>
+                <m:t xml:space="preserve">\</m:t>
+              </m:r>
+              <m:r>
+                <m:t xml:space="preserve">,</m:t>
+              </m:r>
+              <m:r>
+                <m:t xml:space="preserve"> </m:t>
+              </m:r>
+              <m:r>
+                <m:t xml:space="preserve">{</m:t>
+              </m:r>
+              <m:r>
+                <m:t xml:space="preserve">tr</m:t>
+              </m:r>
+              <m:r>
+                <m:t xml:space="preserve">}</m:t>
+              </m:r>
+              <m:r>
+                <m:t xml:space="preserve">(</m:t>
+              </m:r>
+              <m:sSub>
+                <m:e>
+                  <m:r>
+                    <m:t xml:space="preserve">H</m:t>
+                  </m:r>
+                </m:e>
+                <m:sub>
+                  <m:r>
+                    <m:t xml:space="preserve">J</m:t>
+                  </m:r>
+                </m:sub>
+              </m:sSub>
+              <m:r>
+                <m:t xml:space="preserve">)</m:t>
+              </m:r>
+              <m:r>
+                <m:t xml:space="preserve">/</m:t>
+              </m:r>
+              <m:sSub>
+                <m:e>
+                  <m:r>
+                    <m:t xml:space="preserve">d</m:t>
+                  </m:r>
+                </m:e>
+                <m:sub>
+                  <m:r>
+                    <m:t xml:space="preserve">s</m:t>
+                  </m:r>
+                </m:sub>
+              </m:sSub>
+              <m:r>
+                <m:t xml:space="preserve">,</m:t>
+              </m:r>
+              <m:r>
+                <m:t xml:space="preserve"> </m:t>
+              </m:r>
+            </m:oMath>
+          </w:p>
+        </w:tc>
+        <w:tc>
+          <w:tcPr>
+            <w:tcW w:type="dxa" w:w="518"/>
+            <w:vAlign w:val="center"/>
+            <w:tcMar>
+              <w:top w:w="0" w:type="dxa"/>
+              <w:left w:w="0" w:type="dxa"/>
+              <w:bottom w:w="0" w:type="dxa"/>
+              <w:right w:w="0" w:type="dxa"/>
+            </w:tcMar>
+          </w:tcPr>
+          <w:p>
+            <w:pPr>
+              <w:keepLines/>
+              <w:spacing w:before="40" w:after="80" w:line="240" w:lineRule="auto"/>
+              <w:jc w:val="right"/>
+            </w:pPr>
+            <w:r>
+              <w:rPr>
+                <w:rFonts w:ascii="Times New Roman" w:hAnsi="Times New Roman"/>
+                <w:sz w:val="18"/>
+              </w:rPr>
+              <w:t>(1)</w:t>
+            </w:r>
+          </w:p>
+        </w:tc>
+      </w:tr>
+    </w:tbl>
+    <w:p>
+      <w:pPr>
+        <w:spacing w:after="100" w:line="259" w:lineRule="auto"/>
+      </w:pPr>
+      <w:r>
+        <w:rPr>
+          <w:rFonts w:ascii="Times New Roman" w:hAnsi="Times New Roman"/>
+          <w:i w:val="0"/>
+          <w:color w:val="202A32"/>
+          <w:sz w:val="20"/>
+        </w:rPr>
+        <w:t xml:space="preserve">with </w:t>
+      </w:r>
+      <m:oMath>
+        <m:r>
+          <m:t xml:space="preserve">f</m:t>
+        </m:r>
+        <m:r>
+          <m:t xml:space="preserve">∈</m:t>
+        </m:r>
+        <m:r>
+          <m:t xml:space="preserve">{</m:t>
+        </m:r>
+        <m:r>
+          <m:t xml:space="preserve">0</m:t>
+        </m:r>
+        <m:r>
+          <m:t xml:space="preserve">.</m:t>
+        </m:r>
+        <m:r>
+          <m:t xml:space="preserve">01</m:t>
+        </m:r>
+        <m:r>
+          <m:t xml:space="preserve">,</m:t>
+        </m:r>
+        <m:r>
+          <m:t xml:space="preserve">0</m:t>
+        </m:r>
+        <m:r>
+          <m:t xml:space="preserve">.</m:t>
+        </m:r>
+        <m:r>
+          <m:t xml:space="preserve">1</m:t>
+        </m:r>
+        <m:r>
+          <m:t xml:space="preserve">,</m:t>
+        </m:r>
+        <m:r>
+          <m:t xml:space="preserve">1</m:t>
+        </m:r>
+        <m:r>
+          <m:t xml:space="preserve">,</m:t>
+        </m:r>
+        <m:r>
+          <m:t xml:space="preserve">3</m:t>
+        </m:r>
+        <m:r>
+          <m:t xml:space="preserve">,</m:t>
+        </m:r>
+        <m:r>
+          <m:t xml:space="preserve">10</m:t>
+        </m:r>
+        <m:r>
+          <m:t xml:space="preserve">,</m:t>
+        </m:r>
+        <m:r>
+          <m:t xml:space="preserve">30</m:t>
+        </m:r>
+        <m:r>
+          <m:t xml:space="preserve">,</m:t>
+        </m:r>
+        <m:r>
+          <m:t xml:space="preserve">100</m:t>
+        </m:r>
+        <m:r>
+          <m:t xml:space="preserve">}</m:t>
+        </m:r>
+      </m:oMath>
+      <w:r>
+        <w:rPr>
+          <w:rFonts w:ascii="Times New Roman" w:hAnsi="Times New Roman"/>
+          <w:i w:val="0"/>
+          <w:color w:val="202A32"/>
+          <w:sz w:val="20"/>
+        </w:rPr>
+        <w:t>. The calibration cohort was constructed from the canonical 1,000-image, 1,000-class calibration split with seed 9101. We sampled 200 distinct class labels uniformly without replacement using independent fixed seed 61327 and used the corresponding image IDs for every model, budget, and factor. All IDs are in the canonical calibration split and disjoint from the seed-9201 confirmatory evaluation IDs; evaluation images and outcomes were not used. The cohort hash and selected labels and global image indices are recorded in the v2 manifest and selected cohort CSV.</w:t>
+      </w:r>
+    </w:p>
+    <w:p>
+      <w:pPr>
+        <w:spacing w:after="100" w:line="259" w:lineRule="auto"/>
+      </w:pPr>
+      <w:r>
+        <w:rPr>
+          <w:rFonts w:ascii="Times New Roman" w:hAnsi="Times New Roman"/>
+          <w:i w:val="0"/>
+          <w:color w:val="202A32"/>
+          <w:sz w:val="20"/>
+        </w:rPr>
+        <w:t xml:space="preserve">We evaluated frozen DeiT-Tiny, DeiT-Small, and ViT-B/16 AugReg at retained-token budgets </w:t>
+      </w:r>
+      <m:oMath>
+        <m:r>
+          <m:t xml:space="preserve">B</m:t>
+        </m:r>
+        <m:r>
+          <m:t xml:space="preserve">∈</m:t>
+        </m:r>
+        <m:r>
+          <m:t xml:space="preserve">{</m:t>
+        </m:r>
+        <m:r>
+          <m:t xml:space="preserve">32</m:t>
+        </m:r>
+        <m:r>
+          <m:t xml:space="preserve">,</m:t>
+        </m:r>
+        <m:r>
+          <m:t xml:space="preserve">98</m:t>
+        </m:r>
+        <m:r>
+          <m:t xml:space="preserve">}</m:t>
+        </m:r>
+      </m:oMath>
+      <w:r>
+        <w:rPr>
+          <w:rFonts w:ascii="Times New Roman" w:hAnsi="Times New Roman"/>
+          <w:i w:val="0"/>
+          <w:color w:val="202A32"/>
+          <w:sz w:val="20"/>
+        </w:rPr>
+        <w:t xml:space="preserve">, and DINOv2 ViT-S/14 at </w:t>
+      </w:r>
+      <m:oMath>
+        <m:r>
+          <m:t xml:space="preserve">B</m:t>
+        </m:r>
+        <m:r>
+          <m:t xml:space="preserve">∈</m:t>
+        </m:r>
+        <m:r>
+          <m:t xml:space="preserve">{</m:t>
+        </m:r>
+        <m:r>
+          <m:t xml:space="preserve">42</m:t>
+        </m:r>
+        <m:r>
+          <m:t xml:space="preserve">,</m:t>
+        </m:r>
+        <m:r>
+          <m:t xml:space="preserve">128</m:t>
+        </m:r>
+        <m:r>
+          <m:t xml:space="preserve">}</m:t>
+        </m:r>
+      </m:oMath>
+      <w:r>
+        <w:rPr>
+          <w:rFonts w:ascii="Times New Roman" w:hAnsi="Times New Roman"/>
+          <w:i w:val="0"/>
+          <w:color w:val="202A32"/>
+          <w:sz w:val="20"/>
+        </w:rPr>
+        <w:t xml:space="preserve">. Feature-similarity grouping and the existing exact per-image Jacobian solver were used. Each image's Jacobian and grouping were reused across all factors and both budgets, and the multiplicity-aware downstream forward was unchanged. Each model–budget cell therefore contains the same </w:t>
+      </w:r>
+      <m:oMath>
+        <m:r>
+          <m:t xml:space="preserve">N</m:t>
+        </m:r>
+        <m:r>
+          <m:t xml:space="preserve">=</m:t>
+        </m:r>
+        <m:r>
+          <m:t xml:space="preserve">200</m:t>
+        </m:r>
+      </m:oMath>
+      <w:r>
+        <w:rPr>
+          <w:rFonts w:ascii="Times New Roman" w:hAnsi="Times New Roman"/>
+          <w:i w:val="0"/>
+          <w:color w:val="202A32"/>
+          <w:sz w:val="20"/>
+        </w:rPr>
+        <w:t xml:space="preserve"> calibration images for every factor and for the common Group Mean baseline. The per-image CSV records nonlinear Top-1 correctness, clean-to-compressed final-logit </w:t>
+      </w:r>
+      <m:oMath>
+        <m:sSub>
+          <m:e>
+            <m:r>
+              <m:t xml:space="preserve">L</m:t>
+            </m:r>
+          </m:e>
+          <m:sub>
+            <m:r>
+              <m:t xml:space="preserve">2</m:t>
+            </m:r>
+          </m:sub>
+        </m:sSub>
+      </m:oMath>
+      <w:r>
+        <w:rPr>
+          <w:rFonts w:ascii="Times New Roman" w:hAnsi="Times New Roman"/>
+          <w:i w:val="0"/>
+          <w:color w:val="202A32"/>
+          <w:sz w:val="20"/>
+        </w:rPr>
+        <w:t xml:space="preserve"> damage, true-class margin change, linearized residual </w:t>
+      </w:r>
+      <m:oMath>
+        <m:r>
+          <m:t xml:space="preserve">||</m:t>
+        </m:r>
+        <m:r>
+          <m:t xml:space="preserve">JE</m:t>
+        </m:r>
+        <m:r>
+          <m:t xml:space="preserve">||</m:t>
+        </m:r>
+      </m:oMath>
+      <w:r>
+        <w:rPr>
+          <w:rFonts w:ascii="Times New Roman" w:hAnsi="Times New Roman"/>
+          <w:i w:val="0"/>
+          <w:color w:val="202A32"/>
+          <w:sz w:val="20"/>
+        </w:rPr>
+        <w:t xml:space="preserve">, carrier displacement </w:t>
+      </w:r>
+      <m:oMath>
+        <m:sSub>
+          <m:e>
+            <m:r>
+              <m:t xml:space="preserve">||</m:t>
+            </m:r>
+            <m:sSub>
+              <m:e>
+                <m:r>
+                  <m:t xml:space="preserve">C</m:t>
+                </m:r>
+              </m:e>
+              <m:sub>
+                <m:r>
+                  <m:t xml:space="preserve">opt</m:t>
+                </m:r>
+              </m:sub>
+            </m:sSub>
+            <m:r>
+              <m:t xml:space="preserve">-</m:t>
+            </m:r>
+            <m:sSub>
+              <m:e>
+                <m:r>
+                  <m:t xml:space="preserve">C</m:t>
+                </m:r>
+              </m:e>
+              <m:sub>
+                <m:r>
+                  <m:t xml:space="preserve">mean</m:t>
+                </m:r>
+              </m:sub>
+            </m:sSub>
+            <m:r>
+              <m:t xml:space="preserve">||</m:t>
+            </m:r>
+          </m:e>
+          <m:sub>
+            <m:r>
+              <m:t xml:space="preserve">F</m:t>
+            </m:r>
+          </m:sub>
+        </m:sSub>
+      </m:oMath>
+      <w:r>
+        <w:rPr>
+          <w:rFonts w:ascii="Times New Roman" w:hAnsi="Times New Roman"/>
+          <w:i w:val="0"/>
+          <w:color w:val="202A32"/>
+          <w:sz w:val="20"/>
+        </w:rPr>
+        <w:t xml:space="preserve">, </w:t>
+      </w:r>
+      <m:oMath>
+        <m:r>
+          <m:t xml:space="preserve">{</m:t>
+        </m:r>
+        <m:r>
+          <m:t xml:space="preserve">tr</m:t>
+        </m:r>
+        <m:r>
+          <m:t xml:space="preserve">}</m:t>
+        </m:r>
+        <m:r>
+          <m:t xml:space="preserve">(</m:t>
+        </m:r>
+        <m:sSub>
+          <m:e>
+            <m:r>
+              <m:t xml:space="preserve">H</m:t>
+            </m:r>
+          </m:e>
+          <m:sub>
+            <m:r>
+              <m:t xml:space="preserve">J</m:t>
+            </m:r>
+          </m:sub>
+        </m:sSub>
+        <m:r>
+          <m:t xml:space="preserve">)</m:t>
+        </m:r>
+        <m:r>
+          <m:t xml:space="preserve">/</m:t>
+        </m:r>
+        <m:sSub>
+          <m:e>
+            <m:r>
+              <m:t xml:space="preserve">d</m:t>
+            </m:r>
+          </m:e>
+          <m:sub>
+            <m:r>
+              <m:t xml:space="preserve">s</m:t>
+            </m:r>
+          </m:sub>
+        </m:sSub>
+      </m:oMath>
+      <w:r>
+        <w:rPr>
+          <w:rFonts w:ascii="Times New Roman" w:hAnsi="Times New Roman"/>
+          <w:i w:val="0"/>
+          <w:color w:val="202A32"/>
+          <w:sz w:val="20"/>
+        </w:rPr>
+        <w:t>, and effective absolute regularization.</w:t>
+      </w:r>
+    </w:p>
+    <w:p>
+      <w:pPr>
+        <w:keepLines/>
+        <w:spacing w:after="80"/>
+        <w:jc w:val="center"/>
+      </w:pPr>
+      <w:r>
+        <w:rPr>
+          <w:rFonts w:ascii="Times New Roman" w:hAnsi="Times New Roman"/>
+          <w:i/>
+          <w:color w:val="4C5963"/>
+          <w:sz w:val="17"/>
+        </w:rPr>
+        <w:t>Table S5. Calibration-cohort Top-1 sensitivity across regularization factors.</w:t>
+      </w:r>
+    </w:p>
+    <w:tbl>
+      <w:tblPr>
+        <w:tblStyle w:val="TableGrid"/>
+        <w:tblW w:type="auto" w:w="0"/>
+        <w:tblLayout w:type="autofit"/>
+        <w:tblLook w:firstColumn="1" w:firstRow="1" w:lastColumn="0" w:lastRow="0" w:noHBand="0" w:noVBand="1" w:val="04A0"/>
+      </w:tblPr>
+      <w:tblGrid>
+        <w:gridCol w:w="1666"/>
+        <w:gridCol w:w="1666"/>
+        <w:gridCol w:w="1666"/>
+        <w:gridCol w:w="1666"/>
+        <w:gridCol w:w="1666"/>
+        <w:gridCol w:w="1666"/>
+      </w:tblGrid>
+      <w:tr>
+        <w:trPr>
+          <w:tblHeader w:val="true"/>
+        </w:trPr>
+        <w:tc>
+          <w:tcPr>
+            <w:tcW w:type="dxa" w:w="1666"/>
+            <w:vAlign w:val="center"/>
+            <w:tcMar>
+              <w:top w:w="55" w:type="dxa"/>
+              <w:start w:w="65" w:type="dxa"/>
+              <w:bottom w:w="55" w:type="dxa"/>
+              <w:end w:w="65" w:type="dxa"/>
+            </w:tcMar>
+            <w:shd w:fill="DCEBF2"/>
+          </w:tcPr>
+          <w:p>
+            <w:pPr>
+              <w:spacing w:after="0" w:line="240" w:lineRule="auto"/>
+              <w:jc w:val="center"/>
+            </w:pPr>
+            <w:r/>
+            <w:r>
+              <w:rPr>
+                <w:rFonts w:ascii="Times New Roman" w:hAnsi="Times New Roman"/>
+                <w:b/>
+                <w:color w:val="17232D"/>
+                <w:sz w:val="15"/>
+              </w:rPr>
+              <w:t>Architecture</w:t>
+            </w:r>
+          </w:p>
+        </w:tc>
+        <w:tc>
+          <w:tcPr>
+            <w:tcW w:type="dxa" w:w="1666"/>
+            <w:vAlign w:val="center"/>
+            <w:tcMar>
+              <w:top w:w="55" w:type="dxa"/>
+              <w:start w:w="65" w:type="dxa"/>
+              <w:bottom w:w="55" w:type="dxa"/>
+              <w:end w:w="65" w:type="dxa"/>
+            </w:tcMar>
+            <w:shd w:fill="DCEBF2"/>
+          </w:tcPr>
+          <w:p>
+            <w:pPr>
+              <w:spacing w:after="0" w:line="240" w:lineRule="auto"/>
+              <w:jc w:val="center"/>
+            </w:pPr>
+            <w:r/>
+            <w:r>
+              <w:rPr>
+                <w:rFonts w:ascii="Times New Roman" w:hAnsi="Times New Roman"/>
+                <w:b/>
+                <w:color w:val="17232D"/>
+                <w:sz w:val="15"/>
+              </w:rPr>
+              <w:t>Budget (B)</w:t>
+            </w:r>
+          </w:p>
+        </w:tc>
+        <w:tc>
+          <w:tcPr>
+            <w:tcW w:type="dxa" w:w="1666"/>
+            <w:vAlign w:val="center"/>
+            <w:tcMar>
+              <w:top w:w="55" w:type="dxa"/>
+              <w:start w:w="65" w:type="dxa"/>
+              <w:bottom w:w="55" w:type="dxa"/>
+              <w:end w:w="65" w:type="dxa"/>
+            </w:tcMar>
+            <w:shd w:fill="DCEBF2"/>
+          </w:tcPr>
+          <w:p>
+            <w:pPr>
+              <w:spacing w:after="0" w:line="240" w:lineRule="auto"/>
+              <w:jc w:val="center"/>
+            </w:pPr>
+            <w:r/>
+            <w:r>
+              <w:rPr>
+                <w:rFonts w:ascii="Times New Roman" w:hAnsi="Times New Roman"/>
+                <w:b/>
+                <w:color w:val="17232D"/>
+                <w:sz w:val="15"/>
+              </w:rPr>
+              <w:t>Factor 10 Top-1 (%)</w:t>
+            </w:r>
+          </w:p>
+        </w:tc>
+        <w:tc>
+          <w:tcPr>
+            <w:tcW w:type="dxa" w:w="1666"/>
+            <w:vAlign w:val="center"/>
+            <w:tcMar>
+              <w:top w:w="55" w:type="dxa"/>
+              <w:start w:w="65" w:type="dxa"/>
+              <w:bottom w:w="55" w:type="dxa"/>
+              <w:end w:w="65" w:type="dxa"/>
+            </w:tcMar>
+            <w:shd w:fill="DCEBF2"/>
+          </w:tcPr>
+          <w:p>
+            <w:pPr>
+              <w:spacing w:after="0" w:line="240" w:lineRule="auto"/>
+              <w:jc w:val="center"/>
+            </w:pPr>
+            <w:r/>
+            <w:r>
+              <w:rPr>
+                <w:rFonts w:ascii="Times New Roman" w:hAnsi="Times New Roman"/>
+                <w:b/>
+                <w:color w:val="17232D"/>
+                <w:sz w:val="15"/>
+              </w:rPr>
+              <w:t>Cell maximum (%)</w:t>
+            </w:r>
+          </w:p>
+        </w:tc>
+        <w:tc>
+          <w:tcPr>
+            <w:tcW w:type="dxa" w:w="1666"/>
+            <w:vAlign w:val="center"/>
+            <w:tcMar>
+              <w:top w:w="55" w:type="dxa"/>
+              <w:start w:w="65" w:type="dxa"/>
+              <w:bottom w:w="55" w:type="dxa"/>
+              <w:end w:w="65" w:type="dxa"/>
+            </w:tcMar>
+            <w:shd w:fill="DCEBF2"/>
+          </w:tcPr>
+          <w:p>
+            <w:pPr>
+              <w:spacing w:after="0" w:line="240" w:lineRule="auto"/>
+              <w:jc w:val="center"/>
+            </w:pPr>
+            <w:r/>
+            <w:r>
+              <w:rPr>
+                <w:rFonts w:ascii="Times New Roman" w:hAnsi="Times New Roman"/>
+                <w:b/>
+                <w:color w:val="17232D"/>
+                <w:sz w:val="15"/>
+              </w:rPr>
+              <w:t>Factor(s) at maximum</w:t>
+            </w:r>
+          </w:p>
+        </w:tc>
+        <w:tc>
+          <w:tcPr>
+            <w:tcW w:type="dxa" w:w="1666"/>
+            <w:vAlign w:val="center"/>
+            <w:tcMar>
+              <w:top w:w="55" w:type="dxa"/>
+              <w:start w:w="65" w:type="dxa"/>
+              <w:bottom w:w="55" w:type="dxa"/>
+              <w:end w:w="65" w:type="dxa"/>
+            </w:tcMar>
+            <w:shd w:fill="DCEBF2"/>
+          </w:tcPr>
+          <w:p>
+            <w:pPr>
+              <w:spacing w:after="0" w:line="240" w:lineRule="auto"/>
+              <w:jc w:val="center"/>
+            </w:pPr>
+            <w:r/>
+            <w:r>
+              <w:rPr>
+                <w:rFonts w:ascii="Times New Roman" w:hAnsi="Times New Roman"/>
+                <w:b/>
+                <w:color w:val="17232D"/>
+                <w:sz w:val="15"/>
+              </w:rPr>
+              <w:t>Group Mean Top-1 (%)</w:t>
+            </w:r>
+          </w:p>
+        </w:tc>
+      </w:tr>
+      <w:tr>
+        <w:tc>
+          <w:tcPr>
+            <w:tcW w:type="dxa" w:w="1666"/>
+            <w:vAlign w:val="center"/>
+            <w:tcMar>
+              <w:top w:w="55" w:type="dxa"/>
+              <w:start w:w="65" w:type="dxa"/>
+              <w:bottom w:w="55" w:type="dxa"/>
+              <w:end w:w="65" w:type="dxa"/>
+            </w:tcMar>
+          </w:tcPr>
+          <w:p>
+            <w:pPr>
+              <w:spacing w:after="0" w:line="240" w:lineRule="auto"/>
+            </w:pPr>
+            <w:r/>
+            <w:r>
+              <w:rPr>
+                <w:rFonts w:ascii="Times New Roman" w:hAnsi="Times New Roman"/>
+                <w:b w:val="0"/>
+                <w:color w:val="202A32"/>
+                <w:sz w:val="15"/>
+              </w:rPr>
+              <w:t>DeiT-Tiny</w:t>
+            </w:r>
+          </w:p>
+        </w:tc>
+        <w:tc>
+          <w:tcPr>
+            <w:tcW w:type="dxa" w:w="1666"/>
+            <w:vAlign w:val="center"/>
+            <w:tcMar>
+              <w:top w:w="55" w:type="dxa"/>
+              <w:start w:w="65" w:type="dxa"/>
+              <w:bottom w:w="55" w:type="dxa"/>
+              <w:end w:w="65" w:type="dxa"/>
+            </w:tcMar>
+          </w:tcPr>
+          <w:p>
+            <w:pPr>
+              <w:spacing w:after="0" w:line="240" w:lineRule="auto"/>
+              <w:jc w:val="center"/>
+            </w:pPr>
+            <w:r/>
+            <w:r>
+              <w:rPr>
+                <w:rFonts w:ascii="Times New Roman" w:hAnsi="Times New Roman"/>
+                <w:b w:val="0"/>
+                <w:color w:val="202A32"/>
+                <w:sz w:val="15"/>
+              </w:rPr>
+              <w:t>32</w:t>
+            </w:r>
+          </w:p>
+        </w:tc>
+        <w:tc>
+          <w:tcPr>
+            <w:tcW w:type="dxa" w:w="1666"/>
+            <w:vAlign w:val="center"/>
+            <w:tcMar>
+              <w:top w:w="55" w:type="dxa"/>
+              <w:start w:w="65" w:type="dxa"/>
+              <w:bottom w:w="55" w:type="dxa"/>
+              <w:end w:w="65" w:type="dxa"/>
+            </w:tcMar>
+          </w:tcPr>
+          <w:p>
+            <w:pPr>
+              <w:spacing w:after="0" w:line="240" w:lineRule="auto"/>
+              <w:jc w:val="center"/>
+            </w:pPr>
+            <w:r/>
+            <w:r>
+              <w:rPr>
+                <w:rFonts w:ascii="Times New Roman" w:hAnsi="Times New Roman"/>
+                <w:b w:val="0"/>
+                <w:color w:val="202A32"/>
+                <w:sz w:val="15"/>
+              </w:rPr>
+              <w:t>71.0</w:t>
+            </w:r>
+          </w:p>
+        </w:tc>
+        <w:tc>
+          <w:tcPr>
+            <w:tcW w:type="dxa" w:w="1666"/>
+            <w:vAlign w:val="center"/>
+            <w:tcMar>
+              <w:top w:w="55" w:type="dxa"/>
+              <w:start w:w="65" w:type="dxa"/>
+              <w:bottom w:w="55" w:type="dxa"/>
+              <w:end w:w="65" w:type="dxa"/>
+            </w:tcMar>
+          </w:tcPr>
+          <w:p>
+            <w:pPr>
+              <w:spacing w:after="0" w:line="240" w:lineRule="auto"/>
+              <w:jc w:val="center"/>
+            </w:pPr>
+            <w:r/>
+            <w:r>
+              <w:rPr>
+                <w:rFonts w:ascii="Times New Roman" w:hAnsi="Times New Roman"/>
+                <w:b w:val="0"/>
+                <w:color w:val="202A32"/>
+                <w:sz w:val="15"/>
+              </w:rPr>
+              <w:t>71.5</w:t>
+            </w:r>
+          </w:p>
+        </w:tc>
+        <w:tc>
+          <w:tcPr>
+            <w:tcW w:type="dxa" w:w="1666"/>
+            <w:vAlign w:val="center"/>
+            <w:tcMar>
+              <w:top w:w="55" w:type="dxa"/>
+              <w:start w:w="65" w:type="dxa"/>
+              <w:bottom w:w="55" w:type="dxa"/>
+              <w:end w:w="65" w:type="dxa"/>
+            </w:tcMar>
+          </w:tcPr>
+          <w:p>
+            <w:pPr>
+              <w:spacing w:after="0" w:line="240" w:lineRule="auto"/>
+              <w:jc w:val="center"/>
+            </w:pPr>
+            <w:r/>
+            <w:r>
+              <w:rPr>
+                <w:rFonts w:ascii="Times New Roman" w:hAnsi="Times New Roman"/>
+                <w:b w:val="0"/>
+                <w:color w:val="202A32"/>
+                <w:sz w:val="15"/>
+              </w:rPr>
+              <w:t>1, 30</w:t>
+            </w:r>
+          </w:p>
+        </w:tc>
+        <w:tc>
+          <w:tcPr>
+            <w:tcW w:type="dxa" w:w="1666"/>
+            <w:vAlign w:val="center"/>
+            <w:tcMar>
+              <w:top w:w="55" w:type="dxa"/>
+              <w:start w:w="65" w:type="dxa"/>
+              <w:bottom w:w="55" w:type="dxa"/>
+              <w:end w:w="65" w:type="dxa"/>
+            </w:tcMar>
+          </w:tcPr>
+          <w:p>
+            <w:pPr>
+              <w:spacing w:after="0" w:line="240" w:lineRule="auto"/>
+              <w:jc w:val="center"/>
+            </w:pPr>
+            <w:r/>
+            <w:r>
+              <w:rPr>
+                <w:rFonts w:ascii="Times New Roman" w:hAnsi="Times New Roman"/>
+                <w:b w:val="0"/>
+                <w:color w:val="202A32"/>
+                <w:sz w:val="15"/>
+              </w:rPr>
+              <w:t>70.5</w:t>
+            </w:r>
+          </w:p>
+        </w:tc>
+      </w:tr>
+      <w:tr>
+        <w:tc>
+          <w:tcPr>
+            <w:tcW w:type="dxa" w:w="1666"/>
+            <w:vAlign w:val="center"/>
+            <w:tcMar>
+              <w:top w:w="55" w:type="dxa"/>
+              <w:start w:w="65" w:type="dxa"/>
+              <w:bottom w:w="55" w:type="dxa"/>
+              <w:end w:w="65" w:type="dxa"/>
+            </w:tcMar>
+          </w:tcPr>
+          <w:p>
+            <w:pPr>
+              <w:spacing w:after="0" w:line="240" w:lineRule="auto"/>
+            </w:pPr>
+            <w:r/>
+            <w:r>
+              <w:rPr>
+                <w:rFonts w:ascii="Times New Roman" w:hAnsi="Times New Roman"/>
+                <w:b w:val="0"/>
+                <w:color w:val="202A32"/>
+                <w:sz w:val="15"/>
+              </w:rPr>
+              <w:t>DeiT-Tiny</w:t>
+            </w:r>
+          </w:p>
+        </w:tc>
+        <w:tc>
+          <w:tcPr>
+            <w:tcW w:type="dxa" w:w="1666"/>
+            <w:vAlign w:val="center"/>
+            <w:tcMar>
+              <w:top w:w="55" w:type="dxa"/>
+              <w:start w:w="65" w:type="dxa"/>
+              <w:bottom w:w="55" w:type="dxa"/>
+              <w:end w:w="65" w:type="dxa"/>
+            </w:tcMar>
+          </w:tcPr>
+          <w:p>
+            <w:pPr>
+              <w:spacing w:after="0" w:line="240" w:lineRule="auto"/>
+              <w:jc w:val="center"/>
+            </w:pPr>
+            <w:r/>
+            <w:r>
+              <w:rPr>
+                <w:rFonts w:ascii="Times New Roman" w:hAnsi="Times New Roman"/>
+                <w:b w:val="0"/>
+                <w:color w:val="202A32"/>
+                <w:sz w:val="15"/>
+              </w:rPr>
+              <w:t>98</w:t>
+            </w:r>
+          </w:p>
+        </w:tc>
+        <w:tc>
+          <w:tcPr>
+            <w:tcW w:type="dxa" w:w="1666"/>
+            <w:vAlign w:val="center"/>
+            <w:tcMar>
+              <w:top w:w="55" w:type="dxa"/>
+              <w:start w:w="65" w:type="dxa"/>
+              <w:bottom w:w="55" w:type="dxa"/>
+              <w:end w:w="65" w:type="dxa"/>
+            </w:tcMar>
+          </w:tcPr>
+          <w:p>
+            <w:pPr>
+              <w:spacing w:after="0" w:line="240" w:lineRule="auto"/>
+              <w:jc w:val="center"/>
+            </w:pPr>
+            <w:r/>
+            <w:r>
+              <w:rPr>
+                <w:rFonts w:ascii="Times New Roman" w:hAnsi="Times New Roman"/>
+                <w:b w:val="0"/>
+                <w:color w:val="202A32"/>
+                <w:sz w:val="15"/>
+              </w:rPr>
+              <w:t>72.0</w:t>
+            </w:r>
+          </w:p>
+        </w:tc>
+        <w:tc>
+          <w:tcPr>
+            <w:tcW w:type="dxa" w:w="1666"/>
+            <w:vAlign w:val="center"/>
+            <w:tcMar>
+              <w:top w:w="55" w:type="dxa"/>
+              <w:start w:w="65" w:type="dxa"/>
+              <w:bottom w:w="55" w:type="dxa"/>
+              <w:end w:w="65" w:type="dxa"/>
+            </w:tcMar>
+          </w:tcPr>
+          <w:p>
+            <w:pPr>
+              <w:spacing w:after="0" w:line="240" w:lineRule="auto"/>
+              <w:jc w:val="center"/>
+            </w:pPr>
+            <w:r/>
+            <w:r>
+              <w:rPr>
+                <w:rFonts w:ascii="Times New Roman" w:hAnsi="Times New Roman"/>
+                <w:b w:val="0"/>
+                <w:color w:val="202A32"/>
+                <w:sz w:val="15"/>
+              </w:rPr>
+              <w:t>72.5</w:t>
+            </w:r>
+          </w:p>
+        </w:tc>
+        <w:tc>
+          <w:tcPr>
+            <w:tcW w:type="dxa" w:w="1666"/>
+            <w:vAlign w:val="center"/>
+            <w:tcMar>
+              <w:top w:w="55" w:type="dxa"/>
+              <w:start w:w="65" w:type="dxa"/>
+              <w:bottom w:w="55" w:type="dxa"/>
+              <w:end w:w="65" w:type="dxa"/>
+            </w:tcMar>
+          </w:tcPr>
+          <w:p>
+            <w:pPr>
+              <w:spacing w:after="0" w:line="240" w:lineRule="auto"/>
+              <w:jc w:val="center"/>
+            </w:pPr>
+            <w:r/>
+            <w:r>
+              <w:rPr>
+                <w:rFonts w:ascii="Times New Roman" w:hAnsi="Times New Roman"/>
+                <w:b w:val="0"/>
+                <w:color w:val="202A32"/>
+                <w:sz w:val="15"/>
+              </w:rPr>
+              <w:t>1, 3</w:t>
+            </w:r>
+          </w:p>
+        </w:tc>
+        <w:tc>
+          <w:tcPr>
+            <w:tcW w:type="dxa" w:w="1666"/>
+            <w:vAlign w:val="center"/>
+            <w:tcMar>
+              <w:top w:w="55" w:type="dxa"/>
+              <w:start w:w="65" w:type="dxa"/>
+              <w:bottom w:w="55" w:type="dxa"/>
+              <w:end w:w="65" w:type="dxa"/>
+            </w:tcMar>
+          </w:tcPr>
+          <w:p>
+            <w:pPr>
+              <w:spacing w:after="0" w:line="240" w:lineRule="auto"/>
+              <w:jc w:val="center"/>
+            </w:pPr>
+            <w:r/>
+            <w:r>
+              <w:rPr>
+                <w:rFonts w:ascii="Times New Roman" w:hAnsi="Times New Roman"/>
+                <w:b w:val="0"/>
+                <w:color w:val="202A32"/>
+                <w:sz w:val="15"/>
+              </w:rPr>
+              <w:t>72.0</w:t>
+            </w:r>
+          </w:p>
+        </w:tc>
+      </w:tr>
+      <w:tr>
+        <w:tc>
+          <w:tcPr>
+            <w:tcW w:type="dxa" w:w="1666"/>
+            <w:vAlign w:val="center"/>
+            <w:tcMar>
+              <w:top w:w="55" w:type="dxa"/>
+              <w:start w:w="65" w:type="dxa"/>
+              <w:bottom w:w="55" w:type="dxa"/>
+              <w:end w:w="65" w:type="dxa"/>
+            </w:tcMar>
+          </w:tcPr>
+          <w:p>
+            <w:pPr>
+              <w:spacing w:after="0" w:line="240" w:lineRule="auto"/>
+            </w:pPr>
+            <w:r/>
+            <w:r>
+              <w:rPr>
+                <w:rFonts w:ascii="Times New Roman" w:hAnsi="Times New Roman"/>
+                <w:b w:val="0"/>
+                <w:color w:val="202A32"/>
+                <w:sz w:val="15"/>
+              </w:rPr>
+              <w:t>DeiT-Small</w:t>
+            </w:r>
+          </w:p>
+        </w:tc>
+        <w:tc>
+          <w:tcPr>
+            <w:tcW w:type="dxa" w:w="1666"/>
+            <w:vAlign w:val="center"/>
+            <w:tcMar>
+              <w:top w:w="55" w:type="dxa"/>
+              <w:start w:w="65" w:type="dxa"/>
+              <w:bottom w:w="55" w:type="dxa"/>
+              <w:end w:w="65" w:type="dxa"/>
+            </w:tcMar>
+          </w:tcPr>
+          <w:p>
+            <w:pPr>
+              <w:spacing w:after="0" w:line="240" w:lineRule="auto"/>
+              <w:jc w:val="center"/>
+            </w:pPr>
+            <w:r/>
+            <w:r>
+              <w:rPr>
+                <w:rFonts w:ascii="Times New Roman" w:hAnsi="Times New Roman"/>
+                <w:b w:val="0"/>
+                <w:color w:val="202A32"/>
+                <w:sz w:val="15"/>
+              </w:rPr>
+              <w:t>32</w:t>
+            </w:r>
+          </w:p>
+        </w:tc>
+        <w:tc>
+          <w:tcPr>
+            <w:tcW w:type="dxa" w:w="1666"/>
+            <w:vAlign w:val="center"/>
+            <w:tcMar>
+              <w:top w:w="55" w:type="dxa"/>
+              <w:start w:w="65" w:type="dxa"/>
+              <w:bottom w:w="55" w:type="dxa"/>
+              <w:end w:w="65" w:type="dxa"/>
+            </w:tcMar>
+          </w:tcPr>
+          <w:p>
+            <w:pPr>
+              <w:spacing w:after="0" w:line="240" w:lineRule="auto"/>
+              <w:jc w:val="center"/>
+            </w:pPr>
+            <w:r/>
+            <w:r>
+              <w:rPr>
+                <w:rFonts w:ascii="Times New Roman" w:hAnsi="Times New Roman"/>
+                <w:b w:val="0"/>
+                <w:color w:val="202A32"/>
+                <w:sz w:val="15"/>
+              </w:rPr>
+              <w:t>80.5</w:t>
+            </w:r>
+          </w:p>
+        </w:tc>
+        <w:tc>
+          <w:tcPr>
+            <w:tcW w:type="dxa" w:w="1666"/>
+            <w:vAlign w:val="center"/>
+            <w:tcMar>
+              <w:top w:w="55" w:type="dxa"/>
+              <w:start w:w="65" w:type="dxa"/>
+              <w:bottom w:w="55" w:type="dxa"/>
+              <w:end w:w="65" w:type="dxa"/>
+            </w:tcMar>
+          </w:tcPr>
+          <w:p>
+            <w:pPr>
+              <w:spacing w:after="0" w:line="240" w:lineRule="auto"/>
+              <w:jc w:val="center"/>
+            </w:pPr>
+            <w:r/>
+            <w:r>
+              <w:rPr>
+                <w:rFonts w:ascii="Times New Roman" w:hAnsi="Times New Roman"/>
+                <w:b w:val="0"/>
+                <w:color w:val="202A32"/>
+                <w:sz w:val="15"/>
+              </w:rPr>
+              <w:t>81.0</w:t>
+            </w:r>
+          </w:p>
+        </w:tc>
+        <w:tc>
+          <w:tcPr>
+            <w:tcW w:type="dxa" w:w="1666"/>
+            <w:vAlign w:val="center"/>
+            <w:tcMar>
+              <w:top w:w="55" w:type="dxa"/>
+              <w:start w:w="65" w:type="dxa"/>
+              <w:bottom w:w="55" w:type="dxa"/>
+              <w:end w:w="65" w:type="dxa"/>
+            </w:tcMar>
+          </w:tcPr>
+          <w:p>
+            <w:pPr>
+              <w:spacing w:after="0" w:line="240" w:lineRule="auto"/>
+              <w:jc w:val="center"/>
+            </w:pPr>
+            <w:r/>
+            <w:r>
+              <w:rPr>
+                <w:rFonts w:ascii="Times New Roman" w:hAnsi="Times New Roman"/>
+                <w:b w:val="0"/>
+                <w:color w:val="202A32"/>
+                <w:sz w:val="15"/>
+              </w:rPr>
+              <w:t>3</w:t>
+            </w:r>
+          </w:p>
+        </w:tc>
+        <w:tc>
+          <w:tcPr>
+            <w:tcW w:type="dxa" w:w="1666"/>
+            <w:vAlign w:val="center"/>
+            <w:tcMar>
+              <w:top w:w="55" w:type="dxa"/>
+              <w:start w:w="65" w:type="dxa"/>
+              <w:bottom w:w="55" w:type="dxa"/>
+              <w:end w:w="65" w:type="dxa"/>
+            </w:tcMar>
+          </w:tcPr>
+          <w:p>
+            <w:pPr>
+              <w:spacing w:after="0" w:line="240" w:lineRule="auto"/>
+              <w:jc w:val="center"/>
+            </w:pPr>
+            <w:r/>
+            <w:r>
+              <w:rPr>
+                <w:rFonts w:ascii="Times New Roman" w:hAnsi="Times New Roman"/>
+                <w:b w:val="0"/>
+                <w:color w:val="202A32"/>
+                <w:sz w:val="15"/>
+              </w:rPr>
+              <w:t>77.5</w:t>
+            </w:r>
+          </w:p>
+        </w:tc>
+      </w:tr>
+      <w:tr>
+        <w:tc>
+          <w:tcPr>
+            <w:tcW w:type="dxa" w:w="1666"/>
+            <w:vAlign w:val="center"/>
+            <w:tcMar>
+              <w:top w:w="55" w:type="dxa"/>
+              <w:start w:w="65" w:type="dxa"/>
+              <w:bottom w:w="55" w:type="dxa"/>
+              <w:end w:w="65" w:type="dxa"/>
+            </w:tcMar>
+          </w:tcPr>
+          <w:p>
+            <w:pPr>
+              <w:spacing w:after="0" w:line="240" w:lineRule="auto"/>
+            </w:pPr>
+            <w:r/>
+            <w:r>
+              <w:rPr>
+                <w:rFonts w:ascii="Times New Roman" w:hAnsi="Times New Roman"/>
+                <w:b w:val="0"/>
+                <w:color w:val="202A32"/>
+                <w:sz w:val="15"/>
+              </w:rPr>
+              <w:t>DeiT-Small</w:t>
+            </w:r>
+          </w:p>
+        </w:tc>
+        <w:tc>
+          <w:tcPr>
+            <w:tcW w:type="dxa" w:w="1666"/>
+            <w:vAlign w:val="center"/>
+            <w:tcMar>
+              <w:top w:w="55" w:type="dxa"/>
+              <w:start w:w="65" w:type="dxa"/>
+              <w:bottom w:w="55" w:type="dxa"/>
+              <w:end w:w="65" w:type="dxa"/>
+            </w:tcMar>
+          </w:tcPr>
+          <w:p>
+            <w:pPr>
+              <w:spacing w:after="0" w:line="240" w:lineRule="auto"/>
+              <w:jc w:val="center"/>
+            </w:pPr>
+            <w:r/>
+            <w:r>
+              <w:rPr>
+                <w:rFonts w:ascii="Times New Roman" w:hAnsi="Times New Roman"/>
+                <w:b w:val="0"/>
+                <w:color w:val="202A32"/>
+                <w:sz w:val="15"/>
+              </w:rPr>
+              <w:t>98</w:t>
+            </w:r>
+          </w:p>
+        </w:tc>
+        <w:tc>
+          <w:tcPr>
+            <w:tcW w:type="dxa" w:w="1666"/>
+            <w:vAlign w:val="center"/>
+            <w:tcMar>
+              <w:top w:w="55" w:type="dxa"/>
+              <w:start w:w="65" w:type="dxa"/>
+              <w:bottom w:w="55" w:type="dxa"/>
+              <w:end w:w="65" w:type="dxa"/>
+            </w:tcMar>
+          </w:tcPr>
+          <w:p>
+            <w:pPr>
+              <w:spacing w:after="0" w:line="240" w:lineRule="auto"/>
+              <w:jc w:val="center"/>
+            </w:pPr>
+            <w:r/>
+            <w:r>
+              <w:rPr>
+                <w:rFonts w:ascii="Times New Roman" w:hAnsi="Times New Roman"/>
+                <w:b w:val="0"/>
+                <w:color w:val="202A32"/>
+                <w:sz w:val="15"/>
+              </w:rPr>
+              <w:t>81.0</w:t>
+            </w:r>
+          </w:p>
+        </w:tc>
+        <w:tc>
+          <w:tcPr>
+            <w:tcW w:type="dxa" w:w="1666"/>
+            <w:vAlign w:val="center"/>
+            <w:tcMar>
+              <w:top w:w="55" w:type="dxa"/>
+              <w:start w:w="65" w:type="dxa"/>
+              <w:bottom w:w="55" w:type="dxa"/>
+              <w:end w:w="65" w:type="dxa"/>
+            </w:tcMar>
+          </w:tcPr>
+          <w:p>
+            <w:pPr>
+              <w:spacing w:after="0" w:line="240" w:lineRule="auto"/>
+              <w:jc w:val="center"/>
+            </w:pPr>
+            <w:r/>
+            <w:r>
+              <w:rPr>
+                <w:rFonts w:ascii="Times New Roman" w:hAnsi="Times New Roman"/>
+                <w:b w:val="0"/>
+                <w:color w:val="202A32"/>
+                <w:sz w:val="15"/>
+              </w:rPr>
+              <w:t>81.0</w:t>
+            </w:r>
+          </w:p>
+        </w:tc>
+        <w:tc>
+          <w:tcPr>
+            <w:tcW w:type="dxa" w:w="1666"/>
+            <w:vAlign w:val="center"/>
+            <w:tcMar>
+              <w:top w:w="55" w:type="dxa"/>
+              <w:start w:w="65" w:type="dxa"/>
+              <w:bottom w:w="55" w:type="dxa"/>
+              <w:end w:w="65" w:type="dxa"/>
+            </w:tcMar>
+          </w:tcPr>
+          <w:p>
+            <w:pPr>
+              <w:spacing w:after="0" w:line="240" w:lineRule="auto"/>
+              <w:jc w:val="center"/>
+            </w:pPr>
+            <w:r/>
+            <w:r>
+              <w:rPr>
+                <w:rFonts w:ascii="Times New Roman" w:hAnsi="Times New Roman"/>
+                <w:b w:val="0"/>
+                <w:color w:val="202A32"/>
+                <w:sz w:val="15"/>
+              </w:rPr>
+              <w:t>all seven factors</w:t>
+            </w:r>
+          </w:p>
+        </w:tc>
+        <w:tc>
+          <w:tcPr>
+            <w:tcW w:type="dxa" w:w="1666"/>
+            <w:vAlign w:val="center"/>
+            <w:tcMar>
+              <w:top w:w="55" w:type="dxa"/>
+              <w:start w:w="65" w:type="dxa"/>
+              <w:bottom w:w="55" w:type="dxa"/>
+              <w:end w:w="65" w:type="dxa"/>
+            </w:tcMar>
+          </w:tcPr>
+          <w:p>
+            <w:pPr>
+              <w:spacing w:after="0" w:line="240" w:lineRule="auto"/>
+              <w:jc w:val="center"/>
+            </w:pPr>
+            <w:r/>
+            <w:r>
+              <w:rPr>
+                <w:rFonts w:ascii="Times New Roman" w:hAnsi="Times New Roman"/>
+                <w:b w:val="0"/>
+                <w:color w:val="202A32"/>
+                <w:sz w:val="15"/>
+              </w:rPr>
+              <w:t>80.5</w:t>
+            </w:r>
+          </w:p>
+        </w:tc>
+      </w:tr>
+      <w:tr>
+        <w:tc>
+          <w:tcPr>
+            <w:tcW w:type="dxa" w:w="1666"/>
+            <w:vAlign w:val="center"/>
+            <w:tcMar>
+              <w:top w:w="55" w:type="dxa"/>
+              <w:start w:w="65" w:type="dxa"/>
+              <w:bottom w:w="55" w:type="dxa"/>
+              <w:end w:w="65" w:type="dxa"/>
+            </w:tcMar>
+          </w:tcPr>
+          <w:p>
+            <w:pPr>
+              <w:spacing w:after="0" w:line="240" w:lineRule="auto"/>
+            </w:pPr>
+            <w:r/>
+            <w:r>
+              <w:rPr>
+                <w:rFonts w:ascii="Times New Roman" w:hAnsi="Times New Roman"/>
+                <w:b w:val="0"/>
+                <w:color w:val="202A32"/>
+                <w:sz w:val="15"/>
+              </w:rPr>
+              <w:t>ViT-B/16 AugReg</w:t>
+            </w:r>
+          </w:p>
+        </w:tc>
+        <w:tc>
+          <w:tcPr>
+            <w:tcW w:type="dxa" w:w="1666"/>
+            <w:vAlign w:val="center"/>
+            <w:tcMar>
+              <w:top w:w="55" w:type="dxa"/>
+              <w:start w:w="65" w:type="dxa"/>
+              <w:bottom w:w="55" w:type="dxa"/>
+              <w:end w:w="65" w:type="dxa"/>
+            </w:tcMar>
+          </w:tcPr>
+          <w:p>
+            <w:pPr>
+              <w:spacing w:after="0" w:line="240" w:lineRule="auto"/>
+              <w:jc w:val="center"/>
+            </w:pPr>
+            <w:r/>
+            <w:r>
+              <w:rPr>
+                <w:rFonts w:ascii="Times New Roman" w:hAnsi="Times New Roman"/>
+                <w:b w:val="0"/>
+                <w:color w:val="202A32"/>
+                <w:sz w:val="15"/>
+              </w:rPr>
+              <w:t>32</w:t>
+            </w:r>
+          </w:p>
+        </w:tc>
+        <w:tc>
+          <w:tcPr>
+            <w:tcW w:type="dxa" w:w="1666"/>
+            <w:vAlign w:val="center"/>
+            <w:tcMar>
+              <w:top w:w="55" w:type="dxa"/>
+              <w:start w:w="65" w:type="dxa"/>
+              <w:bottom w:w="55" w:type="dxa"/>
+              <w:end w:w="65" w:type="dxa"/>
+            </w:tcMar>
+          </w:tcPr>
+          <w:p>
+            <w:pPr>
+              <w:spacing w:after="0" w:line="240" w:lineRule="auto"/>
+              <w:jc w:val="center"/>
+            </w:pPr>
+            <w:r/>
+            <w:r>
+              <w:rPr>
+                <w:rFonts w:ascii="Times New Roman" w:hAnsi="Times New Roman"/>
+                <w:b w:val="0"/>
+                <w:color w:val="202A32"/>
+                <w:sz w:val="15"/>
+              </w:rPr>
+              <w:t>79.5</w:t>
+            </w:r>
+          </w:p>
+        </w:tc>
+        <w:tc>
+          <w:tcPr>
+            <w:tcW w:type="dxa" w:w="1666"/>
+            <w:vAlign w:val="center"/>
+            <w:tcMar>
+              <w:top w:w="55" w:type="dxa"/>
+              <w:start w:w="65" w:type="dxa"/>
+              <w:bottom w:w="55" w:type="dxa"/>
+              <w:end w:w="65" w:type="dxa"/>
+            </w:tcMar>
+          </w:tcPr>
+          <w:p>
+            <w:pPr>
+              <w:spacing w:after="0" w:line="240" w:lineRule="auto"/>
+              <w:jc w:val="center"/>
+            </w:pPr>
+            <w:r/>
+            <w:r>
+              <w:rPr>
+                <w:rFonts w:ascii="Times New Roman" w:hAnsi="Times New Roman"/>
+                <w:b w:val="0"/>
+                <w:color w:val="202A32"/>
+                <w:sz w:val="15"/>
+              </w:rPr>
+              <w:t>79.5</w:t>
+            </w:r>
+          </w:p>
+        </w:tc>
+        <w:tc>
+          <w:tcPr>
+            <w:tcW w:type="dxa" w:w="1666"/>
+            <w:vAlign w:val="center"/>
+            <w:tcMar>
+              <w:top w:w="55" w:type="dxa"/>
+              <w:start w:w="65" w:type="dxa"/>
+              <w:bottom w:w="55" w:type="dxa"/>
+              <w:end w:w="65" w:type="dxa"/>
+            </w:tcMar>
+          </w:tcPr>
+          <w:p>
+            <w:pPr>
+              <w:spacing w:after="0" w:line="240" w:lineRule="auto"/>
+              <w:jc w:val="center"/>
+            </w:pPr>
+            <w:r/>
+            <w:r>
+              <w:rPr>
+                <w:rFonts w:ascii="Times New Roman" w:hAnsi="Times New Roman"/>
+                <w:b w:val="0"/>
+                <w:color w:val="202A32"/>
+                <w:sz w:val="15"/>
+              </w:rPr>
+              <w:t>10</w:t>
+            </w:r>
+          </w:p>
+        </w:tc>
+        <w:tc>
+          <w:tcPr>
+            <w:tcW w:type="dxa" w:w="1666"/>
+            <w:vAlign w:val="center"/>
+            <w:tcMar>
+              <w:top w:w="55" w:type="dxa"/>
+              <w:start w:w="65" w:type="dxa"/>
+              <w:bottom w:w="55" w:type="dxa"/>
+              <w:end w:w="65" w:type="dxa"/>
+            </w:tcMar>
+          </w:tcPr>
+          <w:p>
+            <w:pPr>
+              <w:spacing w:after="0" w:line="240" w:lineRule="auto"/>
+              <w:jc w:val="center"/>
+            </w:pPr>
+            <w:r/>
+            <w:r>
+              <w:rPr>
+                <w:rFonts w:ascii="Times New Roman" w:hAnsi="Times New Roman"/>
+                <w:b w:val="0"/>
+                <w:color w:val="202A32"/>
+                <w:sz w:val="15"/>
+              </w:rPr>
+              <w:t>78.0</w:t>
+            </w:r>
+          </w:p>
+        </w:tc>
+      </w:tr>
+      <w:tr>
+        <w:tc>
+          <w:tcPr>
+            <w:tcW w:type="dxa" w:w="1666"/>
+            <w:vAlign w:val="center"/>
+            <w:tcMar>
+              <w:top w:w="55" w:type="dxa"/>
+              <w:start w:w="65" w:type="dxa"/>
+              <w:bottom w:w="55" w:type="dxa"/>
+              <w:end w:w="65" w:type="dxa"/>
+            </w:tcMar>
+          </w:tcPr>
+          <w:p>
+            <w:pPr>
+              <w:spacing w:after="0" w:line="240" w:lineRule="auto"/>
+            </w:pPr>
+            <w:r/>
+            <w:r>
+              <w:rPr>
+                <w:rFonts w:ascii="Times New Roman" w:hAnsi="Times New Roman"/>
+                <w:b w:val="0"/>
+                <w:color w:val="202A32"/>
+                <w:sz w:val="15"/>
+              </w:rPr>
+              <w:t>ViT-B/16 AugReg</w:t>
+            </w:r>
+          </w:p>
+        </w:tc>
+        <w:tc>
+          <w:tcPr>
+            <w:tcW w:type="dxa" w:w="1666"/>
+            <w:vAlign w:val="center"/>
+            <w:tcMar>
+              <w:top w:w="55" w:type="dxa"/>
+              <w:start w:w="65" w:type="dxa"/>
+              <w:bottom w:w="55" w:type="dxa"/>
+              <w:end w:w="65" w:type="dxa"/>
+            </w:tcMar>
+          </w:tcPr>
+          <w:p>
+            <w:pPr>
+              <w:spacing w:after="0" w:line="240" w:lineRule="auto"/>
+              <w:jc w:val="center"/>
+            </w:pPr>
+            <w:r/>
+            <w:r>
+              <w:rPr>
+                <w:rFonts w:ascii="Times New Roman" w:hAnsi="Times New Roman"/>
+                <w:b w:val="0"/>
+                <w:color w:val="202A32"/>
+                <w:sz w:val="15"/>
+              </w:rPr>
+              <w:t>98</w:t>
+            </w:r>
+          </w:p>
+        </w:tc>
+        <w:tc>
+          <w:tcPr>
+            <w:tcW w:type="dxa" w:w="1666"/>
+            <w:vAlign w:val="center"/>
+            <w:tcMar>
+              <w:top w:w="55" w:type="dxa"/>
+              <w:start w:w="65" w:type="dxa"/>
+              <w:bottom w:w="55" w:type="dxa"/>
+              <w:end w:w="65" w:type="dxa"/>
+            </w:tcMar>
+          </w:tcPr>
+          <w:p>
+            <w:pPr>
+              <w:spacing w:after="0" w:line="240" w:lineRule="auto"/>
+              <w:jc w:val="center"/>
+            </w:pPr>
+            <w:r/>
+            <w:r>
+              <w:rPr>
+                <w:rFonts w:ascii="Times New Roman" w:hAnsi="Times New Roman"/>
+                <w:b w:val="0"/>
+                <w:color w:val="202A32"/>
+                <w:sz w:val="15"/>
+              </w:rPr>
+              <w:t>79.0</w:t>
+            </w:r>
+          </w:p>
+        </w:tc>
+        <w:tc>
+          <w:tcPr>
+            <w:tcW w:type="dxa" w:w="1666"/>
+            <w:vAlign w:val="center"/>
+            <w:tcMar>
+              <w:top w:w="55" w:type="dxa"/>
+              <w:start w:w="65" w:type="dxa"/>
+              <w:bottom w:w="55" w:type="dxa"/>
+              <w:end w:w="65" w:type="dxa"/>
+            </w:tcMar>
+          </w:tcPr>
+          <w:p>
+            <w:pPr>
+              <w:spacing w:after="0" w:line="240" w:lineRule="auto"/>
+              <w:jc w:val="center"/>
+            </w:pPr>
+            <w:r/>
+            <w:r>
+              <w:rPr>
+                <w:rFonts w:ascii="Times New Roman" w:hAnsi="Times New Roman"/>
+                <w:b w:val="0"/>
+                <w:color w:val="202A32"/>
+                <w:sz w:val="15"/>
+              </w:rPr>
+              <w:t>79.0</w:t>
+            </w:r>
+          </w:p>
+        </w:tc>
+        <w:tc>
+          <w:tcPr>
+            <w:tcW w:type="dxa" w:w="1666"/>
+            <w:vAlign w:val="center"/>
+            <w:tcMar>
+              <w:top w:w="55" w:type="dxa"/>
+              <w:start w:w="65" w:type="dxa"/>
+              <w:bottom w:w="55" w:type="dxa"/>
+              <w:end w:w="65" w:type="dxa"/>
+            </w:tcMar>
+          </w:tcPr>
+          <w:p>
+            <w:pPr>
+              <w:spacing w:after="0" w:line="240" w:lineRule="auto"/>
+              <w:jc w:val="center"/>
+            </w:pPr>
+            <w:r/>
+            <w:r>
+              <w:rPr>
+                <w:rFonts w:ascii="Times New Roman" w:hAnsi="Times New Roman"/>
+                <w:b w:val="0"/>
+                <w:color w:val="202A32"/>
+                <w:sz w:val="15"/>
+              </w:rPr>
+              <w:t>10, 30</w:t>
+            </w:r>
+          </w:p>
+        </w:tc>
+        <w:tc>
+          <w:tcPr>
+            <w:tcW w:type="dxa" w:w="1666"/>
+            <w:vAlign w:val="center"/>
+            <w:tcMar>
+              <w:top w:w="55" w:type="dxa"/>
+              <w:start w:w="65" w:type="dxa"/>
+              <w:bottom w:w="55" w:type="dxa"/>
+              <w:end w:w="65" w:type="dxa"/>
+            </w:tcMar>
+          </w:tcPr>
+          <w:p>
+            <w:pPr>
+              <w:spacing w:after="0" w:line="240" w:lineRule="auto"/>
+              <w:jc w:val="center"/>
+            </w:pPr>
+            <w:r/>
+            <w:r>
+              <w:rPr>
+                <w:rFonts w:ascii="Times New Roman" w:hAnsi="Times New Roman"/>
+                <w:b w:val="0"/>
+                <w:color w:val="202A32"/>
+                <w:sz w:val="15"/>
+              </w:rPr>
+              <w:t>78.5</w:t>
+            </w:r>
+          </w:p>
+        </w:tc>
+      </w:tr>
+      <w:tr>
+        <w:tc>
+          <w:tcPr>
+            <w:tcW w:type="dxa" w:w="1666"/>
+            <w:vAlign w:val="center"/>
+            <w:tcMar>
+              <w:top w:w="55" w:type="dxa"/>
+              <w:start w:w="65" w:type="dxa"/>
+              <w:bottom w:w="55" w:type="dxa"/>
+              <w:end w:w="65" w:type="dxa"/>
+            </w:tcMar>
+          </w:tcPr>
+          <w:p>
+            <w:pPr>
+              <w:spacing w:after="0" w:line="240" w:lineRule="auto"/>
+            </w:pPr>
+            <w:r/>
+            <w:r>
+              <w:rPr>
+                <w:rFonts w:ascii="Times New Roman" w:hAnsi="Times New Roman"/>
+                <w:b w:val="0"/>
+                <w:color w:val="202A32"/>
+                <w:sz w:val="15"/>
+              </w:rPr>
+              <w:t>DINOv2 ViT-S/14</w:t>
+            </w:r>
+          </w:p>
+        </w:tc>
+        <w:tc>
+          <w:tcPr>
+            <w:tcW w:type="dxa" w:w="1666"/>
+            <w:vAlign w:val="center"/>
+            <w:tcMar>
+              <w:top w:w="55" w:type="dxa"/>
+              <w:start w:w="65" w:type="dxa"/>
+              <w:bottom w:w="55" w:type="dxa"/>
+              <w:end w:w="65" w:type="dxa"/>
+            </w:tcMar>
+          </w:tcPr>
+          <w:p>
+            <w:pPr>
+              <w:spacing w:after="0" w:line="240" w:lineRule="auto"/>
+              <w:jc w:val="center"/>
+            </w:pPr>
+            <w:r/>
+            <w:r>
+              <w:rPr>
+                <w:rFonts w:ascii="Times New Roman" w:hAnsi="Times New Roman"/>
+                <w:b w:val="0"/>
+                <w:color w:val="202A32"/>
+                <w:sz w:val="15"/>
+              </w:rPr>
+              <w:t>42</w:t>
+            </w:r>
+          </w:p>
+        </w:tc>
+        <w:tc>
+          <w:tcPr>
+            <w:tcW w:type="dxa" w:w="1666"/>
+            <w:vAlign w:val="center"/>
+            <w:tcMar>
+              <w:top w:w="55" w:type="dxa"/>
+              <w:start w:w="65" w:type="dxa"/>
+              <w:bottom w:w="55" w:type="dxa"/>
+              <w:end w:w="65" w:type="dxa"/>
+            </w:tcMar>
+          </w:tcPr>
+          <w:p>
+            <w:pPr>
+              <w:spacing w:after="0" w:line="240" w:lineRule="auto"/>
+              <w:jc w:val="center"/>
+            </w:pPr>
+            <w:r/>
+            <w:r>
+              <w:rPr>
+                <w:rFonts w:ascii="Times New Roman" w:hAnsi="Times New Roman"/>
+                <w:b w:val="0"/>
+                <w:color w:val="202A32"/>
+                <w:sz w:val="15"/>
+              </w:rPr>
+              <w:t>76.5</w:t>
+            </w:r>
+          </w:p>
+        </w:tc>
+        <w:tc>
+          <w:tcPr>
+            <w:tcW w:type="dxa" w:w="1666"/>
+            <w:vAlign w:val="center"/>
+            <w:tcMar>
+              <w:top w:w="55" w:type="dxa"/>
+              <w:start w:w="65" w:type="dxa"/>
+              <w:bottom w:w="55" w:type="dxa"/>
+              <w:end w:w="65" w:type="dxa"/>
+            </w:tcMar>
+          </w:tcPr>
+          <w:p>
+            <w:pPr>
+              <w:spacing w:after="0" w:line="240" w:lineRule="auto"/>
+              <w:jc w:val="center"/>
+            </w:pPr>
+            <w:r/>
+            <w:r>
+              <w:rPr>
+                <w:rFonts w:ascii="Times New Roman" w:hAnsi="Times New Roman"/>
+                <w:b w:val="0"/>
+                <w:color w:val="202A32"/>
+                <w:sz w:val="15"/>
+              </w:rPr>
+              <w:t>76.5</w:t>
+            </w:r>
+          </w:p>
+        </w:tc>
+        <w:tc>
+          <w:tcPr>
+            <w:tcW w:type="dxa" w:w="1666"/>
+            <w:vAlign w:val="center"/>
+            <w:tcMar>
+              <w:top w:w="55" w:type="dxa"/>
+              <w:start w:w="65" w:type="dxa"/>
+              <w:bottom w:w="55" w:type="dxa"/>
+              <w:end w:w="65" w:type="dxa"/>
+            </w:tcMar>
+          </w:tcPr>
+          <w:p>
+            <w:pPr>
+              <w:spacing w:after="0" w:line="240" w:lineRule="auto"/>
+              <w:jc w:val="center"/>
+            </w:pPr>
+            <w:r/>
+            <w:r>
+              <w:rPr>
+                <w:rFonts w:ascii="Times New Roman" w:hAnsi="Times New Roman"/>
+                <w:b w:val="0"/>
+                <w:color w:val="202A32"/>
+                <w:sz w:val="15"/>
+              </w:rPr>
+              <w:t>10</w:t>
+            </w:r>
+          </w:p>
+        </w:tc>
+        <w:tc>
+          <w:tcPr>
+            <w:tcW w:type="dxa" w:w="1666"/>
+            <w:vAlign w:val="center"/>
+            <w:tcMar>
+              <w:top w:w="55" w:type="dxa"/>
+              <w:start w:w="65" w:type="dxa"/>
+              <w:bottom w:w="55" w:type="dxa"/>
+              <w:end w:w="65" w:type="dxa"/>
+            </w:tcMar>
+          </w:tcPr>
+          <w:p>
+            <w:pPr>
+              <w:spacing w:after="0" w:line="240" w:lineRule="auto"/>
+              <w:jc w:val="center"/>
+            </w:pPr>
+            <w:r/>
+            <w:r>
+              <w:rPr>
+                <w:rFonts w:ascii="Times New Roman" w:hAnsi="Times New Roman"/>
+                <w:b w:val="0"/>
+                <w:color w:val="202A32"/>
+                <w:sz w:val="15"/>
+              </w:rPr>
+              <w:t>72.0</w:t>
+            </w:r>
+          </w:p>
+        </w:tc>
+      </w:tr>
+      <w:tr>
+        <w:tc>
+          <w:tcPr>
+            <w:tcW w:type="dxa" w:w="1666"/>
+            <w:vAlign w:val="center"/>
+            <w:tcMar>
+              <w:top w:w="55" w:type="dxa"/>
+              <w:start w:w="65" w:type="dxa"/>
+              <w:bottom w:w="55" w:type="dxa"/>
+              <w:end w:w="65" w:type="dxa"/>
+            </w:tcMar>
+          </w:tcPr>
+          <w:p>
+            <w:pPr>
+              <w:spacing w:after="0" w:line="240" w:lineRule="auto"/>
+            </w:pPr>
+            <w:r/>
+            <w:r>
+              <w:rPr>
+                <w:rFonts w:ascii="Times New Roman" w:hAnsi="Times New Roman"/>
+                <w:b w:val="0"/>
+                <w:color w:val="202A32"/>
+                <w:sz w:val="15"/>
+              </w:rPr>
+              <w:t>DINOv2 ViT-S/14</w:t>
+            </w:r>
+          </w:p>
+        </w:tc>
+        <w:tc>
+          <w:tcPr>
+            <w:tcW w:type="dxa" w:w="1666"/>
+            <w:vAlign w:val="center"/>
+            <w:tcMar>
+              <w:top w:w="55" w:type="dxa"/>
+              <w:start w:w="65" w:type="dxa"/>
+              <w:bottom w:w="55" w:type="dxa"/>
+              <w:end w:w="65" w:type="dxa"/>
+            </w:tcMar>
+          </w:tcPr>
+          <w:p>
+            <w:pPr>
+              <w:spacing w:after="0" w:line="240" w:lineRule="auto"/>
+              <w:jc w:val="center"/>
+            </w:pPr>
+            <w:r/>
+            <w:r>
+              <w:rPr>
+                <w:rFonts w:ascii="Times New Roman" w:hAnsi="Times New Roman"/>
+                <w:b w:val="0"/>
+                <w:color w:val="202A32"/>
+                <w:sz w:val="15"/>
+              </w:rPr>
+              <w:t>128</w:t>
+            </w:r>
+          </w:p>
+        </w:tc>
+        <w:tc>
+          <w:tcPr>
+            <w:tcW w:type="dxa" w:w="1666"/>
+            <w:vAlign w:val="center"/>
+            <w:tcMar>
+              <w:top w:w="55" w:type="dxa"/>
+              <w:start w:w="65" w:type="dxa"/>
+              <w:bottom w:w="55" w:type="dxa"/>
+              <w:end w:w="65" w:type="dxa"/>
+            </w:tcMar>
+          </w:tcPr>
+          <w:p>
+            <w:pPr>
+              <w:spacing w:after="0" w:line="240" w:lineRule="auto"/>
+              <w:jc w:val="center"/>
+            </w:pPr>
+            <w:r/>
+            <w:r>
+              <w:rPr>
+                <w:rFonts w:ascii="Times New Roman" w:hAnsi="Times New Roman"/>
+                <w:b w:val="0"/>
+                <w:color w:val="202A32"/>
+                <w:sz w:val="15"/>
+              </w:rPr>
+              <w:t>78.5</w:t>
+            </w:r>
+          </w:p>
+        </w:tc>
+        <w:tc>
+          <w:tcPr>
+            <w:tcW w:type="dxa" w:w="1666"/>
+            <w:vAlign w:val="center"/>
+            <w:tcMar>
+              <w:top w:w="55" w:type="dxa"/>
+              <w:start w:w="65" w:type="dxa"/>
+              <w:bottom w:w="55" w:type="dxa"/>
+              <w:end w:w="65" w:type="dxa"/>
+            </w:tcMar>
+          </w:tcPr>
+          <w:p>
+            <w:pPr>
+              <w:spacing w:after="0" w:line="240" w:lineRule="auto"/>
+              <w:jc w:val="center"/>
+            </w:pPr>
+            <w:r/>
+            <w:r>
+              <w:rPr>
+                <w:rFonts w:ascii="Times New Roman" w:hAnsi="Times New Roman"/>
+                <w:b w:val="0"/>
+                <w:color w:val="202A32"/>
+                <w:sz w:val="15"/>
+              </w:rPr>
+              <w:t>78.5</w:t>
+            </w:r>
+          </w:p>
+        </w:tc>
+        <w:tc>
+          <w:tcPr>
+            <w:tcW w:type="dxa" w:w="1666"/>
+            <w:vAlign w:val="center"/>
+            <w:tcMar>
+              <w:top w:w="55" w:type="dxa"/>
+              <w:start w:w="65" w:type="dxa"/>
+              <w:bottom w:w="55" w:type="dxa"/>
+              <w:end w:w="65" w:type="dxa"/>
+            </w:tcMar>
+          </w:tcPr>
+          <w:p>
+            <w:pPr>
+              <w:spacing w:after="0" w:line="240" w:lineRule="auto"/>
+              <w:jc w:val="center"/>
+            </w:pPr>
+            <w:r/>
+            <w:r>
+              <w:rPr>
+                <w:rFonts w:ascii="Times New Roman" w:hAnsi="Times New Roman"/>
+                <w:b w:val="0"/>
+                <w:color w:val="202A32"/>
+                <w:sz w:val="15"/>
+              </w:rPr>
+              <w:t>10, 30, 100</w:t>
+            </w:r>
+          </w:p>
+        </w:tc>
+        <w:tc>
+          <w:tcPr>
+            <w:tcW w:type="dxa" w:w="1666"/>
+            <w:vAlign w:val="center"/>
+            <w:tcMar>
+              <w:top w:w="55" w:type="dxa"/>
+              <w:start w:w="65" w:type="dxa"/>
+              <w:bottom w:w="55" w:type="dxa"/>
+              <w:end w:w="65" w:type="dxa"/>
+            </w:tcMar>
+          </w:tcPr>
+          <w:p>
+            <w:pPr>
+              <w:spacing w:after="0" w:line="240" w:lineRule="auto"/>
+              <w:jc w:val="center"/>
+            </w:pPr>
+            <w:r/>
+            <w:r>
+              <w:rPr>
+                <w:rFonts w:ascii="Times New Roman" w:hAnsi="Times New Roman"/>
+                <w:b w:val="0"/>
+                <w:color w:val="202A32"/>
+                <w:sz w:val="15"/>
+              </w:rPr>
+              <w:t>79.0</w:t>
+            </w:r>
+          </w:p>
+        </w:tc>
+      </w:tr>
+    </w:tbl>
+    <w:p>
+      <w:pPr>
+        <w:spacing w:after="20"/>
+      </w:pPr>
+    </w:p>
+    <w:p>
+      <w:pPr>
+        <w:spacing w:after="100" w:line="259" w:lineRule="auto"/>
+      </w:pPr>
+      <w:r>
+        <w:rPr>
+          <w:rFonts w:ascii="Times New Roman" w:hAnsi="Times New Roman"/>
+          <w:i w:val="0"/>
+          <w:color w:val="202A32"/>
+          <w:sz w:val="20"/>
+        </w:rPr>
+        <w:t xml:space="preserve">Factor 10 was at the cell maximum or tied in five of eight configurations and within 0.5 percentage points of the cell maximum in the other three. It attained the maximum uniquely in two cells, tied in three, and the maximum factor was not universal. Mean nonlinear logit </w:t>
+      </w:r>
+      <m:oMath>
+        <m:sSub>
+          <m:e>
+            <m:r>
+              <m:t xml:space="preserve">L</m:t>
+            </m:r>
+          </m:e>
+          <m:sub>
+            <m:r>
+              <m:t xml:space="preserve">2</m:t>
+            </m:r>
+          </m:sub>
+        </m:sSub>
+      </m:oMath>
+      <w:r>
+        <w:rPr>
+          <w:rFonts w:ascii="Times New Roman" w:hAnsi="Times New Roman"/>
+          <w:i w:val="0"/>
+          <w:color w:val="202A32"/>
+          <w:sz w:val="20"/>
+        </w:rPr>
+        <w:t xml:space="preserve"> damage at factor 10 was lower than Group Mean in all eight cells. At factor 10, the cell-mean </w:t>
+      </w:r>
+      <m:oMath>
+        <m:r>
+          <m:t xml:space="preserve">{</m:t>
+        </m:r>
+        <m:r>
+          <m:t xml:space="preserve">tr</m:t>
+        </m:r>
+        <m:r>
+          <m:t xml:space="preserve">}</m:t>
+        </m:r>
+        <m:r>
+          <m:t xml:space="preserve">(</m:t>
+        </m:r>
+        <m:sSub>
+          <m:e>
+            <m:r>
+              <m:t xml:space="preserve">H</m:t>
+            </m:r>
+          </m:e>
+          <m:sub>
+            <m:r>
+              <m:t xml:space="preserve">J</m:t>
+            </m:r>
+          </m:sub>
+        </m:sSub>
+        <m:r>
+          <m:t xml:space="preserve">)</m:t>
+        </m:r>
+        <m:r>
+          <m:t xml:space="preserve">/</m:t>
+        </m:r>
+        <m:sSub>
+          <m:e>
+            <m:r>
+              <m:t xml:space="preserve">d</m:t>
+            </m:r>
+          </m:e>
+          <m:sub>
+            <m:r>
+              <m:t xml:space="preserve">s</m:t>
+            </m:r>
+          </m:sub>
+        </m:sSub>
+      </m:oMath>
+      <w:r>
+        <w:rPr>
+          <w:rFonts w:ascii="Times New Roman" w:hAnsi="Times New Roman"/>
+          <w:i w:val="0"/>
+          <w:color w:val="202A32"/>
+          <w:sz w:val="20"/>
+        </w:rPr>
+        <w:t xml:space="preserve"> ranged from 0.00914 to 34.6746 and the effective absolute lambda ranged from 0.0914 to 346.746; absolute values are model- and budget-dependent because of the trace scaling.</w:t>
+      </w:r>
+    </w:p>
+    <w:p>
+      <w:pPr>
+        <w:spacing w:after="100" w:line="259" w:lineRule="auto"/>
+      </w:pPr>
+      <w:r>
+        <w:rPr>
+          <w:rFonts w:ascii="Times New Roman" w:hAnsi="Times New Roman"/>
+          <w:i w:val="0"/>
+          <w:color w:val="202A32"/>
+          <w:sz w:val="20"/>
+        </w:rPr>
+        <w:t xml:space="preserve">Across all eight cells, decreasing </w:t>
+      </w:r>
+      <m:oMath>
+        <m:r>
+          <m:t xml:space="preserve">f</m:t>
+        </m:r>
+      </m:oMath>
+      <w:r>
+        <w:rPr>
+          <w:rFonts w:ascii="Times New Roman" w:hAnsi="Times New Roman"/>
+          <w:i w:val="0"/>
+          <w:color w:val="202A32"/>
+          <w:sz w:val="20"/>
+        </w:rPr>
+        <w:t xml:space="preserve"> reduced mean </w:t>
+      </w:r>
+      <m:oMath>
+        <m:r>
+          <m:t xml:space="preserve">||</m:t>
+        </m:r>
+        <m:r>
+          <m:t xml:space="preserve">JE</m:t>
+        </m:r>
+        <m:r>
+          <m:t xml:space="preserve">||</m:t>
+        </m:r>
+      </m:oMath>
+      <w:r>
+        <w:rPr>
+          <w:rFonts w:ascii="Times New Roman" w:hAnsi="Times New Roman"/>
+          <w:i w:val="0"/>
+          <w:color w:val="202A32"/>
+          <w:sz w:val="20"/>
+        </w:rPr>
+        <w:t xml:space="preserve"> and increased mean carrier displacement; increasing </w:t>
+      </w:r>
+      <m:oMath>
+        <m:r>
+          <m:t xml:space="preserve">f</m:t>
+        </m:r>
+      </m:oMath>
+      <w:r>
+        <w:rPr>
+          <w:rFonts w:ascii="Times New Roman" w:hAnsi="Times New Roman"/>
+          <w:i w:val="0"/>
+          <w:color w:val="202A32"/>
+          <w:sz w:val="20"/>
+        </w:rPr>
+        <w:t xml:space="preserve"> moved the solution toward Group Mean. The lowest linearized residual therefore did not consistently correspond to the highest nonlinear Top-1. Figure S15 shows all seven factors for Top-1, logit damage, operator residual, and carrier displacement; the exact means and standard deviations for every endpoint and factor are retained in the aggregated CSV, with per-image values in the raw CSV.</w:t>
+      </w:r>
+    </w:p>
+    <w:p>
+      <w:pPr>
+        <w:spacing w:after="100" w:line="259" w:lineRule="auto"/>
+      </w:pPr>
+      <w:r>
+        <w:rPr>
+          <w:rFonts w:ascii="Times New Roman" w:hAnsi="Times New Roman"/>
+          <w:i w:val="0"/>
+          <w:color w:val="202A32"/>
+          <w:sz w:val="20"/>
+        </w:rPr>
+        <w:t xml:space="preserve">Paired comparisons use images as the unit and compare factor 10 with 3 and 30 within each model–budget cell. Across cells, mean paired Top-1 differences were −0.5 to +2.5 percentage points for 10 versus 3 and −0.5 to +1.5 points for 10 versus 30; paired-difference SDs ranged from 0 to 27.3 and 0 to 15.8 percentage points, respectively, and every 95% interval included zero. No exact McNemar test had an unadjusted </w:t>
+      </w:r>
+      <m:oMath>
+        <m:r>
+          <m:t xml:space="preserve">p</m:t>
+        </m:r>
+        <m:r>
+          <m:t xml:space="preserve">&lt;</m:t>
+        </m:r>
+        <m:r>
+          <m:t xml:space="preserve">0</m:t>
+        </m:r>
+        <m:r>
+          <m:t xml:space="preserve">.</m:t>
+        </m:r>
+        <m:r>
+          <m:t xml:space="preserve">05</m:t>
+        </m:r>
+      </m:oMath>
+      <w:r>
+        <w:rPr>
+          <w:rFonts w:ascii="Times New Roman" w:hAnsi="Times New Roman"/>
+          <w:i w:val="0"/>
+          <w:color w:val="202A32"/>
+          <w:sz w:val="20"/>
+        </w:rPr>
+        <w:t xml:space="preserve"> among the 16 contrasts. These results do not establish equivalence. Images are reused across factors and budgets, so the cellwise comparisons are dependent and are not treated as independent replications.</w:t>
+      </w:r>
+    </w:p>
+    <w:p>
+      <w:pPr>
+        <w:spacing w:after="100" w:line="259" w:lineRule="auto"/>
+      </w:pPr>
+      <w:r>
+        <w:rPr>
+          <w:rFonts w:ascii="Times New Roman" w:hAnsi="Times New Roman"/>
+          <w:i w:val="0"/>
+          <w:color w:val="202A32"/>
+          <w:sz w:val="20"/>
+        </w:rPr>
+        <w:t>The original exploratory cohort selected the first 200 sorted class labels. The cohorts share only 32 image IDs, so this is a descriptive cohort comparison, not a paired comparison. Factor-10 Top-1 was 1.0–7.5 points higher and Group Mean Top-1 was 5.0–9.0 points higher on the original subset; the factor attaining the Top-1 maximum also changed across most cells. The monotone residual–displacement tradeoff replicated, but absolute accuracy and factor ranking showed class-composition sensitivity. The corrected study supports factor 10 as a reasonable empirical middle setting for these measurements, not as a global optimum or proof of preregistered historical selection. This analysis is post-hoc and does not revise the held-out confirmatory benchmark.</w:t>
+      </w:r>
+    </w:p>
+    <w:p>
+      <w:pPr>
+        <w:keepNext/>
+        <w:keepLines/>
+        <w:spacing w:after="20"/>
+        <w:jc w:val="center"/>
+      </w:pPr>
+      <w:r>
+        <w:drawing>
+          <wp:inline xmlns:a="http://schemas.openxmlformats.org/drawingml/2006/main" xmlns:pic="http://schemas.openxmlformats.org/drawingml/2006/picture">
+            <wp:extent cx="6172200" cy="4714875"/>
+            <wp:docPr id="15" name="Picture 15"/>
+            <wp:cNvGraphicFramePr>
+              <a:graphicFrameLocks noChangeAspect="1"/>
+            </wp:cNvGraphicFramePr>
+            <a:graphic>
+              <a:graphicData uri="http://schemas.openxmlformats.org/drawingml/2006/picture">
+                <pic:pic>
+                  <pic:nvPicPr>
+                    <pic:cNvPr id="0" name="figureS15_regularization_sensitivity.png"/>
+                    <pic:cNvPicPr/>
+                  </pic:nvPicPr>
+                  <pic:blipFill>
+                    <a:blip r:embed="rId23"/>
+                    <a:stretch>
+                      <a:fillRect/>
+                    </a:stretch>
+                  </pic:blipFill>
+                  <pic:spPr>
+                    <a:xfrm>
+                      <a:off x="0" y="0"/>
+                      <a:ext cx="6172200" cy="4714875"/>
+                    </a:xfrm>
+                    <a:prstGeom prst="rect"/>
+                  </pic:spPr>
+                </pic:pic>
+              </a:graphicData>
+            </a:graphic>
+          </wp:inline>
+        </w:drawing>
+      </w:r>
+    </w:p>
+    <w:p>
+      <w:pPr>
+        <w:keepLines/>
+        <w:spacing w:after="100" w:line="259" w:lineRule="auto"/>
+      </w:pPr>
+      <w:r>
+        <w:rPr>
+          <w:rFonts w:ascii="Times New Roman" w:hAnsi="Times New Roman"/>
+          <w:b/>
+          <w:color w:val="202A32"/>
+          <w:sz w:val="20"/>
+        </w:rPr>
+        <w:t>Supplementary Figure S15.</w:t>
+      </w:r>
+      <w:r>
+        <w:rPr>
+          <w:rFonts w:ascii="Times New Roman" w:hAnsi="Times New Roman"/>
+          <w:i w:val="0"/>
+          <w:color w:val="202A32"/>
+          <w:sz w:val="20"/>
+        </w:rPr>
+        <w:t xml:space="preserve"> Calibration-cohort means across the seven dimensionless regularization factors. Panels show (a) nonlinear Top-1 accuracy, (b) clean-to-compressed final-logit </w:t>
+      </w:r>
+      <m:oMath>
+        <m:sSub>
+          <m:e>
+            <m:r>
+              <m:t xml:space="preserve">L</m:t>
+            </m:r>
+          </m:e>
+          <m:sub>
+            <m:r>
+              <m:t xml:space="preserve">2</m:t>
+            </m:r>
+          </m:sub>
+        </m:sSub>
+      </m:oMath>
+      <w:r>
+        <w:rPr>
+          <w:rFonts w:ascii="Times New Roman" w:hAnsi="Times New Roman"/>
+          <w:i w:val="0"/>
+          <w:color w:val="202A32"/>
+          <w:sz w:val="20"/>
+        </w:rPr>
+        <w:t xml:space="preserve"> damage, (c) linearized operator residual </w:t>
+      </w:r>
+      <m:oMath>
+        <m:r>
+          <m:t xml:space="preserve">||</m:t>
+        </m:r>
+        <m:r>
+          <m:t xml:space="preserve">JE</m:t>
+        </m:r>
+        <m:r>
+          <m:t xml:space="preserve">||</m:t>
+        </m:r>
+      </m:oMath>
+      <w:r>
+        <w:rPr>
+          <w:rFonts w:ascii="Times New Roman" w:hAnsi="Times New Roman"/>
+          <w:i w:val="0"/>
+          <w:color w:val="202A32"/>
+          <w:sz w:val="20"/>
+        </w:rPr>
+        <w:t xml:space="preserve">, and (d) carrier displacement </w:t>
+      </w:r>
+      <m:oMath>
+        <m:sSub>
+          <m:e>
+            <m:r>
+              <m:t xml:space="preserve">||</m:t>
+            </m:r>
+            <m:sSub>
+              <m:e>
+                <m:r>
+                  <m:t xml:space="preserve">C</m:t>
+                </m:r>
+              </m:e>
+              <m:sub>
+                <m:r>
+                  <m:t xml:space="preserve">opt</m:t>
+                </m:r>
+              </m:sub>
+            </m:sSub>
+            <m:r>
+              <m:t xml:space="preserve">-</m:t>
+            </m:r>
+            <m:sSub>
+              <m:e>
+                <m:r>
+                  <m:t xml:space="preserve">C</m:t>
+                </m:r>
+              </m:e>
+              <m:sub>
+                <m:r>
+                  <m:t xml:space="preserve">mean</m:t>
+                </m:r>
+              </m:sub>
+            </m:sSub>
+            <m:r>
+              <m:t xml:space="preserve">||</m:t>
+            </m:r>
+          </m:e>
+          <m:sub>
+            <m:r>
+              <m:t xml:space="preserve">F</m:t>
+            </m:r>
+          </m:sub>
+        </m:sSub>
+      </m:oMath>
+      <w:r>
+        <w:rPr>
+          <w:rFonts w:ascii="Times New Roman" w:hAnsi="Times New Roman"/>
+          <w:i w:val="0"/>
+          <w:color w:val="202A32"/>
+          <w:sz w:val="20"/>
+        </w:rPr>
+        <w:t>. Colors identify architecture and solid/dashed lines identify the two model-specific token budgets. Each point uses the same 200 calibration images within its model–budget cell; the figure is descriptive and does not treat factors or budgets as independent samples. Data are from the corrected v2 class-randomized cohort; Group Mean is tabulated in Table S5 but is not a regularization-factor curve.</w:t>
+      </w:r>
+    </w:p>
     <w:sectPr>
       <w:pgSz w:w="12240" w:h="15840"/>
       <w:pgMar w:top="979" w:right="1123" w:bottom="979" w:left="1123" w:header="720" w:footer="720" w:gutter="0"/>

--- a/docs/PAPER_SUPPLEMENTARY.docx
+++ b/docs/PAPER_SUPPLEMENTARY.docx
@@ -8097,7 +8097,7 @@
           <w:color w:val="000000"/>
           <w:sz w:val="28"/>
         </w:rPr>
-        <w:t>S13. Measured classifier-carrier boundary</w:t>
+        <w:t>S13. Practical Carrier Evaluation and Accuracy–Throughput Boundary</w:t>
       </w:r>
     </w:p>
     <w:p>
@@ -8112,7 +8112,7 @@
           <w:color w:val="202A32"/>
           <w:sz w:val="20"/>
         </w:rPr>
-        <w:t>The held-out classifier-carrier study reports accuracy and measured full-model throughput at batch size 64. The q=16 variant contributes a narrow ViT-B/16 AugReg point to the tested frontier; the figure does not imply a general deployment gain.</w:t>
+        <w:t>The held-out classifier-carrier study measures nonlinear accuracy and full-model throughput using calibration-frozen carrier corrections. Its measured frontier contains one narrow ViT-B/16 AugReg q=16 operating point; the result does not imply a general deployment gain.</w:t>
       </w:r>
     </w:p>
     <w:p>
@@ -8179,6 +8179,1343 @@
           <w:sz w:val="20"/>
         </w:rPr>
         <w:t xml:space="preserve"> Held-out classifier-carrier accuracy and measured full-model throughput at batch size 64, shown with architecture-specific throughput axes. q=16 contributes a narrow ViT-B/16 AugReg frontier point.</w:t>
+      </w:r>
+    </w:p>
+    <w:p>
+      <w:pPr>
+        <w:pStyle w:val="Heading2"/>
+        <w:keepNext/>
+      </w:pPr>
+      <w:r>
+        <w:rPr>
+          <w:rFonts w:ascii="Times New Roman" w:hAnsi="Times New Roman"/>
+          <w:b/>
+          <w:color w:val="000000"/>
+          <w:sz w:val="23"/>
+        </w:rPr>
+        <w:t>S13.1 Calibration-Frozen Feature-PCA Approximation</w:t>
+      </w:r>
+    </w:p>
+    <w:p>
+      <w:pPr>
+        <w:spacing w:after="100" w:line="259" w:lineRule="auto"/>
+      </w:pPr>
+      <w:r>
+        <w:rPr>
+          <w:rFonts w:ascii="Times New Roman" w:hAnsi="Times New Roman"/>
+          <w:i w:val="0"/>
+          <w:color w:val="202A32"/>
+          <w:sz w:val="20"/>
+        </w:rPr>
+        <w:t>The Full-J and restricted carrier oracles use image-dependent downstream-Jacobian information to optimize each image's carriers. The classifier approximation instead freezes a feature basis and correction coefficients from calibration data. In the implementation, the feature directions are the leading right singular vectors from an uncentered singular-value decomposition (SVD) of the first 2,000 patch-activation vectors drawn from the first 50 images in the 500-image calibration set (seed 7101). The activations are not mean-centered before the SVD. The resulting q=16 or q=32 directions are shared across carrier groups.</w:t>
+      </w:r>
+    </w:p>
+    <w:p>
+      <w:pPr>
+        <w:spacing w:after="100" w:line="259" w:lineRule="auto"/>
+      </w:pPr>
+      <w:r>
+        <w:rPr>
+          <w:rFonts w:ascii="Times New Roman" w:hAnsi="Times New Roman"/>
+          <w:i w:val="0"/>
+          <w:color w:val="202A32"/>
+          <w:sz w:val="20"/>
+        </w:rPr>
+        <w:t xml:space="preserve">For each q, restricted-oracle correction coefficients are estimated on calibration images using the fixed-spatial grouping at the configured calibration budget with </w:t>
+      </w:r>
+      <m:oMath>
+        <m:r>
+          <m:t xml:space="preserve">λ</m:t>
+        </m:r>
+        <m:r>
+          <m:t xml:space="preserve">=</m:t>
+        </m:r>
+        <m:sSup>
+          <m:e>
+            <m:r>
+              <m:t xml:space="preserve">10</m:t>
+            </m:r>
+          </m:e>
+          <m:sup>
+            <m:r>
+              <m:t xml:space="preserve">-</m:t>
+            </m:r>
+            <m:r>
+              <m:t xml:space="preserve">3</m:t>
+            </m:r>
+          </m:sup>
+        </m:sSup>
+      </m:oMath>
+      <w:r>
+        <w:rPr>
+          <w:rFonts w:ascii="Times New Roman" w:hAnsi="Times New Roman"/>
+          <w:i w:val="0"/>
+          <w:color w:val="202A32"/>
+          <w:sz w:val="20"/>
+        </w:rPr>
+        <w:t>, then averaged into one q-dimensional coefficient vector. That vector and the feature directions are shared across carrier groups and evaluation images. For each held-out image, the baseline carrier is still image-dependent: it is the mean of that image's patch activations within each fixed spatial group. The frozen correction is added to those image-specific Group Mean carriers, after which the actual model suffix and classifier are evaluated. Evaluation does not fit a per-image Jacobian or use labels to select the correction. This calibration-frozen construction is not the per-image, per-carrier optimization in Equation (9). Implementation sources are scripts/</w:t>
+      </w:r>
+      <m:oMath>
+        <m:sSub>
+          <m:e>
+            <m:r>
+              <m:t xml:space="preserve">run</m:t>
+            </m:r>
+          </m:e>
+          <m:sub>
+            <m:r>
+              <m:t xml:space="preserve">r</m:t>
+            </m:r>
+          </m:sub>
+        </m:sSub>
+      </m:oMath>
+      <m:oMath>
+        <m:sSub>
+          <m:e>
+            <m:r>
+              <m:t xml:space="preserve">eal</m:t>
+            </m:r>
+          </m:e>
+          <m:sub>
+            <m:r>
+              <m:t xml:space="preserve">f</m:t>
+            </m:r>
+          </m:sub>
+        </m:sSub>
+      </m:oMath>
+      <m:oMath>
+        <m:sSub>
+          <m:e>
+            <m:r>
+              <m:t xml:space="preserve">inal</m:t>
+            </m:r>
+          </m:e>
+          <m:sub>
+            <m:r>
+              <m:t xml:space="preserve">a</m:t>
+            </m:r>
+          </m:sub>
+        </m:sSub>
+      </m:oMath>
+      <w:r>
+        <w:rPr>
+          <w:rFonts w:ascii="Times New Roman" w:hAnsi="Times New Roman"/>
+          <w:i w:val="0"/>
+          <w:color w:val="202A32"/>
+          <w:sz w:val="20"/>
+        </w:rPr>
+        <w:t xml:space="preserve">ccuracy.py and </w:t>
+      </w:r>
+      <m:oMath>
+        <m:sSub>
+          <m:e>
+            <m:r>
+              <m:t xml:space="preserve">patch</m:t>
+            </m:r>
+          </m:e>
+          <m:sub>
+            <m:r>
+              <m:t xml:space="preserve">f</m:t>
+            </m:r>
+          </m:sub>
+        </m:sSub>
+      </m:oMath>
+      <w:r>
+        <w:rPr>
+          <w:rFonts w:ascii="Times New Roman" w:hAnsi="Times New Roman"/>
+          <w:i w:val="0"/>
+          <w:color w:val="202A32"/>
+          <w:sz w:val="20"/>
+        </w:rPr>
+        <w:t>ungibility/</w:t>
+      </w:r>
+      <m:oMath>
+        <m:sSub>
+          <m:e>
+            <m:r>
+              <m:t xml:space="preserve">implicit</m:t>
+            </m:r>
+          </m:e>
+          <m:sub>
+            <m:r>
+              <m:t xml:space="preserve">c</m:t>
+            </m:r>
+          </m:sub>
+        </m:sSub>
+      </m:oMath>
+      <m:oMath>
+        <m:sSub>
+          <m:e>
+            <m:r>
+              <m:t xml:space="preserve">arrier</m:t>
+            </m:r>
+          </m:e>
+          <m:sub>
+            <m:r>
+              <m:t xml:space="preserve">o</m:t>
+            </m:r>
+          </m:sub>
+        </m:sSub>
+      </m:oMath>
+      <w:r>
+        <w:rPr>
+          <w:rFonts w:ascii="Times New Roman" w:hAnsi="Times New Roman"/>
+          <w:i w:val="0"/>
+          <w:color w:val="202A32"/>
+          <w:sz w:val="20"/>
+        </w:rPr>
+        <w:t>perator.py.</w:t>
+      </w:r>
+    </w:p>
+    <w:p>
+      <w:pPr>
+        <w:spacing w:after="100" w:line="259" w:lineRule="auto"/>
+      </w:pPr>
+      <w:r>
+        <w:rPr>
+          <w:rFonts w:ascii="Times New Roman" w:hAnsi="Times New Roman"/>
+          <w:i w:val="0"/>
+          <w:color w:val="202A32"/>
+          <w:sz w:val="20"/>
+        </w:rPr>
+        <w:t>On DeiT-Small at q=16, the calibration-average correction reduces mean held-out linearized residual ||J E|| from 12.5234 for Group Mean to 9.2724; the per-image restricted q=16 oracle reaches 6.6023. The calibration-frozen correction therefore recovers 54.91% of the restricted-oracle residual reduction in this operator-space audit. A PCA-coordinate shuffling control raises mean ||J E|| from 6.6023 to 8.0763 (Δ=1.4740). These measurements use 500 calibration images and a separate N=100 operator-space evaluation cohort. They describe linearized operator-space residuals, not classifier accuracy or a percentage of classification performance recovered.</w:t>
+      </w:r>
+    </w:p>
+    <w:p>
+      <w:pPr>
+        <w:pStyle w:val="Heading2"/>
+        <w:keepNext/>
+      </w:pPr>
+      <w:r>
+        <w:rPr>
+          <w:rFonts w:ascii="Times New Roman" w:hAnsi="Times New Roman"/>
+          <w:b/>
+          <w:color w:val="000000"/>
+          <w:sz w:val="23"/>
+        </w:rPr>
+        <w:t>S13.2 Held-Out Classification and Throughput</w:t>
+      </w:r>
+    </w:p>
+    <w:p>
+      <w:pPr>
+        <w:spacing w:after="100" w:line="259" w:lineRule="auto"/>
+      </w:pPr>
+      <w:r>
+        <w:rPr>
+          <w:rFonts w:ascii="Times New Roman" w:hAnsi="Times New Roman"/>
+          <w:i w:val="0"/>
+          <w:color w:val="202A32"/>
+          <w:sz w:val="20"/>
+        </w:rPr>
+        <w:t>The classifier-carrier protocol uses 500 calibration images (seed 7101) and 1,000 held-out classifier images per architecture (seed 9201). The operator-space audit uses its separate 100-image cohort. Section 6's strict confirmatory compression follows its own calibration/evaluation design, including a 1,000-image calibration split (seed 9101) and feature-similarity grouping, whereas this carrier study uses fixed-spatial groups. These protocol-specific outcomes are not pooled, and comparisons across them are not treated as matched-method contrasts.</w:t>
+      </w:r>
+    </w:p>
+    <w:p>
+      <w:pPr>
+        <w:spacing w:after="100" w:line="259" w:lineRule="auto"/>
+      </w:pPr>
+      <w:r>
+        <w:rPr>
+          <w:rFonts w:ascii="Times New Roman" w:hAnsi="Times New Roman"/>
+          <w:i w:val="0"/>
+          <w:color w:val="202A32"/>
+          <w:sz w:val="20"/>
+        </w:rPr>
+        <w:t>Table S5 reports selected operating points from the evaluated budget grid, not the full grid. The complete real-classifier and measured-frontier results are archived in outputs/</w:t>
+      </w:r>
+      <m:oMath>
+        <m:sSub>
+          <m:e>
+            <m:r>
+              <m:t xml:space="preserve">fungibility</m:t>
+            </m:r>
+          </m:e>
+          <m:sub>
+            <m:r>
+              <m:t xml:space="preserve">r</m:t>
+            </m:r>
+          </m:sub>
+        </m:sSub>
+      </m:oMath>
+      <m:oMath>
+        <m:sSub>
+          <m:e>
+            <m:r>
+              <m:t xml:space="preserve">eal</m:t>
+            </m:r>
+          </m:e>
+          <m:sub>
+            <m:r>
+              <m:t xml:space="preserve">f</m:t>
+            </m:r>
+          </m:sub>
+        </m:sSub>
+      </m:oMath>
+      <w:r>
+        <w:rPr>
+          <w:rFonts w:ascii="Times New Roman" w:hAnsi="Times New Roman"/>
+          <w:i w:val="0"/>
+          <w:color w:val="202A32"/>
+          <w:sz w:val="20"/>
+        </w:rPr>
+        <w:t>inal/</w:t>
+      </w:r>
+      <m:oMath>
+        <m:sSub>
+          <m:e>
+            <m:r>
+              <m:t xml:space="preserve">real</m:t>
+            </m:r>
+          </m:e>
+          <m:sub>
+            <m:r>
+              <m:t xml:space="preserve">a</m:t>
+            </m:r>
+          </m:sub>
+        </m:sSub>
+      </m:oMath>
+      <m:oMath>
+        <m:sSub>
+          <m:e>
+            <m:r>
+              <m:t xml:space="preserve">ccuracy</m:t>
+            </m:r>
+          </m:e>
+          <m:sub>
+            <m:r>
+              <m:t xml:space="preserve">s</m:t>
+            </m:r>
+          </m:sub>
+        </m:sSub>
+      </m:oMath>
+      <w:r>
+        <w:rPr>
+          <w:rFonts w:ascii="Times New Roman" w:hAnsi="Times New Roman"/>
+          <w:i w:val="0"/>
+          <w:color w:val="202A32"/>
+          <w:sz w:val="20"/>
+        </w:rPr>
+        <w:t xml:space="preserve">ummary.csv, </w:t>
+      </w:r>
+      <m:oMath>
+        <m:sSub>
+          <m:e>
+            <m:r>
+              <m:t xml:space="preserve">real</m:t>
+            </m:r>
+          </m:e>
+          <m:sub>
+            <m:r>
+              <m:t xml:space="preserve">a</m:t>
+            </m:r>
+          </m:sub>
+        </m:sSub>
+      </m:oMath>
+      <m:oMath>
+        <m:sSub>
+          <m:e>
+            <m:r>
+              <m:t xml:space="preserve">ccuracy</m:t>
+            </m:r>
+          </m:e>
+          <m:sub>
+            <m:r>
+              <m:t xml:space="preserve">p</m:t>
+            </m:r>
+          </m:sub>
+        </m:sSub>
+      </m:oMath>
+      <m:oMath>
+        <m:sSub>
+          <m:e>
+            <m:r>
+              <m:t xml:space="preserve">er</m:t>
+            </m:r>
+          </m:e>
+          <m:sub>
+            <m:r>
+              <m:t xml:space="preserve">i</m:t>
+            </m:r>
+          </m:sub>
+        </m:sSub>
+      </m:oMath>
+      <w:r>
+        <w:rPr>
+          <w:rFonts w:ascii="Times New Roman" w:hAnsi="Times New Roman"/>
+          <w:i w:val="0"/>
+          <w:color w:val="202A32"/>
+          <w:sz w:val="20"/>
+        </w:rPr>
+        <w:t xml:space="preserve">mage.csv, and </w:t>
+      </w:r>
+      <m:oMath>
+        <m:sSub>
+          <m:e>
+            <m:r>
+              <m:t xml:space="preserve">real</m:t>
+            </m:r>
+          </m:e>
+          <m:sub>
+            <m:r>
+              <m:t xml:space="preserve">a</m:t>
+            </m:r>
+          </m:sub>
+        </m:sSub>
+      </m:oMath>
+      <m:oMath>
+        <m:sSub>
+          <m:e>
+            <m:r>
+              <m:t xml:space="preserve">ccuracy</m:t>
+            </m:r>
+          </m:e>
+          <m:sub>
+            <m:r>
+              <m:t xml:space="preserve">t</m:t>
+            </m:r>
+          </m:sub>
+        </m:sSub>
+      </m:oMath>
+      <m:oMath>
+        <m:sSub>
+          <m:e>
+            <m:r>
+              <m:t xml:space="preserve">hroughput</m:t>
+            </m:r>
+          </m:e>
+          <m:sub>
+            <m:r>
+              <m:t xml:space="preserve">f</m:t>
+            </m:r>
+          </m:sub>
+        </m:sSub>
+      </m:oMath>
+      <w:r>
+        <w:rPr>
+          <w:rFonts w:ascii="Times New Roman" w:hAnsi="Times New Roman"/>
+          <w:i w:val="0"/>
+          <w:color w:val="202A32"/>
+          <w:sz w:val="20"/>
+        </w:rPr>
+        <w:t>rontier.csv.</w:t>
+      </w:r>
+    </w:p>
+    <w:p>
+      <w:pPr>
+        <w:keepNext/>
+        <w:keepLines/>
+        <w:spacing w:after="100" w:line="259" w:lineRule="auto"/>
+      </w:pPr>
+      <w:r>
+        <w:rPr>
+          <w:rFonts w:ascii="Times New Roman" w:hAnsi="Times New Roman"/>
+          <w:b/>
+          <w:color w:val="202A32"/>
+          <w:sz w:val="20"/>
+        </w:rPr>
+        <w:t>Table S5. Held-out classification accuracy of calibration-frozen carrier corrections at selected token budgets.</w:t>
+      </w:r>
+      <w:r>
+        <w:rPr>
+          <w:rFonts w:ascii="Times New Roman" w:hAnsi="Times New Roman"/>
+          <w:i w:val="0"/>
+          <w:color w:val="202A32"/>
+          <w:sz w:val="20"/>
+        </w:rPr>
+        <w:t xml:space="preserve"> Correct-prediction counts and Top-1 accuracy on 1,000 held-out images. Parenthetical values are percentage-point (pp) changes from Hybrid Group Mean at the same architecture and budget. Hybrid Group Mean uses the practical study's fixed-spatial grouping and is distinct from the primary feature-similarity Group Mean in Section 6.</w:t>
+      </w:r>
+    </w:p>
+    <w:tbl>
+      <w:tblPr>
+        <w:tblStyle w:val="TableGrid"/>
+        <w:tblW w:type="auto" w:w="0"/>
+        <w:tblLayout w:type="autofit"/>
+        <w:tblLook w:firstColumn="1" w:firstRow="1" w:lastColumn="0" w:lastRow="0" w:noHBand="0" w:noVBand="1" w:val="04A0"/>
+      </w:tblPr>
+      <w:tblGrid>
+        <w:gridCol w:w="1999"/>
+        <w:gridCol w:w="1999"/>
+        <w:gridCol w:w="1999"/>
+        <w:gridCol w:w="1999"/>
+        <w:gridCol w:w="1999"/>
+      </w:tblGrid>
+      <w:tr>
+        <w:trPr>
+          <w:tblHeader w:val="true"/>
+        </w:trPr>
+        <w:tc>
+          <w:tcPr>
+            <w:tcW w:type="dxa" w:w="1999"/>
+            <w:vAlign w:val="center"/>
+            <w:tcMar>
+              <w:top w:w="55" w:type="dxa"/>
+              <w:start w:w="65" w:type="dxa"/>
+              <w:bottom w:w="55" w:type="dxa"/>
+              <w:end w:w="65" w:type="dxa"/>
+            </w:tcMar>
+            <w:shd w:fill="DCEBF2"/>
+          </w:tcPr>
+          <w:p>
+            <w:pPr>
+              <w:spacing w:after="0" w:line="240" w:lineRule="auto"/>
+              <w:jc w:val="center"/>
+            </w:pPr>
+            <w:r/>
+            <w:r>
+              <w:rPr>
+                <w:rFonts w:ascii="Times New Roman" w:hAnsi="Times New Roman"/>
+                <w:b/>
+                <w:color w:val="17232D"/>
+                <w:sz w:val="16"/>
+              </w:rPr>
+              <w:t>Architecture</w:t>
+            </w:r>
+          </w:p>
+        </w:tc>
+        <w:tc>
+          <w:tcPr>
+            <w:tcW w:type="dxa" w:w="1999"/>
+            <w:vAlign w:val="center"/>
+            <w:tcMar>
+              <w:top w:w="55" w:type="dxa"/>
+              <w:start w:w="65" w:type="dxa"/>
+              <w:bottom w:w="55" w:type="dxa"/>
+              <w:end w:w="65" w:type="dxa"/>
+            </w:tcMar>
+            <w:shd w:fill="DCEBF2"/>
+          </w:tcPr>
+          <w:p>
+            <w:pPr>
+              <w:spacing w:after="0" w:line="240" w:lineRule="auto"/>
+              <w:jc w:val="center"/>
+            </w:pPr>
+            <w:r/>
+            <w:r>
+              <w:rPr>
+                <w:rFonts w:ascii="Times New Roman" w:hAnsi="Times New Roman"/>
+                <w:b/>
+                <w:color w:val="17232D"/>
+                <w:sz w:val="16"/>
+              </w:rPr>
+              <w:t>Budget</w:t>
+            </w:r>
+          </w:p>
+        </w:tc>
+        <w:tc>
+          <w:tcPr>
+            <w:tcW w:type="dxa" w:w="1999"/>
+            <w:vAlign w:val="center"/>
+            <w:tcMar>
+              <w:top w:w="55" w:type="dxa"/>
+              <w:start w:w="65" w:type="dxa"/>
+              <w:bottom w:w="55" w:type="dxa"/>
+              <w:end w:w="65" w:type="dxa"/>
+            </w:tcMar>
+            <w:shd w:fill="DCEBF2"/>
+          </w:tcPr>
+          <w:p>
+            <w:pPr>
+              <w:spacing w:after="0" w:line="240" w:lineRule="auto"/>
+              <w:jc w:val="center"/>
+            </w:pPr>
+            <w:r/>
+            <w:r>
+              <w:rPr>
+                <w:rFonts w:ascii="Times New Roman" w:hAnsi="Times New Roman"/>
+                <w:b/>
+                <w:color w:val="17232D"/>
+                <w:sz w:val="16"/>
+              </w:rPr>
+              <w:t>Hybrid Group Mean</w:t>
+            </w:r>
+          </w:p>
+        </w:tc>
+        <w:tc>
+          <w:tcPr>
+            <w:tcW w:type="dxa" w:w="1999"/>
+            <w:vAlign w:val="center"/>
+            <w:tcMar>
+              <w:top w:w="55" w:type="dxa"/>
+              <w:start w:w="65" w:type="dxa"/>
+              <w:bottom w:w="55" w:type="dxa"/>
+              <w:end w:w="65" w:type="dxa"/>
+            </w:tcMar>
+            <w:shd w:fill="DCEBF2"/>
+          </w:tcPr>
+          <w:p>
+            <w:pPr>
+              <w:spacing w:after="0" w:line="240" w:lineRule="auto"/>
+              <w:jc w:val="center"/>
+            </w:pPr>
+            <w:r/>
+            <w:r>
+              <w:rPr>
+                <w:rFonts w:ascii="Times New Roman" w:hAnsi="Times New Roman"/>
+                <w:b/>
+                <w:color w:val="17232D"/>
+                <w:sz w:val="16"/>
+              </w:rPr>
+              <w:t>Static Feature-PCA, q=16</w:t>
+            </w:r>
+          </w:p>
+        </w:tc>
+        <w:tc>
+          <w:tcPr>
+            <w:tcW w:type="dxa" w:w="1999"/>
+            <w:vAlign w:val="center"/>
+            <w:tcMar>
+              <w:top w:w="55" w:type="dxa"/>
+              <w:start w:w="65" w:type="dxa"/>
+              <w:bottom w:w="55" w:type="dxa"/>
+              <w:end w:w="65" w:type="dxa"/>
+            </w:tcMar>
+            <w:shd w:fill="DCEBF2"/>
+          </w:tcPr>
+          <w:p>
+            <w:pPr>
+              <w:spacing w:after="0" w:line="240" w:lineRule="auto"/>
+              <w:jc w:val="center"/>
+            </w:pPr>
+            <w:r/>
+            <w:r>
+              <w:rPr>
+                <w:rFonts w:ascii="Times New Roman" w:hAnsi="Times New Roman"/>
+                <w:b/>
+                <w:color w:val="17232D"/>
+                <w:sz w:val="16"/>
+              </w:rPr>
+              <w:t>Static Feature-PCA, q=32</w:t>
+            </w:r>
+          </w:p>
+        </w:tc>
+      </w:tr>
+      <w:tr>
+        <w:tc>
+          <w:tcPr>
+            <w:tcW w:type="dxa" w:w="1999"/>
+            <w:vAlign w:val="center"/>
+            <w:tcMar>
+              <w:top w:w="55" w:type="dxa"/>
+              <w:start w:w="65" w:type="dxa"/>
+              <w:bottom w:w="55" w:type="dxa"/>
+              <w:end w:w="65" w:type="dxa"/>
+            </w:tcMar>
+          </w:tcPr>
+          <w:p>
+            <w:pPr>
+              <w:spacing w:after="0" w:line="240" w:lineRule="auto"/>
+            </w:pPr>
+            <w:r/>
+            <w:r>
+              <w:rPr>
+                <w:rFonts w:ascii="Times New Roman" w:hAnsi="Times New Roman"/>
+                <w:b w:val="0"/>
+                <w:color w:val="202A32"/>
+                <w:sz w:val="16"/>
+              </w:rPr>
+              <w:t>DeiT-Small</w:t>
+            </w:r>
+          </w:p>
+        </w:tc>
+        <w:tc>
+          <w:tcPr>
+            <w:tcW w:type="dxa" w:w="1999"/>
+            <w:vAlign w:val="center"/>
+            <w:tcMar>
+              <w:top w:w="55" w:type="dxa"/>
+              <w:start w:w="65" w:type="dxa"/>
+              <w:bottom w:w="55" w:type="dxa"/>
+              <w:end w:w="65" w:type="dxa"/>
+            </w:tcMar>
+          </w:tcPr>
+          <w:p>
+            <w:pPr>
+              <w:spacing w:after="0" w:line="240" w:lineRule="auto"/>
+              <w:jc w:val="center"/>
+            </w:pPr>
+            <w:r/>
+            <w:r>
+              <w:rPr>
+                <w:rFonts w:ascii="Times New Roman" w:hAnsi="Times New Roman"/>
+                <w:b w:val="0"/>
+                <w:color w:val="202A32"/>
+                <w:sz w:val="16"/>
+              </w:rPr>
+              <w:t>98</w:t>
+            </w:r>
+          </w:p>
+        </w:tc>
+        <w:tc>
+          <w:tcPr>
+            <w:tcW w:type="dxa" w:w="1999"/>
+            <w:vAlign w:val="center"/>
+            <w:tcMar>
+              <w:top w:w="55" w:type="dxa"/>
+              <w:start w:w="65" w:type="dxa"/>
+              <w:bottom w:w="55" w:type="dxa"/>
+              <w:end w:w="65" w:type="dxa"/>
+            </w:tcMar>
+          </w:tcPr>
+          <w:p>
+            <w:pPr>
+              <w:spacing w:after="0" w:line="240" w:lineRule="auto"/>
+              <w:jc w:val="center"/>
+            </w:pPr>
+            <w:r/>
+            <w:r>
+              <w:rPr>
+                <w:rFonts w:ascii="Times New Roman" w:hAnsi="Times New Roman"/>
+                <w:b w:val="0"/>
+                <w:color w:val="202A32"/>
+                <w:sz w:val="16"/>
+              </w:rPr>
+              <w:t>764/1,000 (76.4%)</w:t>
+            </w:r>
+          </w:p>
+        </w:tc>
+        <w:tc>
+          <w:tcPr>
+            <w:tcW w:type="dxa" w:w="1999"/>
+            <w:vAlign w:val="center"/>
+            <w:tcMar>
+              <w:top w:w="55" w:type="dxa"/>
+              <w:start w:w="65" w:type="dxa"/>
+              <w:bottom w:w="55" w:type="dxa"/>
+              <w:end w:w="65" w:type="dxa"/>
+            </w:tcMar>
+          </w:tcPr>
+          <w:p>
+            <w:pPr>
+              <w:spacing w:after="0" w:line="240" w:lineRule="auto"/>
+              <w:jc w:val="center"/>
+            </w:pPr>
+            <w:r/>
+            <w:r>
+              <w:rPr>
+                <w:rFonts w:ascii="Times New Roman" w:hAnsi="Times New Roman"/>
+                <w:b w:val="0"/>
+                <w:color w:val="202A32"/>
+                <w:sz w:val="16"/>
+              </w:rPr>
+              <w:t>763/1,000 (76.3%; −0.1 pp)</w:t>
+            </w:r>
+          </w:p>
+        </w:tc>
+        <w:tc>
+          <w:tcPr>
+            <w:tcW w:type="dxa" w:w="1999"/>
+            <w:vAlign w:val="center"/>
+            <w:tcMar>
+              <w:top w:w="55" w:type="dxa"/>
+              <w:start w:w="65" w:type="dxa"/>
+              <w:bottom w:w="55" w:type="dxa"/>
+              <w:end w:w="65" w:type="dxa"/>
+            </w:tcMar>
+          </w:tcPr>
+          <w:p>
+            <w:pPr>
+              <w:spacing w:after="0" w:line="240" w:lineRule="auto"/>
+              <w:jc w:val="center"/>
+            </w:pPr>
+            <w:r/>
+            <w:r>
+              <w:rPr>
+                <w:rFonts w:ascii="Times New Roman" w:hAnsi="Times New Roman"/>
+                <w:b w:val="0"/>
+                <w:color w:val="202A32"/>
+                <w:sz w:val="16"/>
+              </w:rPr>
+              <w:t>760/1,000 (76.0%; −0.4 pp)</w:t>
+            </w:r>
+          </w:p>
+        </w:tc>
+      </w:tr>
+      <w:tr>
+        <w:tc>
+          <w:tcPr>
+            <w:tcW w:type="dxa" w:w="1999"/>
+            <w:vAlign w:val="center"/>
+            <w:tcMar>
+              <w:top w:w="55" w:type="dxa"/>
+              <w:start w:w="65" w:type="dxa"/>
+              <w:bottom w:w="55" w:type="dxa"/>
+              <w:end w:w="65" w:type="dxa"/>
+            </w:tcMar>
+          </w:tcPr>
+          <w:p>
+            <w:pPr>
+              <w:spacing w:after="0" w:line="240" w:lineRule="auto"/>
+            </w:pPr>
+            <w:r/>
+            <w:r>
+              <w:rPr>
+                <w:rFonts w:ascii="Times New Roman" w:hAnsi="Times New Roman"/>
+                <w:b w:val="0"/>
+                <w:color w:val="202A32"/>
+                <w:sz w:val="16"/>
+              </w:rPr>
+              <w:t>DeiT-Small</w:t>
+            </w:r>
+          </w:p>
+        </w:tc>
+        <w:tc>
+          <w:tcPr>
+            <w:tcW w:type="dxa" w:w="1999"/>
+            <w:vAlign w:val="center"/>
+            <w:tcMar>
+              <w:top w:w="55" w:type="dxa"/>
+              <w:start w:w="65" w:type="dxa"/>
+              <w:bottom w:w="55" w:type="dxa"/>
+              <w:end w:w="65" w:type="dxa"/>
+            </w:tcMar>
+          </w:tcPr>
+          <w:p>
+            <w:pPr>
+              <w:spacing w:after="0" w:line="240" w:lineRule="auto"/>
+              <w:jc w:val="center"/>
+            </w:pPr>
+            <w:r/>
+            <w:r>
+              <w:rPr>
+                <w:rFonts w:ascii="Times New Roman" w:hAnsi="Times New Roman"/>
+                <w:b w:val="0"/>
+                <w:color w:val="202A32"/>
+                <w:sz w:val="16"/>
+              </w:rPr>
+              <w:t>49</w:t>
+            </w:r>
+          </w:p>
+        </w:tc>
+        <w:tc>
+          <w:tcPr>
+            <w:tcW w:type="dxa" w:w="1999"/>
+            <w:vAlign w:val="center"/>
+            <w:tcMar>
+              <w:top w:w="55" w:type="dxa"/>
+              <w:start w:w="65" w:type="dxa"/>
+              <w:bottom w:w="55" w:type="dxa"/>
+              <w:end w:w="65" w:type="dxa"/>
+            </w:tcMar>
+          </w:tcPr>
+          <w:p>
+            <w:pPr>
+              <w:spacing w:after="0" w:line="240" w:lineRule="auto"/>
+              <w:jc w:val="center"/>
+            </w:pPr>
+            <w:r/>
+            <w:r>
+              <w:rPr>
+                <w:rFonts w:ascii="Times New Roman" w:hAnsi="Times New Roman"/>
+                <w:b w:val="0"/>
+                <w:color w:val="202A32"/>
+                <w:sz w:val="16"/>
+              </w:rPr>
+              <w:t>755/1,000 (75.5%)</w:t>
+            </w:r>
+          </w:p>
+        </w:tc>
+        <w:tc>
+          <w:tcPr>
+            <w:tcW w:type="dxa" w:w="1999"/>
+            <w:vAlign w:val="center"/>
+            <w:tcMar>
+              <w:top w:w="55" w:type="dxa"/>
+              <w:start w:w="65" w:type="dxa"/>
+              <w:bottom w:w="55" w:type="dxa"/>
+              <w:end w:w="65" w:type="dxa"/>
+            </w:tcMar>
+          </w:tcPr>
+          <w:p>
+            <w:pPr>
+              <w:spacing w:after="0" w:line="240" w:lineRule="auto"/>
+              <w:jc w:val="center"/>
+            </w:pPr>
+            <w:r/>
+            <w:r>
+              <w:rPr>
+                <w:rFonts w:ascii="Times New Roman" w:hAnsi="Times New Roman"/>
+                <w:b w:val="0"/>
+                <w:color w:val="202A32"/>
+                <w:sz w:val="16"/>
+              </w:rPr>
+              <w:t>740/1,000 (74.0%; −1.5 pp)</w:t>
+            </w:r>
+          </w:p>
+        </w:tc>
+        <w:tc>
+          <w:tcPr>
+            <w:tcW w:type="dxa" w:w="1999"/>
+            <w:vAlign w:val="center"/>
+            <w:tcMar>
+              <w:top w:w="55" w:type="dxa"/>
+              <w:start w:w="65" w:type="dxa"/>
+              <w:bottom w:w="55" w:type="dxa"/>
+              <w:end w:w="65" w:type="dxa"/>
+            </w:tcMar>
+          </w:tcPr>
+          <w:p>
+            <w:pPr>
+              <w:spacing w:after="0" w:line="240" w:lineRule="auto"/>
+              <w:jc w:val="center"/>
+            </w:pPr>
+            <w:r/>
+            <w:r>
+              <w:rPr>
+                <w:rFonts w:ascii="Times New Roman" w:hAnsi="Times New Roman"/>
+                <w:b w:val="0"/>
+                <w:color w:val="202A32"/>
+                <w:sz w:val="16"/>
+              </w:rPr>
+              <w:t>740/1,000 (74.0%; −1.5 pp)</w:t>
+            </w:r>
+          </w:p>
+        </w:tc>
+      </w:tr>
+      <w:tr>
+        <w:tc>
+          <w:tcPr>
+            <w:tcW w:type="dxa" w:w="1999"/>
+            <w:vAlign w:val="center"/>
+            <w:tcMar>
+              <w:top w:w="55" w:type="dxa"/>
+              <w:start w:w="65" w:type="dxa"/>
+              <w:bottom w:w="55" w:type="dxa"/>
+              <w:end w:w="65" w:type="dxa"/>
+            </w:tcMar>
+          </w:tcPr>
+          <w:p>
+            <w:pPr>
+              <w:spacing w:after="0" w:line="240" w:lineRule="auto"/>
+            </w:pPr>
+            <w:r/>
+            <w:r>
+              <w:rPr>
+                <w:rFonts w:ascii="Times New Roman" w:hAnsi="Times New Roman"/>
+                <w:b w:val="0"/>
+                <w:color w:val="202A32"/>
+                <w:sz w:val="16"/>
+              </w:rPr>
+              <w:t>DINOv2 ViT-S/14</w:t>
+            </w:r>
+          </w:p>
+        </w:tc>
+        <w:tc>
+          <w:tcPr>
+            <w:tcW w:type="dxa" w:w="1999"/>
+            <w:vAlign w:val="center"/>
+            <w:tcMar>
+              <w:top w:w="55" w:type="dxa"/>
+              <w:start w:w="65" w:type="dxa"/>
+              <w:bottom w:w="55" w:type="dxa"/>
+              <w:end w:w="65" w:type="dxa"/>
+            </w:tcMar>
+          </w:tcPr>
+          <w:p>
+            <w:pPr>
+              <w:spacing w:after="0" w:line="240" w:lineRule="auto"/>
+              <w:jc w:val="center"/>
+            </w:pPr>
+            <w:r/>
+            <w:r>
+              <w:rPr>
+                <w:rFonts w:ascii="Times New Roman" w:hAnsi="Times New Roman"/>
+                <w:b w:val="0"/>
+                <w:color w:val="202A32"/>
+                <w:sz w:val="16"/>
+              </w:rPr>
+              <w:t>42</w:t>
+            </w:r>
+          </w:p>
+        </w:tc>
+        <w:tc>
+          <w:tcPr>
+            <w:tcW w:type="dxa" w:w="1999"/>
+            <w:vAlign w:val="center"/>
+            <w:tcMar>
+              <w:top w:w="55" w:type="dxa"/>
+              <w:start w:w="65" w:type="dxa"/>
+              <w:bottom w:w="55" w:type="dxa"/>
+              <w:end w:w="65" w:type="dxa"/>
+            </w:tcMar>
+          </w:tcPr>
+          <w:p>
+            <w:pPr>
+              <w:spacing w:after="0" w:line="240" w:lineRule="auto"/>
+              <w:jc w:val="center"/>
+            </w:pPr>
+            <w:r/>
+            <w:r>
+              <w:rPr>
+                <w:rFonts w:ascii="Times New Roman" w:hAnsi="Times New Roman"/>
+                <w:b w:val="0"/>
+                <w:color w:val="202A32"/>
+                <w:sz w:val="16"/>
+              </w:rPr>
+              <w:t>613/1,000 (61.3%)</w:t>
+            </w:r>
+          </w:p>
+        </w:tc>
+        <w:tc>
+          <w:tcPr>
+            <w:tcW w:type="dxa" w:w="1999"/>
+            <w:vAlign w:val="center"/>
+            <w:tcMar>
+              <w:top w:w="55" w:type="dxa"/>
+              <w:start w:w="65" w:type="dxa"/>
+              <w:bottom w:w="55" w:type="dxa"/>
+              <w:end w:w="65" w:type="dxa"/>
+            </w:tcMar>
+          </w:tcPr>
+          <w:p>
+            <w:pPr>
+              <w:spacing w:after="0" w:line="240" w:lineRule="auto"/>
+              <w:jc w:val="center"/>
+            </w:pPr>
+            <w:r/>
+            <w:r>
+              <w:rPr>
+                <w:rFonts w:ascii="Times New Roman" w:hAnsi="Times New Roman"/>
+                <w:b w:val="0"/>
+                <w:color w:val="202A32"/>
+                <w:sz w:val="16"/>
+              </w:rPr>
+              <w:t>568/1,000 (56.8%; −4.5 pp)</w:t>
+            </w:r>
+          </w:p>
+        </w:tc>
+        <w:tc>
+          <w:tcPr>
+            <w:tcW w:type="dxa" w:w="1999"/>
+            <w:vAlign w:val="center"/>
+            <w:tcMar>
+              <w:top w:w="55" w:type="dxa"/>
+              <w:start w:w="65" w:type="dxa"/>
+              <w:bottom w:w="55" w:type="dxa"/>
+              <w:end w:w="65" w:type="dxa"/>
+            </w:tcMar>
+          </w:tcPr>
+          <w:p>
+            <w:pPr>
+              <w:spacing w:after="0" w:line="240" w:lineRule="auto"/>
+              <w:jc w:val="center"/>
+            </w:pPr>
+            <w:r/>
+            <w:r>
+              <w:rPr>
+                <w:rFonts w:ascii="Times New Roman" w:hAnsi="Times New Roman"/>
+                <w:b w:val="0"/>
+                <w:color w:val="202A32"/>
+                <w:sz w:val="16"/>
+              </w:rPr>
+              <w:t>570/1,000 (57.0%; −4.3 pp)</w:t>
+            </w:r>
+          </w:p>
+        </w:tc>
+      </w:tr>
+      <w:tr>
+        <w:tc>
+          <w:tcPr>
+            <w:tcW w:type="dxa" w:w="1999"/>
+            <w:vAlign w:val="center"/>
+            <w:tcMar>
+              <w:top w:w="55" w:type="dxa"/>
+              <w:start w:w="65" w:type="dxa"/>
+              <w:bottom w:w="55" w:type="dxa"/>
+              <w:end w:w="65" w:type="dxa"/>
+            </w:tcMar>
+          </w:tcPr>
+          <w:p>
+            <w:pPr>
+              <w:spacing w:after="0" w:line="240" w:lineRule="auto"/>
+            </w:pPr>
+            <w:r/>
+            <w:r>
+              <w:rPr>
+                <w:rFonts w:ascii="Times New Roman" w:hAnsi="Times New Roman"/>
+                <w:b w:val="0"/>
+                <w:color w:val="202A32"/>
+                <w:sz w:val="16"/>
+              </w:rPr>
+              <w:t>ViT-B/16 AugReg</w:t>
+            </w:r>
+          </w:p>
+        </w:tc>
+        <w:tc>
+          <w:tcPr>
+            <w:tcW w:type="dxa" w:w="1999"/>
+            <w:vAlign w:val="center"/>
+            <w:tcMar>
+              <w:top w:w="55" w:type="dxa"/>
+              <w:start w:w="65" w:type="dxa"/>
+              <w:bottom w:w="55" w:type="dxa"/>
+              <w:end w:w="65" w:type="dxa"/>
+            </w:tcMar>
+          </w:tcPr>
+          <w:p>
+            <w:pPr>
+              <w:spacing w:after="0" w:line="240" w:lineRule="auto"/>
+              <w:jc w:val="center"/>
+            </w:pPr>
+            <w:r/>
+            <w:r>
+              <w:rPr>
+                <w:rFonts w:ascii="Times New Roman" w:hAnsi="Times New Roman"/>
+                <w:b w:val="0"/>
+                <w:color w:val="202A32"/>
+                <w:sz w:val="16"/>
+              </w:rPr>
+              <w:t>49</w:t>
+            </w:r>
+          </w:p>
+        </w:tc>
+        <w:tc>
+          <w:tcPr>
+            <w:tcW w:type="dxa" w:w="1999"/>
+            <w:vAlign w:val="center"/>
+            <w:tcMar>
+              <w:top w:w="55" w:type="dxa"/>
+              <w:start w:w="65" w:type="dxa"/>
+              <w:bottom w:w="55" w:type="dxa"/>
+              <w:end w:w="65" w:type="dxa"/>
+            </w:tcMar>
+          </w:tcPr>
+          <w:p>
+            <w:pPr>
+              <w:spacing w:after="0" w:line="240" w:lineRule="auto"/>
+              <w:jc w:val="center"/>
+            </w:pPr>
+            <w:r/>
+            <w:r>
+              <w:rPr>
+                <w:rFonts w:ascii="Times New Roman" w:hAnsi="Times New Roman"/>
+                <w:b w:val="0"/>
+                <w:color w:val="202A32"/>
+                <w:sz w:val="16"/>
+              </w:rPr>
+              <w:t>712/1,000 (71.2%)</w:t>
+            </w:r>
+          </w:p>
+        </w:tc>
+        <w:tc>
+          <w:tcPr>
+            <w:tcW w:type="dxa" w:w="1999"/>
+            <w:vAlign w:val="center"/>
+            <w:tcMar>
+              <w:top w:w="55" w:type="dxa"/>
+              <w:start w:w="65" w:type="dxa"/>
+              <w:bottom w:w="55" w:type="dxa"/>
+              <w:end w:w="65" w:type="dxa"/>
+            </w:tcMar>
+          </w:tcPr>
+          <w:p>
+            <w:pPr>
+              <w:spacing w:after="0" w:line="240" w:lineRule="auto"/>
+              <w:jc w:val="center"/>
+            </w:pPr>
+            <w:r/>
+            <w:r>
+              <w:rPr>
+                <w:rFonts w:ascii="Times New Roman" w:hAnsi="Times New Roman"/>
+                <w:b w:val="0"/>
+                <w:color w:val="202A32"/>
+                <w:sz w:val="16"/>
+              </w:rPr>
+              <w:t>719/1,000 (71.9%; +0.7 pp)</w:t>
+            </w:r>
+          </w:p>
+        </w:tc>
+        <w:tc>
+          <w:tcPr>
+            <w:tcW w:type="dxa" w:w="1999"/>
+            <w:vAlign w:val="center"/>
+            <w:tcMar>
+              <w:top w:w="55" w:type="dxa"/>
+              <w:start w:w="65" w:type="dxa"/>
+              <w:bottom w:w="55" w:type="dxa"/>
+              <w:end w:w="65" w:type="dxa"/>
+            </w:tcMar>
+          </w:tcPr>
+          <w:p>
+            <w:pPr>
+              <w:spacing w:after="0" w:line="240" w:lineRule="auto"/>
+              <w:jc w:val="center"/>
+            </w:pPr>
+            <w:r/>
+            <w:r>
+              <w:rPr>
+                <w:rFonts w:ascii="Times New Roman" w:hAnsi="Times New Roman"/>
+                <w:b w:val="0"/>
+                <w:color w:val="202A32"/>
+                <w:sz w:val="16"/>
+              </w:rPr>
+              <w:t>716/1,000 (71.6%; +0.4 pp)</w:t>
+            </w:r>
+          </w:p>
+        </w:tc>
+      </w:tr>
+    </w:tbl>
+    <w:p>
+      <w:pPr>
+        <w:spacing w:after="20"/>
+      </w:pPr>
+    </w:p>
+    <w:p>
+      <w:pPr>
+        <w:spacing w:after="100" w:line="259" w:lineRule="auto"/>
+      </w:pPr>
+      <w:r>
+        <w:rPr>
+          <w:rFonts w:ascii="Times New Roman" w:hAnsi="Times New Roman"/>
+          <w:i w:val="0"/>
+          <w:color w:val="202A32"/>
+          <w:sz w:val="20"/>
+        </w:rPr>
+        <w:t>Throughput uses measured full-model calls at batch size 64, rather than operator-only timing or simulated estimates. At ViT-B/16 AugReg, B=98, q=16 reaches 73.7% Top-1 at 263.28 images/s, compared with 73.6% at 297.14 images/s for Hybrid Group Mean. This is a narrow measured accuracy–throughput tradeoff for one architecture and budget.</w:t>
+      </w:r>
+    </w:p>
+    <w:p>
+      <w:pPr>
+        <w:pStyle w:val="Heading2"/>
+        <w:keepNext/>
+      </w:pPr>
+      <w:r>
+        <w:rPr>
+          <w:rFonts w:ascii="Times New Roman" w:hAnsi="Times New Roman"/>
+          <w:b/>
+          <w:color w:val="000000"/>
+          <w:sz w:val="23"/>
+        </w:rPr>
+        <w:t>S13.3 Selective Gating and Scope</w:t>
+      </w:r>
+    </w:p>
+    <w:p>
+      <w:pPr>
+        <w:spacing w:after="100" w:line="259" w:lineRule="auto"/>
+      </w:pPr>
+      <w:r>
+        <w:rPr>
+          <w:rFonts w:ascii="Times New Roman" w:hAnsi="Times New Roman"/>
+          <w:i w:val="0"/>
+          <w:color w:val="202A32"/>
+          <w:sz w:val="20"/>
+        </w:rPr>
+        <w:t>The selective classifier gate applies the frozen q=16 correction only when a calibration-frozen score based on the normalized within-group residual exceeds a threshold estimated on the calibration set. It reaches 75.8% versus 76.4% for Hybrid Group Mean at DeiT-Small B=98, and 58.5% versus 61.3% at DINOv2 B=42. A separate exploratory operator-space risk score has an area under the receiver operating characteristic curve (AUROC) of 0.784 and Top-30 recall of 0.60 on N=100 operator-space cases; this is not classifier-level evidence. Other dynamic-alpha and MLP predictor variants are summarized in Supplementary Section S8 and the operator-space prediction audit in outputs/</w:t>
+      </w:r>
+      <m:oMath>
+        <m:sSub>
+          <m:e>
+            <m:r>
+              <m:t xml:space="preserve">fungibility</m:t>
+            </m:r>
+          </m:e>
+          <m:sub>
+            <m:r>
+              <m:t xml:space="preserve">i</m:t>
+            </m:r>
+          </m:sub>
+        </m:sSub>
+      </m:oMath>
+      <m:oMath>
+        <m:sSub>
+          <m:e>
+            <m:r>
+              <m:t xml:space="preserve">mplicit</m:t>
+            </m:r>
+          </m:e>
+          <m:sub>
+            <m:r>
+              <m:t xml:space="preserve">c</m:t>
+            </m:r>
+          </m:sub>
+        </m:sSub>
+      </m:oMath>
+      <m:oMath>
+        <m:sSub>
+          <m:e>
+            <m:r>
+              <m:t xml:space="preserve">arrier</m:t>
+            </m:r>
+          </m:e>
+          <m:sub>
+            <m:r>
+              <m:t xml:space="preserve">o</m:t>
+            </m:r>
+          </m:sub>
+        </m:sSub>
+      </m:oMath>
+      <m:oMath>
+        <m:sSub>
+          <m:e>
+            <m:r>
+              <m:t xml:space="preserve">perator</m:t>
+            </m:r>
+          </m:e>
+          <m:sub>
+            <m:r>
+              <m:t xml:space="preserve">a</m:t>
+            </m:r>
+          </m:sub>
+        </m:sSub>
+      </m:oMath>
+      <w:r>
+        <w:rPr>
+          <w:rFonts w:ascii="Times New Roman" w:hAnsi="Times New Roman"/>
+          <w:i w:val="0"/>
+          <w:color w:val="202A32"/>
+          <w:sz w:val="20"/>
+        </w:rPr>
+        <w:t>udit/</w:t>
+      </w:r>
+      <m:oMath>
+        <m:sSub>
+          <m:e>
+            <m:r>
+              <m:t xml:space="preserve">predicted</m:t>
+            </m:r>
+          </m:e>
+          <m:sub>
+            <m:r>
+              <m:t xml:space="preserve">a</m:t>
+            </m:r>
+          </m:sub>
+        </m:sSub>
+      </m:oMath>
+      <m:oMath>
+        <m:sSub>
+          <m:e>
+            <m:r>
+              <m:t xml:space="preserve">lpha</m:t>
+            </m:r>
+          </m:e>
+          <m:sub>
+            <m:r>
+              <m:t xml:space="preserve">a</m:t>
+            </m:r>
+          </m:sub>
+        </m:sSub>
+      </m:oMath>
+      <w:r>
+        <w:rPr>
+          <w:rFonts w:ascii="Times New Roman" w:hAnsi="Times New Roman"/>
+          <w:i w:val="0"/>
+          <w:color w:val="202A32"/>
+          <w:sz w:val="20"/>
+        </w:rPr>
+        <w:t>udit.csv.</w:t>
+      </w:r>
+    </w:p>
+    <w:p>
+      <w:pPr>
+        <w:spacing w:after="100" w:line="259" w:lineRule="auto"/>
+      </w:pPr>
+      <w:r>
+        <w:rPr>
+          <w:rFonts w:ascii="Times New Roman" w:hAnsi="Times New Roman"/>
+          <w:i w:val="0"/>
+          <w:color w:val="202A32"/>
+          <w:sz w:val="20"/>
+        </w:rPr>
+        <w:t>Across the tested architectures and budgets, the static and selective approximations have not established a consistent accuracy–throughput improvement. These results delimit the evaluated implementations and do not establish a fundamental limit on carrier corrections or the underlying functional geometry.</w:t>
       </w:r>
     </w:p>
     <w:p>
@@ -8763,6 +10100,14 @@
     </w:p>
     <w:p>
       <w:pPr>
+        <w:spacing w:after="100" w:line="259" w:lineRule="auto"/>
+      </w:pPr>
+      <w:r>
+        <w:t>The calibration-cohort Top-1 summary appears in Table S6.</w:t>
+      </w:r>
+    </w:p>
+    <w:p>
+      <w:pPr>
         <w:keepLines/>
         <w:spacing w:after="80"/>
         <w:jc w:val="center"/>
@@ -8774,7 +10119,7 @@
           <w:color w:val="4C5963"/>
           <w:sz w:val="17"/>
         </w:rPr>
-        <w:t>Table S5. Calibration-cohort Top-1 sensitivity across regularization factors.</w:t>
+        <w:t>Table S6. Calibration-cohort Top-1 sensitivity across regularization factors.</w:t>
       </w:r>
     </w:p>
     <w:tbl>
@@ -10694,7 +12039,7 @@
           <w:color w:val="202A32"/>
           <w:sz w:val="20"/>
         </w:rPr>
-        <w:t>. Colors identify architecture and solid/dashed lines identify the two model-specific token budgets. Each point uses the same 200 calibration images within its model–budget cell; the figure is descriptive and does not treat factors or budgets as independent samples. Data are from the corrected v2 class-randomized cohort; Group Mean is tabulated in Table S5 but is not a regularization-factor curve.</w:t>
+        <w:t>. Colors identify architecture and solid/dashed lines identify the two model-specific token budgets. Each point uses the same 200 calibration images within its model–budget cell; the figure is descriptive and does not treat factors or budgets as independent samples. Data are from the corrected v2 class-randomized cohort; Group Mean is tabulated in Table S6 but is not a regularization-factor curve.</w:t>
       </w:r>
     </w:p>
     <w:sectPr>

--- a/docs/PAPER_SUPPLEMENTARY.docx
+++ b/docs/PAPER_SUPPLEMENTARY.docx
@@ -1464,7 +1464,7 @@
           <w:color w:val="202A32"/>
           <w:sz w:val="20"/>
         </w:rPr>
-        <w:t>The effect is depth-dependent rather than a generic property of any internal layer. In DeiT, Blocks 5--6 remain substantially more content-sensitive; Blocks 7--9 form a replacement-tolerant late region; and by Block 10 the patch stream approaches low causal sensitivity under the tested classification readout. The exact transition is architecture-dependent, as shown by the cross-architecture replication, where the strongest window occurs at Block 7 for ViT-B and Block 9 for DINOv2.</w:t>
+        <w:t>The effect is depth-dependent rather than a generic property of any internal layer. In DeiT, Blocks 5--6 remain substantially more content-sensitive; Blocks 7--9 form a replacement-tolerant late region; and by Block 10 the patch stream approaches low causal sensitivity under the tested classification readout. Depth profiles differ across architectures: ViT-B's zero–centroid Top-1 contrast is largest at Block 7. In DINOv2, that contrast is larger at Block 10 than Block 9 (74.9 vs. 69.6 percentage points); centroid margin damage is also lower at Block 10 (0.141 vs. 0.565), indicating greater recovery toward the clean margin.</w:t>
       </w:r>
     </w:p>
     <w:p>
@@ -2421,7 +2421,7 @@
           <w:color w:val="202A32"/>
           <w:sz w:val="20"/>
         </w:rPr>
-        <w:t>The two families also differ in classifier topology. DeiT and ViT-B read classification from [CLS]. The evaluated DINOv2 linear head consumes normalized [CLS] concatenated with the mean normalized patch representation. This distinction explains why direct corruption of the entire patch stream has a stronger observable effect in DINOv2 and is explicitly accounted for in Sections 6--8 of the main paper.</w:t>
+        <w:t>The two families also differ in classifier topology. DeiT and ViT-B read classification from [CLS]. The evaluated DINOv2 linear head consumes normalized [CLS] concatenated with the mean normalized patch representation. This readout difference may contribute to DINOv2's stronger observable response to direct corruption of the entire patch stream; the distinction is accounted for in Sections 6--8 of the main paper.</w:t>
       </w:r>
     </w:p>
     <w:p>
@@ -9926,7 +9926,7 @@
           <w:color w:val="202A32"/>
           <w:sz w:val="20"/>
         </w:rPr>
-        <w:t xml:space="preserve">. Feature-similarity grouping and the existing exact per-image Jacobian solver were used. Each image's Jacobian and grouping were reused across all factors and both budgets, and the multiplicity-aware downstream forward was unchanged. Each model–budget cell therefore contains the same </w:t>
+        <w:t xml:space="preserve">. Feature-similarity grouping and the existing exact per-image Jacobian solver were used. Each image's Jacobian was reused across all factors and both budgets. Grouping was constructed separately for each budget and held fixed across that budget's factors; the multiplicity-aware downstream forward was unchanged. Each model–budget cell therefore contains the same </w:t>
       </w:r>
       <m:oMath>
         <m:r>

--- a/docs/PAPER_SUPPLEMENTARY.docx
+++ b/docs/PAPER_SUPPLEMENTARY.docx
@@ -1921,6 +1921,43 @@
           <w:sz w:val="20"/>
         </w:rPr>
         <w:t xml:space="preserve"> Maximum replacement fractions retaining at least 95%, 90%, and 80% of clean accuracy for zero, centroid, and diagonal-Gaussian interventions.</w:t>
+      </w:r>
+    </w:p>
+    <w:p>
+      <w:pPr>
+        <w:spacing w:after="100" w:line="259" w:lineRule="auto"/>
+      </w:pPr>
+      <w:r>
+        <w:rPr>
+          <w:b/>
+        </w:rPr>
+        <w:t xml:space="preserve">CLS–patch stream asymmetry control. </w:t>
+      </w:r>
+      <w:r>
+        <w:t xml:space="preserve">At Block 8, frozen DeiT-Tiny and DeiT-Small were evaluated on N=1,000 held-out ImageNet-1k validation images per model, using disjoint V0.6 calibration and evaluation cohorts (seeds 9101 and 9201; zero overlap in global image indices). Clean Top-1 was 67.9% and 76.1%.</w:t>
+      </w:r>
+    </w:p>
+    <w:p>
+      <w:pPr>
+        <w:keepLines/>
+        <w:spacing w:after="100" w:line="259" w:lineRule="auto"/>
+      </w:pPr>
+      <w:r>
+        <w:t xml:space="preserve">With all patches preserved, replacing CLS by the calibration-cohort mean CLS vector yielded 66.4% and 74.8%; replacing CLS with a cross-image CLS yielded 62.6% and 67.1%; zeroing CLS yielded 40.0% and 70.5%. The cross-image donor was a deterministic one-position cyclic roll of CLS activations within each evaluation batch. In the separate full-patch condition, the original CLS was preserved and all 196 patches were set to the same calibration-derived global patch centroid (the mean over calibration images and patch positions), yielding 10.2% and 17.0% Top-1. This contrasts one changed CLS token with 196 replaced patch tokens and is not size matched. Identical-centroid replacement also removes token-position diversity, so its accuracy decline combines altered image-specific patch content with representational collapse. This exploratory comparison is limited to DeiT-Tiny and DeiT-Small at Block 8; it is consistent with CLS as a possible contributor but does not establish CLS sufficiency or explain patch-replacement tolerance.</w:t>
+      </w:r>
+    </w:p>
+    <w:p>
+      <w:pPr>
+        <w:spacing w:after="100" w:line="259" w:lineRule="auto"/>
+      </w:pPr>
+      <w:r>
+        <w:rPr>
+          <w:b/>
+        </w:rPr>
+        <w:t xml:space="preserve">Sources. </w:t>
+      </w:r>
+      <w:r>
+        <w:t xml:space="preserve">V0.7 protocol: docs/FUNGIBILITY_V0_7_PROTOCOL.md; report Sections 2.4–2.5: docs/FUNGIBILITY_V0_7_REPORT.md; implementation: patch_fungibility/v0_7_pipeline.py; CLS rows: outputs/fungibility_v0_7/tiny_cls_comparison.csv and outputs/fungibility_v0_7/small_cls_comparison.csv; complete-patch rows: outputs/fungibility_v0_7/tiny_fraction_summary.csv and outputs/fungibility_v0_7/small_fraction_summary.csv.</w:t>
       </w:r>
     </w:p>
     <w:p>

--- a/docs/PAPER_SUPPLEMENTARY.docx
+++ b/docs/PAPER_SUPPLEMENTARY.docx
@@ -1934,7 +1934,7 @@
         <w:t xml:space="preserve">CLS–patch stream asymmetry control. </w:t>
       </w:r>
       <w:r>
-        <w:t xml:space="preserve">At Block 8, frozen DeiT-Tiny and DeiT-Small were evaluated on N=1,000 held-out ImageNet-1k validation images per model, using disjoint V0.6 calibration and evaluation cohorts (seeds 9101 and 9201; zero overlap in global image indices). Clean Top-1 was 67.9% and 76.1%.</w:t>
+        <w:t xml:space="preserve">At Block 8, frozen DeiT-Tiny and DeiT-Small were evaluated on 1,000 held-out ImageNet-1k validation images per model. The calibration (seed 9101) and evaluation (seed 9201) cohorts had no overlapping global image indices. Clean Top-1 was 67.9% and 76.1%.</w:t>
       </w:r>
     </w:p>
     <w:p>
@@ -1943,7 +1943,7 @@
         <w:spacing w:after="100" w:line="259" w:lineRule="auto"/>
       </w:pPr>
       <w:r>
-        <w:t xml:space="preserve">With all patches preserved, replacing CLS by the calibration-cohort mean CLS vector yielded 66.4% and 74.8%; replacing CLS with a cross-image CLS yielded 62.6% and 67.1%; zeroing CLS yielded 40.0% and 70.5%. The cross-image donor was a deterministic one-position cyclic roll of CLS activations within each evaluation batch. In the separate full-patch condition, the original CLS was preserved and all 196 patches were set to the same calibration-derived global patch centroid (the mean over calibration images and patch positions), yielding 10.2% and 17.0% Top-1. This contrasts one changed CLS token with 196 replaced patch tokens and is not size matched. Identical-centroid replacement also removes token-position diversity, so its accuracy decline combines altered image-specific patch content with representational collapse. This exploratory comparison is limited to DeiT-Tiny and DeiT-Small at Block 8; it is consistent with CLS as a possible contributor but does not establish CLS sufficiency or explain patch-replacement tolerance.</w:t>
+        <w:t xml:space="preserve">With all 196 patches unchanged, replacing only CLS with the calibration-cohort mean CLS vector yielded 66.4% and 74.8%; replacing CLS with a cross-image CLS yielded 62.6% and 67.1%; and zeroing CLS yielded 40.0% and 70.5%. The cross-image donor was a deterministic one-position cyclic roll of CLS activations within each evaluation batch.</w:t>
       </w:r>
     </w:p>
     <w:p>
@@ -1951,13 +1951,16 @@
         <w:spacing w:after="100" w:line="259" w:lineRule="auto"/>
       </w:pPr>
       <w:r>
-        <w:rPr>
-          <w:b/>
-        </w:rPr>
-        <w:t xml:space="preserve">Sources. </w:t>
+        <w:t xml:space="preserve">In the separate complete-patch condition, the original CLS was retained and every spatial patch was replaced by an identical copy of the calibration-derived global patch centroid (the mean across calibration images and patch positions), yielding 10.2% and 17.0% Top-1. The interventions are unmatched in scale: one CLS token versus 196 patch tokens. Identical-centroid replacement also removes patch-token diversity, so this comparison does not isolate the separate effects of image-specific patch content and patch-token diversity.</w:t>
       </w:r>
+    </w:p>
+    <w:p>
+      <w:pPr>
+        <w:keepLines/>
+        <w:spacing w:after="100" w:line="259" w:lineRule="auto"/>
+      </w:pPr>
       <w:r>
-        <w:t xml:space="preserve">V0.7 protocol: docs/FUNGIBILITY_V0_7_PROTOCOL.md; report Sections 2.4–2.5: docs/FUNGIBILITY_V0_7_REPORT.md; implementation: patch_fungibility/v0_7_pipeline.py; CLS rows: outputs/fungibility_v0_7/tiny_cls_comparison.csv and outputs/fungibility_v0_7/small_cls_comparison.csv; complete-patch rows: outputs/fungibility_v0_7/tiny_fraction_summary.csv and outputs/fungibility_v0_7/small_fraction_summary.csv.</w:t>
+        <w:t xml:space="preserve">These exploratory controls are limited to DeiT-Tiny and DeiT-Small at Block 8 and were not evaluated on other architectures. Mean-CLS replacement retained near-clean accuracy with the patch stream intact, but this does not establish CLS sufficiency as an explanation for patch-content fungibility.</w:t>
       </w:r>
     </w:p>
     <w:p>

--- a/docs/PAPER_SUPPLEMENTARY.docx
+++ b/docs/PAPER_SUPPLEMENTARY.docx
@@ -1788,7 +1788,7 @@
         </m:sSup>
       </m:oMath>
       <w:r>
-        <w:t>). In the separate shared-versus-independent comparison, the margin changes by +1.124 under independent variation. The official DINOv2 readout combines the normalized CLS representation with mean normalized patch features; this is context for the measured margin, not a tested explanation for the Top-1 floor.</w:t>
+        <w:t>). In the separate shared-versus-independent comparison, the margin changes by +1.124 under independent variation. The official DINOv2 readout combines the normalized CLS representation with mean normalized patch features [58]; this is context for the measured margin, not a tested explanation for the Top-1 floor.</w:t>
       </w:r>
     </w:p>
     <w:p>
@@ -2116,7 +2116,7 @@
         <w:spacing w:after="100" w:line="259" w:lineRule="auto"/>
       </w:pPr>
       <w:r>
-        <w:t>The two families also differ in classifier topology. DeiT and ViT-B read classification from [CLS]. The evaluated DINOv2 linear head consumes normalized [CLS] concatenated with the mean normalized patch representation. This readout difference may contribute to DINOv2's stronger observable response to direct corruption of the entire patch stream; the distinction is accounted for in Sections 6--8 of the main paper.</w:t>
+        <w:t>The two families also differ in classifier topology. DeiT and ViT-B read classification from [CLS]. The evaluated DINOv2 linear head consumes normalized [CLS] concatenated with the mean normalized patch representation [58]. This readout difference may contribute to DINOv2's stronger observable response to direct corruption of the entire patch stream; the distinction is accounted for in Sections 6--8 of the main paper.</w:t>
       </w:r>
     </w:p>
     <w:p>
@@ -3688,7 +3688,7 @@
         <w:spacing w:after="100" w:line="259" w:lineRule="auto"/>
       </w:pPr>
       <w:r>
-        <w:t xml:space="preserve">The functional-geometry extension uses the same first 100 images from each model’s calibration split at depths 5, 7, 8, and 10. It differentiates the clean predicted-class margin through the model’s classification readout; for DINOv2 this is the official linear head on normalized CLS and mean-patch features. The metric </w:t>
+        <w:t xml:space="preserve">The functional-geometry extension uses the same first 100 images from each model’s calibration split at depths 5, 7, 8, and 10. It differentiates the clean predicted-class margin through the model’s classification readout; for DINOv2 this is the official linear head on normalized CLS and mean-patch features [58]. The metric </w:t>
       </w:r>
       <m:oMath>
         <m:sSub>

--- a/docs/PAPER_SUPPLEMENTARY.docx
+++ b/docs/PAPER_SUPPLEMENTARY.docx
@@ -1473,7 +1473,7 @@
           <w:rPr>
             <w:rFonts w:ascii="Cambria Math" w:hAnsi="Cambria Math"/>
           </w:rPr>
-          <m:t>77.9\%pm1.7\%</m:t>
+          <m:t>77.9% ± 1.7%</m:t>
         </m:r>
       </m:oMath>
       <w:r>
@@ -1484,7 +1484,7 @@
           <w:rPr>
             <w:rFonts w:ascii="Cambria Math" w:hAnsi="Cambria Math"/>
           </w:rPr>
-          <m:t>86.5\%pm1.0\%</m:t>
+          <m:t>86.5% ± 1.0%</m:t>
         </m:r>
       </m:oMath>
       <w:r>
@@ -1495,7 +1495,7 @@
           <w:rPr>
             <w:rFonts w:ascii="Cambria Math" w:hAnsi="Cambria Math"/>
           </w:rPr>
-          <m:t>67.4\%pm2.1\%</m:t>
+          <m:t>67.4% ± 2.1%</m:t>
         </m:r>
       </m:oMath>
       <w:r>
@@ -1506,7 +1506,7 @@
           <w:rPr>
             <w:rFonts w:ascii="Cambria Math" w:hAnsi="Cambria Math"/>
           </w:rPr>
-          <m:t>43.0\%pm0.0\%</m:t>
+          <m:t>43.0% ± 0.0%</m:t>
         </m:r>
       </m:oMath>
       <w:r>
@@ -1860,7 +1860,7 @@
         <w:rPr>
           <w:b/>
         </w:rPr>
-        <w:t>Supplementary Figure S10. DINOv2 margin across token diversity.</w:t>
+        <w:t>Supplementary Figure S3. DINOv2 margin across token diversity.</w:t>
       </w:r>
       <w:r>
         <w:t xml:space="preserve"> Mean true-class logit margin under complete patch replacement at Block 8 as K varies from 1 to 256; points and error bars show the mean and standard deviation across five seeds.</w:t>
@@ -1898,71 +1898,23 @@
         <w:spacing w:after="100" w:line="259" w:lineRule="auto"/>
       </w:pPr>
       <w:r>
-        <w:t>Amplitude controls show that direction alone is insufficient. DeiT-Tiny exhibits a non-monotonic response to PC1 scale, while DeiT-Small tolerates a broader high-amplitude range; earlier apparent rank-one saturation in DeiT-Small was partly amplitude-confounded. Because coefficients vary independently by token position, a one-dimensional feature direction does not imply a shared surrogate across all tokens. The evidence supports the bounded claim that calibration-derived low-dimensional variation can outperform a matched random direction in tested conditions; it does not establish rank-1 sufficiency or an intrinsically one-dimensional patch stream. Supplementary Figures S3–S5 show the rank comparison, PC1 amplitude response, and effective-rank propagation.</w:t>
+        <w:t>Across the five seeds in the PCA-rank sweep, natural versus energy-matched PCA Top-1 at rank 1 was 18.66% versus 17.18% for DeiT-Tiny and 27.86% versus 46.18% for DeiT-Small; at rank 64, it was 22.48% versus 21.76% and 43.70% versus 44.64%, respectively. The rank response therefore differs by model.</w:t>
       </w:r>
     </w:p>
     <w:p>
       <w:pPr>
-        <w:keepNext/>
-        <w:keepLines/>
-        <w:spacing w:after="20"/>
-        <w:jc w:val="center"/>
+        <w:spacing w:after="100" w:line="259" w:lineRule="auto"/>
       </w:pPr>
       <w:r>
-        <w:rPr>
-          <w:noProof/>
-        </w:rPr>
-        <w:lastRenderedPageBreak/>
-        <w:drawing>
-          <wp:inline distT="0" distB="0" distL="0" distR="0" wp14:anchorId="6DC16AB3" wp14:editId="30273DA1">
-            <wp:extent cx="6172200" cy="2792068"/>
-            <wp:effectExtent l="0" t="0" r="0" b="0"/>
-            <wp:docPr id="4" name="Picture 4"/>
-            <wp:cNvGraphicFramePr>
-              <a:graphicFrameLocks xmlns:a="http://schemas.openxmlformats.org/drawingml/2006/main" noChangeAspect="1"/>
-            </wp:cNvGraphicFramePr>
-            <a:graphic xmlns:a="http://schemas.openxmlformats.org/drawingml/2006/main">
-              <a:graphicData uri="http://schemas.openxmlformats.org/drawingml/2006/picture">
-                <pic:pic xmlns:pic="http://schemas.openxmlformats.org/drawingml/2006/picture">
-                  <pic:nvPicPr>
-                    <pic:cNvPr id="0" name="figS03_pca_rank.png"/>
-                    <pic:cNvPicPr/>
-                  </pic:nvPicPr>
-                  <pic:blipFill>
-                    <a:blip r:embed="rId9"/>
-                    <a:stretch>
-                      <a:fillRect/>
-                    </a:stretch>
-                  </pic:blipFill>
-                  <pic:spPr>
-                    <a:xfrm>
-                      <a:off x="0" y="0"/>
-                      <a:ext cx="6172200" cy="2792068"/>
-                    </a:xfrm>
-                    <a:prstGeom prst="rect">
-                      <a:avLst/>
-                    </a:prstGeom>
-                  </pic:spPr>
-                </pic:pic>
-              </a:graphicData>
-            </a:graphic>
-          </wp:inline>
-        </w:drawing>
+        <w:t>In the separate rank-propagation run (seed 16001), effective rank of the natural rank-1 replacement rose from 1 at Block 8 to 1.25 in DeiT-Tiny and 1.79 in DeiT-Small at Block 11, while static-centroid effective rank remained near zero.</w:t>
       </w:r>
     </w:p>
     <w:p>
       <w:pPr>
-        <w:keepLines/>
         <w:spacing w:after="100" w:line="259" w:lineRule="auto"/>
       </w:pPr>
       <w:r>
-        <w:rPr>
-          <w:b/>
-        </w:rPr>
-        <w:t>Supplementary Figure S3. Natural versus energy-matched PCA rank.</w:t>
-      </w:r>
-      <w:r>
-        <w:t xml:space="preserve"> Accuracy comparison across the tested low-rank replacement conditions.</w:t>
+        <w:t>Amplitude controls show that direction alone is insufficient. DeiT-Tiny exhibits a non-monotonic response to PC1 scale, while DeiT-Small tolerates a broader high-amplitude range; earlier apparent rank-one saturation in DeiT-Small was partly amplitude-confounded. Because coefficients vary independently by token position, a one-dimensional feature direction does not imply a shared surrogate across all tokens. The evidence supports the bounded claim that calibration-derived low-dimensional variation can outperform a matched random direction in tested conditions; it does not establish rank-1 sufficiency or an intrinsically one-dimensional patch stream. Supplementary Figure S4 shows the PC1 amplitude response.</w:t>
       </w:r>
     </w:p>
     <w:p>
@@ -2026,70 +1978,6 @@
       </w:r>
       <w:r>
         <w:t xml:space="preserve"> Classification response across the tested amplitudes of the calibration-derived first principal component.</w:t>
-      </w:r>
-    </w:p>
-    <w:p>
-      <w:pPr>
-        <w:keepNext/>
-        <w:keepLines/>
-        <w:spacing w:after="20"/>
-        <w:jc w:val="center"/>
-      </w:pPr>
-      <w:r>
-        <w:rPr>
-          <w:noProof/>
-        </w:rPr>
-        <w:lastRenderedPageBreak/>
-        <w:drawing>
-          <wp:inline distT="0" distB="0" distL="0" distR="0" wp14:anchorId="76424E07" wp14:editId="68B85F5F">
-            <wp:extent cx="6172200" cy="2824189"/>
-            <wp:effectExtent l="0" t="0" r="0" b="0"/>
-            <wp:docPr id="6" name="Picture 6"/>
-            <wp:cNvGraphicFramePr>
-              <a:graphicFrameLocks xmlns:a="http://schemas.openxmlformats.org/drawingml/2006/main" noChangeAspect="1"/>
-            </wp:cNvGraphicFramePr>
-            <a:graphic xmlns:a="http://schemas.openxmlformats.org/drawingml/2006/main">
-              <a:graphicData uri="http://schemas.openxmlformats.org/drawingml/2006/picture">
-                <pic:pic xmlns:pic="http://schemas.openxmlformats.org/drawingml/2006/picture">
-                  <pic:nvPicPr>
-                    <pic:cNvPr id="0" name="figS05_rank_propagation.png"/>
-                    <pic:cNvPicPr/>
-                  </pic:nvPicPr>
-                  <pic:blipFill>
-                    <a:blip r:embed="rId11"/>
-                    <a:stretch>
-                      <a:fillRect/>
-                    </a:stretch>
-                  </pic:blipFill>
-                  <pic:spPr>
-                    <a:xfrm>
-                      <a:off x="0" y="0"/>
-                      <a:ext cx="6172200" cy="2824189"/>
-                    </a:xfrm>
-                    <a:prstGeom prst="rect">
-                      <a:avLst/>
-                    </a:prstGeom>
-                  </pic:spPr>
-                </pic:pic>
-              </a:graphicData>
-            </a:graphic>
-          </wp:inline>
-        </w:drawing>
-      </w:r>
-    </w:p>
-    <w:p>
-      <w:pPr>
-        <w:keepLines/>
-        <w:spacing w:after="100" w:line="259" w:lineRule="auto"/>
-      </w:pPr>
-      <w:r>
-        <w:rPr>
-          <w:b/>
-        </w:rPr>
-        <w:t>Supplementary Figure S5. Effective-rank propagation.</w:t>
-      </w:r>
-      <w:r>
-        <w:t xml:space="preserve"> Effective-rank measurements across the downstream propagation analysis.</w:t>
       </w:r>
     </w:p>
     <w:p>
@@ -2217,7 +2105,7 @@
         <w:spacing w:after="100" w:line="259" w:lineRule="auto"/>
       </w:pPr>
       <w:r>
-        <w:t>The carrier is nevertheless not a competitive compression rule. At matched downstream token budgets, random pruning and an unweighted centroid match or outperform the multiplicity-aware carrier. For example, at the tested ViT-B budget, random pruning reaches 72.48% accuracy versus 68.70% for the weighted carrier; in DINOv2 the corresponding values are 77.40% and 71.48%. The measured latency reduction therefore reflects shorter sequences, not a superior carrier mechanism. Supplementary Figures S6–S8 show the equivalence check and the corresponding accuracy-token and accuracy-latency comparisons.</w:t>
+        <w:t>The carrier is nevertheless not a competitive compression rule. At matched downstream token budgets, random pruning and an unweighted centroid match or outperform the multiplicity-aware carrier. For example, at the tested ViT-B budget, random pruning reaches 72.48% accuracy versus 68.70% for the weighted carrier; in DINOv2 the corresponding values are 77.40% and 71.48%. The measured latency reduction therefore reflects shorter sequences, not a superior carrier mechanism.</w:t>
       </w:r>
     </w:p>
     <w:p>
@@ -2226,197 +2114,6 @@
       </w:pPr>
       <w:r>
         <w:t>Other exploratory correction variants also failed to provide a general practical remedy: single-token attempts, scalar layer prediction, out-of-sample dynamic-α prediction, a shared linear envelope with K≤64, and dynamic-operator prediction did not establish consistent classifier or throughput gains. These secondary results do not change the distinction between operator-space performance and held-out classification.</w:t>
-      </w:r>
-    </w:p>
-    <w:p>
-      <w:pPr>
-        <w:keepNext/>
-        <w:keepLines/>
-        <w:spacing w:after="20"/>
-        <w:jc w:val="center"/>
-      </w:pPr>
-      <w:r>
-        <w:rPr>
-          <w:noProof/>
-        </w:rPr>
-        <w:lastRenderedPageBreak/>
-        <w:drawing>
-          <wp:inline distT="0" distB="0" distL="0" distR="0" wp14:anchorId="042FB108" wp14:editId="34A73A80">
-            <wp:extent cx="6172200" cy="2937183"/>
-            <wp:effectExtent l="0" t="0" r="0" b="0"/>
-            <wp:docPr id="7" name="Picture 7"/>
-            <wp:cNvGraphicFramePr>
-              <a:graphicFrameLocks xmlns:a="http://schemas.openxmlformats.org/drawingml/2006/main" noChangeAspect="1"/>
-            </wp:cNvGraphicFramePr>
-            <a:graphic xmlns:a="http://schemas.openxmlformats.org/drawingml/2006/main">
-              <a:graphicData uri="http://schemas.openxmlformats.org/drawingml/2006/picture">
-                <pic:pic xmlns:pic="http://schemas.openxmlformats.org/drawingml/2006/picture">
-                  <pic:nvPicPr>
-                    <pic:cNvPr id="0" name="figS06_carrier_equivalence.png"/>
-                    <pic:cNvPicPr/>
-                  </pic:nvPicPr>
-                  <pic:blipFill>
-                    <a:blip r:embed="rId12"/>
-                    <a:stretch>
-                      <a:fillRect/>
-                    </a:stretch>
-                  </pic:blipFill>
-                  <pic:spPr>
-                    <a:xfrm>
-                      <a:off x="0" y="0"/>
-                      <a:ext cx="6172200" cy="2937183"/>
-                    </a:xfrm>
-                    <a:prstGeom prst="rect">
-                      <a:avLst/>
-                    </a:prstGeom>
-                  </pic:spPr>
-                </pic:pic>
-              </a:graphicData>
-            </a:graphic>
-          </wp:inline>
-        </w:drawing>
-      </w:r>
-    </w:p>
-    <w:p>
-      <w:pPr>
-        <w:keepLines/>
-        <w:spacing w:after="100" w:line="259" w:lineRule="auto"/>
-      </w:pPr>
-      <w:r>
-        <w:rPr>
-          <w:b/>
-        </w:rPr>
-        <w:t>Supplementary Figure S6. Exact multiplicity-aware carrier equivalence.</w:t>
-      </w:r>
-      <w:r>
-        <w:t xml:space="preserve"> Forward-output comparison for the multiplicity-aware representation of identical tokens.</w:t>
-      </w:r>
-    </w:p>
-    <w:p>
-      <w:pPr>
-        <w:keepNext/>
-        <w:keepLines/>
-        <w:spacing w:after="20"/>
-        <w:jc w:val="center"/>
-      </w:pPr>
-      <w:r>
-        <w:rPr>
-          <w:noProof/>
-        </w:rPr>
-        <w:drawing>
-          <wp:inline distT="0" distB="0" distL="0" distR="0" wp14:anchorId="0E7C1BFE" wp14:editId="4A4A8A6F">
-            <wp:extent cx="6172200" cy="4642847"/>
-            <wp:effectExtent l="0" t="0" r="0" b="0"/>
-            <wp:docPr id="8" name="Picture 8"/>
-            <wp:cNvGraphicFramePr>
-              <a:graphicFrameLocks xmlns:a="http://schemas.openxmlformats.org/drawingml/2006/main" noChangeAspect="1"/>
-            </wp:cNvGraphicFramePr>
-            <a:graphic xmlns:a="http://schemas.openxmlformats.org/drawingml/2006/main">
-              <a:graphicData uri="http://schemas.openxmlformats.org/drawingml/2006/picture">
-                <pic:pic xmlns:pic="http://schemas.openxmlformats.org/drawingml/2006/picture">
-                  <pic:nvPicPr>
-                    <pic:cNvPr id="0" name="figS07_accuracy_vs_tokens.png"/>
-                    <pic:cNvPicPr/>
-                  </pic:nvPicPr>
-                  <pic:blipFill>
-                    <a:blip r:embed="rId13"/>
-                    <a:stretch>
-                      <a:fillRect/>
-                    </a:stretch>
-                  </pic:blipFill>
-                  <pic:spPr>
-                    <a:xfrm>
-                      <a:off x="0" y="0"/>
-                      <a:ext cx="6172200" cy="4642847"/>
-                    </a:xfrm>
-                    <a:prstGeom prst="rect">
-                      <a:avLst/>
-                    </a:prstGeom>
-                  </pic:spPr>
-                </pic:pic>
-              </a:graphicData>
-            </a:graphic>
-          </wp:inline>
-        </w:drawing>
-      </w:r>
-    </w:p>
-    <w:p>
-      <w:pPr>
-        <w:keepLines/>
-        <w:spacing w:after="100" w:line="259" w:lineRule="auto"/>
-      </w:pPr>
-      <w:r>
-        <w:rPr>
-          <w:b/>
-        </w:rPr>
-        <w:t>Supplementary Figure S7. Accuracy versus downstream token count.</w:t>
-      </w:r>
-      <w:r>
-        <w:t xml:space="preserve"> Held-out classification accuracy across the tested retained-token budgets.</w:t>
-      </w:r>
-    </w:p>
-    <w:p>
-      <w:pPr>
-        <w:keepNext/>
-        <w:keepLines/>
-        <w:spacing w:after="20"/>
-        <w:jc w:val="center"/>
-      </w:pPr>
-      <w:r>
-        <w:rPr>
-          <w:noProof/>
-        </w:rPr>
-        <w:lastRenderedPageBreak/>
-        <w:drawing>
-          <wp:inline distT="0" distB="0" distL="0" distR="0" wp14:anchorId="28AD8FC7" wp14:editId="25719BC3">
-            <wp:extent cx="6172200" cy="2960086"/>
-            <wp:effectExtent l="0" t="0" r="0" b="0"/>
-            <wp:docPr id="9" name="Picture 9"/>
-            <wp:cNvGraphicFramePr>
-              <a:graphicFrameLocks xmlns:a="http://schemas.openxmlformats.org/drawingml/2006/main" noChangeAspect="1"/>
-            </wp:cNvGraphicFramePr>
-            <a:graphic xmlns:a="http://schemas.openxmlformats.org/drawingml/2006/main">
-              <a:graphicData uri="http://schemas.openxmlformats.org/drawingml/2006/picture">
-                <pic:pic xmlns:pic="http://schemas.openxmlformats.org/drawingml/2006/picture">
-                  <pic:nvPicPr>
-                    <pic:cNvPr id="0" name="figS08_accuracy_vs_latency.png"/>
-                    <pic:cNvPicPr/>
-                  </pic:nvPicPr>
-                  <pic:blipFill>
-                    <a:blip r:embed="rId14"/>
-                    <a:stretch>
-                      <a:fillRect/>
-                    </a:stretch>
-                  </pic:blipFill>
-                  <pic:spPr>
-                    <a:xfrm>
-                      <a:off x="0" y="0"/>
-                      <a:ext cx="6172200" cy="2960086"/>
-                    </a:xfrm>
-                    <a:prstGeom prst="rect">
-                      <a:avLst/>
-                    </a:prstGeom>
-                  </pic:spPr>
-                </pic:pic>
-              </a:graphicData>
-            </a:graphic>
-          </wp:inline>
-        </w:drawing>
-      </w:r>
-    </w:p>
-    <w:p>
-      <w:pPr>
-        <w:keepLines/>
-        <w:spacing w:after="100" w:line="259" w:lineRule="auto"/>
-      </w:pPr>
-      <w:r>
-        <w:rPr>
-          <w:b/>
-        </w:rPr>
-        <w:t>Supplementary Figure S8. Accuracy versus measured GPU latency.</w:t>
-      </w:r>
-      <w:r>
-        <w:t xml:space="preserve"> Held-out classification accuracy against measured end-to-end latency under the reported setup.</w:t>
       </w:r>
     </w:p>
     <w:p>
@@ -2515,7 +2212,7 @@
         <w:t>replaceability under preserved sequence structure is not equivalent to usefulness under scarce token capacity</w:t>
       </w:r>
       <w:r>
-        <w:t>. Supplementary Figure S9 summarizes these matched-budget comparisons.</w:t>
+        <w:t>. Supplementary Figure S5 summarizes these matched-budget comparisons.</w:t>
       </w:r>
     </w:p>
     <w:p>
@@ -2576,7 +2273,7 @@
         <w:rPr>
           <w:b/>
         </w:rPr>
-        <w:t>Supplementary Figure S9. Synthetic geometry-bank delta relative to random pruning.</w:t>
+        <w:t>Supplementary Figure S5. Synthetic geometry-bank delta relative to random pruning.</w:t>
       </w:r>
       <w:r>
         <w:t xml:space="preserve"> Accuracy difference for synthetic carrier banks relative to the matched random-pruning baseline.</w:t>
@@ -3284,7 +2981,7 @@
               <w:rPr>
                 <w:szCs w:val="28"/>
               </w:rPr>
-              <w:t>Figure 3(b) and Figure S10: ViT-B/DINOv2 grouped diversity</w:t>
+              <w:t>Figure 3(b) and Figure S3: ViT-B/DINOv2 grouped diversity</w:t>
             </w:r>
           </w:p>
         </w:tc>
@@ -5337,7 +5034,7 @@
         <w:rPr>
           <w:b/>
         </w:rPr>
-        <w:t>Supplementary Figure S11.</w:t>
+        <w:t>Supplementary Figure S6.</w:t>
       </w:r>
       <w:r>
         <w:t xml:space="preserve"> Signed true-class logit drop (clean target logit minus perturbed target logit) under full perturbation and frozen-attention V-only transmission with the perturbed residual, for coherent, random-sign, and checkerboard patterns at Block 8. Each model uses one fixed </w:t>
@@ -6568,7 +6265,7 @@
         <w:rPr>
           <w:b/>
         </w:rPr>
-        <w:t>Supplementary Figure S14. Joint token–feature geometry across depth.</w:t>
+        <w:t>Supplementary Figure S7. Joint token–feature geometry across depth.</w:t>
       </w:r>
       <w:r>
         <w:t xml:space="preserve"> Mean per-image Euclidean final-logit </w:t>
@@ -6854,7 +6551,7 @@
         <w:rPr>
           <w:b/>
         </w:rPr>
-        <w:t>Supplementary Figure S12.</w:t>
+        <w:t>Supplementary Figure S8.</w:t>
       </w:r>
       <w:r>
         <w:t xml:space="preserve"> Mean per-image Euclidean </w:t>
@@ -7619,7 +7316,7 @@
         <w:rPr>
           <w:b/>
         </w:rPr>
-        <w:t>Supplementary Figure S13.</w:t>
+        <w:t>Supplementary Figure S9.</w:t>
       </w:r>
       <w:r>
         <w:t xml:space="preserve"> Held-out classifier-carrier accuracy and measured full-model throughput at batch size 64, shown with architecture-specific throughput axes. q=16 contributes a narrow ViT-B/16 AugReg frontier point.</w:t>
@@ -11375,7 +11072,7 @@
         </m:r>
       </m:oMath>
       <w:r>
-        <w:t xml:space="preserve"> moved the solution toward Group Mean. The lowest linearized residual therefore did not consistently correspond to the highest nonlinear Top-1. Figure S15 shows all seven factors for Top-1, logit damage, operator residual, and carrier displacement; the exact means and standard deviations for every endpoint and factor are retained in the aggregated CSV, with per-image values in the raw CSV.</w:t>
+        <w:t xml:space="preserve"> moved the solution toward Group Mean. The lowest linearized residual therefore did not consistently correspond to the highest nonlinear Top-1. Figure S10 shows all seven factors for Top-1, logit damage, operator residual, and carrier displacement; the exact means and standard deviations for every endpoint and factor are retained in the aggregated CSV, with per-image values in the raw CSV.</w:t>
       </w:r>
     </w:p>
     <w:p>
@@ -11463,7 +11160,7 @@
         <w:rPr>
           <w:b/>
         </w:rPr>
-        <w:t>Supplementary Figure S15.</w:t>
+        <w:t>Supplementary Figure S10.</w:t>
       </w:r>
       <w:r>
         <w:t xml:space="preserve"> Calibration-cohort means across the seven dimensionless regularization factors. Panels show (a) nonlinear Top-1 accuracy, (b) clean-to-compressed final-logit </w:t>
